--- a/ARRAY/Hint For doing array question deep question.docx
+++ b/ARRAY/Hint For doing array question deep question.docx
@@ -6,25 +6,26 @@
       <w:pPr>
         <w:pStyle w:val="Heading1"/>
       </w:pPr>
-      <w:proofErr w:type="gramStart"/>
-      <w:r>
-        <w:t>Question :</w:t>
-      </w:r>
-      <w:proofErr w:type="gramEnd"/>
-      <w:r>
-        <w:t xml:space="preserve"> 1 </w:t>
+      <w:r>
+        <w:t xml:space="preserve">Question: </w:t>
+      </w:r>
+      <w:r>
+        <w:t>1-rotation</w:t>
       </w:r>
       <w:r>
         <w:rPr>
           <w:rStyle w:val="Strong"/>
         </w:rPr>
-        <w:t>rotation method</w:t>
-      </w:r>
-      <w:r>
-        <w:t xml:space="preserve"> —</w:t>
-      </w:r>
-      <w:r>
-        <w:t xml:space="preserve"> of n array</w:t>
+        <w:t xml:space="preserve"> method</w:t>
+      </w:r>
+      <w:r>
+        <w:t xml:space="preserve"> — of </w:t>
+      </w:r>
+      <w:r>
+        <w:t>an</w:t>
+      </w:r>
+      <w:r>
+        <w:t xml:space="preserve"> array</w:t>
       </w:r>
     </w:p>
     <w:p>
@@ -47,9 +48,8 @@
           <w:sz w:val="27"/>
           <w:szCs w:val="27"/>
         </w:rPr>
-        <w:t xml:space="preserve">What this technique </w:t>
-      </w:r>
-      <w:proofErr w:type="gramStart"/>
+        <w:t xml:space="preserve">What </w:t>
+      </w:r>
       <w:r>
         <w:rPr>
           <w:rFonts w:ascii="Times New Roman" w:eastAsia="Times New Roman" w:hAnsi="Times New Roman" w:cs="Times New Roman"/>
@@ -58,7 +58,28 @@
           <w:sz w:val="27"/>
           <w:szCs w:val="27"/>
         </w:rPr>
-        <w:t>is called</w:t>
+        <w:t>is this technique</w:t>
+      </w:r>
+      <w:r>
+        <w:rPr>
+          <w:rFonts w:ascii="Times New Roman" w:eastAsia="Times New Roman" w:hAnsi="Times New Roman" w:cs="Times New Roman"/>
+          <w:b/>
+          <w:bCs/>
+          <w:sz w:val="27"/>
+          <w:szCs w:val="27"/>
+        </w:rPr>
+        <w:t xml:space="preserve"> </w:t>
+      </w:r>
+      <w:proofErr w:type="gramStart"/>
+      <w:r>
+        <w:rPr>
+          <w:rFonts w:ascii="Times New Roman" w:eastAsia="Times New Roman" w:hAnsi="Times New Roman" w:cs="Times New Roman"/>
+          <w:b/>
+          <w:bCs/>
+          <w:sz w:val="27"/>
+          <w:szCs w:val="27"/>
+        </w:rPr>
+        <w:t>called</w:t>
       </w:r>
       <w:proofErr w:type="gramEnd"/>
     </w:p>
@@ -683,7 +704,23 @@
           <w:sz w:val="24"/>
           <w:szCs w:val="24"/>
         </w:rPr>
-        <w:t xml:space="preserve"> "which element from the </w:t>
+        <w:t xml:space="preserve"> "</w:t>
+      </w:r>
+      <w:r>
+        <w:rPr>
+          <w:rFonts w:ascii="Times New Roman" w:eastAsia="Times New Roman" w:hAnsi="Times New Roman" w:cs="Times New Roman"/>
+          <w:sz w:val="24"/>
+          <w:szCs w:val="24"/>
+        </w:rPr>
+        <w:t>Which</w:t>
+      </w:r>
+      <w:r>
+        <w:rPr>
+          <w:rFonts w:ascii="Times New Roman" w:eastAsia="Times New Roman" w:hAnsi="Times New Roman" w:cs="Times New Roman"/>
+          <w:sz w:val="24"/>
+          <w:szCs w:val="24"/>
+        </w:rPr>
+        <w:t xml:space="preserve"> element from the </w:t>
       </w:r>
       <w:r>
         <w:rPr>
@@ -2166,33 +2203,39 @@
           <w:szCs w:val="24"/>
         </w:rPr>
       </w:pPr>
-      <w:proofErr w:type="spellStart"/>
-      <w:proofErr w:type="gramStart"/>
-      <w:r>
-        <w:rPr>
-          <w:rFonts w:ascii="Courier New" w:eastAsia="Times New Roman" w:hAnsi="Courier New" w:cs="Courier New"/>
-          <w:sz w:val="20"/>
-          <w:szCs w:val="20"/>
-        </w:rPr>
-        <w:t>ret.append</w:t>
-      </w:r>
-      <w:proofErr w:type="spellEnd"/>
-      <w:r>
-        <w:rPr>
-          <w:rFonts w:ascii="Courier New" w:eastAsia="Times New Roman" w:hAnsi="Courier New" w:cs="Courier New"/>
-          <w:sz w:val="20"/>
-          <w:szCs w:val="20"/>
-        </w:rPr>
-        <w:t>(</w:t>
-      </w:r>
-      <w:proofErr w:type="gramEnd"/>
-      <w:r>
-        <w:rPr>
-          <w:rFonts w:ascii="Courier New" w:eastAsia="Times New Roman" w:hAnsi="Courier New" w:cs="Courier New"/>
-          <w:sz w:val="20"/>
-          <w:szCs w:val="20"/>
-        </w:rPr>
-        <w:t>a[(</w:t>
+      <w:proofErr w:type="gramStart"/>
+      <w:r>
+        <w:rPr>
+          <w:rFonts w:ascii="Courier New" w:eastAsia="Times New Roman" w:hAnsi="Courier New" w:cs="Courier New"/>
+          <w:sz w:val="20"/>
+          <w:szCs w:val="20"/>
+        </w:rPr>
+        <w:t>ret</w:t>
+      </w:r>
+      <w:proofErr w:type="gramEnd"/>
+      <w:r>
+        <w:rPr>
+          <w:rFonts w:ascii="Courier New" w:eastAsia="Times New Roman" w:hAnsi="Courier New" w:cs="Courier New"/>
+          <w:sz w:val="20"/>
+          <w:szCs w:val="20"/>
+        </w:rPr>
+        <w:t>.</w:t>
+      </w:r>
+      <w:r>
+        <w:rPr>
+          <w:rFonts w:ascii="Courier New" w:eastAsia="Times New Roman" w:hAnsi="Courier New" w:cs="Courier New"/>
+          <w:sz w:val="20"/>
+          <w:szCs w:val="20"/>
+        </w:rPr>
+        <w:t xml:space="preserve"> </w:t>
+      </w:r>
+      <w:r>
+        <w:rPr>
+          <w:rFonts w:ascii="Courier New" w:eastAsia="Times New Roman" w:hAnsi="Courier New" w:cs="Courier New"/>
+          <w:sz w:val="20"/>
+          <w:szCs w:val="20"/>
+        </w:rPr>
+        <w:t>append(a[(</w:t>
       </w:r>
       <w:proofErr w:type="spellStart"/>
       <w:r>
@@ -3011,7 +3054,13 @@
         <w:t>%</w:t>
       </w:r>
       <w:r>
-        <w:t xml:space="preserve"> still cleans things up per-iteration.</w:t>
+        <w:t xml:space="preserve"> still cleans things up </w:t>
+      </w:r>
+      <w:r>
+        <w:t>per iteration</w:t>
+      </w:r>
+      <w:r>
+        <w:t>.</w:t>
       </w:r>
     </w:p>
     <w:p>
@@ -3864,10 +3913,4201 @@
         <w:lastRenderedPageBreak/>
         <w:t xml:space="preserve">Question 2 </w:t>
       </w:r>
+    </w:p>
+    <w:p>
+      <w:r>
+        <w:t xml:space="preserve">The </w:t>
+      </w:r>
+      <w:r>
+        <w:rPr>
+          <w:rStyle w:val="Strong"/>
+        </w:rPr>
+        <w:t>Spiral Order Matrix I</w:t>
+      </w:r>
+      <w:r>
+        <w:t xml:space="preserve"> problem asks you to read all elements of a matrix in a </w:t>
+      </w:r>
+      <w:r>
+        <w:rPr>
+          <w:rStyle w:val="Strong"/>
+        </w:rPr>
+        <w:t>spiral pattern</w:t>
+      </w:r>
+      <w:r>
+        <w:t>, starting from the top-left corner.</w:t>
+      </w:r>
+    </w:p>
+    <w:p>
+      <w:r>
+        <w:t xml:space="preserve">We search for the element like spiral or like onions, </w:t>
+      </w:r>
+      <w:proofErr w:type="gramStart"/>
+      <w:r>
+        <w:t>un</w:t>
+      </w:r>
+      <w:proofErr w:type="gramEnd"/>
+      <w:r>
+        <w:t xml:space="preserve"> tell there are no elements left. These are the constraints </w:t>
+      </w:r>
+    </w:p>
+    <w:p>
+      <w:pPr>
+        <w:spacing w:before="100" w:beforeAutospacing="1" w:after="100" w:afterAutospacing="1" w:line="240" w:lineRule="auto"/>
+        <w:rPr>
+          <w:rFonts w:ascii="Times New Roman" w:eastAsia="Times New Roman" w:hAnsi="Times New Roman" w:cs="Times New Roman"/>
+          <w:sz w:val="24"/>
+          <w:szCs w:val="24"/>
+        </w:rPr>
+      </w:pPr>
+      <w:r>
+        <w:rPr>
+          <w:rFonts w:ascii="Times New Roman" w:eastAsia="Times New Roman" w:hAnsi="Times New Roman" w:cs="Times New Roman"/>
+          <w:sz w:val="24"/>
+          <w:szCs w:val="24"/>
+        </w:rPr>
+        <w:t>For example, suppose the matrix is:</w:t>
+      </w:r>
+    </w:p>
+    <w:p>
+      <w:pPr>
+        <w:tabs>
+          <w:tab w:val="left" w:pos="916"/>
+          <w:tab w:val="left" w:pos="1832"/>
+          <w:tab w:val="left" w:pos="2748"/>
+          <w:tab w:val="left" w:pos="3664"/>
+          <w:tab w:val="left" w:pos="4580"/>
+          <w:tab w:val="left" w:pos="5496"/>
+          <w:tab w:val="left" w:pos="6412"/>
+          <w:tab w:val="left" w:pos="7328"/>
+          <w:tab w:val="left" w:pos="8244"/>
+          <w:tab w:val="left" w:pos="9160"/>
+          <w:tab w:val="left" w:pos="10076"/>
+          <w:tab w:val="left" w:pos="10992"/>
+          <w:tab w:val="left" w:pos="11908"/>
+          <w:tab w:val="left" w:pos="12824"/>
+          <w:tab w:val="left" w:pos="13740"/>
+          <w:tab w:val="left" w:pos="14656"/>
+        </w:tabs>
+        <w:spacing w:after="0" w:line="240" w:lineRule="auto"/>
+        <w:rPr>
+          <w:rFonts w:ascii="Courier New" w:eastAsia="Times New Roman" w:hAnsi="Courier New" w:cs="Courier New"/>
+          <w:sz w:val="20"/>
+          <w:szCs w:val="20"/>
+        </w:rPr>
+      </w:pPr>
+      <w:proofErr w:type="gramStart"/>
+      <w:r>
+        <w:rPr>
+          <w:rFonts w:ascii="Courier New" w:eastAsia="Times New Roman" w:hAnsi="Courier New" w:cs="Courier New"/>
+          <w:sz w:val="20"/>
+          <w:szCs w:val="20"/>
+        </w:rPr>
+        <w:t>1  2</w:t>
+      </w:r>
+      <w:proofErr w:type="gramEnd"/>
+      <w:r>
+        <w:rPr>
+          <w:rFonts w:ascii="Courier New" w:eastAsia="Times New Roman" w:hAnsi="Courier New" w:cs="Courier New"/>
+          <w:sz w:val="20"/>
+          <w:szCs w:val="20"/>
+        </w:rPr>
+        <w:t xml:space="preserve">  3</w:t>
+      </w:r>
+    </w:p>
+    <w:p>
+      <w:pPr>
+        <w:tabs>
+          <w:tab w:val="left" w:pos="916"/>
+          <w:tab w:val="left" w:pos="1832"/>
+          <w:tab w:val="left" w:pos="2748"/>
+          <w:tab w:val="left" w:pos="3664"/>
+          <w:tab w:val="left" w:pos="4580"/>
+          <w:tab w:val="left" w:pos="5496"/>
+          <w:tab w:val="left" w:pos="6412"/>
+          <w:tab w:val="left" w:pos="7328"/>
+          <w:tab w:val="left" w:pos="8244"/>
+          <w:tab w:val="left" w:pos="9160"/>
+          <w:tab w:val="left" w:pos="10076"/>
+          <w:tab w:val="left" w:pos="10992"/>
+          <w:tab w:val="left" w:pos="11908"/>
+          <w:tab w:val="left" w:pos="12824"/>
+          <w:tab w:val="left" w:pos="13740"/>
+          <w:tab w:val="left" w:pos="14656"/>
+        </w:tabs>
+        <w:spacing w:after="0" w:line="240" w:lineRule="auto"/>
+        <w:rPr>
+          <w:rFonts w:ascii="Courier New" w:eastAsia="Times New Roman" w:hAnsi="Courier New" w:cs="Courier New"/>
+          <w:sz w:val="20"/>
+          <w:szCs w:val="20"/>
+        </w:rPr>
+      </w:pPr>
+      <w:proofErr w:type="gramStart"/>
+      <w:r>
+        <w:rPr>
+          <w:rFonts w:ascii="Courier New" w:eastAsia="Times New Roman" w:hAnsi="Courier New" w:cs="Courier New"/>
+          <w:sz w:val="20"/>
+          <w:szCs w:val="20"/>
+        </w:rPr>
+        <w:t>4  5</w:t>
+      </w:r>
+      <w:proofErr w:type="gramEnd"/>
+      <w:r>
+        <w:rPr>
+          <w:rFonts w:ascii="Courier New" w:eastAsia="Times New Roman" w:hAnsi="Courier New" w:cs="Courier New"/>
+          <w:sz w:val="20"/>
+          <w:szCs w:val="20"/>
+        </w:rPr>
+        <w:t xml:space="preserve">  6</w:t>
+      </w:r>
+    </w:p>
+    <w:p>
+      <w:pPr>
+        <w:tabs>
+          <w:tab w:val="left" w:pos="916"/>
+          <w:tab w:val="left" w:pos="1832"/>
+          <w:tab w:val="left" w:pos="2748"/>
+          <w:tab w:val="left" w:pos="3664"/>
+          <w:tab w:val="left" w:pos="4580"/>
+          <w:tab w:val="left" w:pos="5496"/>
+          <w:tab w:val="left" w:pos="6412"/>
+          <w:tab w:val="left" w:pos="7328"/>
+          <w:tab w:val="left" w:pos="8244"/>
+          <w:tab w:val="left" w:pos="9160"/>
+          <w:tab w:val="left" w:pos="10076"/>
+          <w:tab w:val="left" w:pos="10992"/>
+          <w:tab w:val="left" w:pos="11908"/>
+          <w:tab w:val="left" w:pos="12824"/>
+          <w:tab w:val="left" w:pos="13740"/>
+          <w:tab w:val="left" w:pos="14656"/>
+        </w:tabs>
+        <w:spacing w:after="0" w:line="240" w:lineRule="auto"/>
+        <w:rPr>
+          <w:rFonts w:ascii="Courier New" w:eastAsia="Times New Roman" w:hAnsi="Courier New" w:cs="Courier New"/>
+          <w:sz w:val="20"/>
+          <w:szCs w:val="20"/>
+        </w:rPr>
+      </w:pPr>
+      <w:proofErr w:type="gramStart"/>
+      <w:r>
+        <w:rPr>
+          <w:rFonts w:ascii="Courier New" w:eastAsia="Times New Roman" w:hAnsi="Courier New" w:cs="Courier New"/>
+          <w:sz w:val="20"/>
+          <w:szCs w:val="20"/>
+        </w:rPr>
+        <w:t>7  8</w:t>
+      </w:r>
+      <w:proofErr w:type="gramEnd"/>
+      <w:r>
+        <w:rPr>
+          <w:rFonts w:ascii="Courier New" w:eastAsia="Times New Roman" w:hAnsi="Courier New" w:cs="Courier New"/>
+          <w:sz w:val="20"/>
+          <w:szCs w:val="20"/>
+        </w:rPr>
+        <w:t xml:space="preserve">  9</w:t>
+      </w:r>
+    </w:p>
+    <w:p>
+      <w:pPr>
+        <w:spacing w:before="100" w:beforeAutospacing="1" w:after="100" w:afterAutospacing="1" w:line="240" w:lineRule="auto"/>
+        <w:rPr>
+          <w:rFonts w:ascii="Times New Roman" w:eastAsia="Times New Roman" w:hAnsi="Times New Roman" w:cs="Times New Roman"/>
+          <w:sz w:val="24"/>
+          <w:szCs w:val="24"/>
+        </w:rPr>
+      </w:pPr>
+      <w:r>
+        <w:rPr>
+          <w:rFonts w:ascii="Times New Roman" w:eastAsia="Times New Roman" w:hAnsi="Times New Roman" w:cs="Times New Roman"/>
+          <w:sz w:val="24"/>
+          <w:szCs w:val="24"/>
+        </w:rPr>
+        <w:t xml:space="preserve">You start at </w:t>
+      </w:r>
+      <w:proofErr w:type="gramStart"/>
+      <w:r>
+        <w:rPr>
+          <w:rFonts w:ascii="Courier New" w:eastAsia="Times New Roman" w:hAnsi="Courier New" w:cs="Courier New"/>
+          <w:sz w:val="20"/>
+          <w:szCs w:val="20"/>
+        </w:rPr>
+        <w:t>1</w:t>
+      </w:r>
+      <w:proofErr w:type="gramEnd"/>
+      <w:r>
+        <w:rPr>
+          <w:rFonts w:ascii="Times New Roman" w:eastAsia="Times New Roman" w:hAnsi="Times New Roman" w:cs="Times New Roman"/>
+          <w:sz w:val="24"/>
+          <w:szCs w:val="24"/>
+        </w:rPr>
+        <w:t xml:space="preserve"> and move </w:t>
+      </w:r>
+      <w:r>
+        <w:rPr>
+          <w:rFonts w:ascii="Times New Roman" w:eastAsia="Times New Roman" w:hAnsi="Times New Roman" w:cs="Times New Roman"/>
+          <w:b/>
+          <w:bCs/>
+          <w:sz w:val="24"/>
+          <w:szCs w:val="24"/>
+        </w:rPr>
+        <w:t>right</w:t>
+      </w:r>
+      <w:r>
+        <w:rPr>
+          <w:rFonts w:ascii="Times New Roman" w:eastAsia="Times New Roman" w:hAnsi="Times New Roman" w:cs="Times New Roman"/>
+          <w:sz w:val="24"/>
+          <w:szCs w:val="24"/>
+        </w:rPr>
+        <w:t xml:space="preserve"> across the top row:</w:t>
+      </w:r>
+    </w:p>
+    <w:p>
+      <w:pPr>
+        <w:tabs>
+          <w:tab w:val="left" w:pos="916"/>
+          <w:tab w:val="left" w:pos="1832"/>
+          <w:tab w:val="left" w:pos="2748"/>
+          <w:tab w:val="left" w:pos="3664"/>
+          <w:tab w:val="left" w:pos="4580"/>
+          <w:tab w:val="left" w:pos="5496"/>
+          <w:tab w:val="left" w:pos="6412"/>
+          <w:tab w:val="left" w:pos="7328"/>
+          <w:tab w:val="left" w:pos="8244"/>
+          <w:tab w:val="left" w:pos="9160"/>
+          <w:tab w:val="left" w:pos="10076"/>
+          <w:tab w:val="left" w:pos="10992"/>
+          <w:tab w:val="left" w:pos="11908"/>
+          <w:tab w:val="left" w:pos="12824"/>
+          <w:tab w:val="left" w:pos="13740"/>
+          <w:tab w:val="left" w:pos="14656"/>
+        </w:tabs>
+        <w:spacing w:after="0" w:line="240" w:lineRule="auto"/>
+        <w:rPr>
+          <w:rFonts w:ascii="Courier New" w:eastAsia="Times New Roman" w:hAnsi="Courier New" w:cs="Courier New"/>
+          <w:sz w:val="20"/>
+          <w:szCs w:val="20"/>
+        </w:rPr>
+      </w:pPr>
+      <w:proofErr w:type="gramStart"/>
+      <w:r>
+        <w:rPr>
+          <w:rFonts w:ascii="Courier New" w:eastAsia="Times New Roman" w:hAnsi="Courier New" w:cs="Courier New"/>
+          <w:sz w:val="20"/>
+          <w:szCs w:val="20"/>
+        </w:rPr>
+        <w:t>1</w:t>
+      </w:r>
+      <w:proofErr w:type="gramEnd"/>
+      <w:r>
+        <w:rPr>
+          <w:rFonts w:ascii="Courier New" w:eastAsia="Times New Roman" w:hAnsi="Courier New" w:cs="Courier New"/>
+          <w:sz w:val="20"/>
+          <w:szCs w:val="20"/>
+        </w:rPr>
+        <w:t xml:space="preserve"> → 2 → 3</w:t>
+      </w:r>
+    </w:p>
+    <w:p>
+      <w:pPr>
+        <w:spacing w:before="100" w:beforeAutospacing="1" w:after="100" w:afterAutospacing="1" w:line="240" w:lineRule="auto"/>
+        <w:rPr>
+          <w:rFonts w:ascii="Times New Roman" w:eastAsia="Times New Roman" w:hAnsi="Times New Roman" w:cs="Times New Roman"/>
+          <w:sz w:val="24"/>
+          <w:szCs w:val="24"/>
+        </w:rPr>
+      </w:pPr>
+      <w:r>
+        <w:rPr>
+          <w:rFonts w:ascii="Times New Roman" w:eastAsia="Times New Roman" w:hAnsi="Times New Roman" w:cs="Times New Roman"/>
+          <w:sz w:val="24"/>
+          <w:szCs w:val="24"/>
+        </w:rPr>
+        <w:t xml:space="preserve">Then move </w:t>
+      </w:r>
+      <w:r>
+        <w:rPr>
+          <w:rFonts w:ascii="Times New Roman" w:eastAsia="Times New Roman" w:hAnsi="Times New Roman" w:cs="Times New Roman"/>
+          <w:b/>
+          <w:bCs/>
+          <w:sz w:val="24"/>
+          <w:szCs w:val="24"/>
+        </w:rPr>
+        <w:t>down</w:t>
+      </w:r>
+      <w:r>
+        <w:rPr>
+          <w:rFonts w:ascii="Times New Roman" w:eastAsia="Times New Roman" w:hAnsi="Times New Roman" w:cs="Times New Roman"/>
+          <w:sz w:val="24"/>
+          <w:szCs w:val="24"/>
+        </w:rPr>
+        <w:t xml:space="preserve"> the right side:</w:t>
+      </w:r>
+    </w:p>
+    <w:p>
+      <w:pPr>
+        <w:tabs>
+          <w:tab w:val="left" w:pos="916"/>
+          <w:tab w:val="left" w:pos="1832"/>
+          <w:tab w:val="left" w:pos="2748"/>
+          <w:tab w:val="left" w:pos="3664"/>
+          <w:tab w:val="left" w:pos="4580"/>
+          <w:tab w:val="left" w:pos="5496"/>
+          <w:tab w:val="left" w:pos="6412"/>
+          <w:tab w:val="left" w:pos="7328"/>
+          <w:tab w:val="left" w:pos="8244"/>
+          <w:tab w:val="left" w:pos="9160"/>
+          <w:tab w:val="left" w:pos="10076"/>
+          <w:tab w:val="left" w:pos="10992"/>
+          <w:tab w:val="left" w:pos="11908"/>
+          <w:tab w:val="left" w:pos="12824"/>
+          <w:tab w:val="left" w:pos="13740"/>
+          <w:tab w:val="left" w:pos="14656"/>
+        </w:tabs>
+        <w:spacing w:after="0" w:line="240" w:lineRule="auto"/>
+        <w:rPr>
+          <w:rFonts w:ascii="Courier New" w:eastAsia="Times New Roman" w:hAnsi="Courier New" w:cs="Courier New"/>
+          <w:sz w:val="20"/>
+          <w:szCs w:val="20"/>
+        </w:rPr>
+      </w:pPr>
+      <w:proofErr w:type="gramStart"/>
+      <w:r>
+        <w:rPr>
+          <w:rFonts w:ascii="Courier New" w:eastAsia="Times New Roman" w:hAnsi="Courier New" w:cs="Courier New"/>
+          <w:sz w:val="20"/>
+          <w:szCs w:val="20"/>
+        </w:rPr>
+        <w:t>6</w:t>
+      </w:r>
+      <w:proofErr w:type="gramEnd"/>
+      <w:r>
+        <w:rPr>
+          <w:rFonts w:ascii="Courier New" w:eastAsia="Times New Roman" w:hAnsi="Courier New" w:cs="Courier New"/>
+          <w:sz w:val="20"/>
+          <w:szCs w:val="20"/>
+        </w:rPr>
+        <w:t xml:space="preserve"> → 9</w:t>
+      </w:r>
+    </w:p>
+    <w:p>
+      <w:pPr>
+        <w:spacing w:before="100" w:beforeAutospacing="1" w:after="100" w:afterAutospacing="1" w:line="240" w:lineRule="auto"/>
+        <w:rPr>
+          <w:rFonts w:ascii="Times New Roman" w:eastAsia="Times New Roman" w:hAnsi="Times New Roman" w:cs="Times New Roman"/>
+          <w:sz w:val="24"/>
+          <w:szCs w:val="24"/>
+        </w:rPr>
+      </w:pPr>
+      <w:r>
+        <w:rPr>
+          <w:rFonts w:ascii="Times New Roman" w:eastAsia="Times New Roman" w:hAnsi="Times New Roman" w:cs="Times New Roman"/>
+          <w:sz w:val="24"/>
+          <w:szCs w:val="24"/>
+        </w:rPr>
+        <w:t xml:space="preserve">Then move </w:t>
+      </w:r>
+      <w:r>
+        <w:rPr>
+          <w:rFonts w:ascii="Times New Roman" w:eastAsia="Times New Roman" w:hAnsi="Times New Roman" w:cs="Times New Roman"/>
+          <w:b/>
+          <w:bCs/>
+          <w:sz w:val="24"/>
+          <w:szCs w:val="24"/>
+        </w:rPr>
+        <w:t>left</w:t>
+      </w:r>
+      <w:r>
+        <w:rPr>
+          <w:rFonts w:ascii="Times New Roman" w:eastAsia="Times New Roman" w:hAnsi="Times New Roman" w:cs="Times New Roman"/>
+          <w:sz w:val="24"/>
+          <w:szCs w:val="24"/>
+        </w:rPr>
+        <w:t xml:space="preserve"> across the bottom:</w:t>
+      </w:r>
+    </w:p>
+    <w:p>
+      <w:pPr>
+        <w:tabs>
+          <w:tab w:val="left" w:pos="916"/>
+          <w:tab w:val="left" w:pos="1832"/>
+          <w:tab w:val="left" w:pos="2748"/>
+          <w:tab w:val="left" w:pos="3664"/>
+          <w:tab w:val="left" w:pos="4580"/>
+          <w:tab w:val="left" w:pos="5496"/>
+          <w:tab w:val="left" w:pos="6412"/>
+          <w:tab w:val="left" w:pos="7328"/>
+          <w:tab w:val="left" w:pos="8244"/>
+          <w:tab w:val="left" w:pos="9160"/>
+          <w:tab w:val="left" w:pos="10076"/>
+          <w:tab w:val="left" w:pos="10992"/>
+          <w:tab w:val="left" w:pos="11908"/>
+          <w:tab w:val="left" w:pos="12824"/>
+          <w:tab w:val="left" w:pos="13740"/>
+          <w:tab w:val="left" w:pos="14656"/>
+        </w:tabs>
+        <w:spacing w:after="0" w:line="240" w:lineRule="auto"/>
+        <w:rPr>
+          <w:rFonts w:ascii="Courier New" w:eastAsia="Times New Roman" w:hAnsi="Courier New" w:cs="Courier New"/>
+          <w:sz w:val="20"/>
+          <w:szCs w:val="20"/>
+        </w:rPr>
+      </w:pPr>
+      <w:proofErr w:type="gramStart"/>
+      <w:r>
+        <w:rPr>
+          <w:rFonts w:ascii="Courier New" w:eastAsia="Times New Roman" w:hAnsi="Courier New" w:cs="Courier New"/>
+          <w:sz w:val="20"/>
+          <w:szCs w:val="20"/>
+        </w:rPr>
+        <w:t>8</w:t>
+      </w:r>
+      <w:proofErr w:type="gramEnd"/>
+      <w:r>
+        <w:rPr>
+          <w:rFonts w:ascii="Courier New" w:eastAsia="Times New Roman" w:hAnsi="Courier New" w:cs="Courier New"/>
+          <w:sz w:val="20"/>
+          <w:szCs w:val="20"/>
+        </w:rPr>
+        <w:t xml:space="preserve"> → 7</w:t>
+      </w:r>
+    </w:p>
+    <w:p>
+      <w:pPr>
+        <w:spacing w:before="100" w:beforeAutospacing="1" w:after="100" w:afterAutospacing="1" w:line="240" w:lineRule="auto"/>
+        <w:rPr>
+          <w:rFonts w:ascii="Times New Roman" w:eastAsia="Times New Roman" w:hAnsi="Times New Roman" w:cs="Times New Roman"/>
+          <w:sz w:val="24"/>
+          <w:szCs w:val="24"/>
+        </w:rPr>
+      </w:pPr>
+      <w:r>
+        <w:rPr>
+          <w:rFonts w:ascii="Times New Roman" w:eastAsia="Times New Roman" w:hAnsi="Times New Roman" w:cs="Times New Roman"/>
+          <w:sz w:val="24"/>
+          <w:szCs w:val="24"/>
+        </w:rPr>
+        <w:t xml:space="preserve">Then move </w:t>
+      </w:r>
+      <w:r>
+        <w:rPr>
+          <w:rFonts w:ascii="Times New Roman" w:eastAsia="Times New Roman" w:hAnsi="Times New Roman" w:cs="Times New Roman"/>
+          <w:b/>
+          <w:bCs/>
+          <w:sz w:val="24"/>
+          <w:szCs w:val="24"/>
+        </w:rPr>
+        <w:t>up</w:t>
+      </w:r>
+      <w:r>
+        <w:rPr>
+          <w:rFonts w:ascii="Times New Roman" w:eastAsia="Times New Roman" w:hAnsi="Times New Roman" w:cs="Times New Roman"/>
+          <w:sz w:val="24"/>
+          <w:szCs w:val="24"/>
+        </w:rPr>
+        <w:t xml:space="preserve"> the left side:</w:t>
+      </w:r>
+    </w:p>
+    <w:p>
+      <w:pPr>
+        <w:tabs>
+          <w:tab w:val="left" w:pos="916"/>
+          <w:tab w:val="left" w:pos="1832"/>
+          <w:tab w:val="left" w:pos="2748"/>
+          <w:tab w:val="left" w:pos="3664"/>
+          <w:tab w:val="left" w:pos="4580"/>
+          <w:tab w:val="left" w:pos="5496"/>
+          <w:tab w:val="left" w:pos="6412"/>
+          <w:tab w:val="left" w:pos="7328"/>
+          <w:tab w:val="left" w:pos="8244"/>
+          <w:tab w:val="left" w:pos="9160"/>
+          <w:tab w:val="left" w:pos="10076"/>
+          <w:tab w:val="left" w:pos="10992"/>
+          <w:tab w:val="left" w:pos="11908"/>
+          <w:tab w:val="left" w:pos="12824"/>
+          <w:tab w:val="left" w:pos="13740"/>
+          <w:tab w:val="left" w:pos="14656"/>
+        </w:tabs>
+        <w:spacing w:after="0" w:line="240" w:lineRule="auto"/>
+        <w:rPr>
+          <w:rFonts w:ascii="Courier New" w:eastAsia="Times New Roman" w:hAnsi="Courier New" w:cs="Courier New"/>
+          <w:sz w:val="20"/>
+          <w:szCs w:val="20"/>
+        </w:rPr>
+      </w:pPr>
+      <w:r>
+        <w:rPr>
+          <w:rFonts w:ascii="Courier New" w:eastAsia="Times New Roman" w:hAnsi="Courier New" w:cs="Courier New"/>
+          <w:sz w:val="20"/>
+          <w:szCs w:val="20"/>
+        </w:rPr>
+        <w:t>4</w:t>
+      </w:r>
+    </w:p>
+    <w:p>
+      <w:pPr>
+        <w:spacing w:before="100" w:beforeAutospacing="1" w:after="100" w:afterAutospacing="1" w:line="240" w:lineRule="auto"/>
+        <w:rPr>
+          <w:rFonts w:ascii="Times New Roman" w:eastAsia="Times New Roman" w:hAnsi="Times New Roman" w:cs="Times New Roman"/>
+          <w:sz w:val="24"/>
+          <w:szCs w:val="24"/>
+        </w:rPr>
+      </w:pPr>
+      <w:r>
+        <w:rPr>
+          <w:rFonts w:ascii="Times New Roman" w:eastAsia="Times New Roman" w:hAnsi="Times New Roman" w:cs="Times New Roman"/>
+          <w:sz w:val="24"/>
+          <w:szCs w:val="24"/>
+        </w:rPr>
+        <w:t>Now the outside layer is finished. The only element left is the center:</w:t>
+      </w:r>
+    </w:p>
+    <w:p>
+      <w:pPr>
+        <w:tabs>
+          <w:tab w:val="left" w:pos="916"/>
+          <w:tab w:val="left" w:pos="1832"/>
+          <w:tab w:val="left" w:pos="2748"/>
+          <w:tab w:val="left" w:pos="3664"/>
+          <w:tab w:val="left" w:pos="4580"/>
+          <w:tab w:val="left" w:pos="5496"/>
+          <w:tab w:val="left" w:pos="6412"/>
+          <w:tab w:val="left" w:pos="7328"/>
+          <w:tab w:val="left" w:pos="8244"/>
+          <w:tab w:val="left" w:pos="9160"/>
+          <w:tab w:val="left" w:pos="10076"/>
+          <w:tab w:val="left" w:pos="10992"/>
+          <w:tab w:val="left" w:pos="11908"/>
+          <w:tab w:val="left" w:pos="12824"/>
+          <w:tab w:val="left" w:pos="13740"/>
+          <w:tab w:val="left" w:pos="14656"/>
+        </w:tabs>
+        <w:spacing w:after="0" w:line="240" w:lineRule="auto"/>
+        <w:rPr>
+          <w:rFonts w:ascii="Courier New" w:eastAsia="Times New Roman" w:hAnsi="Courier New" w:cs="Courier New"/>
+          <w:sz w:val="20"/>
+          <w:szCs w:val="20"/>
+        </w:rPr>
+      </w:pPr>
+      <w:r>
+        <w:rPr>
+          <w:rFonts w:ascii="Courier New" w:eastAsia="Times New Roman" w:hAnsi="Courier New" w:cs="Courier New"/>
+          <w:sz w:val="20"/>
+          <w:szCs w:val="20"/>
+        </w:rPr>
+        <w:t>5</w:t>
+      </w:r>
+    </w:p>
+    <w:p>
+      <w:pPr>
+        <w:spacing w:before="100" w:beforeAutospacing="1" w:after="100" w:afterAutospacing="1" w:line="240" w:lineRule="auto"/>
+        <w:rPr>
+          <w:rFonts w:ascii="Times New Roman" w:eastAsia="Times New Roman" w:hAnsi="Times New Roman" w:cs="Times New Roman"/>
+          <w:sz w:val="24"/>
+          <w:szCs w:val="24"/>
+        </w:rPr>
+      </w:pPr>
+      <w:proofErr w:type="gramStart"/>
+      <w:r>
+        <w:rPr>
+          <w:rFonts w:ascii="Times New Roman" w:eastAsia="Times New Roman" w:hAnsi="Times New Roman" w:cs="Times New Roman"/>
+          <w:sz w:val="24"/>
+          <w:szCs w:val="24"/>
+        </w:rPr>
+        <w:t>So</w:t>
+      </w:r>
+      <w:proofErr w:type="gramEnd"/>
+      <w:r>
+        <w:rPr>
+          <w:rFonts w:ascii="Times New Roman" w:eastAsia="Times New Roman" w:hAnsi="Times New Roman" w:cs="Times New Roman"/>
+          <w:sz w:val="24"/>
+          <w:szCs w:val="24"/>
+        </w:rPr>
+        <w:t xml:space="preserve"> the spiral order is:</w:t>
+      </w:r>
+    </w:p>
+    <w:p>
+      <w:pPr>
+        <w:tabs>
+          <w:tab w:val="left" w:pos="916"/>
+          <w:tab w:val="left" w:pos="1832"/>
+          <w:tab w:val="left" w:pos="2748"/>
+          <w:tab w:val="left" w:pos="3664"/>
+          <w:tab w:val="left" w:pos="4580"/>
+          <w:tab w:val="left" w:pos="5496"/>
+          <w:tab w:val="left" w:pos="6412"/>
+          <w:tab w:val="left" w:pos="7328"/>
+          <w:tab w:val="left" w:pos="8244"/>
+          <w:tab w:val="left" w:pos="9160"/>
+          <w:tab w:val="left" w:pos="10076"/>
+          <w:tab w:val="left" w:pos="10992"/>
+          <w:tab w:val="left" w:pos="11908"/>
+          <w:tab w:val="left" w:pos="12824"/>
+          <w:tab w:val="left" w:pos="13740"/>
+          <w:tab w:val="left" w:pos="14656"/>
+        </w:tabs>
+        <w:spacing w:after="0" w:line="240" w:lineRule="auto"/>
+        <w:rPr>
+          <w:rFonts w:ascii="Courier New" w:eastAsia="Times New Roman" w:hAnsi="Courier New" w:cs="Courier New"/>
+          <w:sz w:val="20"/>
+          <w:szCs w:val="20"/>
+        </w:rPr>
+      </w:pPr>
+      <w:proofErr w:type="gramStart"/>
+      <w:r>
+        <w:rPr>
+          <w:rFonts w:ascii="Courier New" w:eastAsia="Times New Roman" w:hAnsi="Courier New" w:cs="Courier New"/>
+          <w:sz w:val="20"/>
+          <w:szCs w:val="20"/>
+        </w:rPr>
+        <w:t>1</w:t>
+      </w:r>
+      <w:proofErr w:type="gramEnd"/>
+      <w:r>
+        <w:rPr>
+          <w:rFonts w:ascii="Courier New" w:eastAsia="Times New Roman" w:hAnsi="Courier New" w:cs="Courier New"/>
+          <w:sz w:val="20"/>
+          <w:szCs w:val="20"/>
+        </w:rPr>
+        <w:t>, 2, 3, 6, 9, 8, 7, 4, 5</w:t>
+      </w:r>
+    </w:p>
+    <w:p>
+      <w:pPr>
+        <w:spacing w:before="100" w:beforeAutospacing="1" w:after="100" w:afterAutospacing="1" w:line="240" w:lineRule="auto"/>
+        <w:rPr>
+          <w:rFonts w:ascii="Times New Roman" w:eastAsia="Times New Roman" w:hAnsi="Times New Roman" w:cs="Times New Roman"/>
+          <w:sz w:val="24"/>
+          <w:szCs w:val="24"/>
+        </w:rPr>
+      </w:pPr>
+      <w:r>
+        <w:rPr>
+          <w:rFonts w:ascii="Times New Roman" w:eastAsia="Times New Roman" w:hAnsi="Times New Roman" w:cs="Times New Roman"/>
+          <w:sz w:val="24"/>
+          <w:szCs w:val="24"/>
+        </w:rPr>
+        <w:t>The</w:t>
+      </w:r>
+      <w:r>
+        <w:rPr>
+          <w:rFonts w:ascii="Times New Roman" w:eastAsia="Times New Roman" w:hAnsi="Times New Roman" w:cs="Times New Roman"/>
+          <w:sz w:val="24"/>
+          <w:szCs w:val="24"/>
+        </w:rPr>
+        <w:t xml:space="preserve"> easiest way to think about the problem is that the matrix has </w:t>
+      </w:r>
+      <w:r>
+        <w:rPr>
+          <w:rFonts w:ascii="Times New Roman" w:eastAsia="Times New Roman" w:hAnsi="Times New Roman" w:cs="Times New Roman"/>
+          <w:b/>
+          <w:bCs/>
+          <w:sz w:val="24"/>
+          <w:szCs w:val="24"/>
+        </w:rPr>
+        <w:t>layers</w:t>
+      </w:r>
+      <w:r>
+        <w:rPr>
+          <w:rFonts w:ascii="Times New Roman" w:eastAsia="Times New Roman" w:hAnsi="Times New Roman" w:cs="Times New Roman"/>
+          <w:sz w:val="24"/>
+          <w:szCs w:val="24"/>
+        </w:rPr>
+        <w:t>, like an onion. You completely visit the outside layer first, then move inward and repeat the same pattern.</w:t>
+      </w:r>
+    </w:p>
+    <w:p>
+      <w:pPr>
+        <w:spacing w:before="100" w:beforeAutospacing="1" w:after="100" w:afterAutospacing="1" w:line="240" w:lineRule="auto"/>
+        <w:rPr>
+          <w:rFonts w:ascii="Times New Roman" w:eastAsia="Times New Roman" w:hAnsi="Times New Roman" w:cs="Times New Roman"/>
+          <w:sz w:val="24"/>
+          <w:szCs w:val="24"/>
+        </w:rPr>
+      </w:pPr>
+      <w:r>
+        <w:rPr>
+          <w:rFonts w:ascii="Times New Roman" w:eastAsia="Times New Roman" w:hAnsi="Times New Roman" w:cs="Times New Roman"/>
+          <w:sz w:val="24"/>
+          <w:szCs w:val="24"/>
+        </w:rPr>
+        <w:t>For a bigger example:</w:t>
+      </w:r>
+    </w:p>
+    <w:p>
+      <w:pPr>
+        <w:tabs>
+          <w:tab w:val="left" w:pos="916"/>
+          <w:tab w:val="left" w:pos="1832"/>
+          <w:tab w:val="left" w:pos="2748"/>
+          <w:tab w:val="left" w:pos="3664"/>
+          <w:tab w:val="left" w:pos="4580"/>
+          <w:tab w:val="left" w:pos="5496"/>
+          <w:tab w:val="left" w:pos="6412"/>
+          <w:tab w:val="left" w:pos="7328"/>
+          <w:tab w:val="left" w:pos="8244"/>
+          <w:tab w:val="left" w:pos="9160"/>
+          <w:tab w:val="left" w:pos="10076"/>
+          <w:tab w:val="left" w:pos="10992"/>
+          <w:tab w:val="left" w:pos="11908"/>
+          <w:tab w:val="left" w:pos="12824"/>
+          <w:tab w:val="left" w:pos="13740"/>
+          <w:tab w:val="left" w:pos="14656"/>
+        </w:tabs>
+        <w:spacing w:after="0" w:line="240" w:lineRule="auto"/>
+        <w:rPr>
+          <w:rFonts w:ascii="Courier New" w:eastAsia="Times New Roman" w:hAnsi="Courier New" w:cs="Courier New"/>
+          <w:sz w:val="20"/>
+          <w:szCs w:val="20"/>
+        </w:rPr>
+      </w:pPr>
+      <w:r>
+        <w:rPr>
+          <w:rFonts w:ascii="Courier New" w:eastAsia="Times New Roman" w:hAnsi="Courier New" w:cs="Courier New"/>
+          <w:sz w:val="20"/>
+          <w:szCs w:val="20"/>
+        </w:rPr>
+        <w:t>1   2   3   4</w:t>
+      </w:r>
+    </w:p>
+    <w:p>
+      <w:pPr>
+        <w:tabs>
+          <w:tab w:val="left" w:pos="916"/>
+          <w:tab w:val="left" w:pos="1832"/>
+          <w:tab w:val="left" w:pos="2748"/>
+          <w:tab w:val="left" w:pos="3664"/>
+          <w:tab w:val="left" w:pos="4580"/>
+          <w:tab w:val="left" w:pos="5496"/>
+          <w:tab w:val="left" w:pos="6412"/>
+          <w:tab w:val="left" w:pos="7328"/>
+          <w:tab w:val="left" w:pos="8244"/>
+          <w:tab w:val="left" w:pos="9160"/>
+          <w:tab w:val="left" w:pos="10076"/>
+          <w:tab w:val="left" w:pos="10992"/>
+          <w:tab w:val="left" w:pos="11908"/>
+          <w:tab w:val="left" w:pos="12824"/>
+          <w:tab w:val="left" w:pos="13740"/>
+          <w:tab w:val="left" w:pos="14656"/>
+        </w:tabs>
+        <w:spacing w:after="0" w:line="240" w:lineRule="auto"/>
+        <w:rPr>
+          <w:rFonts w:ascii="Courier New" w:eastAsia="Times New Roman" w:hAnsi="Courier New" w:cs="Courier New"/>
+          <w:sz w:val="20"/>
+          <w:szCs w:val="20"/>
+        </w:rPr>
+      </w:pPr>
+      <w:r>
+        <w:rPr>
+          <w:rFonts w:ascii="Courier New" w:eastAsia="Times New Roman" w:hAnsi="Courier New" w:cs="Courier New"/>
+          <w:sz w:val="20"/>
+          <w:szCs w:val="20"/>
+        </w:rPr>
+        <w:t>5   6   7   8</w:t>
+      </w:r>
+    </w:p>
+    <w:p>
+      <w:pPr>
+        <w:tabs>
+          <w:tab w:val="left" w:pos="916"/>
+          <w:tab w:val="left" w:pos="1832"/>
+          <w:tab w:val="left" w:pos="2748"/>
+          <w:tab w:val="left" w:pos="3664"/>
+          <w:tab w:val="left" w:pos="4580"/>
+          <w:tab w:val="left" w:pos="5496"/>
+          <w:tab w:val="left" w:pos="6412"/>
+          <w:tab w:val="left" w:pos="7328"/>
+          <w:tab w:val="left" w:pos="8244"/>
+          <w:tab w:val="left" w:pos="9160"/>
+          <w:tab w:val="left" w:pos="10076"/>
+          <w:tab w:val="left" w:pos="10992"/>
+          <w:tab w:val="left" w:pos="11908"/>
+          <w:tab w:val="left" w:pos="12824"/>
+          <w:tab w:val="left" w:pos="13740"/>
+          <w:tab w:val="left" w:pos="14656"/>
+        </w:tabs>
+        <w:spacing w:after="0" w:line="240" w:lineRule="auto"/>
+        <w:rPr>
+          <w:rFonts w:ascii="Courier New" w:eastAsia="Times New Roman" w:hAnsi="Courier New" w:cs="Courier New"/>
+          <w:sz w:val="20"/>
+          <w:szCs w:val="20"/>
+        </w:rPr>
+      </w:pPr>
+      <w:proofErr w:type="gramStart"/>
+      <w:r>
+        <w:rPr>
+          <w:rFonts w:ascii="Courier New" w:eastAsia="Times New Roman" w:hAnsi="Courier New" w:cs="Courier New"/>
+          <w:sz w:val="20"/>
+          <w:szCs w:val="20"/>
+        </w:rPr>
+        <w:t>9  10</w:t>
+      </w:r>
+      <w:proofErr w:type="gramEnd"/>
+      <w:r>
+        <w:rPr>
+          <w:rFonts w:ascii="Courier New" w:eastAsia="Times New Roman" w:hAnsi="Courier New" w:cs="Courier New"/>
+          <w:sz w:val="20"/>
+          <w:szCs w:val="20"/>
+        </w:rPr>
+        <w:t xml:space="preserve">  11  12</w:t>
+      </w:r>
+    </w:p>
+    <w:p>
+      <w:pPr>
+        <w:spacing w:before="100" w:beforeAutospacing="1" w:after="100" w:afterAutospacing="1" w:line="240" w:lineRule="auto"/>
+        <w:rPr>
+          <w:rFonts w:ascii="Times New Roman" w:eastAsia="Times New Roman" w:hAnsi="Times New Roman" w:cs="Times New Roman"/>
+          <w:sz w:val="24"/>
+          <w:szCs w:val="24"/>
+        </w:rPr>
+      </w:pPr>
+      <w:proofErr w:type="gramStart"/>
+      <w:r>
+        <w:rPr>
+          <w:rFonts w:ascii="Times New Roman" w:eastAsia="Times New Roman" w:hAnsi="Times New Roman" w:cs="Times New Roman"/>
+          <w:sz w:val="24"/>
+          <w:szCs w:val="24"/>
+        </w:rPr>
+        <w:t>First</w:t>
+      </w:r>
+      <w:proofErr w:type="gramEnd"/>
+      <w:r>
+        <w:rPr>
+          <w:rFonts w:ascii="Times New Roman" w:eastAsia="Times New Roman" w:hAnsi="Times New Roman" w:cs="Times New Roman"/>
+          <w:sz w:val="24"/>
+          <w:szCs w:val="24"/>
+        </w:rPr>
+        <w:t xml:space="preserve"> go right:</w:t>
+      </w:r>
+    </w:p>
+    <w:p>
+      <w:pPr>
+        <w:tabs>
+          <w:tab w:val="left" w:pos="916"/>
+          <w:tab w:val="left" w:pos="1832"/>
+          <w:tab w:val="left" w:pos="2748"/>
+          <w:tab w:val="left" w:pos="3664"/>
+          <w:tab w:val="left" w:pos="4580"/>
+          <w:tab w:val="left" w:pos="5496"/>
+          <w:tab w:val="left" w:pos="6412"/>
+          <w:tab w:val="left" w:pos="7328"/>
+          <w:tab w:val="left" w:pos="8244"/>
+          <w:tab w:val="left" w:pos="9160"/>
+          <w:tab w:val="left" w:pos="10076"/>
+          <w:tab w:val="left" w:pos="10992"/>
+          <w:tab w:val="left" w:pos="11908"/>
+          <w:tab w:val="left" w:pos="12824"/>
+          <w:tab w:val="left" w:pos="13740"/>
+          <w:tab w:val="left" w:pos="14656"/>
+        </w:tabs>
+        <w:spacing w:after="0" w:line="240" w:lineRule="auto"/>
+        <w:rPr>
+          <w:rFonts w:ascii="Courier New" w:eastAsia="Times New Roman" w:hAnsi="Courier New" w:cs="Courier New"/>
+          <w:sz w:val="20"/>
+          <w:szCs w:val="20"/>
+        </w:rPr>
+      </w:pPr>
+      <w:proofErr w:type="gramStart"/>
+      <w:r>
+        <w:rPr>
+          <w:rFonts w:ascii="Courier New" w:eastAsia="Times New Roman" w:hAnsi="Courier New" w:cs="Courier New"/>
+          <w:sz w:val="20"/>
+          <w:szCs w:val="20"/>
+        </w:rPr>
+        <w:lastRenderedPageBreak/>
+        <w:t>1</w:t>
+      </w:r>
+      <w:proofErr w:type="gramEnd"/>
+      <w:r>
+        <w:rPr>
+          <w:rFonts w:ascii="Courier New" w:eastAsia="Times New Roman" w:hAnsi="Courier New" w:cs="Courier New"/>
+          <w:sz w:val="20"/>
+          <w:szCs w:val="20"/>
+        </w:rPr>
+        <w:t xml:space="preserve"> → 2 → 3 → 4</w:t>
+      </w:r>
+    </w:p>
+    <w:p>
+      <w:pPr>
+        <w:spacing w:before="100" w:beforeAutospacing="1" w:after="100" w:afterAutospacing="1" w:line="240" w:lineRule="auto"/>
+        <w:rPr>
+          <w:rFonts w:ascii="Times New Roman" w:eastAsia="Times New Roman" w:hAnsi="Times New Roman" w:cs="Times New Roman"/>
+          <w:sz w:val="24"/>
+          <w:szCs w:val="24"/>
+        </w:rPr>
+      </w:pPr>
+      <w:r>
+        <w:rPr>
+          <w:rFonts w:ascii="Times New Roman" w:eastAsia="Times New Roman" w:hAnsi="Times New Roman" w:cs="Times New Roman"/>
+          <w:sz w:val="24"/>
+          <w:szCs w:val="24"/>
+        </w:rPr>
+        <w:t>Then down:</w:t>
+      </w:r>
+    </w:p>
+    <w:p>
+      <w:pPr>
+        <w:tabs>
+          <w:tab w:val="left" w:pos="916"/>
+          <w:tab w:val="left" w:pos="1832"/>
+          <w:tab w:val="left" w:pos="2748"/>
+          <w:tab w:val="left" w:pos="3664"/>
+          <w:tab w:val="left" w:pos="4580"/>
+          <w:tab w:val="left" w:pos="5496"/>
+          <w:tab w:val="left" w:pos="6412"/>
+          <w:tab w:val="left" w:pos="7328"/>
+          <w:tab w:val="left" w:pos="8244"/>
+          <w:tab w:val="left" w:pos="9160"/>
+          <w:tab w:val="left" w:pos="10076"/>
+          <w:tab w:val="left" w:pos="10992"/>
+          <w:tab w:val="left" w:pos="11908"/>
+          <w:tab w:val="left" w:pos="12824"/>
+          <w:tab w:val="left" w:pos="13740"/>
+          <w:tab w:val="left" w:pos="14656"/>
+        </w:tabs>
+        <w:spacing w:after="0" w:line="240" w:lineRule="auto"/>
+        <w:rPr>
+          <w:rFonts w:ascii="Courier New" w:eastAsia="Times New Roman" w:hAnsi="Courier New" w:cs="Courier New"/>
+          <w:sz w:val="20"/>
+          <w:szCs w:val="20"/>
+        </w:rPr>
+      </w:pPr>
+      <w:proofErr w:type="gramStart"/>
+      <w:r>
+        <w:rPr>
+          <w:rFonts w:ascii="Courier New" w:eastAsia="Times New Roman" w:hAnsi="Courier New" w:cs="Courier New"/>
+          <w:sz w:val="20"/>
+          <w:szCs w:val="20"/>
+        </w:rPr>
+        <w:t>8</w:t>
+      </w:r>
+      <w:proofErr w:type="gramEnd"/>
+      <w:r>
+        <w:rPr>
+          <w:rFonts w:ascii="Courier New" w:eastAsia="Times New Roman" w:hAnsi="Courier New" w:cs="Courier New"/>
+          <w:sz w:val="20"/>
+          <w:szCs w:val="20"/>
+        </w:rPr>
+        <w:t xml:space="preserve"> → 12</w:t>
+      </w:r>
+    </w:p>
+    <w:p>
+      <w:pPr>
+        <w:spacing w:before="100" w:beforeAutospacing="1" w:after="100" w:afterAutospacing="1" w:line="240" w:lineRule="auto"/>
+        <w:rPr>
+          <w:rFonts w:ascii="Times New Roman" w:eastAsia="Times New Roman" w:hAnsi="Times New Roman" w:cs="Times New Roman"/>
+          <w:sz w:val="24"/>
+          <w:szCs w:val="24"/>
+        </w:rPr>
+      </w:pPr>
+      <w:r>
+        <w:rPr>
+          <w:rFonts w:ascii="Times New Roman" w:eastAsia="Times New Roman" w:hAnsi="Times New Roman" w:cs="Times New Roman"/>
+          <w:sz w:val="24"/>
+          <w:szCs w:val="24"/>
+        </w:rPr>
+        <w:t>Then left:</w:t>
+      </w:r>
+    </w:p>
+    <w:p>
+      <w:pPr>
+        <w:tabs>
+          <w:tab w:val="left" w:pos="916"/>
+          <w:tab w:val="left" w:pos="1832"/>
+          <w:tab w:val="left" w:pos="2748"/>
+          <w:tab w:val="left" w:pos="3664"/>
+          <w:tab w:val="left" w:pos="4580"/>
+          <w:tab w:val="left" w:pos="5496"/>
+          <w:tab w:val="left" w:pos="6412"/>
+          <w:tab w:val="left" w:pos="7328"/>
+          <w:tab w:val="left" w:pos="8244"/>
+          <w:tab w:val="left" w:pos="9160"/>
+          <w:tab w:val="left" w:pos="10076"/>
+          <w:tab w:val="left" w:pos="10992"/>
+          <w:tab w:val="left" w:pos="11908"/>
+          <w:tab w:val="left" w:pos="12824"/>
+          <w:tab w:val="left" w:pos="13740"/>
+          <w:tab w:val="left" w:pos="14656"/>
+        </w:tabs>
+        <w:spacing w:after="0" w:line="240" w:lineRule="auto"/>
+        <w:rPr>
+          <w:rFonts w:ascii="Courier New" w:eastAsia="Times New Roman" w:hAnsi="Courier New" w:cs="Courier New"/>
+          <w:sz w:val="20"/>
+          <w:szCs w:val="20"/>
+        </w:rPr>
+      </w:pPr>
+      <w:proofErr w:type="gramStart"/>
+      <w:r>
+        <w:rPr>
+          <w:rFonts w:ascii="Courier New" w:eastAsia="Times New Roman" w:hAnsi="Courier New" w:cs="Courier New"/>
+          <w:sz w:val="20"/>
+          <w:szCs w:val="20"/>
+        </w:rPr>
+        <w:t>11</w:t>
+      </w:r>
+      <w:proofErr w:type="gramEnd"/>
+      <w:r>
+        <w:rPr>
+          <w:rFonts w:ascii="Courier New" w:eastAsia="Times New Roman" w:hAnsi="Courier New" w:cs="Courier New"/>
+          <w:sz w:val="20"/>
+          <w:szCs w:val="20"/>
+        </w:rPr>
+        <w:t xml:space="preserve"> → 10 → 9</w:t>
+      </w:r>
+    </w:p>
+    <w:p>
+      <w:pPr>
+        <w:spacing w:before="100" w:beforeAutospacing="1" w:after="100" w:afterAutospacing="1" w:line="240" w:lineRule="auto"/>
+        <w:rPr>
+          <w:rFonts w:ascii="Times New Roman" w:eastAsia="Times New Roman" w:hAnsi="Times New Roman" w:cs="Times New Roman"/>
+          <w:sz w:val="24"/>
+          <w:szCs w:val="24"/>
+        </w:rPr>
+      </w:pPr>
+      <w:r>
+        <w:rPr>
+          <w:rFonts w:ascii="Times New Roman" w:eastAsia="Times New Roman" w:hAnsi="Times New Roman" w:cs="Times New Roman"/>
+          <w:sz w:val="24"/>
+          <w:szCs w:val="24"/>
+        </w:rPr>
+        <w:t>Then up:</w:t>
+      </w:r>
+    </w:p>
+    <w:p>
+      <w:pPr>
+        <w:tabs>
+          <w:tab w:val="left" w:pos="916"/>
+          <w:tab w:val="left" w:pos="1832"/>
+          <w:tab w:val="left" w:pos="2748"/>
+          <w:tab w:val="left" w:pos="3664"/>
+          <w:tab w:val="left" w:pos="4580"/>
+          <w:tab w:val="left" w:pos="5496"/>
+          <w:tab w:val="left" w:pos="6412"/>
+          <w:tab w:val="left" w:pos="7328"/>
+          <w:tab w:val="left" w:pos="8244"/>
+          <w:tab w:val="left" w:pos="9160"/>
+          <w:tab w:val="left" w:pos="10076"/>
+          <w:tab w:val="left" w:pos="10992"/>
+          <w:tab w:val="left" w:pos="11908"/>
+          <w:tab w:val="left" w:pos="12824"/>
+          <w:tab w:val="left" w:pos="13740"/>
+          <w:tab w:val="left" w:pos="14656"/>
+        </w:tabs>
+        <w:spacing w:after="0" w:line="240" w:lineRule="auto"/>
+        <w:rPr>
+          <w:rFonts w:ascii="Courier New" w:eastAsia="Times New Roman" w:hAnsi="Courier New" w:cs="Courier New"/>
+          <w:sz w:val="20"/>
+          <w:szCs w:val="20"/>
+        </w:rPr>
+      </w:pPr>
+      <w:r>
+        <w:rPr>
+          <w:rFonts w:ascii="Courier New" w:eastAsia="Times New Roman" w:hAnsi="Courier New" w:cs="Courier New"/>
+          <w:sz w:val="20"/>
+          <w:szCs w:val="20"/>
+        </w:rPr>
+        <w:t>5</w:t>
+      </w:r>
+    </w:p>
+    <w:p>
+      <w:pPr>
+        <w:spacing w:before="100" w:beforeAutospacing="1" w:after="100" w:afterAutospacing="1" w:line="240" w:lineRule="auto"/>
+        <w:rPr>
+          <w:rFonts w:ascii="Times New Roman" w:eastAsia="Times New Roman" w:hAnsi="Times New Roman" w:cs="Times New Roman"/>
+          <w:sz w:val="24"/>
+          <w:szCs w:val="24"/>
+        </w:rPr>
+      </w:pPr>
+      <w:r>
+        <w:rPr>
+          <w:rFonts w:ascii="Times New Roman" w:eastAsia="Times New Roman" w:hAnsi="Times New Roman" w:cs="Times New Roman"/>
+          <w:sz w:val="24"/>
+          <w:szCs w:val="24"/>
+        </w:rPr>
+        <w:t>Now the outer layer is finished. The remaining inner part is:</w:t>
+      </w:r>
+    </w:p>
+    <w:p>
+      <w:pPr>
+        <w:tabs>
+          <w:tab w:val="left" w:pos="916"/>
+          <w:tab w:val="left" w:pos="1832"/>
+          <w:tab w:val="left" w:pos="2748"/>
+          <w:tab w:val="left" w:pos="3664"/>
+          <w:tab w:val="left" w:pos="4580"/>
+          <w:tab w:val="left" w:pos="5496"/>
+          <w:tab w:val="left" w:pos="6412"/>
+          <w:tab w:val="left" w:pos="7328"/>
+          <w:tab w:val="left" w:pos="8244"/>
+          <w:tab w:val="left" w:pos="9160"/>
+          <w:tab w:val="left" w:pos="10076"/>
+          <w:tab w:val="left" w:pos="10992"/>
+          <w:tab w:val="left" w:pos="11908"/>
+          <w:tab w:val="left" w:pos="12824"/>
+          <w:tab w:val="left" w:pos="13740"/>
+          <w:tab w:val="left" w:pos="14656"/>
+        </w:tabs>
+        <w:spacing w:after="0" w:line="240" w:lineRule="auto"/>
+        <w:rPr>
+          <w:rFonts w:ascii="Courier New" w:eastAsia="Times New Roman" w:hAnsi="Courier New" w:cs="Courier New"/>
+          <w:sz w:val="20"/>
+          <w:szCs w:val="20"/>
+        </w:rPr>
+      </w:pPr>
+      <w:proofErr w:type="gramStart"/>
+      <w:r>
+        <w:rPr>
+          <w:rFonts w:ascii="Courier New" w:eastAsia="Times New Roman" w:hAnsi="Courier New" w:cs="Courier New"/>
+          <w:sz w:val="20"/>
+          <w:szCs w:val="20"/>
+        </w:rPr>
+        <w:t>6</w:t>
+      </w:r>
+      <w:proofErr w:type="gramEnd"/>
+      <w:r>
+        <w:rPr>
+          <w:rFonts w:ascii="Courier New" w:eastAsia="Times New Roman" w:hAnsi="Courier New" w:cs="Courier New"/>
+          <w:sz w:val="20"/>
+          <w:szCs w:val="20"/>
+        </w:rPr>
+        <w:t xml:space="preserve"> → 7</w:t>
+      </w:r>
+    </w:p>
+    <w:p>
+      <w:pPr>
+        <w:spacing w:before="100" w:beforeAutospacing="1" w:after="100" w:afterAutospacing="1" w:line="240" w:lineRule="auto"/>
+        <w:rPr>
+          <w:rFonts w:ascii="Times New Roman" w:eastAsia="Times New Roman" w:hAnsi="Times New Roman" w:cs="Times New Roman"/>
+          <w:sz w:val="24"/>
+          <w:szCs w:val="24"/>
+        </w:rPr>
+      </w:pPr>
+      <w:proofErr w:type="gramStart"/>
+      <w:r>
+        <w:rPr>
+          <w:rFonts w:ascii="Times New Roman" w:eastAsia="Times New Roman" w:hAnsi="Times New Roman" w:cs="Times New Roman"/>
+          <w:sz w:val="24"/>
+          <w:szCs w:val="24"/>
+        </w:rPr>
+        <w:t>So</w:t>
+      </w:r>
+      <w:proofErr w:type="gramEnd"/>
+      <w:r>
+        <w:rPr>
+          <w:rFonts w:ascii="Times New Roman" w:eastAsia="Times New Roman" w:hAnsi="Times New Roman" w:cs="Times New Roman"/>
+          <w:sz w:val="24"/>
+          <w:szCs w:val="24"/>
+        </w:rPr>
+        <w:t xml:space="preserve"> the final answer is:</w:t>
+      </w:r>
+    </w:p>
+    <w:p>
+      <w:pPr>
+        <w:tabs>
+          <w:tab w:val="left" w:pos="916"/>
+          <w:tab w:val="left" w:pos="1832"/>
+          <w:tab w:val="left" w:pos="2748"/>
+          <w:tab w:val="left" w:pos="3664"/>
+          <w:tab w:val="left" w:pos="4580"/>
+          <w:tab w:val="left" w:pos="5496"/>
+          <w:tab w:val="left" w:pos="6412"/>
+          <w:tab w:val="left" w:pos="7328"/>
+          <w:tab w:val="left" w:pos="8244"/>
+          <w:tab w:val="left" w:pos="9160"/>
+          <w:tab w:val="left" w:pos="10076"/>
+          <w:tab w:val="left" w:pos="10992"/>
+          <w:tab w:val="left" w:pos="11908"/>
+          <w:tab w:val="left" w:pos="12824"/>
+          <w:tab w:val="left" w:pos="13740"/>
+          <w:tab w:val="left" w:pos="14656"/>
+        </w:tabs>
+        <w:spacing w:after="0" w:line="240" w:lineRule="auto"/>
+        <w:rPr>
+          <w:rFonts w:ascii="Courier New" w:eastAsia="Times New Roman" w:hAnsi="Courier New" w:cs="Courier New"/>
+          <w:sz w:val="20"/>
+          <w:szCs w:val="20"/>
+        </w:rPr>
+      </w:pPr>
+      <w:r>
+        <w:rPr>
+          <w:rFonts w:ascii="Courier New" w:eastAsia="Times New Roman" w:hAnsi="Courier New" w:cs="Courier New"/>
+          <w:sz w:val="20"/>
+          <w:szCs w:val="20"/>
+        </w:rPr>
+        <w:t>1, 2, 3, 4, 8, 12, 11, 10, 9, 5, 6, 7</w:t>
+      </w:r>
+    </w:p>
+    <w:p>
+      <w:pPr>
+        <w:spacing w:before="100" w:beforeAutospacing="1" w:after="100" w:afterAutospacing="1" w:line="240" w:lineRule="auto"/>
+        <w:rPr>
+          <w:rFonts w:ascii="Times New Roman" w:eastAsia="Times New Roman" w:hAnsi="Times New Roman" w:cs="Times New Roman"/>
+          <w:sz w:val="24"/>
+          <w:szCs w:val="24"/>
+        </w:rPr>
+      </w:pPr>
+      <w:r>
+        <w:rPr>
+          <w:rFonts w:ascii="Times New Roman" w:eastAsia="Times New Roman" w:hAnsi="Times New Roman" w:cs="Times New Roman"/>
+          <w:sz w:val="24"/>
+          <w:szCs w:val="24"/>
+        </w:rPr>
+        <w:t xml:space="preserve">Conceptually, you keep track of </w:t>
+      </w:r>
+      <w:r>
+        <w:rPr>
+          <w:rFonts w:ascii="Times New Roman" w:eastAsia="Times New Roman" w:hAnsi="Times New Roman" w:cs="Times New Roman"/>
+          <w:b/>
+          <w:bCs/>
+          <w:sz w:val="24"/>
+          <w:szCs w:val="24"/>
+        </w:rPr>
+        <w:t>four boundaries</w:t>
+      </w:r>
+      <w:r>
+        <w:rPr>
+          <w:rFonts w:ascii="Times New Roman" w:eastAsia="Times New Roman" w:hAnsi="Times New Roman" w:cs="Times New Roman"/>
+          <w:sz w:val="24"/>
+          <w:szCs w:val="24"/>
+        </w:rPr>
+        <w:t>: the current top row, bottom row, left column, and right column. After traveling along one boundary, you move that boundary inward.</w:t>
+      </w:r>
+    </w:p>
+    <w:p>
+      <w:pPr>
+        <w:spacing w:before="100" w:beforeAutospacing="1" w:after="100" w:afterAutospacing="1" w:line="240" w:lineRule="auto"/>
+        <w:rPr>
+          <w:rFonts w:ascii="Times New Roman" w:eastAsia="Times New Roman" w:hAnsi="Times New Roman" w:cs="Times New Roman"/>
+          <w:sz w:val="24"/>
+          <w:szCs w:val="24"/>
+        </w:rPr>
+      </w:pPr>
+      <w:r>
+        <w:rPr>
+          <w:rFonts w:ascii="Times New Roman" w:eastAsia="Times New Roman" w:hAnsi="Times New Roman" w:cs="Times New Roman"/>
+          <w:sz w:val="24"/>
+          <w:szCs w:val="24"/>
+        </w:rPr>
+        <w:t>The repeating movement is:</w:t>
+      </w:r>
+    </w:p>
+    <w:p>
+      <w:pPr>
+        <w:spacing w:before="100" w:beforeAutospacing="1" w:after="100" w:afterAutospacing="1" w:line="240" w:lineRule="auto"/>
+        <w:rPr>
+          <w:rFonts w:ascii="Times New Roman" w:eastAsia="Times New Roman" w:hAnsi="Times New Roman" w:cs="Times New Roman"/>
+          <w:sz w:val="24"/>
+          <w:szCs w:val="24"/>
+        </w:rPr>
+      </w:pPr>
+      <w:r>
+        <w:rPr>
+          <w:rFonts w:ascii="Times New Roman" w:eastAsia="Times New Roman" w:hAnsi="Times New Roman" w:cs="Times New Roman"/>
+          <w:b/>
+          <w:bCs/>
+          <w:sz w:val="24"/>
+          <w:szCs w:val="24"/>
+        </w:rPr>
+        <w:t xml:space="preserve">Right → Down → Left → Up → Right → Down </w:t>
+      </w:r>
+      <w:proofErr w:type="gramStart"/>
+      <w:r>
+        <w:rPr>
+          <w:rFonts w:ascii="Times New Roman" w:eastAsia="Times New Roman" w:hAnsi="Times New Roman" w:cs="Times New Roman"/>
+          <w:b/>
+          <w:bCs/>
+          <w:sz w:val="24"/>
+          <w:szCs w:val="24"/>
+        </w:rPr>
+        <w:t>→ ...</w:t>
+      </w:r>
+      <w:proofErr w:type="gramEnd"/>
+    </w:p>
+    <w:p>
+      <w:pPr>
+        <w:spacing w:before="100" w:beforeAutospacing="1" w:after="100" w:afterAutospacing="1" w:line="240" w:lineRule="auto"/>
+        <w:rPr>
+          <w:rFonts w:ascii="Times New Roman" w:eastAsia="Times New Roman" w:hAnsi="Times New Roman" w:cs="Times New Roman"/>
+          <w:sz w:val="24"/>
+          <w:szCs w:val="24"/>
+        </w:rPr>
+      </w:pPr>
+      <w:r>
+        <w:rPr>
+          <w:rFonts w:ascii="Times New Roman" w:eastAsia="Times New Roman" w:hAnsi="Times New Roman" w:cs="Times New Roman"/>
+          <w:sz w:val="24"/>
+          <w:szCs w:val="24"/>
+        </w:rPr>
+        <w:t>The important tricky part is that the matrix does not have to be square. For example:</w:t>
+      </w:r>
+    </w:p>
+    <w:p>
+      <w:pPr>
+        <w:tabs>
+          <w:tab w:val="left" w:pos="916"/>
+          <w:tab w:val="left" w:pos="1832"/>
+          <w:tab w:val="left" w:pos="2748"/>
+          <w:tab w:val="left" w:pos="3664"/>
+          <w:tab w:val="left" w:pos="4580"/>
+          <w:tab w:val="left" w:pos="5496"/>
+          <w:tab w:val="left" w:pos="6412"/>
+          <w:tab w:val="left" w:pos="7328"/>
+          <w:tab w:val="left" w:pos="8244"/>
+          <w:tab w:val="left" w:pos="9160"/>
+          <w:tab w:val="left" w:pos="10076"/>
+          <w:tab w:val="left" w:pos="10992"/>
+          <w:tab w:val="left" w:pos="11908"/>
+          <w:tab w:val="left" w:pos="12824"/>
+          <w:tab w:val="left" w:pos="13740"/>
+          <w:tab w:val="left" w:pos="14656"/>
+        </w:tabs>
+        <w:spacing w:after="0" w:line="240" w:lineRule="auto"/>
+        <w:rPr>
+          <w:rFonts w:ascii="Courier New" w:eastAsia="Times New Roman" w:hAnsi="Courier New" w:cs="Courier New"/>
+          <w:sz w:val="20"/>
+          <w:szCs w:val="20"/>
+        </w:rPr>
+      </w:pPr>
+      <w:proofErr w:type="gramStart"/>
+      <w:r>
+        <w:rPr>
+          <w:rFonts w:ascii="Courier New" w:eastAsia="Times New Roman" w:hAnsi="Courier New" w:cs="Courier New"/>
+          <w:sz w:val="20"/>
+          <w:szCs w:val="20"/>
+        </w:rPr>
+        <w:t>1  2</w:t>
+      </w:r>
+      <w:proofErr w:type="gramEnd"/>
+      <w:r>
+        <w:rPr>
+          <w:rFonts w:ascii="Courier New" w:eastAsia="Times New Roman" w:hAnsi="Courier New" w:cs="Courier New"/>
+          <w:sz w:val="20"/>
+          <w:szCs w:val="20"/>
+        </w:rPr>
+        <w:t xml:space="preserve">  3  4</w:t>
+      </w:r>
+    </w:p>
+    <w:p>
+      <w:pPr>
+        <w:tabs>
+          <w:tab w:val="left" w:pos="916"/>
+          <w:tab w:val="left" w:pos="1832"/>
+          <w:tab w:val="left" w:pos="2748"/>
+          <w:tab w:val="left" w:pos="3664"/>
+          <w:tab w:val="left" w:pos="4580"/>
+          <w:tab w:val="left" w:pos="5496"/>
+          <w:tab w:val="left" w:pos="6412"/>
+          <w:tab w:val="left" w:pos="7328"/>
+          <w:tab w:val="left" w:pos="8244"/>
+          <w:tab w:val="left" w:pos="9160"/>
+          <w:tab w:val="left" w:pos="10076"/>
+          <w:tab w:val="left" w:pos="10992"/>
+          <w:tab w:val="left" w:pos="11908"/>
+          <w:tab w:val="left" w:pos="12824"/>
+          <w:tab w:val="left" w:pos="13740"/>
+          <w:tab w:val="left" w:pos="14656"/>
+        </w:tabs>
+        <w:spacing w:after="0" w:line="240" w:lineRule="auto"/>
+        <w:rPr>
+          <w:rFonts w:ascii="Courier New" w:eastAsia="Times New Roman" w:hAnsi="Courier New" w:cs="Courier New"/>
+          <w:sz w:val="20"/>
+          <w:szCs w:val="20"/>
+        </w:rPr>
+      </w:pPr>
+      <w:proofErr w:type="gramStart"/>
+      <w:r>
+        <w:rPr>
+          <w:rFonts w:ascii="Courier New" w:eastAsia="Times New Roman" w:hAnsi="Courier New" w:cs="Courier New"/>
+          <w:sz w:val="20"/>
+          <w:szCs w:val="20"/>
+        </w:rPr>
+        <w:t>5  6</w:t>
+      </w:r>
+      <w:proofErr w:type="gramEnd"/>
+      <w:r>
+        <w:rPr>
+          <w:rFonts w:ascii="Courier New" w:eastAsia="Times New Roman" w:hAnsi="Courier New" w:cs="Courier New"/>
+          <w:sz w:val="20"/>
+          <w:szCs w:val="20"/>
+        </w:rPr>
+        <w:t xml:space="preserve">  7  8</w:t>
+      </w:r>
+    </w:p>
+    <w:p>
+      <w:pPr>
+        <w:spacing w:before="100" w:beforeAutospacing="1" w:after="100" w:afterAutospacing="1" w:line="240" w:lineRule="auto"/>
+        <w:rPr>
+          <w:rFonts w:ascii="Times New Roman" w:eastAsia="Times New Roman" w:hAnsi="Times New Roman" w:cs="Times New Roman"/>
+          <w:sz w:val="24"/>
+          <w:szCs w:val="24"/>
+        </w:rPr>
+      </w:pPr>
+      <w:r>
+        <w:rPr>
+          <w:rFonts w:ascii="Times New Roman" w:eastAsia="Times New Roman" w:hAnsi="Times New Roman" w:cs="Times New Roman"/>
+          <w:sz w:val="24"/>
+          <w:szCs w:val="24"/>
+        </w:rPr>
+        <w:t>Its spiral order is:</w:t>
+      </w:r>
+    </w:p>
+    <w:p>
+      <w:pPr>
+        <w:tabs>
+          <w:tab w:val="left" w:pos="916"/>
+          <w:tab w:val="left" w:pos="1832"/>
+          <w:tab w:val="left" w:pos="2748"/>
+          <w:tab w:val="left" w:pos="3664"/>
+          <w:tab w:val="left" w:pos="4580"/>
+          <w:tab w:val="left" w:pos="5496"/>
+          <w:tab w:val="left" w:pos="6412"/>
+          <w:tab w:val="left" w:pos="7328"/>
+          <w:tab w:val="left" w:pos="8244"/>
+          <w:tab w:val="left" w:pos="9160"/>
+          <w:tab w:val="left" w:pos="10076"/>
+          <w:tab w:val="left" w:pos="10992"/>
+          <w:tab w:val="left" w:pos="11908"/>
+          <w:tab w:val="left" w:pos="12824"/>
+          <w:tab w:val="left" w:pos="13740"/>
+          <w:tab w:val="left" w:pos="14656"/>
+        </w:tabs>
+        <w:spacing w:after="0" w:line="240" w:lineRule="auto"/>
+        <w:rPr>
+          <w:rFonts w:ascii="Courier New" w:eastAsia="Times New Roman" w:hAnsi="Courier New" w:cs="Courier New"/>
+          <w:sz w:val="20"/>
+          <w:szCs w:val="20"/>
+        </w:rPr>
+      </w:pPr>
+      <w:proofErr w:type="gramStart"/>
+      <w:r>
+        <w:rPr>
+          <w:rFonts w:ascii="Courier New" w:eastAsia="Times New Roman" w:hAnsi="Courier New" w:cs="Courier New"/>
+          <w:sz w:val="20"/>
+          <w:szCs w:val="20"/>
+        </w:rPr>
+        <w:t>1</w:t>
+      </w:r>
+      <w:proofErr w:type="gramEnd"/>
+      <w:r>
+        <w:rPr>
+          <w:rFonts w:ascii="Courier New" w:eastAsia="Times New Roman" w:hAnsi="Courier New" w:cs="Courier New"/>
+          <w:sz w:val="20"/>
+          <w:szCs w:val="20"/>
+        </w:rPr>
+        <w:t>, 2, 3, 4, 8, 7, 6, 5</w:t>
+      </w:r>
+    </w:p>
+    <w:p>
+      <w:pPr>
+        <w:spacing w:before="100" w:beforeAutospacing="1" w:after="100" w:afterAutospacing="1" w:line="240" w:lineRule="auto"/>
+        <w:rPr>
+          <w:rFonts w:ascii="Times New Roman" w:eastAsia="Times New Roman" w:hAnsi="Times New Roman" w:cs="Times New Roman"/>
+          <w:sz w:val="24"/>
+          <w:szCs w:val="24"/>
+        </w:rPr>
+      </w:pPr>
+      <w:proofErr w:type="gramStart"/>
+      <w:r>
+        <w:rPr>
+          <w:rFonts w:ascii="Times New Roman" w:eastAsia="Times New Roman" w:hAnsi="Times New Roman" w:cs="Times New Roman"/>
+          <w:sz w:val="24"/>
+          <w:szCs w:val="24"/>
+        </w:rPr>
+        <w:t>Also</w:t>
+      </w:r>
+      <w:proofErr w:type="gramEnd"/>
+      <w:r>
+        <w:rPr>
+          <w:rFonts w:ascii="Times New Roman" w:eastAsia="Times New Roman" w:hAnsi="Times New Roman" w:cs="Times New Roman"/>
+          <w:sz w:val="24"/>
+          <w:szCs w:val="24"/>
+        </w:rPr>
+        <w:t>, near the end</w:t>
+      </w:r>
+      <w:r>
+        <w:rPr>
+          <w:rFonts w:ascii="Times New Roman" w:eastAsia="Times New Roman" w:hAnsi="Times New Roman" w:cs="Times New Roman"/>
+          <w:sz w:val="24"/>
+          <w:szCs w:val="24"/>
+        </w:rPr>
+        <w:t>,</w:t>
+      </w:r>
+      <w:r>
+        <w:rPr>
+          <w:rFonts w:ascii="Times New Roman" w:eastAsia="Times New Roman" w:hAnsi="Times New Roman" w:cs="Times New Roman"/>
+          <w:sz w:val="24"/>
+          <w:szCs w:val="24"/>
+        </w:rPr>
+        <w:t xml:space="preserve"> you might have only </w:t>
+      </w:r>
+      <w:r>
+        <w:rPr>
+          <w:rFonts w:ascii="Times New Roman" w:eastAsia="Times New Roman" w:hAnsi="Times New Roman" w:cs="Times New Roman"/>
+          <w:b/>
+          <w:bCs/>
+          <w:sz w:val="24"/>
+          <w:szCs w:val="24"/>
+        </w:rPr>
+        <w:t>one row</w:t>
+      </w:r>
+      <w:r>
+        <w:rPr>
+          <w:rFonts w:ascii="Times New Roman" w:eastAsia="Times New Roman" w:hAnsi="Times New Roman" w:cs="Times New Roman"/>
+          <w:sz w:val="24"/>
+          <w:szCs w:val="24"/>
+        </w:rPr>
+        <w:t xml:space="preserve"> or </w:t>
+      </w:r>
+      <w:r>
+        <w:rPr>
+          <w:rFonts w:ascii="Times New Roman" w:eastAsia="Times New Roman" w:hAnsi="Times New Roman" w:cs="Times New Roman"/>
+          <w:b/>
+          <w:bCs/>
+          <w:sz w:val="24"/>
+          <w:szCs w:val="24"/>
+        </w:rPr>
+        <w:t>one column</w:t>
+      </w:r>
+      <w:r>
+        <w:rPr>
+          <w:rFonts w:ascii="Times New Roman" w:eastAsia="Times New Roman" w:hAnsi="Times New Roman" w:cs="Times New Roman"/>
+          <w:sz w:val="24"/>
+          <w:szCs w:val="24"/>
+        </w:rPr>
+        <w:t xml:space="preserve"> remaining. You have to be careful not to visit those elements twice.</w:t>
+      </w:r>
+    </w:p>
+    <w:p>
+      <w:pPr>
+        <w:spacing w:before="100" w:beforeAutospacing="1" w:after="100" w:afterAutospacing="1" w:line="240" w:lineRule="auto"/>
+        <w:rPr>
+          <w:rFonts w:ascii="Times New Roman" w:eastAsia="Times New Roman" w:hAnsi="Times New Roman" w:cs="Times New Roman"/>
+          <w:sz w:val="24"/>
+          <w:szCs w:val="24"/>
+        </w:rPr>
+      </w:pPr>
+      <w:proofErr w:type="gramStart"/>
+      <w:r>
+        <w:rPr>
+          <w:rFonts w:ascii="Times New Roman" w:eastAsia="Times New Roman" w:hAnsi="Times New Roman" w:cs="Times New Roman"/>
+          <w:sz w:val="24"/>
+          <w:szCs w:val="24"/>
+        </w:rPr>
+        <w:t>So</w:t>
+      </w:r>
+      <w:proofErr w:type="gramEnd"/>
+      <w:r>
+        <w:rPr>
+          <w:rFonts w:ascii="Times New Roman" w:eastAsia="Times New Roman" w:hAnsi="Times New Roman" w:cs="Times New Roman"/>
+          <w:sz w:val="24"/>
+          <w:szCs w:val="24"/>
+        </w:rPr>
+        <w:t xml:space="preserve"> the core idea is:</w:t>
+      </w:r>
+    </w:p>
+    <w:p>
+      <w:pPr>
+        <w:spacing w:beforeAutospacing="1" w:after="100" w:afterAutospacing="1" w:line="240" w:lineRule="auto"/>
+        <w:rPr>
+          <w:rFonts w:ascii="Times New Roman" w:eastAsia="Times New Roman" w:hAnsi="Times New Roman" w:cs="Times New Roman"/>
+          <w:sz w:val="24"/>
+          <w:szCs w:val="24"/>
+        </w:rPr>
+      </w:pPr>
+      <w:r>
+        <w:rPr>
+          <w:rFonts w:ascii="Times New Roman" w:eastAsia="Times New Roman" w:hAnsi="Times New Roman" w:cs="Times New Roman"/>
+          <w:sz w:val="24"/>
+          <w:szCs w:val="24"/>
+        </w:rPr>
+        <w:t>Walk around the outside rectangle, shrink the rectangle, and repeat until there is nothing left.</w:t>
+      </w:r>
+    </w:p>
+    <w:p>
+      <w:pPr>
+        <w:spacing w:beforeAutospacing="1" w:after="100" w:afterAutospacing="1" w:line="240" w:lineRule="auto"/>
+        <w:rPr>
+          <w:rFonts w:ascii="Times New Roman" w:eastAsia="Times New Roman" w:hAnsi="Times New Roman" w:cs="Times New Roman"/>
+          <w:sz w:val="24"/>
+          <w:szCs w:val="24"/>
+        </w:rPr>
+      </w:pPr>
+    </w:p>
+    <w:p>
+      <w:pPr>
+        <w:spacing w:beforeAutospacing="1" w:after="100" w:afterAutospacing="1" w:line="240" w:lineRule="auto"/>
+        <w:rPr>
+          <w:rFonts w:ascii="Times New Roman" w:eastAsia="Times New Roman" w:hAnsi="Times New Roman" w:cs="Times New Roman"/>
+          <w:sz w:val="24"/>
+          <w:szCs w:val="24"/>
+        </w:rPr>
+      </w:pPr>
+    </w:p>
+    <w:p>
+      <w:pPr>
+        <w:spacing w:beforeAutospacing="1" w:after="100" w:afterAutospacing="1" w:line="240" w:lineRule="auto"/>
+        <w:rPr>
+          <w:rFonts w:ascii="Times New Roman" w:eastAsia="Times New Roman" w:hAnsi="Times New Roman" w:cs="Times New Roman"/>
+          <w:sz w:val="24"/>
+          <w:szCs w:val="24"/>
+        </w:rPr>
+      </w:pPr>
+    </w:p>
+    <w:p>
+      <w:pPr>
+        <w:spacing w:before="100" w:beforeAutospacing="1" w:after="100" w:afterAutospacing="1" w:line="240" w:lineRule="auto"/>
+        <w:rPr>
+          <w:rFonts w:ascii="Times New Roman" w:eastAsia="Times New Roman" w:hAnsi="Times New Roman" w:cs="Times New Roman"/>
+          <w:sz w:val="24"/>
+          <w:szCs w:val="24"/>
+        </w:rPr>
+      </w:pPr>
+      <w:r>
+        <w:rPr>
+          <w:rFonts w:ascii="Times New Roman" w:eastAsia="Times New Roman" w:hAnsi="Times New Roman" w:cs="Times New Roman"/>
+          <w:sz w:val="24"/>
+          <w:szCs w:val="24"/>
+        </w:rPr>
+        <w:t xml:space="preserve">So inside your function, after </w:t>
+      </w:r>
+      <w:proofErr w:type="gramStart"/>
+      <w:r>
+        <w:rPr>
+          <w:rFonts w:ascii="Times New Roman" w:eastAsia="Times New Roman" w:hAnsi="Times New Roman" w:cs="Times New Roman"/>
+          <w:sz w:val="24"/>
+          <w:szCs w:val="24"/>
+        </w:rPr>
+        <w:t xml:space="preserve">the </w:t>
+      </w:r>
+      <w:r>
+        <w:rPr>
+          <w:rFonts w:ascii="Courier New" w:eastAsia="Times New Roman" w:hAnsi="Courier New" w:cs="Courier New"/>
+          <w:sz w:val="20"/>
+          <w:szCs w:val="20"/>
+        </w:rPr>
+        <w:t>if</w:t>
+      </w:r>
+      <w:proofErr w:type="gramEnd"/>
+      <w:r>
+        <w:rPr>
+          <w:rFonts w:ascii="Times New Roman" w:eastAsia="Times New Roman" w:hAnsi="Times New Roman" w:cs="Times New Roman"/>
+          <w:sz w:val="24"/>
+          <w:szCs w:val="24"/>
+        </w:rPr>
+        <w:t>, create:</w:t>
+      </w:r>
+    </w:p>
+    <w:p>
+      <w:pPr>
+        <w:tabs>
+          <w:tab w:val="left" w:pos="916"/>
+          <w:tab w:val="left" w:pos="1832"/>
+          <w:tab w:val="left" w:pos="2748"/>
+          <w:tab w:val="left" w:pos="3664"/>
+          <w:tab w:val="left" w:pos="4580"/>
+          <w:tab w:val="left" w:pos="5496"/>
+          <w:tab w:val="left" w:pos="6412"/>
+          <w:tab w:val="left" w:pos="7328"/>
+          <w:tab w:val="left" w:pos="8244"/>
+          <w:tab w:val="left" w:pos="9160"/>
+          <w:tab w:val="left" w:pos="10076"/>
+          <w:tab w:val="left" w:pos="10992"/>
+          <w:tab w:val="left" w:pos="11908"/>
+          <w:tab w:val="left" w:pos="12824"/>
+          <w:tab w:val="left" w:pos="13740"/>
+          <w:tab w:val="left" w:pos="14656"/>
+        </w:tabs>
+        <w:spacing w:after="0" w:line="240" w:lineRule="auto"/>
+        <w:rPr>
+          <w:rFonts w:ascii="Courier New" w:eastAsia="Times New Roman" w:hAnsi="Courier New" w:cs="Courier New"/>
+          <w:sz w:val="20"/>
+          <w:szCs w:val="20"/>
+        </w:rPr>
+      </w:pPr>
+      <w:proofErr w:type="gramStart"/>
+      <w:r>
+        <w:rPr>
+          <w:rFonts w:ascii="Courier New" w:eastAsia="Times New Roman" w:hAnsi="Courier New" w:cs="Courier New"/>
+          <w:sz w:val="20"/>
+          <w:szCs w:val="20"/>
+        </w:rPr>
+        <w:t>top</w:t>
+      </w:r>
+      <w:proofErr w:type="gramEnd"/>
+      <w:r>
+        <w:rPr>
+          <w:rFonts w:ascii="Courier New" w:eastAsia="Times New Roman" w:hAnsi="Courier New" w:cs="Courier New"/>
+          <w:sz w:val="20"/>
+          <w:szCs w:val="20"/>
+        </w:rPr>
+        <w:t xml:space="preserve"> = 0</w:t>
+      </w:r>
+    </w:p>
+    <w:p>
+      <w:pPr>
+        <w:tabs>
+          <w:tab w:val="left" w:pos="916"/>
+          <w:tab w:val="left" w:pos="1832"/>
+          <w:tab w:val="left" w:pos="2748"/>
+          <w:tab w:val="left" w:pos="3664"/>
+          <w:tab w:val="left" w:pos="4580"/>
+          <w:tab w:val="left" w:pos="5496"/>
+          <w:tab w:val="left" w:pos="6412"/>
+          <w:tab w:val="left" w:pos="7328"/>
+          <w:tab w:val="left" w:pos="8244"/>
+          <w:tab w:val="left" w:pos="9160"/>
+          <w:tab w:val="left" w:pos="10076"/>
+          <w:tab w:val="left" w:pos="10992"/>
+          <w:tab w:val="left" w:pos="11908"/>
+          <w:tab w:val="left" w:pos="12824"/>
+          <w:tab w:val="left" w:pos="13740"/>
+          <w:tab w:val="left" w:pos="14656"/>
+        </w:tabs>
+        <w:spacing w:after="0" w:line="240" w:lineRule="auto"/>
+        <w:rPr>
+          <w:rFonts w:ascii="Courier New" w:eastAsia="Times New Roman" w:hAnsi="Courier New" w:cs="Courier New"/>
+          <w:sz w:val="20"/>
+          <w:szCs w:val="20"/>
+        </w:rPr>
+      </w:pPr>
+      <w:proofErr w:type="gramStart"/>
+      <w:r>
+        <w:rPr>
+          <w:rFonts w:ascii="Courier New" w:eastAsia="Times New Roman" w:hAnsi="Courier New" w:cs="Courier New"/>
+          <w:sz w:val="20"/>
+          <w:szCs w:val="20"/>
+        </w:rPr>
+        <w:t>bottom</w:t>
+      </w:r>
+      <w:proofErr w:type="gramEnd"/>
+      <w:r>
+        <w:rPr>
+          <w:rFonts w:ascii="Courier New" w:eastAsia="Times New Roman" w:hAnsi="Courier New" w:cs="Courier New"/>
+          <w:sz w:val="20"/>
+          <w:szCs w:val="20"/>
+        </w:rPr>
+        <w:t xml:space="preserve"> = </w:t>
+      </w:r>
+      <w:proofErr w:type="spellStart"/>
+      <w:r>
+        <w:rPr>
+          <w:rFonts w:ascii="Courier New" w:eastAsia="Times New Roman" w:hAnsi="Courier New" w:cs="Courier New"/>
+          <w:sz w:val="20"/>
+          <w:szCs w:val="20"/>
+        </w:rPr>
+        <w:t>len</w:t>
+      </w:r>
+      <w:proofErr w:type="spellEnd"/>
+      <w:r>
+        <w:rPr>
+          <w:rFonts w:ascii="Courier New" w:eastAsia="Times New Roman" w:hAnsi="Courier New" w:cs="Courier New"/>
+          <w:sz w:val="20"/>
+          <w:szCs w:val="20"/>
+        </w:rPr>
+        <w:t>(</w:t>
+      </w:r>
+      <w:proofErr w:type="spellStart"/>
+      <w:r>
+        <w:rPr>
+          <w:rFonts w:ascii="Courier New" w:eastAsia="Times New Roman" w:hAnsi="Courier New" w:cs="Courier New"/>
+          <w:sz w:val="20"/>
+          <w:szCs w:val="20"/>
+        </w:rPr>
+        <w:t>num</w:t>
+      </w:r>
+      <w:proofErr w:type="spellEnd"/>
+      <w:r>
+        <w:rPr>
+          <w:rFonts w:ascii="Courier New" w:eastAsia="Times New Roman" w:hAnsi="Courier New" w:cs="Courier New"/>
+          <w:sz w:val="20"/>
+          <w:szCs w:val="20"/>
+        </w:rPr>
+        <w:t>) - 1</w:t>
+      </w:r>
+    </w:p>
+    <w:p>
+      <w:pPr>
+        <w:tabs>
+          <w:tab w:val="left" w:pos="916"/>
+          <w:tab w:val="left" w:pos="1832"/>
+          <w:tab w:val="left" w:pos="2748"/>
+          <w:tab w:val="left" w:pos="3664"/>
+          <w:tab w:val="left" w:pos="4580"/>
+          <w:tab w:val="left" w:pos="5496"/>
+          <w:tab w:val="left" w:pos="6412"/>
+          <w:tab w:val="left" w:pos="7328"/>
+          <w:tab w:val="left" w:pos="8244"/>
+          <w:tab w:val="left" w:pos="9160"/>
+          <w:tab w:val="left" w:pos="10076"/>
+          <w:tab w:val="left" w:pos="10992"/>
+          <w:tab w:val="left" w:pos="11908"/>
+          <w:tab w:val="left" w:pos="12824"/>
+          <w:tab w:val="left" w:pos="13740"/>
+          <w:tab w:val="left" w:pos="14656"/>
+        </w:tabs>
+        <w:spacing w:after="0" w:line="240" w:lineRule="auto"/>
+        <w:rPr>
+          <w:rFonts w:ascii="Courier New" w:eastAsia="Times New Roman" w:hAnsi="Courier New" w:cs="Courier New"/>
+          <w:sz w:val="20"/>
+          <w:szCs w:val="20"/>
+        </w:rPr>
+      </w:pPr>
+      <w:proofErr w:type="gramStart"/>
+      <w:r>
+        <w:rPr>
+          <w:rFonts w:ascii="Courier New" w:eastAsia="Times New Roman" w:hAnsi="Courier New" w:cs="Courier New"/>
+          <w:sz w:val="20"/>
+          <w:szCs w:val="20"/>
+        </w:rPr>
+        <w:t>left</w:t>
+      </w:r>
+      <w:proofErr w:type="gramEnd"/>
+      <w:r>
+        <w:rPr>
+          <w:rFonts w:ascii="Courier New" w:eastAsia="Times New Roman" w:hAnsi="Courier New" w:cs="Courier New"/>
+          <w:sz w:val="20"/>
+          <w:szCs w:val="20"/>
+        </w:rPr>
+        <w:t xml:space="preserve"> = 0</w:t>
+      </w:r>
+    </w:p>
+    <w:p>
+      <w:pPr>
+        <w:tabs>
+          <w:tab w:val="left" w:pos="916"/>
+          <w:tab w:val="left" w:pos="1832"/>
+          <w:tab w:val="left" w:pos="2748"/>
+          <w:tab w:val="left" w:pos="3664"/>
+          <w:tab w:val="left" w:pos="4580"/>
+          <w:tab w:val="left" w:pos="5496"/>
+          <w:tab w:val="left" w:pos="6412"/>
+          <w:tab w:val="left" w:pos="7328"/>
+          <w:tab w:val="left" w:pos="8244"/>
+          <w:tab w:val="left" w:pos="9160"/>
+          <w:tab w:val="left" w:pos="10076"/>
+          <w:tab w:val="left" w:pos="10992"/>
+          <w:tab w:val="left" w:pos="11908"/>
+          <w:tab w:val="left" w:pos="12824"/>
+          <w:tab w:val="left" w:pos="13740"/>
+          <w:tab w:val="left" w:pos="14656"/>
+        </w:tabs>
+        <w:spacing w:after="0" w:line="240" w:lineRule="auto"/>
+        <w:rPr>
+          <w:rFonts w:ascii="Courier New" w:eastAsia="Times New Roman" w:hAnsi="Courier New" w:cs="Courier New"/>
+          <w:sz w:val="20"/>
+          <w:szCs w:val="20"/>
+        </w:rPr>
+      </w:pPr>
+      <w:proofErr w:type="gramStart"/>
+      <w:r>
+        <w:rPr>
+          <w:rFonts w:ascii="Courier New" w:eastAsia="Times New Roman" w:hAnsi="Courier New" w:cs="Courier New"/>
+          <w:sz w:val="20"/>
+          <w:szCs w:val="20"/>
+        </w:rPr>
+        <w:t>right</w:t>
+      </w:r>
+      <w:proofErr w:type="gramEnd"/>
+      <w:r>
+        <w:rPr>
+          <w:rFonts w:ascii="Courier New" w:eastAsia="Times New Roman" w:hAnsi="Courier New" w:cs="Courier New"/>
+          <w:sz w:val="20"/>
+          <w:szCs w:val="20"/>
+        </w:rPr>
+        <w:t xml:space="preserve"> = </w:t>
+      </w:r>
+      <w:proofErr w:type="spellStart"/>
+      <w:r>
+        <w:rPr>
+          <w:rFonts w:ascii="Courier New" w:eastAsia="Times New Roman" w:hAnsi="Courier New" w:cs="Courier New"/>
+          <w:sz w:val="20"/>
+          <w:szCs w:val="20"/>
+        </w:rPr>
+        <w:t>len</w:t>
+      </w:r>
+      <w:proofErr w:type="spellEnd"/>
+      <w:r>
+        <w:rPr>
+          <w:rFonts w:ascii="Courier New" w:eastAsia="Times New Roman" w:hAnsi="Courier New" w:cs="Courier New"/>
+          <w:sz w:val="20"/>
+          <w:szCs w:val="20"/>
+        </w:rPr>
+        <w:t>(</w:t>
+      </w:r>
+      <w:proofErr w:type="spellStart"/>
+      <w:r>
+        <w:rPr>
+          <w:rFonts w:ascii="Courier New" w:eastAsia="Times New Roman" w:hAnsi="Courier New" w:cs="Courier New"/>
+          <w:sz w:val="20"/>
+          <w:szCs w:val="20"/>
+        </w:rPr>
+        <w:t>num</w:t>
+      </w:r>
+      <w:proofErr w:type="spellEnd"/>
+      <w:r>
+        <w:rPr>
+          <w:rFonts w:ascii="Courier New" w:eastAsia="Times New Roman" w:hAnsi="Courier New" w:cs="Courier New"/>
+          <w:sz w:val="20"/>
+          <w:szCs w:val="20"/>
+        </w:rPr>
+        <w:t>[0]) - 1</w:t>
+      </w:r>
+    </w:p>
+    <w:p>
+      <w:pPr>
+        <w:spacing w:before="100" w:beforeAutospacing="1" w:after="100" w:afterAutospacing="1" w:line="240" w:lineRule="auto"/>
+        <w:rPr>
+          <w:rFonts w:ascii="Times New Roman" w:eastAsia="Times New Roman" w:hAnsi="Times New Roman" w:cs="Times New Roman"/>
+          <w:sz w:val="24"/>
+          <w:szCs w:val="24"/>
+        </w:rPr>
+      </w:pPr>
+      <w:r>
+        <w:rPr>
+          <w:rFonts w:ascii="Times New Roman" w:eastAsia="Times New Roman" w:hAnsi="Times New Roman" w:cs="Times New Roman"/>
+          <w:sz w:val="24"/>
+          <w:szCs w:val="24"/>
+        </w:rPr>
+        <w:t xml:space="preserve">For the </w:t>
+      </w:r>
+      <w:r>
+        <w:rPr>
+          <w:rFonts w:ascii="Courier New" w:eastAsia="Times New Roman" w:hAnsi="Courier New" w:cs="Courier New"/>
+          <w:sz w:val="20"/>
+          <w:szCs w:val="20"/>
+        </w:rPr>
+        <w:t>3 x 3</w:t>
+      </w:r>
+      <w:r>
+        <w:rPr>
+          <w:rFonts w:ascii="Times New Roman" w:eastAsia="Times New Roman" w:hAnsi="Times New Roman" w:cs="Times New Roman"/>
+          <w:sz w:val="24"/>
+          <w:szCs w:val="24"/>
+        </w:rPr>
+        <w:t xml:space="preserve"> example, that gives:</w:t>
+      </w:r>
+    </w:p>
+    <w:p>
+      <w:pPr>
+        <w:tabs>
+          <w:tab w:val="left" w:pos="916"/>
+          <w:tab w:val="left" w:pos="1832"/>
+          <w:tab w:val="left" w:pos="2748"/>
+          <w:tab w:val="left" w:pos="3664"/>
+          <w:tab w:val="left" w:pos="4580"/>
+          <w:tab w:val="left" w:pos="5496"/>
+          <w:tab w:val="left" w:pos="6412"/>
+          <w:tab w:val="left" w:pos="7328"/>
+          <w:tab w:val="left" w:pos="8244"/>
+          <w:tab w:val="left" w:pos="9160"/>
+          <w:tab w:val="left" w:pos="10076"/>
+          <w:tab w:val="left" w:pos="10992"/>
+          <w:tab w:val="left" w:pos="11908"/>
+          <w:tab w:val="left" w:pos="12824"/>
+          <w:tab w:val="left" w:pos="13740"/>
+          <w:tab w:val="left" w:pos="14656"/>
+        </w:tabs>
+        <w:spacing w:after="0" w:line="240" w:lineRule="auto"/>
+        <w:rPr>
+          <w:rFonts w:ascii="Courier New" w:eastAsia="Times New Roman" w:hAnsi="Courier New" w:cs="Courier New"/>
+          <w:sz w:val="20"/>
+          <w:szCs w:val="20"/>
+        </w:rPr>
+      </w:pPr>
+      <w:proofErr w:type="gramStart"/>
+      <w:r>
+        <w:rPr>
+          <w:rFonts w:ascii="Courier New" w:eastAsia="Times New Roman" w:hAnsi="Courier New" w:cs="Courier New"/>
+          <w:sz w:val="20"/>
+          <w:szCs w:val="20"/>
+        </w:rPr>
+        <w:t>top</w:t>
+      </w:r>
+      <w:proofErr w:type="gramEnd"/>
+      <w:r>
+        <w:rPr>
+          <w:rFonts w:ascii="Courier New" w:eastAsia="Times New Roman" w:hAnsi="Courier New" w:cs="Courier New"/>
+          <w:sz w:val="20"/>
+          <w:szCs w:val="20"/>
+        </w:rPr>
+        <w:t xml:space="preserve"> = 0</w:t>
+      </w:r>
+    </w:p>
+    <w:p>
+      <w:pPr>
+        <w:tabs>
+          <w:tab w:val="left" w:pos="916"/>
+          <w:tab w:val="left" w:pos="1832"/>
+          <w:tab w:val="left" w:pos="2748"/>
+          <w:tab w:val="left" w:pos="3664"/>
+          <w:tab w:val="left" w:pos="4580"/>
+          <w:tab w:val="left" w:pos="5496"/>
+          <w:tab w:val="left" w:pos="6412"/>
+          <w:tab w:val="left" w:pos="7328"/>
+          <w:tab w:val="left" w:pos="8244"/>
+          <w:tab w:val="left" w:pos="9160"/>
+          <w:tab w:val="left" w:pos="10076"/>
+          <w:tab w:val="left" w:pos="10992"/>
+          <w:tab w:val="left" w:pos="11908"/>
+          <w:tab w:val="left" w:pos="12824"/>
+          <w:tab w:val="left" w:pos="13740"/>
+          <w:tab w:val="left" w:pos="14656"/>
+        </w:tabs>
+        <w:spacing w:after="0" w:line="240" w:lineRule="auto"/>
+        <w:rPr>
+          <w:rFonts w:ascii="Courier New" w:eastAsia="Times New Roman" w:hAnsi="Courier New" w:cs="Courier New"/>
+          <w:sz w:val="20"/>
+          <w:szCs w:val="20"/>
+        </w:rPr>
+      </w:pPr>
+      <w:proofErr w:type="gramStart"/>
+      <w:r>
+        <w:rPr>
+          <w:rFonts w:ascii="Courier New" w:eastAsia="Times New Roman" w:hAnsi="Courier New" w:cs="Courier New"/>
+          <w:sz w:val="20"/>
+          <w:szCs w:val="20"/>
+        </w:rPr>
+        <w:t>bottom</w:t>
+      </w:r>
+      <w:proofErr w:type="gramEnd"/>
+      <w:r>
+        <w:rPr>
+          <w:rFonts w:ascii="Courier New" w:eastAsia="Times New Roman" w:hAnsi="Courier New" w:cs="Courier New"/>
+          <w:sz w:val="20"/>
+          <w:szCs w:val="20"/>
+        </w:rPr>
+        <w:t xml:space="preserve"> = 2</w:t>
+      </w:r>
+    </w:p>
+    <w:p>
+      <w:pPr>
+        <w:tabs>
+          <w:tab w:val="left" w:pos="916"/>
+          <w:tab w:val="left" w:pos="1832"/>
+          <w:tab w:val="left" w:pos="2748"/>
+          <w:tab w:val="left" w:pos="3664"/>
+          <w:tab w:val="left" w:pos="4580"/>
+          <w:tab w:val="left" w:pos="5496"/>
+          <w:tab w:val="left" w:pos="6412"/>
+          <w:tab w:val="left" w:pos="7328"/>
+          <w:tab w:val="left" w:pos="8244"/>
+          <w:tab w:val="left" w:pos="9160"/>
+          <w:tab w:val="left" w:pos="10076"/>
+          <w:tab w:val="left" w:pos="10992"/>
+          <w:tab w:val="left" w:pos="11908"/>
+          <w:tab w:val="left" w:pos="12824"/>
+          <w:tab w:val="left" w:pos="13740"/>
+          <w:tab w:val="left" w:pos="14656"/>
+        </w:tabs>
+        <w:spacing w:after="0" w:line="240" w:lineRule="auto"/>
+        <w:rPr>
+          <w:rFonts w:ascii="Courier New" w:eastAsia="Times New Roman" w:hAnsi="Courier New" w:cs="Courier New"/>
+          <w:sz w:val="20"/>
+          <w:szCs w:val="20"/>
+        </w:rPr>
+      </w:pPr>
+      <w:proofErr w:type="gramStart"/>
+      <w:r>
+        <w:rPr>
+          <w:rFonts w:ascii="Courier New" w:eastAsia="Times New Roman" w:hAnsi="Courier New" w:cs="Courier New"/>
+          <w:sz w:val="20"/>
+          <w:szCs w:val="20"/>
+        </w:rPr>
+        <w:t>left</w:t>
+      </w:r>
+      <w:proofErr w:type="gramEnd"/>
+      <w:r>
+        <w:rPr>
+          <w:rFonts w:ascii="Courier New" w:eastAsia="Times New Roman" w:hAnsi="Courier New" w:cs="Courier New"/>
+          <w:sz w:val="20"/>
+          <w:szCs w:val="20"/>
+        </w:rPr>
+        <w:t xml:space="preserve"> = 0</w:t>
+      </w:r>
+    </w:p>
+    <w:p>
+      <w:pPr>
+        <w:tabs>
+          <w:tab w:val="left" w:pos="916"/>
+          <w:tab w:val="left" w:pos="1832"/>
+          <w:tab w:val="left" w:pos="2748"/>
+          <w:tab w:val="left" w:pos="3664"/>
+          <w:tab w:val="left" w:pos="4580"/>
+          <w:tab w:val="left" w:pos="5496"/>
+          <w:tab w:val="left" w:pos="6412"/>
+          <w:tab w:val="left" w:pos="7328"/>
+          <w:tab w:val="left" w:pos="8244"/>
+          <w:tab w:val="left" w:pos="9160"/>
+          <w:tab w:val="left" w:pos="10076"/>
+          <w:tab w:val="left" w:pos="10992"/>
+          <w:tab w:val="left" w:pos="11908"/>
+          <w:tab w:val="left" w:pos="12824"/>
+          <w:tab w:val="left" w:pos="13740"/>
+          <w:tab w:val="left" w:pos="14656"/>
+        </w:tabs>
+        <w:spacing w:after="0" w:line="240" w:lineRule="auto"/>
+        <w:rPr>
+          <w:rFonts w:ascii="Courier New" w:eastAsia="Times New Roman" w:hAnsi="Courier New" w:cs="Courier New"/>
+          <w:sz w:val="20"/>
+          <w:szCs w:val="20"/>
+        </w:rPr>
+      </w:pPr>
+      <w:proofErr w:type="gramStart"/>
+      <w:r>
+        <w:rPr>
+          <w:rFonts w:ascii="Courier New" w:eastAsia="Times New Roman" w:hAnsi="Courier New" w:cs="Courier New"/>
+          <w:sz w:val="20"/>
+          <w:szCs w:val="20"/>
+        </w:rPr>
+        <w:t>right</w:t>
+      </w:r>
+      <w:proofErr w:type="gramEnd"/>
+      <w:r>
+        <w:rPr>
+          <w:rFonts w:ascii="Courier New" w:eastAsia="Times New Roman" w:hAnsi="Courier New" w:cs="Courier New"/>
+          <w:sz w:val="20"/>
+          <w:szCs w:val="20"/>
+        </w:rPr>
+        <w:t xml:space="preserve"> = 2</w:t>
+      </w:r>
+    </w:p>
+    <w:p>
+      <w:pPr>
+        <w:spacing w:before="100" w:beforeAutospacing="1" w:after="100" w:afterAutospacing="1" w:line="240" w:lineRule="auto"/>
+        <w:rPr>
+          <w:rFonts w:ascii="Times New Roman" w:eastAsia="Times New Roman" w:hAnsi="Times New Roman" w:cs="Times New Roman"/>
+          <w:sz w:val="24"/>
+          <w:szCs w:val="24"/>
+        </w:rPr>
+      </w:pPr>
+      <w:r>
+        <w:rPr>
+          <w:rFonts w:ascii="Times New Roman" w:eastAsia="Times New Roman" w:hAnsi="Times New Roman" w:cs="Times New Roman"/>
+          <w:sz w:val="24"/>
+          <w:szCs w:val="24"/>
+        </w:rPr>
+        <w:t>Visually:</w:t>
+      </w:r>
+    </w:p>
+    <w:p>
+      <w:pPr>
+        <w:tabs>
+          <w:tab w:val="left" w:pos="916"/>
+          <w:tab w:val="left" w:pos="1832"/>
+          <w:tab w:val="left" w:pos="2748"/>
+          <w:tab w:val="left" w:pos="3664"/>
+          <w:tab w:val="left" w:pos="4580"/>
+          <w:tab w:val="left" w:pos="5496"/>
+          <w:tab w:val="left" w:pos="6412"/>
+          <w:tab w:val="left" w:pos="7328"/>
+          <w:tab w:val="left" w:pos="8244"/>
+          <w:tab w:val="left" w:pos="9160"/>
+          <w:tab w:val="left" w:pos="10076"/>
+          <w:tab w:val="left" w:pos="10992"/>
+          <w:tab w:val="left" w:pos="11908"/>
+          <w:tab w:val="left" w:pos="12824"/>
+          <w:tab w:val="left" w:pos="13740"/>
+          <w:tab w:val="left" w:pos="14656"/>
+        </w:tabs>
+        <w:spacing w:after="0" w:line="240" w:lineRule="auto"/>
+        <w:rPr>
+          <w:rFonts w:ascii="Courier New" w:eastAsia="Times New Roman" w:hAnsi="Courier New" w:cs="Courier New"/>
+          <w:sz w:val="20"/>
+          <w:szCs w:val="20"/>
+        </w:rPr>
+      </w:pPr>
+      <w:r>
+        <w:rPr>
+          <w:rFonts w:ascii="Courier New" w:eastAsia="Times New Roman" w:hAnsi="Courier New" w:cs="Courier New"/>
+          <w:sz w:val="20"/>
+          <w:szCs w:val="20"/>
+        </w:rPr>
+        <w:t xml:space="preserve">        </w:t>
+      </w:r>
+      <w:proofErr w:type="gramStart"/>
+      <w:r>
+        <w:rPr>
+          <w:rFonts w:ascii="Courier New" w:eastAsia="Times New Roman" w:hAnsi="Courier New" w:cs="Courier New"/>
+          <w:sz w:val="20"/>
+          <w:szCs w:val="20"/>
+        </w:rPr>
+        <w:t>top</w:t>
+      </w:r>
+      <w:proofErr w:type="gramEnd"/>
+      <w:r>
+        <w:rPr>
+          <w:rFonts w:ascii="Courier New" w:eastAsia="Times New Roman" w:hAnsi="Courier New" w:cs="Courier New"/>
+          <w:sz w:val="20"/>
+          <w:szCs w:val="20"/>
+        </w:rPr>
+        <w:t xml:space="preserve"> = 0</w:t>
+      </w:r>
+    </w:p>
+    <w:p>
+      <w:pPr>
+        <w:tabs>
+          <w:tab w:val="left" w:pos="916"/>
+          <w:tab w:val="left" w:pos="1832"/>
+          <w:tab w:val="left" w:pos="2748"/>
+          <w:tab w:val="left" w:pos="3664"/>
+          <w:tab w:val="left" w:pos="4580"/>
+          <w:tab w:val="left" w:pos="5496"/>
+          <w:tab w:val="left" w:pos="6412"/>
+          <w:tab w:val="left" w:pos="7328"/>
+          <w:tab w:val="left" w:pos="8244"/>
+          <w:tab w:val="left" w:pos="9160"/>
+          <w:tab w:val="left" w:pos="10076"/>
+          <w:tab w:val="left" w:pos="10992"/>
+          <w:tab w:val="left" w:pos="11908"/>
+          <w:tab w:val="left" w:pos="12824"/>
+          <w:tab w:val="left" w:pos="13740"/>
+          <w:tab w:val="left" w:pos="14656"/>
+        </w:tabs>
+        <w:spacing w:after="0" w:line="240" w:lineRule="auto"/>
+        <w:rPr>
+          <w:rFonts w:ascii="Courier New" w:eastAsia="Times New Roman" w:hAnsi="Courier New" w:cs="Courier New"/>
+          <w:sz w:val="20"/>
+          <w:szCs w:val="20"/>
+        </w:rPr>
+      </w:pPr>
+      <w:r>
+        <w:rPr>
+          <w:rFonts w:ascii="Courier New" w:eastAsia="Times New Roman" w:hAnsi="Courier New" w:cs="Courier New"/>
+          <w:sz w:val="20"/>
+          <w:szCs w:val="20"/>
+        </w:rPr>
+        <w:t xml:space="preserve">          ↓</w:t>
+      </w:r>
+    </w:p>
+    <w:p>
+      <w:pPr>
+        <w:tabs>
+          <w:tab w:val="left" w:pos="916"/>
+          <w:tab w:val="left" w:pos="1832"/>
+          <w:tab w:val="left" w:pos="2748"/>
+          <w:tab w:val="left" w:pos="3664"/>
+          <w:tab w:val="left" w:pos="4580"/>
+          <w:tab w:val="left" w:pos="5496"/>
+          <w:tab w:val="left" w:pos="6412"/>
+          <w:tab w:val="left" w:pos="7328"/>
+          <w:tab w:val="left" w:pos="8244"/>
+          <w:tab w:val="left" w:pos="9160"/>
+          <w:tab w:val="left" w:pos="10076"/>
+          <w:tab w:val="left" w:pos="10992"/>
+          <w:tab w:val="left" w:pos="11908"/>
+          <w:tab w:val="left" w:pos="12824"/>
+          <w:tab w:val="left" w:pos="13740"/>
+          <w:tab w:val="left" w:pos="14656"/>
+        </w:tabs>
+        <w:spacing w:after="0" w:line="240" w:lineRule="auto"/>
+        <w:rPr>
+          <w:rFonts w:ascii="Courier New" w:eastAsia="Times New Roman" w:hAnsi="Courier New" w:cs="Courier New"/>
+          <w:sz w:val="20"/>
+          <w:szCs w:val="20"/>
+        </w:rPr>
+      </w:pPr>
+      <w:proofErr w:type="gramStart"/>
+      <w:r>
+        <w:rPr>
+          <w:rFonts w:ascii="Courier New" w:eastAsia="Times New Roman" w:hAnsi="Courier New" w:cs="Courier New"/>
+          <w:sz w:val="20"/>
+          <w:szCs w:val="20"/>
+        </w:rPr>
+        <w:t>left</w:t>
+      </w:r>
+      <w:proofErr w:type="gramEnd"/>
+      <w:r>
+        <w:rPr>
+          <w:rFonts w:ascii="Courier New" w:eastAsia="Times New Roman" w:hAnsi="Courier New" w:cs="Courier New"/>
+          <w:sz w:val="20"/>
+          <w:szCs w:val="20"/>
+        </w:rPr>
+        <w:t xml:space="preserve"> →  1 2 3  ← right</w:t>
+      </w:r>
+    </w:p>
+    <w:p>
+      <w:pPr>
+        <w:tabs>
+          <w:tab w:val="left" w:pos="916"/>
+          <w:tab w:val="left" w:pos="1832"/>
+          <w:tab w:val="left" w:pos="2748"/>
+          <w:tab w:val="left" w:pos="3664"/>
+          <w:tab w:val="left" w:pos="4580"/>
+          <w:tab w:val="left" w:pos="5496"/>
+          <w:tab w:val="left" w:pos="6412"/>
+          <w:tab w:val="left" w:pos="7328"/>
+          <w:tab w:val="left" w:pos="8244"/>
+          <w:tab w:val="left" w:pos="9160"/>
+          <w:tab w:val="left" w:pos="10076"/>
+          <w:tab w:val="left" w:pos="10992"/>
+          <w:tab w:val="left" w:pos="11908"/>
+          <w:tab w:val="left" w:pos="12824"/>
+          <w:tab w:val="left" w:pos="13740"/>
+          <w:tab w:val="left" w:pos="14656"/>
+        </w:tabs>
+        <w:spacing w:after="0" w:line="240" w:lineRule="auto"/>
+        <w:rPr>
+          <w:rFonts w:ascii="Courier New" w:eastAsia="Times New Roman" w:hAnsi="Courier New" w:cs="Courier New"/>
+          <w:sz w:val="20"/>
+          <w:szCs w:val="20"/>
+        </w:rPr>
+      </w:pPr>
+      <w:r>
+        <w:rPr>
+          <w:rFonts w:ascii="Courier New" w:eastAsia="Times New Roman" w:hAnsi="Courier New" w:cs="Courier New"/>
+          <w:sz w:val="20"/>
+          <w:szCs w:val="20"/>
+        </w:rPr>
+        <w:t xml:space="preserve">        4 5 6</w:t>
+      </w:r>
+    </w:p>
+    <w:p>
+      <w:pPr>
+        <w:tabs>
+          <w:tab w:val="left" w:pos="916"/>
+          <w:tab w:val="left" w:pos="1832"/>
+          <w:tab w:val="left" w:pos="2748"/>
+          <w:tab w:val="left" w:pos="3664"/>
+          <w:tab w:val="left" w:pos="4580"/>
+          <w:tab w:val="left" w:pos="5496"/>
+          <w:tab w:val="left" w:pos="6412"/>
+          <w:tab w:val="left" w:pos="7328"/>
+          <w:tab w:val="left" w:pos="8244"/>
+          <w:tab w:val="left" w:pos="9160"/>
+          <w:tab w:val="left" w:pos="10076"/>
+          <w:tab w:val="left" w:pos="10992"/>
+          <w:tab w:val="left" w:pos="11908"/>
+          <w:tab w:val="left" w:pos="12824"/>
+          <w:tab w:val="left" w:pos="13740"/>
+          <w:tab w:val="left" w:pos="14656"/>
+        </w:tabs>
+        <w:spacing w:after="0" w:line="240" w:lineRule="auto"/>
+        <w:rPr>
+          <w:rFonts w:ascii="Courier New" w:eastAsia="Times New Roman" w:hAnsi="Courier New" w:cs="Courier New"/>
+          <w:sz w:val="20"/>
+          <w:szCs w:val="20"/>
+        </w:rPr>
+      </w:pPr>
+      <w:r>
+        <w:rPr>
+          <w:rFonts w:ascii="Courier New" w:eastAsia="Times New Roman" w:hAnsi="Courier New" w:cs="Courier New"/>
+          <w:sz w:val="20"/>
+          <w:szCs w:val="20"/>
+        </w:rPr>
+        <w:t xml:space="preserve">        7 8 9</w:t>
+      </w:r>
+    </w:p>
+    <w:p>
+      <w:pPr>
+        <w:tabs>
+          <w:tab w:val="left" w:pos="916"/>
+          <w:tab w:val="left" w:pos="1832"/>
+          <w:tab w:val="left" w:pos="2748"/>
+          <w:tab w:val="left" w:pos="3664"/>
+          <w:tab w:val="left" w:pos="4580"/>
+          <w:tab w:val="left" w:pos="5496"/>
+          <w:tab w:val="left" w:pos="6412"/>
+          <w:tab w:val="left" w:pos="7328"/>
+          <w:tab w:val="left" w:pos="8244"/>
+          <w:tab w:val="left" w:pos="9160"/>
+          <w:tab w:val="left" w:pos="10076"/>
+          <w:tab w:val="left" w:pos="10992"/>
+          <w:tab w:val="left" w:pos="11908"/>
+          <w:tab w:val="left" w:pos="12824"/>
+          <w:tab w:val="left" w:pos="13740"/>
+          <w:tab w:val="left" w:pos="14656"/>
+        </w:tabs>
+        <w:spacing w:after="0" w:line="240" w:lineRule="auto"/>
+        <w:rPr>
+          <w:rFonts w:ascii="Courier New" w:eastAsia="Times New Roman" w:hAnsi="Courier New" w:cs="Courier New"/>
+          <w:sz w:val="20"/>
+          <w:szCs w:val="20"/>
+        </w:rPr>
+      </w:pPr>
+      <w:r>
+        <w:rPr>
+          <w:rFonts w:ascii="Courier New" w:eastAsia="Times New Roman" w:hAnsi="Courier New" w:cs="Courier New"/>
+          <w:sz w:val="20"/>
+          <w:szCs w:val="20"/>
+        </w:rPr>
+        <w:t xml:space="preserve">          ↑</w:t>
+      </w:r>
+    </w:p>
+    <w:p>
+      <w:pPr>
+        <w:tabs>
+          <w:tab w:val="left" w:pos="916"/>
+          <w:tab w:val="left" w:pos="1832"/>
+          <w:tab w:val="left" w:pos="2748"/>
+          <w:tab w:val="left" w:pos="3664"/>
+          <w:tab w:val="left" w:pos="4580"/>
+          <w:tab w:val="left" w:pos="5496"/>
+          <w:tab w:val="left" w:pos="6412"/>
+          <w:tab w:val="left" w:pos="7328"/>
+          <w:tab w:val="left" w:pos="8244"/>
+          <w:tab w:val="left" w:pos="9160"/>
+          <w:tab w:val="left" w:pos="10076"/>
+          <w:tab w:val="left" w:pos="10992"/>
+          <w:tab w:val="left" w:pos="11908"/>
+          <w:tab w:val="left" w:pos="12824"/>
+          <w:tab w:val="left" w:pos="13740"/>
+          <w:tab w:val="left" w:pos="14656"/>
+        </w:tabs>
+        <w:spacing w:after="0" w:line="240" w:lineRule="auto"/>
+        <w:rPr>
+          <w:rFonts w:ascii="Courier New" w:eastAsia="Times New Roman" w:hAnsi="Courier New" w:cs="Courier New"/>
+          <w:sz w:val="20"/>
+          <w:szCs w:val="20"/>
+        </w:rPr>
+      </w:pPr>
+      <w:r>
+        <w:rPr>
+          <w:rFonts w:ascii="Courier New" w:eastAsia="Times New Roman" w:hAnsi="Courier New" w:cs="Courier New"/>
+          <w:sz w:val="20"/>
+          <w:szCs w:val="20"/>
+        </w:rPr>
+        <w:t xml:space="preserve">      </w:t>
+      </w:r>
+      <w:proofErr w:type="gramStart"/>
+      <w:r>
+        <w:rPr>
+          <w:rFonts w:ascii="Courier New" w:eastAsia="Times New Roman" w:hAnsi="Courier New" w:cs="Courier New"/>
+          <w:sz w:val="20"/>
+          <w:szCs w:val="20"/>
+        </w:rPr>
+        <w:t>bottom</w:t>
+      </w:r>
+      <w:proofErr w:type="gramEnd"/>
+      <w:r>
+        <w:rPr>
+          <w:rFonts w:ascii="Courier New" w:eastAsia="Times New Roman" w:hAnsi="Courier New" w:cs="Courier New"/>
+          <w:sz w:val="20"/>
+          <w:szCs w:val="20"/>
+        </w:rPr>
+        <w:t xml:space="preserve"> = 2</w:t>
+      </w:r>
+    </w:p>
+    <w:p>
+      <w:pPr>
+        <w:spacing w:before="100" w:beforeAutospacing="1" w:after="100" w:afterAutospacing="1" w:line="240" w:lineRule="auto"/>
+        <w:rPr>
+          <w:rFonts w:ascii="Times New Roman" w:eastAsia="Times New Roman" w:hAnsi="Times New Roman" w:cs="Times New Roman"/>
+          <w:sz w:val="24"/>
+          <w:szCs w:val="24"/>
+        </w:rPr>
+      </w:pPr>
+      <w:r>
+        <w:rPr>
+          <w:rFonts w:ascii="Times New Roman" w:eastAsia="Times New Roman" w:hAnsi="Times New Roman" w:cs="Times New Roman"/>
+          <w:sz w:val="24"/>
+          <w:szCs w:val="24"/>
+        </w:rPr>
+        <w:t>Do only this first.</w:t>
+      </w:r>
+    </w:p>
+    <w:p>
+      <w:pPr>
+        <w:spacing w:before="100" w:beforeAutospacing="1" w:after="100" w:afterAutospacing="1" w:line="240" w:lineRule="auto"/>
+        <w:rPr>
+          <w:rFonts w:ascii="Times New Roman" w:eastAsia="Times New Roman" w:hAnsi="Times New Roman" w:cs="Times New Roman"/>
+          <w:sz w:val="24"/>
+          <w:szCs w:val="24"/>
+        </w:rPr>
+      </w:pPr>
+      <w:r>
+        <w:rPr>
+          <w:rFonts w:ascii="Times New Roman" w:eastAsia="Times New Roman" w:hAnsi="Times New Roman" w:cs="Times New Roman"/>
+          <w:sz w:val="24"/>
+          <w:szCs w:val="24"/>
+        </w:rPr>
+        <w:t xml:space="preserve">Your </w:t>
+      </w:r>
+      <w:r>
+        <w:rPr>
+          <w:rFonts w:ascii="Times New Roman" w:eastAsia="Times New Roman" w:hAnsi="Times New Roman" w:cs="Times New Roman"/>
+          <w:b/>
+          <w:bCs/>
+          <w:sz w:val="24"/>
+          <w:szCs w:val="24"/>
+        </w:rPr>
+        <w:t>outer layer is now correct</w:t>
+      </w:r>
+      <w:r>
+        <w:rPr>
+          <w:rFonts w:ascii="Times New Roman" w:eastAsia="Times New Roman" w:hAnsi="Times New Roman" w:cs="Times New Roman"/>
+          <w:sz w:val="24"/>
+          <w:szCs w:val="24"/>
+        </w:rPr>
+        <w:t xml:space="preserve"> for the 3×3 example. It prints:</w:t>
+      </w:r>
+    </w:p>
+    <w:p>
+      <w:pPr>
+        <w:tabs>
+          <w:tab w:val="left" w:pos="916"/>
+          <w:tab w:val="left" w:pos="1832"/>
+          <w:tab w:val="left" w:pos="2748"/>
+          <w:tab w:val="left" w:pos="3664"/>
+          <w:tab w:val="left" w:pos="4580"/>
+          <w:tab w:val="left" w:pos="5496"/>
+          <w:tab w:val="left" w:pos="6412"/>
+          <w:tab w:val="left" w:pos="7328"/>
+          <w:tab w:val="left" w:pos="8244"/>
+          <w:tab w:val="left" w:pos="9160"/>
+          <w:tab w:val="left" w:pos="10076"/>
+          <w:tab w:val="left" w:pos="10992"/>
+          <w:tab w:val="left" w:pos="11908"/>
+          <w:tab w:val="left" w:pos="12824"/>
+          <w:tab w:val="left" w:pos="13740"/>
+          <w:tab w:val="left" w:pos="14656"/>
+        </w:tabs>
+        <w:spacing w:after="0" w:line="240" w:lineRule="auto"/>
+        <w:rPr>
+          <w:rFonts w:ascii="Courier New" w:eastAsia="Times New Roman" w:hAnsi="Courier New" w:cs="Courier New"/>
+          <w:sz w:val="20"/>
+          <w:szCs w:val="20"/>
+        </w:rPr>
+      </w:pPr>
+      <w:r>
+        <w:rPr>
+          <w:rFonts w:ascii="Courier New" w:eastAsia="Times New Roman" w:hAnsi="Courier New" w:cs="Courier New"/>
+          <w:sz w:val="20"/>
+          <w:szCs w:val="20"/>
+        </w:rPr>
+        <w:t>1 2 3 6 9 8 7 4</w:t>
+      </w:r>
+    </w:p>
+    <w:p>
+      <w:pPr>
+        <w:spacing w:before="100" w:beforeAutospacing="1" w:after="100" w:afterAutospacing="1" w:line="240" w:lineRule="auto"/>
+        <w:rPr>
+          <w:rFonts w:ascii="Times New Roman" w:eastAsia="Times New Roman" w:hAnsi="Times New Roman" w:cs="Times New Roman"/>
+          <w:sz w:val="24"/>
+          <w:szCs w:val="24"/>
+        </w:rPr>
+      </w:pPr>
+      <w:r>
+        <w:rPr>
+          <w:rFonts w:ascii="Times New Roman" w:eastAsia="Times New Roman" w:hAnsi="Times New Roman" w:cs="Times New Roman"/>
+          <w:sz w:val="24"/>
+          <w:szCs w:val="24"/>
+        </w:rPr>
+        <w:t xml:space="preserve">Only </w:t>
+      </w:r>
+      <w:proofErr w:type="gramStart"/>
+      <w:r>
+        <w:rPr>
+          <w:rFonts w:ascii="Courier New" w:eastAsia="Times New Roman" w:hAnsi="Courier New" w:cs="Courier New"/>
+          <w:sz w:val="20"/>
+          <w:szCs w:val="20"/>
+        </w:rPr>
+        <w:t>5</w:t>
+      </w:r>
+      <w:proofErr w:type="gramEnd"/>
+      <w:r>
+        <w:rPr>
+          <w:rFonts w:ascii="Times New Roman" w:eastAsia="Times New Roman" w:hAnsi="Times New Roman" w:cs="Times New Roman"/>
+          <w:sz w:val="24"/>
+          <w:szCs w:val="24"/>
+        </w:rPr>
+        <w:t xml:space="preserve"> is left.</w:t>
+      </w:r>
+    </w:p>
+    <w:p>
+      <w:pPr>
+        <w:spacing w:before="100" w:beforeAutospacing="1" w:after="100" w:afterAutospacing="1" w:line="240" w:lineRule="auto"/>
+        <w:rPr>
+          <w:rFonts w:ascii="Times New Roman" w:eastAsia="Times New Roman" w:hAnsi="Times New Roman" w:cs="Times New Roman"/>
+          <w:sz w:val="24"/>
+          <w:szCs w:val="24"/>
+        </w:rPr>
+      </w:pPr>
+      <w:r>
+        <w:rPr>
+          <w:rFonts w:ascii="Times New Roman" w:eastAsia="Times New Roman" w:hAnsi="Times New Roman" w:cs="Times New Roman"/>
+          <w:sz w:val="24"/>
+          <w:szCs w:val="24"/>
+        </w:rPr>
+        <w:t>One small improvement first: instead of</w:t>
+      </w:r>
+    </w:p>
+    <w:p>
+      <w:pPr>
+        <w:tabs>
+          <w:tab w:val="left" w:pos="916"/>
+          <w:tab w:val="left" w:pos="1832"/>
+          <w:tab w:val="left" w:pos="2748"/>
+          <w:tab w:val="left" w:pos="3664"/>
+          <w:tab w:val="left" w:pos="4580"/>
+          <w:tab w:val="left" w:pos="5496"/>
+          <w:tab w:val="left" w:pos="6412"/>
+          <w:tab w:val="left" w:pos="7328"/>
+          <w:tab w:val="left" w:pos="8244"/>
+          <w:tab w:val="left" w:pos="9160"/>
+          <w:tab w:val="left" w:pos="10076"/>
+          <w:tab w:val="left" w:pos="10992"/>
+          <w:tab w:val="left" w:pos="11908"/>
+          <w:tab w:val="left" w:pos="12824"/>
+          <w:tab w:val="left" w:pos="13740"/>
+          <w:tab w:val="left" w:pos="14656"/>
+        </w:tabs>
+        <w:spacing w:after="0" w:line="240" w:lineRule="auto"/>
+        <w:rPr>
+          <w:rFonts w:ascii="Courier New" w:eastAsia="Times New Roman" w:hAnsi="Courier New" w:cs="Courier New"/>
+          <w:sz w:val="20"/>
+          <w:szCs w:val="20"/>
+        </w:rPr>
+      </w:pPr>
+      <w:proofErr w:type="gramStart"/>
+      <w:r>
+        <w:rPr>
+          <w:rFonts w:ascii="Courier New" w:eastAsia="Times New Roman" w:hAnsi="Courier New" w:cs="Courier New"/>
+          <w:sz w:val="20"/>
+          <w:szCs w:val="20"/>
+        </w:rPr>
+        <w:t>row</w:t>
+      </w:r>
+      <w:proofErr w:type="gramEnd"/>
+      <w:r>
+        <w:rPr>
+          <w:rFonts w:ascii="Courier New" w:eastAsia="Times New Roman" w:hAnsi="Courier New" w:cs="Courier New"/>
+          <w:sz w:val="20"/>
+          <w:szCs w:val="20"/>
+        </w:rPr>
+        <w:t xml:space="preserve"> = </w:t>
+      </w:r>
+      <w:proofErr w:type="spellStart"/>
+      <w:r>
+        <w:rPr>
+          <w:rFonts w:ascii="Courier New" w:eastAsia="Times New Roman" w:hAnsi="Courier New" w:cs="Courier New"/>
+          <w:sz w:val="20"/>
+          <w:szCs w:val="20"/>
+        </w:rPr>
+        <w:t>len</w:t>
+      </w:r>
+      <w:proofErr w:type="spellEnd"/>
+      <w:r>
+        <w:rPr>
+          <w:rFonts w:ascii="Courier New" w:eastAsia="Times New Roman" w:hAnsi="Courier New" w:cs="Courier New"/>
+          <w:sz w:val="20"/>
+          <w:szCs w:val="20"/>
+        </w:rPr>
+        <w:t>(</w:t>
+      </w:r>
+      <w:proofErr w:type="spellStart"/>
+      <w:r>
+        <w:rPr>
+          <w:rFonts w:ascii="Courier New" w:eastAsia="Times New Roman" w:hAnsi="Courier New" w:cs="Courier New"/>
+          <w:sz w:val="20"/>
+          <w:szCs w:val="20"/>
+        </w:rPr>
+        <w:t>num</w:t>
+      </w:r>
+      <w:proofErr w:type="spellEnd"/>
+      <w:r>
+        <w:rPr>
+          <w:rFonts w:ascii="Courier New" w:eastAsia="Times New Roman" w:hAnsi="Courier New" w:cs="Courier New"/>
+          <w:sz w:val="20"/>
+          <w:szCs w:val="20"/>
+        </w:rPr>
+        <w:t>) - 2</w:t>
+      </w:r>
+    </w:p>
+    <w:p>
+      <w:pPr>
+        <w:spacing w:before="100" w:beforeAutospacing="1" w:after="100" w:afterAutospacing="1" w:line="240" w:lineRule="auto"/>
+        <w:rPr>
+          <w:rFonts w:ascii="Times New Roman" w:eastAsia="Times New Roman" w:hAnsi="Times New Roman" w:cs="Times New Roman"/>
+          <w:sz w:val="24"/>
+          <w:szCs w:val="24"/>
+        </w:rPr>
+      </w:pPr>
+      <w:proofErr w:type="gramStart"/>
+      <w:r>
+        <w:rPr>
+          <w:rFonts w:ascii="Times New Roman" w:eastAsia="Times New Roman" w:hAnsi="Times New Roman" w:cs="Times New Roman"/>
+          <w:sz w:val="24"/>
+          <w:szCs w:val="24"/>
+        </w:rPr>
+        <w:t>use</w:t>
+      </w:r>
+      <w:proofErr w:type="gramEnd"/>
+      <w:r>
+        <w:rPr>
+          <w:rFonts w:ascii="Times New Roman" w:eastAsia="Times New Roman" w:hAnsi="Times New Roman" w:cs="Times New Roman"/>
+          <w:sz w:val="24"/>
+          <w:szCs w:val="24"/>
+        </w:rPr>
+        <w:t>:</w:t>
+      </w:r>
+    </w:p>
+    <w:p>
+      <w:pPr>
+        <w:tabs>
+          <w:tab w:val="left" w:pos="916"/>
+          <w:tab w:val="left" w:pos="1832"/>
+          <w:tab w:val="left" w:pos="2748"/>
+          <w:tab w:val="left" w:pos="3664"/>
+          <w:tab w:val="left" w:pos="4580"/>
+          <w:tab w:val="left" w:pos="5496"/>
+          <w:tab w:val="left" w:pos="6412"/>
+          <w:tab w:val="left" w:pos="7328"/>
+          <w:tab w:val="left" w:pos="8244"/>
+          <w:tab w:val="left" w:pos="9160"/>
+          <w:tab w:val="left" w:pos="10076"/>
+          <w:tab w:val="left" w:pos="10992"/>
+          <w:tab w:val="left" w:pos="11908"/>
+          <w:tab w:val="left" w:pos="12824"/>
+          <w:tab w:val="left" w:pos="13740"/>
+          <w:tab w:val="left" w:pos="14656"/>
+        </w:tabs>
+        <w:spacing w:after="0" w:line="240" w:lineRule="auto"/>
+        <w:rPr>
+          <w:rFonts w:ascii="Courier New" w:eastAsia="Times New Roman" w:hAnsi="Courier New" w:cs="Courier New"/>
+          <w:sz w:val="20"/>
+          <w:szCs w:val="20"/>
+        </w:rPr>
+      </w:pPr>
+      <w:proofErr w:type="spellStart"/>
+      <w:proofErr w:type="gramStart"/>
+      <w:r>
+        <w:rPr>
+          <w:rFonts w:ascii="Courier New" w:eastAsia="Times New Roman" w:hAnsi="Courier New" w:cs="Courier New"/>
+          <w:sz w:val="20"/>
+          <w:szCs w:val="20"/>
+        </w:rPr>
+        <w:t>row</w:t>
+      </w:r>
+      <w:proofErr w:type="spellEnd"/>
+      <w:proofErr w:type="gramEnd"/>
+      <w:r>
+        <w:rPr>
+          <w:rFonts w:ascii="Courier New" w:eastAsia="Times New Roman" w:hAnsi="Courier New" w:cs="Courier New"/>
+          <w:sz w:val="20"/>
+          <w:szCs w:val="20"/>
+        </w:rPr>
+        <w:t xml:space="preserve"> = bottom - 1</w:t>
+      </w:r>
+    </w:p>
+    <w:p>
+      <w:pPr>
+        <w:spacing w:before="100" w:beforeAutospacing="1" w:after="100" w:afterAutospacing="1" w:line="240" w:lineRule="auto"/>
+        <w:rPr>
+          <w:rFonts w:ascii="Times New Roman" w:eastAsia="Times New Roman" w:hAnsi="Times New Roman" w:cs="Times New Roman"/>
+          <w:sz w:val="24"/>
+          <w:szCs w:val="24"/>
+        </w:rPr>
+      </w:pPr>
+      <w:proofErr w:type="gramStart"/>
+      <w:r>
+        <w:rPr>
+          <w:rFonts w:ascii="Times New Roman" w:eastAsia="Times New Roman" w:hAnsi="Times New Roman" w:cs="Times New Roman"/>
+          <w:sz w:val="24"/>
+          <w:szCs w:val="24"/>
+        </w:rPr>
+        <w:t>because</w:t>
+      </w:r>
+      <w:proofErr w:type="gramEnd"/>
+      <w:r>
+        <w:rPr>
+          <w:rFonts w:ascii="Times New Roman" w:eastAsia="Times New Roman" w:hAnsi="Times New Roman" w:cs="Times New Roman"/>
+          <w:sz w:val="24"/>
+          <w:szCs w:val="24"/>
+        </w:rPr>
+        <w:t xml:space="preserve"> later </w:t>
+      </w:r>
+      <w:r>
+        <w:rPr>
+          <w:rFonts w:ascii="Courier New" w:eastAsia="Times New Roman" w:hAnsi="Courier New" w:cs="Courier New"/>
+          <w:sz w:val="20"/>
+          <w:szCs w:val="20"/>
+        </w:rPr>
+        <w:t>bottom</w:t>
+      </w:r>
+      <w:r>
+        <w:rPr>
+          <w:rFonts w:ascii="Times New Roman" w:eastAsia="Times New Roman" w:hAnsi="Times New Roman" w:cs="Times New Roman"/>
+          <w:sz w:val="24"/>
+          <w:szCs w:val="24"/>
+        </w:rPr>
+        <w:t xml:space="preserve"> will change.</w:t>
+      </w:r>
+    </w:p>
+    <w:p>
+      <w:pPr>
+        <w:spacing w:before="100" w:beforeAutospacing="1" w:after="100" w:afterAutospacing="1" w:line="240" w:lineRule="auto"/>
+        <w:rPr>
+          <w:rFonts w:ascii="Times New Roman" w:eastAsia="Times New Roman" w:hAnsi="Times New Roman" w:cs="Times New Roman"/>
+          <w:sz w:val="24"/>
+          <w:szCs w:val="24"/>
+        </w:rPr>
+      </w:pPr>
+      <w:r>
+        <w:rPr>
+          <w:rFonts w:ascii="Times New Roman" w:eastAsia="Times New Roman" w:hAnsi="Times New Roman" w:cs="Times New Roman"/>
+          <w:sz w:val="24"/>
+          <w:szCs w:val="24"/>
+        </w:rPr>
+        <w:t xml:space="preserve">Now the next step is to </w:t>
+      </w:r>
+      <w:r>
+        <w:rPr>
+          <w:rFonts w:ascii="Times New Roman" w:eastAsia="Times New Roman" w:hAnsi="Times New Roman" w:cs="Times New Roman"/>
+          <w:b/>
+          <w:bCs/>
+          <w:sz w:val="24"/>
+          <w:szCs w:val="24"/>
+        </w:rPr>
+        <w:t>shrink the four boundaries inward</w:t>
+      </w:r>
+      <w:r>
+        <w:rPr>
+          <w:rFonts w:ascii="Times New Roman" w:eastAsia="Times New Roman" w:hAnsi="Times New Roman" w:cs="Times New Roman"/>
+          <w:sz w:val="24"/>
+          <w:szCs w:val="24"/>
+        </w:rPr>
+        <w:t xml:space="preserve"> after finishing one full circle:</w:t>
+      </w:r>
+    </w:p>
+    <w:p>
+      <w:pPr>
+        <w:tabs>
+          <w:tab w:val="left" w:pos="916"/>
+          <w:tab w:val="left" w:pos="1832"/>
+          <w:tab w:val="left" w:pos="2748"/>
+          <w:tab w:val="left" w:pos="3664"/>
+          <w:tab w:val="left" w:pos="4580"/>
+          <w:tab w:val="left" w:pos="5496"/>
+          <w:tab w:val="left" w:pos="6412"/>
+          <w:tab w:val="left" w:pos="7328"/>
+          <w:tab w:val="left" w:pos="8244"/>
+          <w:tab w:val="left" w:pos="9160"/>
+          <w:tab w:val="left" w:pos="10076"/>
+          <w:tab w:val="left" w:pos="10992"/>
+          <w:tab w:val="left" w:pos="11908"/>
+          <w:tab w:val="left" w:pos="12824"/>
+          <w:tab w:val="left" w:pos="13740"/>
+          <w:tab w:val="left" w:pos="14656"/>
+        </w:tabs>
+        <w:spacing w:after="0" w:line="240" w:lineRule="auto"/>
+        <w:rPr>
+          <w:rFonts w:ascii="Courier New" w:eastAsia="Times New Roman" w:hAnsi="Courier New" w:cs="Courier New"/>
+          <w:sz w:val="20"/>
+          <w:szCs w:val="20"/>
+        </w:rPr>
+      </w:pPr>
+      <w:proofErr w:type="gramStart"/>
+      <w:r>
+        <w:rPr>
+          <w:rFonts w:ascii="Courier New" w:eastAsia="Times New Roman" w:hAnsi="Courier New" w:cs="Courier New"/>
+          <w:sz w:val="20"/>
+          <w:szCs w:val="20"/>
+        </w:rPr>
+        <w:t>top</w:t>
+      </w:r>
+      <w:proofErr w:type="gramEnd"/>
+      <w:r>
+        <w:rPr>
+          <w:rFonts w:ascii="Courier New" w:eastAsia="Times New Roman" w:hAnsi="Courier New" w:cs="Courier New"/>
+          <w:sz w:val="20"/>
+          <w:szCs w:val="20"/>
+        </w:rPr>
+        <w:t xml:space="preserve"> += 1</w:t>
+      </w:r>
+    </w:p>
+    <w:p>
+      <w:pPr>
+        <w:tabs>
+          <w:tab w:val="left" w:pos="916"/>
+          <w:tab w:val="left" w:pos="1832"/>
+          <w:tab w:val="left" w:pos="2748"/>
+          <w:tab w:val="left" w:pos="3664"/>
+          <w:tab w:val="left" w:pos="4580"/>
+          <w:tab w:val="left" w:pos="5496"/>
+          <w:tab w:val="left" w:pos="6412"/>
+          <w:tab w:val="left" w:pos="7328"/>
+          <w:tab w:val="left" w:pos="8244"/>
+          <w:tab w:val="left" w:pos="9160"/>
+          <w:tab w:val="left" w:pos="10076"/>
+          <w:tab w:val="left" w:pos="10992"/>
+          <w:tab w:val="left" w:pos="11908"/>
+          <w:tab w:val="left" w:pos="12824"/>
+          <w:tab w:val="left" w:pos="13740"/>
+          <w:tab w:val="left" w:pos="14656"/>
+        </w:tabs>
+        <w:spacing w:after="0" w:line="240" w:lineRule="auto"/>
+        <w:rPr>
+          <w:rFonts w:ascii="Courier New" w:eastAsia="Times New Roman" w:hAnsi="Courier New" w:cs="Courier New"/>
+          <w:sz w:val="20"/>
+          <w:szCs w:val="20"/>
+        </w:rPr>
+      </w:pPr>
+      <w:proofErr w:type="gramStart"/>
+      <w:r>
+        <w:rPr>
+          <w:rFonts w:ascii="Courier New" w:eastAsia="Times New Roman" w:hAnsi="Courier New" w:cs="Courier New"/>
+          <w:sz w:val="20"/>
+          <w:szCs w:val="20"/>
+        </w:rPr>
+        <w:t>bottom</w:t>
+      </w:r>
+      <w:proofErr w:type="gramEnd"/>
+      <w:r>
+        <w:rPr>
+          <w:rFonts w:ascii="Courier New" w:eastAsia="Times New Roman" w:hAnsi="Courier New" w:cs="Courier New"/>
+          <w:sz w:val="20"/>
+          <w:szCs w:val="20"/>
+        </w:rPr>
+        <w:t xml:space="preserve"> -= 1</w:t>
+      </w:r>
+    </w:p>
+    <w:p>
+      <w:pPr>
+        <w:tabs>
+          <w:tab w:val="left" w:pos="916"/>
+          <w:tab w:val="left" w:pos="1832"/>
+          <w:tab w:val="left" w:pos="2748"/>
+          <w:tab w:val="left" w:pos="3664"/>
+          <w:tab w:val="left" w:pos="4580"/>
+          <w:tab w:val="left" w:pos="5496"/>
+          <w:tab w:val="left" w:pos="6412"/>
+          <w:tab w:val="left" w:pos="7328"/>
+          <w:tab w:val="left" w:pos="8244"/>
+          <w:tab w:val="left" w:pos="9160"/>
+          <w:tab w:val="left" w:pos="10076"/>
+          <w:tab w:val="left" w:pos="10992"/>
+          <w:tab w:val="left" w:pos="11908"/>
+          <w:tab w:val="left" w:pos="12824"/>
+          <w:tab w:val="left" w:pos="13740"/>
+          <w:tab w:val="left" w:pos="14656"/>
+        </w:tabs>
+        <w:spacing w:after="0" w:line="240" w:lineRule="auto"/>
+        <w:rPr>
+          <w:rFonts w:ascii="Courier New" w:eastAsia="Times New Roman" w:hAnsi="Courier New" w:cs="Courier New"/>
+          <w:sz w:val="20"/>
+          <w:szCs w:val="20"/>
+        </w:rPr>
+      </w:pPr>
+      <w:proofErr w:type="gramStart"/>
+      <w:r>
+        <w:rPr>
+          <w:rFonts w:ascii="Courier New" w:eastAsia="Times New Roman" w:hAnsi="Courier New" w:cs="Courier New"/>
+          <w:sz w:val="20"/>
+          <w:szCs w:val="20"/>
+        </w:rPr>
+        <w:t>left</w:t>
+      </w:r>
+      <w:proofErr w:type="gramEnd"/>
+      <w:r>
+        <w:rPr>
+          <w:rFonts w:ascii="Courier New" w:eastAsia="Times New Roman" w:hAnsi="Courier New" w:cs="Courier New"/>
+          <w:sz w:val="20"/>
+          <w:szCs w:val="20"/>
+        </w:rPr>
+        <w:t xml:space="preserve"> += 1</w:t>
+      </w:r>
+    </w:p>
+    <w:p>
+      <w:pPr>
+        <w:tabs>
+          <w:tab w:val="left" w:pos="916"/>
+          <w:tab w:val="left" w:pos="1832"/>
+          <w:tab w:val="left" w:pos="2748"/>
+          <w:tab w:val="left" w:pos="3664"/>
+          <w:tab w:val="left" w:pos="4580"/>
+          <w:tab w:val="left" w:pos="5496"/>
+          <w:tab w:val="left" w:pos="6412"/>
+          <w:tab w:val="left" w:pos="7328"/>
+          <w:tab w:val="left" w:pos="8244"/>
+          <w:tab w:val="left" w:pos="9160"/>
+          <w:tab w:val="left" w:pos="10076"/>
+          <w:tab w:val="left" w:pos="10992"/>
+          <w:tab w:val="left" w:pos="11908"/>
+          <w:tab w:val="left" w:pos="12824"/>
+          <w:tab w:val="left" w:pos="13740"/>
+          <w:tab w:val="left" w:pos="14656"/>
+        </w:tabs>
+        <w:spacing w:after="0" w:line="240" w:lineRule="auto"/>
+        <w:rPr>
+          <w:rFonts w:ascii="Courier New" w:eastAsia="Times New Roman" w:hAnsi="Courier New" w:cs="Courier New"/>
+          <w:sz w:val="20"/>
+          <w:szCs w:val="20"/>
+        </w:rPr>
+      </w:pPr>
+      <w:proofErr w:type="gramStart"/>
+      <w:r>
+        <w:rPr>
+          <w:rFonts w:ascii="Courier New" w:eastAsia="Times New Roman" w:hAnsi="Courier New" w:cs="Courier New"/>
+          <w:sz w:val="20"/>
+          <w:szCs w:val="20"/>
+        </w:rPr>
+        <w:t>right</w:t>
+      </w:r>
+      <w:proofErr w:type="gramEnd"/>
+      <w:r>
+        <w:rPr>
+          <w:rFonts w:ascii="Courier New" w:eastAsia="Times New Roman" w:hAnsi="Courier New" w:cs="Courier New"/>
+          <w:sz w:val="20"/>
+          <w:szCs w:val="20"/>
+        </w:rPr>
+        <w:t xml:space="preserve"> -= 1</w:t>
+      </w:r>
+    </w:p>
+    <w:p>
+      <w:pPr>
+        <w:spacing w:before="100" w:beforeAutospacing="1" w:after="100" w:afterAutospacing="1" w:line="240" w:lineRule="auto"/>
+        <w:rPr>
+          <w:rFonts w:ascii="Times New Roman" w:eastAsia="Times New Roman" w:hAnsi="Times New Roman" w:cs="Times New Roman"/>
+          <w:sz w:val="24"/>
+          <w:szCs w:val="24"/>
+        </w:rPr>
+      </w:pPr>
+      <w:r>
+        <w:rPr>
+          <w:rFonts w:ascii="Times New Roman" w:eastAsia="Times New Roman" w:hAnsi="Times New Roman" w:cs="Times New Roman"/>
+          <w:sz w:val="24"/>
+          <w:szCs w:val="24"/>
+        </w:rPr>
+        <w:lastRenderedPageBreak/>
+        <w:t>For your 3×3 matrix, before shrinking:</w:t>
+      </w:r>
+    </w:p>
+    <w:p>
+      <w:pPr>
+        <w:tabs>
+          <w:tab w:val="left" w:pos="916"/>
+          <w:tab w:val="left" w:pos="1832"/>
+          <w:tab w:val="left" w:pos="2748"/>
+          <w:tab w:val="left" w:pos="3664"/>
+          <w:tab w:val="left" w:pos="4580"/>
+          <w:tab w:val="left" w:pos="5496"/>
+          <w:tab w:val="left" w:pos="6412"/>
+          <w:tab w:val="left" w:pos="7328"/>
+          <w:tab w:val="left" w:pos="8244"/>
+          <w:tab w:val="left" w:pos="9160"/>
+          <w:tab w:val="left" w:pos="10076"/>
+          <w:tab w:val="left" w:pos="10992"/>
+          <w:tab w:val="left" w:pos="11908"/>
+          <w:tab w:val="left" w:pos="12824"/>
+          <w:tab w:val="left" w:pos="13740"/>
+          <w:tab w:val="left" w:pos="14656"/>
+        </w:tabs>
+        <w:spacing w:after="0" w:line="240" w:lineRule="auto"/>
+        <w:rPr>
+          <w:rFonts w:ascii="Courier New" w:eastAsia="Times New Roman" w:hAnsi="Courier New" w:cs="Courier New"/>
+          <w:sz w:val="20"/>
+          <w:szCs w:val="20"/>
+        </w:rPr>
+      </w:pPr>
+      <w:proofErr w:type="gramStart"/>
+      <w:r>
+        <w:rPr>
+          <w:rFonts w:ascii="Courier New" w:eastAsia="Times New Roman" w:hAnsi="Courier New" w:cs="Courier New"/>
+          <w:sz w:val="20"/>
+          <w:szCs w:val="20"/>
+        </w:rPr>
+        <w:t>top</w:t>
+      </w:r>
+      <w:proofErr w:type="gramEnd"/>
+      <w:r>
+        <w:rPr>
+          <w:rFonts w:ascii="Courier New" w:eastAsia="Times New Roman" w:hAnsi="Courier New" w:cs="Courier New"/>
+          <w:sz w:val="20"/>
+          <w:szCs w:val="20"/>
+        </w:rPr>
+        <w:t xml:space="preserve"> = 0</w:t>
+      </w:r>
+    </w:p>
+    <w:p>
+      <w:pPr>
+        <w:tabs>
+          <w:tab w:val="left" w:pos="916"/>
+          <w:tab w:val="left" w:pos="1832"/>
+          <w:tab w:val="left" w:pos="2748"/>
+          <w:tab w:val="left" w:pos="3664"/>
+          <w:tab w:val="left" w:pos="4580"/>
+          <w:tab w:val="left" w:pos="5496"/>
+          <w:tab w:val="left" w:pos="6412"/>
+          <w:tab w:val="left" w:pos="7328"/>
+          <w:tab w:val="left" w:pos="8244"/>
+          <w:tab w:val="left" w:pos="9160"/>
+          <w:tab w:val="left" w:pos="10076"/>
+          <w:tab w:val="left" w:pos="10992"/>
+          <w:tab w:val="left" w:pos="11908"/>
+          <w:tab w:val="left" w:pos="12824"/>
+          <w:tab w:val="left" w:pos="13740"/>
+          <w:tab w:val="left" w:pos="14656"/>
+        </w:tabs>
+        <w:spacing w:after="0" w:line="240" w:lineRule="auto"/>
+        <w:rPr>
+          <w:rFonts w:ascii="Courier New" w:eastAsia="Times New Roman" w:hAnsi="Courier New" w:cs="Courier New"/>
+          <w:sz w:val="20"/>
+          <w:szCs w:val="20"/>
+        </w:rPr>
+      </w:pPr>
+      <w:proofErr w:type="gramStart"/>
+      <w:r>
+        <w:rPr>
+          <w:rFonts w:ascii="Courier New" w:eastAsia="Times New Roman" w:hAnsi="Courier New" w:cs="Courier New"/>
+          <w:sz w:val="20"/>
+          <w:szCs w:val="20"/>
+        </w:rPr>
+        <w:t>bottom</w:t>
+      </w:r>
+      <w:proofErr w:type="gramEnd"/>
+      <w:r>
+        <w:rPr>
+          <w:rFonts w:ascii="Courier New" w:eastAsia="Times New Roman" w:hAnsi="Courier New" w:cs="Courier New"/>
+          <w:sz w:val="20"/>
+          <w:szCs w:val="20"/>
+        </w:rPr>
+        <w:t xml:space="preserve"> = 2</w:t>
+      </w:r>
+    </w:p>
+    <w:p>
+      <w:pPr>
+        <w:tabs>
+          <w:tab w:val="left" w:pos="916"/>
+          <w:tab w:val="left" w:pos="1832"/>
+          <w:tab w:val="left" w:pos="2748"/>
+          <w:tab w:val="left" w:pos="3664"/>
+          <w:tab w:val="left" w:pos="4580"/>
+          <w:tab w:val="left" w:pos="5496"/>
+          <w:tab w:val="left" w:pos="6412"/>
+          <w:tab w:val="left" w:pos="7328"/>
+          <w:tab w:val="left" w:pos="8244"/>
+          <w:tab w:val="left" w:pos="9160"/>
+          <w:tab w:val="left" w:pos="10076"/>
+          <w:tab w:val="left" w:pos="10992"/>
+          <w:tab w:val="left" w:pos="11908"/>
+          <w:tab w:val="left" w:pos="12824"/>
+          <w:tab w:val="left" w:pos="13740"/>
+          <w:tab w:val="left" w:pos="14656"/>
+        </w:tabs>
+        <w:spacing w:after="0" w:line="240" w:lineRule="auto"/>
+        <w:rPr>
+          <w:rFonts w:ascii="Courier New" w:eastAsia="Times New Roman" w:hAnsi="Courier New" w:cs="Courier New"/>
+          <w:sz w:val="20"/>
+          <w:szCs w:val="20"/>
+        </w:rPr>
+      </w:pPr>
+      <w:proofErr w:type="gramStart"/>
+      <w:r>
+        <w:rPr>
+          <w:rFonts w:ascii="Courier New" w:eastAsia="Times New Roman" w:hAnsi="Courier New" w:cs="Courier New"/>
+          <w:sz w:val="20"/>
+          <w:szCs w:val="20"/>
+        </w:rPr>
+        <w:t>left</w:t>
+      </w:r>
+      <w:proofErr w:type="gramEnd"/>
+      <w:r>
+        <w:rPr>
+          <w:rFonts w:ascii="Courier New" w:eastAsia="Times New Roman" w:hAnsi="Courier New" w:cs="Courier New"/>
+          <w:sz w:val="20"/>
+          <w:szCs w:val="20"/>
+        </w:rPr>
+        <w:t xml:space="preserve"> = 0</w:t>
+      </w:r>
+    </w:p>
+    <w:p>
+      <w:pPr>
+        <w:tabs>
+          <w:tab w:val="left" w:pos="916"/>
+          <w:tab w:val="left" w:pos="1832"/>
+          <w:tab w:val="left" w:pos="2748"/>
+          <w:tab w:val="left" w:pos="3664"/>
+          <w:tab w:val="left" w:pos="4580"/>
+          <w:tab w:val="left" w:pos="5496"/>
+          <w:tab w:val="left" w:pos="6412"/>
+          <w:tab w:val="left" w:pos="7328"/>
+          <w:tab w:val="left" w:pos="8244"/>
+          <w:tab w:val="left" w:pos="9160"/>
+          <w:tab w:val="left" w:pos="10076"/>
+          <w:tab w:val="left" w:pos="10992"/>
+          <w:tab w:val="left" w:pos="11908"/>
+          <w:tab w:val="left" w:pos="12824"/>
+          <w:tab w:val="left" w:pos="13740"/>
+          <w:tab w:val="left" w:pos="14656"/>
+        </w:tabs>
+        <w:spacing w:after="0" w:line="240" w:lineRule="auto"/>
+        <w:rPr>
+          <w:rFonts w:ascii="Courier New" w:eastAsia="Times New Roman" w:hAnsi="Courier New" w:cs="Courier New"/>
+          <w:sz w:val="20"/>
+          <w:szCs w:val="20"/>
+        </w:rPr>
+      </w:pPr>
+      <w:proofErr w:type="gramStart"/>
+      <w:r>
+        <w:rPr>
+          <w:rFonts w:ascii="Courier New" w:eastAsia="Times New Roman" w:hAnsi="Courier New" w:cs="Courier New"/>
+          <w:sz w:val="20"/>
+          <w:szCs w:val="20"/>
+        </w:rPr>
+        <w:t>right</w:t>
+      </w:r>
+      <w:proofErr w:type="gramEnd"/>
+      <w:r>
+        <w:rPr>
+          <w:rFonts w:ascii="Courier New" w:eastAsia="Times New Roman" w:hAnsi="Courier New" w:cs="Courier New"/>
+          <w:sz w:val="20"/>
+          <w:szCs w:val="20"/>
+        </w:rPr>
+        <w:t xml:space="preserve"> = 2</w:t>
+      </w:r>
+    </w:p>
+    <w:p>
+      <w:pPr>
+        <w:spacing w:before="100" w:beforeAutospacing="1" w:after="100" w:afterAutospacing="1" w:line="240" w:lineRule="auto"/>
+        <w:rPr>
+          <w:rFonts w:ascii="Times New Roman" w:eastAsia="Times New Roman" w:hAnsi="Times New Roman" w:cs="Times New Roman"/>
+          <w:sz w:val="24"/>
+          <w:szCs w:val="24"/>
+        </w:rPr>
+      </w:pPr>
+      <w:r>
+        <w:rPr>
+          <w:rFonts w:ascii="Times New Roman" w:eastAsia="Times New Roman" w:hAnsi="Times New Roman" w:cs="Times New Roman"/>
+          <w:sz w:val="24"/>
+          <w:szCs w:val="24"/>
+        </w:rPr>
+        <w:t>After shrinking:</w:t>
+      </w:r>
+    </w:p>
+    <w:p>
+      <w:pPr>
+        <w:tabs>
+          <w:tab w:val="left" w:pos="916"/>
+          <w:tab w:val="left" w:pos="1832"/>
+          <w:tab w:val="left" w:pos="2748"/>
+          <w:tab w:val="left" w:pos="3664"/>
+          <w:tab w:val="left" w:pos="4580"/>
+          <w:tab w:val="left" w:pos="5496"/>
+          <w:tab w:val="left" w:pos="6412"/>
+          <w:tab w:val="left" w:pos="7328"/>
+          <w:tab w:val="left" w:pos="8244"/>
+          <w:tab w:val="left" w:pos="9160"/>
+          <w:tab w:val="left" w:pos="10076"/>
+          <w:tab w:val="left" w:pos="10992"/>
+          <w:tab w:val="left" w:pos="11908"/>
+          <w:tab w:val="left" w:pos="12824"/>
+          <w:tab w:val="left" w:pos="13740"/>
+          <w:tab w:val="left" w:pos="14656"/>
+        </w:tabs>
+        <w:spacing w:after="0" w:line="240" w:lineRule="auto"/>
+        <w:rPr>
+          <w:rFonts w:ascii="Courier New" w:eastAsia="Times New Roman" w:hAnsi="Courier New" w:cs="Courier New"/>
+          <w:sz w:val="20"/>
+          <w:szCs w:val="20"/>
+        </w:rPr>
+      </w:pPr>
+      <w:proofErr w:type="gramStart"/>
+      <w:r>
+        <w:rPr>
+          <w:rFonts w:ascii="Courier New" w:eastAsia="Times New Roman" w:hAnsi="Courier New" w:cs="Courier New"/>
+          <w:sz w:val="20"/>
+          <w:szCs w:val="20"/>
+        </w:rPr>
+        <w:t>top</w:t>
+      </w:r>
+      <w:proofErr w:type="gramEnd"/>
+      <w:r>
+        <w:rPr>
+          <w:rFonts w:ascii="Courier New" w:eastAsia="Times New Roman" w:hAnsi="Courier New" w:cs="Courier New"/>
+          <w:sz w:val="20"/>
+          <w:szCs w:val="20"/>
+        </w:rPr>
+        <w:t xml:space="preserve"> = 1</w:t>
+      </w:r>
+    </w:p>
+    <w:p>
+      <w:pPr>
+        <w:tabs>
+          <w:tab w:val="left" w:pos="916"/>
+          <w:tab w:val="left" w:pos="1832"/>
+          <w:tab w:val="left" w:pos="2748"/>
+          <w:tab w:val="left" w:pos="3664"/>
+          <w:tab w:val="left" w:pos="4580"/>
+          <w:tab w:val="left" w:pos="5496"/>
+          <w:tab w:val="left" w:pos="6412"/>
+          <w:tab w:val="left" w:pos="7328"/>
+          <w:tab w:val="left" w:pos="8244"/>
+          <w:tab w:val="left" w:pos="9160"/>
+          <w:tab w:val="left" w:pos="10076"/>
+          <w:tab w:val="left" w:pos="10992"/>
+          <w:tab w:val="left" w:pos="11908"/>
+          <w:tab w:val="left" w:pos="12824"/>
+          <w:tab w:val="left" w:pos="13740"/>
+          <w:tab w:val="left" w:pos="14656"/>
+        </w:tabs>
+        <w:spacing w:after="0" w:line="240" w:lineRule="auto"/>
+        <w:rPr>
+          <w:rFonts w:ascii="Courier New" w:eastAsia="Times New Roman" w:hAnsi="Courier New" w:cs="Courier New"/>
+          <w:sz w:val="20"/>
+          <w:szCs w:val="20"/>
+        </w:rPr>
+      </w:pPr>
+      <w:proofErr w:type="gramStart"/>
+      <w:r>
+        <w:rPr>
+          <w:rFonts w:ascii="Courier New" w:eastAsia="Times New Roman" w:hAnsi="Courier New" w:cs="Courier New"/>
+          <w:sz w:val="20"/>
+          <w:szCs w:val="20"/>
+        </w:rPr>
+        <w:t>bottom</w:t>
+      </w:r>
+      <w:proofErr w:type="gramEnd"/>
+      <w:r>
+        <w:rPr>
+          <w:rFonts w:ascii="Courier New" w:eastAsia="Times New Roman" w:hAnsi="Courier New" w:cs="Courier New"/>
+          <w:sz w:val="20"/>
+          <w:szCs w:val="20"/>
+        </w:rPr>
+        <w:t xml:space="preserve"> = 1</w:t>
+      </w:r>
+    </w:p>
+    <w:p>
+      <w:pPr>
+        <w:tabs>
+          <w:tab w:val="left" w:pos="916"/>
+          <w:tab w:val="left" w:pos="1832"/>
+          <w:tab w:val="left" w:pos="2748"/>
+          <w:tab w:val="left" w:pos="3664"/>
+          <w:tab w:val="left" w:pos="4580"/>
+          <w:tab w:val="left" w:pos="5496"/>
+          <w:tab w:val="left" w:pos="6412"/>
+          <w:tab w:val="left" w:pos="7328"/>
+          <w:tab w:val="left" w:pos="8244"/>
+          <w:tab w:val="left" w:pos="9160"/>
+          <w:tab w:val="left" w:pos="10076"/>
+          <w:tab w:val="left" w:pos="10992"/>
+          <w:tab w:val="left" w:pos="11908"/>
+          <w:tab w:val="left" w:pos="12824"/>
+          <w:tab w:val="left" w:pos="13740"/>
+          <w:tab w:val="left" w:pos="14656"/>
+        </w:tabs>
+        <w:spacing w:after="0" w:line="240" w:lineRule="auto"/>
+        <w:rPr>
+          <w:rFonts w:ascii="Courier New" w:eastAsia="Times New Roman" w:hAnsi="Courier New" w:cs="Courier New"/>
+          <w:sz w:val="20"/>
+          <w:szCs w:val="20"/>
+        </w:rPr>
+      </w:pPr>
+      <w:proofErr w:type="gramStart"/>
+      <w:r>
+        <w:rPr>
+          <w:rFonts w:ascii="Courier New" w:eastAsia="Times New Roman" w:hAnsi="Courier New" w:cs="Courier New"/>
+          <w:sz w:val="20"/>
+          <w:szCs w:val="20"/>
+        </w:rPr>
+        <w:t>left</w:t>
+      </w:r>
+      <w:proofErr w:type="gramEnd"/>
+      <w:r>
+        <w:rPr>
+          <w:rFonts w:ascii="Courier New" w:eastAsia="Times New Roman" w:hAnsi="Courier New" w:cs="Courier New"/>
+          <w:sz w:val="20"/>
+          <w:szCs w:val="20"/>
+        </w:rPr>
+        <w:t xml:space="preserve"> = 1</w:t>
+      </w:r>
+    </w:p>
+    <w:p>
+      <w:pPr>
+        <w:tabs>
+          <w:tab w:val="left" w:pos="916"/>
+          <w:tab w:val="left" w:pos="1832"/>
+          <w:tab w:val="left" w:pos="2748"/>
+          <w:tab w:val="left" w:pos="3664"/>
+          <w:tab w:val="left" w:pos="4580"/>
+          <w:tab w:val="left" w:pos="5496"/>
+          <w:tab w:val="left" w:pos="6412"/>
+          <w:tab w:val="left" w:pos="7328"/>
+          <w:tab w:val="left" w:pos="8244"/>
+          <w:tab w:val="left" w:pos="9160"/>
+          <w:tab w:val="left" w:pos="10076"/>
+          <w:tab w:val="left" w:pos="10992"/>
+          <w:tab w:val="left" w:pos="11908"/>
+          <w:tab w:val="left" w:pos="12824"/>
+          <w:tab w:val="left" w:pos="13740"/>
+          <w:tab w:val="left" w:pos="14656"/>
+        </w:tabs>
+        <w:spacing w:after="0" w:line="240" w:lineRule="auto"/>
+        <w:rPr>
+          <w:rFonts w:ascii="Courier New" w:eastAsia="Times New Roman" w:hAnsi="Courier New" w:cs="Courier New"/>
+          <w:sz w:val="20"/>
+          <w:szCs w:val="20"/>
+        </w:rPr>
+      </w:pPr>
+      <w:proofErr w:type="gramStart"/>
+      <w:r>
+        <w:rPr>
+          <w:rFonts w:ascii="Courier New" w:eastAsia="Times New Roman" w:hAnsi="Courier New" w:cs="Courier New"/>
+          <w:sz w:val="20"/>
+          <w:szCs w:val="20"/>
+        </w:rPr>
+        <w:t>right</w:t>
+      </w:r>
+      <w:proofErr w:type="gramEnd"/>
+      <w:r>
+        <w:rPr>
+          <w:rFonts w:ascii="Courier New" w:eastAsia="Times New Roman" w:hAnsi="Courier New" w:cs="Courier New"/>
+          <w:sz w:val="20"/>
+          <w:szCs w:val="20"/>
+        </w:rPr>
+        <w:t xml:space="preserve"> = 1</w:t>
+      </w:r>
+    </w:p>
+    <w:p>
+      <w:pPr>
+        <w:spacing w:before="100" w:beforeAutospacing="1" w:after="100" w:afterAutospacing="1" w:line="240" w:lineRule="auto"/>
+        <w:rPr>
+          <w:rFonts w:ascii="Times New Roman" w:eastAsia="Times New Roman" w:hAnsi="Times New Roman" w:cs="Times New Roman"/>
+          <w:sz w:val="24"/>
+          <w:szCs w:val="24"/>
+        </w:rPr>
+      </w:pPr>
+      <w:r>
+        <w:rPr>
+          <w:rFonts w:ascii="Times New Roman" w:eastAsia="Times New Roman" w:hAnsi="Times New Roman" w:cs="Times New Roman"/>
+          <w:sz w:val="24"/>
+          <w:szCs w:val="24"/>
+        </w:rPr>
+        <w:t>That now describes only:</w:t>
+      </w:r>
+    </w:p>
+    <w:p>
+      <w:pPr>
+        <w:tabs>
+          <w:tab w:val="left" w:pos="916"/>
+          <w:tab w:val="left" w:pos="1832"/>
+          <w:tab w:val="left" w:pos="2748"/>
+          <w:tab w:val="left" w:pos="3664"/>
+          <w:tab w:val="left" w:pos="4580"/>
+          <w:tab w:val="left" w:pos="5496"/>
+          <w:tab w:val="left" w:pos="6412"/>
+          <w:tab w:val="left" w:pos="7328"/>
+          <w:tab w:val="left" w:pos="8244"/>
+          <w:tab w:val="left" w:pos="9160"/>
+          <w:tab w:val="left" w:pos="10076"/>
+          <w:tab w:val="left" w:pos="10992"/>
+          <w:tab w:val="left" w:pos="11908"/>
+          <w:tab w:val="left" w:pos="12824"/>
+          <w:tab w:val="left" w:pos="13740"/>
+          <w:tab w:val="left" w:pos="14656"/>
+        </w:tabs>
+        <w:spacing w:after="0" w:line="240" w:lineRule="auto"/>
+        <w:rPr>
+          <w:rFonts w:ascii="Courier New" w:eastAsia="Times New Roman" w:hAnsi="Courier New" w:cs="Courier New"/>
+          <w:sz w:val="20"/>
+          <w:szCs w:val="20"/>
+        </w:rPr>
+      </w:pPr>
+      <w:r>
+        <w:rPr>
+          <w:rFonts w:ascii="Courier New" w:eastAsia="Times New Roman" w:hAnsi="Courier New" w:cs="Courier New"/>
+          <w:sz w:val="20"/>
+          <w:szCs w:val="20"/>
+        </w:rPr>
+        <w:t>5</w:t>
+      </w:r>
+    </w:p>
+    <w:p>
+      <w:pPr>
+        <w:spacing w:before="100" w:beforeAutospacing="1" w:after="100" w:afterAutospacing="1" w:line="240" w:lineRule="auto"/>
+        <w:rPr>
+          <w:rFonts w:ascii="Times New Roman" w:eastAsia="Times New Roman" w:hAnsi="Times New Roman" w:cs="Times New Roman"/>
+          <w:sz w:val="24"/>
+          <w:szCs w:val="24"/>
+        </w:rPr>
+      </w:pPr>
+      <w:r>
+        <w:rPr>
+          <w:rFonts w:ascii="Times New Roman" w:eastAsia="Times New Roman" w:hAnsi="Times New Roman" w:cs="Times New Roman"/>
+          <w:sz w:val="24"/>
+          <w:szCs w:val="24"/>
+        </w:rPr>
+        <w:t>Visually:</w:t>
+      </w:r>
+    </w:p>
+    <w:p>
+      <w:pPr>
+        <w:tabs>
+          <w:tab w:val="left" w:pos="916"/>
+          <w:tab w:val="left" w:pos="1832"/>
+          <w:tab w:val="left" w:pos="2748"/>
+          <w:tab w:val="left" w:pos="3664"/>
+          <w:tab w:val="left" w:pos="4580"/>
+          <w:tab w:val="left" w:pos="5496"/>
+          <w:tab w:val="left" w:pos="6412"/>
+          <w:tab w:val="left" w:pos="7328"/>
+          <w:tab w:val="left" w:pos="8244"/>
+          <w:tab w:val="left" w:pos="9160"/>
+          <w:tab w:val="left" w:pos="10076"/>
+          <w:tab w:val="left" w:pos="10992"/>
+          <w:tab w:val="left" w:pos="11908"/>
+          <w:tab w:val="left" w:pos="12824"/>
+          <w:tab w:val="left" w:pos="13740"/>
+          <w:tab w:val="left" w:pos="14656"/>
+        </w:tabs>
+        <w:spacing w:after="0" w:line="240" w:lineRule="auto"/>
+        <w:rPr>
+          <w:rFonts w:ascii="Courier New" w:eastAsia="Times New Roman" w:hAnsi="Courier New" w:cs="Courier New"/>
+          <w:sz w:val="20"/>
+          <w:szCs w:val="20"/>
+        </w:rPr>
+      </w:pPr>
+      <w:r>
+        <w:rPr>
+          <w:rFonts w:ascii="Courier New" w:eastAsia="Times New Roman" w:hAnsi="Courier New" w:cs="Courier New"/>
+          <w:sz w:val="20"/>
+          <w:szCs w:val="20"/>
+        </w:rPr>
+        <w:t>1 2 3</w:t>
+      </w:r>
+    </w:p>
+    <w:p>
+      <w:pPr>
+        <w:tabs>
+          <w:tab w:val="left" w:pos="916"/>
+          <w:tab w:val="left" w:pos="1832"/>
+          <w:tab w:val="left" w:pos="2748"/>
+          <w:tab w:val="left" w:pos="3664"/>
+          <w:tab w:val="left" w:pos="4580"/>
+          <w:tab w:val="left" w:pos="5496"/>
+          <w:tab w:val="left" w:pos="6412"/>
+          <w:tab w:val="left" w:pos="7328"/>
+          <w:tab w:val="left" w:pos="8244"/>
+          <w:tab w:val="left" w:pos="9160"/>
+          <w:tab w:val="left" w:pos="10076"/>
+          <w:tab w:val="left" w:pos="10992"/>
+          <w:tab w:val="left" w:pos="11908"/>
+          <w:tab w:val="left" w:pos="12824"/>
+          <w:tab w:val="left" w:pos="13740"/>
+          <w:tab w:val="left" w:pos="14656"/>
+        </w:tabs>
+        <w:spacing w:after="0" w:line="240" w:lineRule="auto"/>
+        <w:rPr>
+          <w:rFonts w:ascii="Courier New" w:eastAsia="Times New Roman" w:hAnsi="Courier New" w:cs="Courier New"/>
+          <w:sz w:val="20"/>
+          <w:szCs w:val="20"/>
+        </w:rPr>
+      </w:pPr>
+      <w:r>
+        <w:rPr>
+          <w:rFonts w:ascii="Courier New" w:eastAsia="Times New Roman" w:hAnsi="Courier New" w:cs="Courier New"/>
+          <w:sz w:val="20"/>
+          <w:szCs w:val="20"/>
+        </w:rPr>
+        <w:t>4 5 6</w:t>
+      </w:r>
+    </w:p>
+    <w:p>
+      <w:pPr>
+        <w:tabs>
+          <w:tab w:val="left" w:pos="916"/>
+          <w:tab w:val="left" w:pos="1832"/>
+          <w:tab w:val="left" w:pos="2748"/>
+          <w:tab w:val="left" w:pos="3664"/>
+          <w:tab w:val="left" w:pos="4580"/>
+          <w:tab w:val="left" w:pos="5496"/>
+          <w:tab w:val="left" w:pos="6412"/>
+          <w:tab w:val="left" w:pos="7328"/>
+          <w:tab w:val="left" w:pos="8244"/>
+          <w:tab w:val="left" w:pos="9160"/>
+          <w:tab w:val="left" w:pos="10076"/>
+          <w:tab w:val="left" w:pos="10992"/>
+          <w:tab w:val="left" w:pos="11908"/>
+          <w:tab w:val="left" w:pos="12824"/>
+          <w:tab w:val="left" w:pos="13740"/>
+          <w:tab w:val="left" w:pos="14656"/>
+        </w:tabs>
+        <w:spacing w:after="0" w:line="240" w:lineRule="auto"/>
+        <w:rPr>
+          <w:rFonts w:ascii="Courier New" w:eastAsia="Times New Roman" w:hAnsi="Courier New" w:cs="Courier New"/>
+          <w:sz w:val="20"/>
+          <w:szCs w:val="20"/>
+        </w:rPr>
+      </w:pPr>
+      <w:r>
+        <w:rPr>
+          <w:rFonts w:ascii="Courier New" w:eastAsia="Times New Roman" w:hAnsi="Courier New" w:cs="Courier New"/>
+          <w:sz w:val="20"/>
+          <w:szCs w:val="20"/>
+        </w:rPr>
+        <w:t>7 8 9</w:t>
+      </w:r>
+    </w:p>
+    <w:p>
+      <w:pPr>
+        <w:spacing w:before="100" w:beforeAutospacing="1" w:after="100" w:afterAutospacing="1" w:line="240" w:lineRule="auto"/>
+        <w:rPr>
+          <w:rFonts w:ascii="Times New Roman" w:eastAsia="Times New Roman" w:hAnsi="Times New Roman" w:cs="Times New Roman"/>
+          <w:sz w:val="24"/>
+          <w:szCs w:val="24"/>
+        </w:rPr>
+      </w:pPr>
+      <w:proofErr w:type="gramStart"/>
+      <w:r>
+        <w:rPr>
+          <w:rFonts w:ascii="Times New Roman" w:eastAsia="Times New Roman" w:hAnsi="Times New Roman" w:cs="Times New Roman"/>
+          <w:sz w:val="24"/>
+          <w:szCs w:val="24"/>
+        </w:rPr>
+        <w:t>becomes</w:t>
+      </w:r>
+      <w:proofErr w:type="gramEnd"/>
+      <w:r>
+        <w:rPr>
+          <w:rFonts w:ascii="Times New Roman" w:eastAsia="Times New Roman" w:hAnsi="Times New Roman" w:cs="Times New Roman"/>
+          <w:sz w:val="24"/>
+          <w:szCs w:val="24"/>
+        </w:rPr>
+        <w:t>:</w:t>
+      </w:r>
+    </w:p>
+    <w:p>
+      <w:pPr>
+        <w:tabs>
+          <w:tab w:val="left" w:pos="916"/>
+          <w:tab w:val="left" w:pos="1832"/>
+          <w:tab w:val="left" w:pos="2748"/>
+          <w:tab w:val="left" w:pos="3664"/>
+          <w:tab w:val="left" w:pos="4580"/>
+          <w:tab w:val="left" w:pos="5496"/>
+          <w:tab w:val="left" w:pos="6412"/>
+          <w:tab w:val="left" w:pos="7328"/>
+          <w:tab w:val="left" w:pos="8244"/>
+          <w:tab w:val="left" w:pos="9160"/>
+          <w:tab w:val="left" w:pos="10076"/>
+          <w:tab w:val="left" w:pos="10992"/>
+          <w:tab w:val="left" w:pos="11908"/>
+          <w:tab w:val="left" w:pos="12824"/>
+          <w:tab w:val="left" w:pos="13740"/>
+          <w:tab w:val="left" w:pos="14656"/>
+        </w:tabs>
+        <w:spacing w:after="0" w:line="240" w:lineRule="auto"/>
+        <w:rPr>
+          <w:rFonts w:ascii="Courier New" w:eastAsia="Times New Roman" w:hAnsi="Courier New" w:cs="Courier New"/>
+          <w:sz w:val="20"/>
+          <w:szCs w:val="20"/>
+        </w:rPr>
+      </w:pPr>
+      <w:r>
+        <w:rPr>
+          <w:rFonts w:ascii="Courier New" w:eastAsia="Times New Roman" w:hAnsi="Courier New" w:cs="Courier New"/>
+          <w:sz w:val="20"/>
+          <w:szCs w:val="20"/>
+        </w:rPr>
+        <w:t xml:space="preserve">x </w:t>
+      </w:r>
+      <w:proofErr w:type="spellStart"/>
+      <w:r>
+        <w:rPr>
+          <w:rFonts w:ascii="Courier New" w:eastAsia="Times New Roman" w:hAnsi="Courier New" w:cs="Courier New"/>
+          <w:sz w:val="20"/>
+          <w:szCs w:val="20"/>
+        </w:rPr>
+        <w:t>x</w:t>
+      </w:r>
+      <w:proofErr w:type="spellEnd"/>
+      <w:r>
+        <w:rPr>
+          <w:rFonts w:ascii="Courier New" w:eastAsia="Times New Roman" w:hAnsi="Courier New" w:cs="Courier New"/>
+          <w:sz w:val="20"/>
+          <w:szCs w:val="20"/>
+        </w:rPr>
+        <w:t xml:space="preserve"> </w:t>
+      </w:r>
+      <w:proofErr w:type="spellStart"/>
+      <w:r>
+        <w:rPr>
+          <w:rFonts w:ascii="Courier New" w:eastAsia="Times New Roman" w:hAnsi="Courier New" w:cs="Courier New"/>
+          <w:sz w:val="20"/>
+          <w:szCs w:val="20"/>
+        </w:rPr>
+        <w:t>x</w:t>
+      </w:r>
+      <w:proofErr w:type="spellEnd"/>
+    </w:p>
+    <w:p>
+      <w:pPr>
+        <w:tabs>
+          <w:tab w:val="left" w:pos="916"/>
+          <w:tab w:val="left" w:pos="1832"/>
+          <w:tab w:val="left" w:pos="2748"/>
+          <w:tab w:val="left" w:pos="3664"/>
+          <w:tab w:val="left" w:pos="4580"/>
+          <w:tab w:val="left" w:pos="5496"/>
+          <w:tab w:val="left" w:pos="6412"/>
+          <w:tab w:val="left" w:pos="7328"/>
+          <w:tab w:val="left" w:pos="8244"/>
+          <w:tab w:val="left" w:pos="9160"/>
+          <w:tab w:val="left" w:pos="10076"/>
+          <w:tab w:val="left" w:pos="10992"/>
+          <w:tab w:val="left" w:pos="11908"/>
+          <w:tab w:val="left" w:pos="12824"/>
+          <w:tab w:val="left" w:pos="13740"/>
+          <w:tab w:val="left" w:pos="14656"/>
+        </w:tabs>
+        <w:spacing w:after="0" w:line="240" w:lineRule="auto"/>
+        <w:rPr>
+          <w:rFonts w:ascii="Courier New" w:eastAsia="Times New Roman" w:hAnsi="Courier New" w:cs="Courier New"/>
+          <w:sz w:val="20"/>
+          <w:szCs w:val="20"/>
+        </w:rPr>
+      </w:pPr>
+      <w:proofErr w:type="gramStart"/>
+      <w:r>
+        <w:rPr>
+          <w:rFonts w:ascii="Courier New" w:eastAsia="Times New Roman" w:hAnsi="Courier New" w:cs="Courier New"/>
+          <w:sz w:val="20"/>
+          <w:szCs w:val="20"/>
+        </w:rPr>
+        <w:t>x</w:t>
+      </w:r>
+      <w:proofErr w:type="gramEnd"/>
+      <w:r>
+        <w:rPr>
+          <w:rFonts w:ascii="Courier New" w:eastAsia="Times New Roman" w:hAnsi="Courier New" w:cs="Courier New"/>
+          <w:sz w:val="20"/>
+          <w:szCs w:val="20"/>
+        </w:rPr>
+        <w:t xml:space="preserve"> 5 x</w:t>
+      </w:r>
+    </w:p>
+    <w:p>
+      <w:pPr>
+        <w:tabs>
+          <w:tab w:val="left" w:pos="916"/>
+          <w:tab w:val="left" w:pos="1832"/>
+          <w:tab w:val="left" w:pos="2748"/>
+          <w:tab w:val="left" w:pos="3664"/>
+          <w:tab w:val="left" w:pos="4580"/>
+          <w:tab w:val="left" w:pos="5496"/>
+          <w:tab w:val="left" w:pos="6412"/>
+          <w:tab w:val="left" w:pos="7328"/>
+          <w:tab w:val="left" w:pos="8244"/>
+          <w:tab w:val="left" w:pos="9160"/>
+          <w:tab w:val="left" w:pos="10076"/>
+          <w:tab w:val="left" w:pos="10992"/>
+          <w:tab w:val="left" w:pos="11908"/>
+          <w:tab w:val="left" w:pos="12824"/>
+          <w:tab w:val="left" w:pos="13740"/>
+          <w:tab w:val="left" w:pos="14656"/>
+        </w:tabs>
+        <w:spacing w:after="0" w:line="240" w:lineRule="auto"/>
+        <w:rPr>
+          <w:rFonts w:ascii="Courier New" w:eastAsia="Times New Roman" w:hAnsi="Courier New" w:cs="Courier New"/>
+          <w:sz w:val="20"/>
+          <w:szCs w:val="20"/>
+        </w:rPr>
+      </w:pPr>
+      <w:r>
+        <w:rPr>
+          <w:rFonts w:ascii="Courier New" w:eastAsia="Times New Roman" w:hAnsi="Courier New" w:cs="Courier New"/>
+          <w:sz w:val="20"/>
+          <w:szCs w:val="20"/>
+        </w:rPr>
+        <w:t xml:space="preserve">x </w:t>
+      </w:r>
+      <w:proofErr w:type="spellStart"/>
+      <w:r>
+        <w:rPr>
+          <w:rFonts w:ascii="Courier New" w:eastAsia="Times New Roman" w:hAnsi="Courier New" w:cs="Courier New"/>
+          <w:sz w:val="20"/>
+          <w:szCs w:val="20"/>
+        </w:rPr>
+        <w:t>x</w:t>
+      </w:r>
+      <w:proofErr w:type="spellEnd"/>
+      <w:r>
+        <w:rPr>
+          <w:rFonts w:ascii="Courier New" w:eastAsia="Times New Roman" w:hAnsi="Courier New" w:cs="Courier New"/>
+          <w:sz w:val="20"/>
+          <w:szCs w:val="20"/>
+        </w:rPr>
+        <w:t xml:space="preserve"> </w:t>
+      </w:r>
+      <w:proofErr w:type="spellStart"/>
+      <w:r>
+        <w:rPr>
+          <w:rFonts w:ascii="Courier New" w:eastAsia="Times New Roman" w:hAnsi="Courier New" w:cs="Courier New"/>
+          <w:sz w:val="20"/>
+          <w:szCs w:val="20"/>
+        </w:rPr>
+        <w:t>x</w:t>
+      </w:r>
+      <w:proofErr w:type="spellEnd"/>
+    </w:p>
+    <w:p>
+      <w:pPr>
+        <w:spacing w:before="100" w:beforeAutospacing="1" w:after="100" w:afterAutospacing="1" w:line="240" w:lineRule="auto"/>
+        <w:rPr>
+          <w:rFonts w:ascii="Times New Roman" w:eastAsia="Times New Roman" w:hAnsi="Times New Roman" w:cs="Times New Roman"/>
+          <w:sz w:val="24"/>
+          <w:szCs w:val="24"/>
+        </w:rPr>
+      </w:pPr>
+      <w:r>
+        <w:rPr>
+          <w:rFonts w:ascii="Times New Roman" w:eastAsia="Times New Roman" w:hAnsi="Times New Roman" w:cs="Times New Roman"/>
+          <w:sz w:val="24"/>
+          <w:szCs w:val="24"/>
+        </w:rPr>
+        <w:t xml:space="preserve">So add these four lines </w:t>
+      </w:r>
+      <w:r>
+        <w:rPr>
+          <w:rFonts w:ascii="Times New Roman" w:eastAsia="Times New Roman" w:hAnsi="Times New Roman" w:cs="Times New Roman"/>
+          <w:b/>
+          <w:bCs/>
+          <w:sz w:val="24"/>
+          <w:szCs w:val="24"/>
+        </w:rPr>
+        <w:t>after your UP loop</w:t>
+      </w:r>
+      <w:r>
+        <w:rPr>
+          <w:rFonts w:ascii="Times New Roman" w:eastAsia="Times New Roman" w:hAnsi="Times New Roman" w:cs="Times New Roman"/>
+          <w:sz w:val="24"/>
+          <w:szCs w:val="24"/>
+        </w:rPr>
+        <w:t>:</w:t>
+      </w:r>
+    </w:p>
+    <w:p>
+      <w:pPr>
+        <w:tabs>
+          <w:tab w:val="left" w:pos="916"/>
+          <w:tab w:val="left" w:pos="1832"/>
+          <w:tab w:val="left" w:pos="2748"/>
+          <w:tab w:val="left" w:pos="3664"/>
+          <w:tab w:val="left" w:pos="4580"/>
+          <w:tab w:val="left" w:pos="5496"/>
+          <w:tab w:val="left" w:pos="6412"/>
+          <w:tab w:val="left" w:pos="7328"/>
+          <w:tab w:val="left" w:pos="8244"/>
+          <w:tab w:val="left" w:pos="9160"/>
+          <w:tab w:val="left" w:pos="10076"/>
+          <w:tab w:val="left" w:pos="10992"/>
+          <w:tab w:val="left" w:pos="11908"/>
+          <w:tab w:val="left" w:pos="12824"/>
+          <w:tab w:val="left" w:pos="13740"/>
+          <w:tab w:val="left" w:pos="14656"/>
+        </w:tabs>
+        <w:spacing w:after="0" w:line="240" w:lineRule="auto"/>
+        <w:rPr>
+          <w:rFonts w:ascii="Courier New" w:eastAsia="Times New Roman" w:hAnsi="Courier New" w:cs="Courier New"/>
+          <w:sz w:val="20"/>
+          <w:szCs w:val="20"/>
+        </w:rPr>
+      </w:pPr>
+      <w:proofErr w:type="gramStart"/>
+      <w:r>
+        <w:rPr>
+          <w:rFonts w:ascii="Courier New" w:eastAsia="Times New Roman" w:hAnsi="Courier New" w:cs="Courier New"/>
+          <w:sz w:val="20"/>
+          <w:szCs w:val="20"/>
+        </w:rPr>
+        <w:t>top</w:t>
+      </w:r>
+      <w:proofErr w:type="gramEnd"/>
+      <w:r>
+        <w:rPr>
+          <w:rFonts w:ascii="Courier New" w:eastAsia="Times New Roman" w:hAnsi="Courier New" w:cs="Courier New"/>
+          <w:sz w:val="20"/>
+          <w:szCs w:val="20"/>
+        </w:rPr>
+        <w:t xml:space="preserve"> += 1</w:t>
+      </w:r>
+    </w:p>
+    <w:p>
+      <w:pPr>
+        <w:tabs>
+          <w:tab w:val="left" w:pos="916"/>
+          <w:tab w:val="left" w:pos="1832"/>
+          <w:tab w:val="left" w:pos="2748"/>
+          <w:tab w:val="left" w:pos="3664"/>
+          <w:tab w:val="left" w:pos="4580"/>
+          <w:tab w:val="left" w:pos="5496"/>
+          <w:tab w:val="left" w:pos="6412"/>
+          <w:tab w:val="left" w:pos="7328"/>
+          <w:tab w:val="left" w:pos="8244"/>
+          <w:tab w:val="left" w:pos="9160"/>
+          <w:tab w:val="left" w:pos="10076"/>
+          <w:tab w:val="left" w:pos="10992"/>
+          <w:tab w:val="left" w:pos="11908"/>
+          <w:tab w:val="left" w:pos="12824"/>
+          <w:tab w:val="left" w:pos="13740"/>
+          <w:tab w:val="left" w:pos="14656"/>
+        </w:tabs>
+        <w:spacing w:after="0" w:line="240" w:lineRule="auto"/>
+        <w:rPr>
+          <w:rFonts w:ascii="Courier New" w:eastAsia="Times New Roman" w:hAnsi="Courier New" w:cs="Courier New"/>
+          <w:sz w:val="20"/>
+          <w:szCs w:val="20"/>
+        </w:rPr>
+      </w:pPr>
+      <w:proofErr w:type="gramStart"/>
+      <w:r>
+        <w:rPr>
+          <w:rFonts w:ascii="Courier New" w:eastAsia="Times New Roman" w:hAnsi="Courier New" w:cs="Courier New"/>
+          <w:sz w:val="20"/>
+          <w:szCs w:val="20"/>
+        </w:rPr>
+        <w:t>bottom</w:t>
+      </w:r>
+      <w:proofErr w:type="gramEnd"/>
+      <w:r>
+        <w:rPr>
+          <w:rFonts w:ascii="Courier New" w:eastAsia="Times New Roman" w:hAnsi="Courier New" w:cs="Courier New"/>
+          <w:sz w:val="20"/>
+          <w:szCs w:val="20"/>
+        </w:rPr>
+        <w:t xml:space="preserve"> -= 1</w:t>
+      </w:r>
+    </w:p>
+    <w:p>
+      <w:pPr>
+        <w:tabs>
+          <w:tab w:val="left" w:pos="916"/>
+          <w:tab w:val="left" w:pos="1832"/>
+          <w:tab w:val="left" w:pos="2748"/>
+          <w:tab w:val="left" w:pos="3664"/>
+          <w:tab w:val="left" w:pos="4580"/>
+          <w:tab w:val="left" w:pos="5496"/>
+          <w:tab w:val="left" w:pos="6412"/>
+          <w:tab w:val="left" w:pos="7328"/>
+          <w:tab w:val="left" w:pos="8244"/>
+          <w:tab w:val="left" w:pos="9160"/>
+          <w:tab w:val="left" w:pos="10076"/>
+          <w:tab w:val="left" w:pos="10992"/>
+          <w:tab w:val="left" w:pos="11908"/>
+          <w:tab w:val="left" w:pos="12824"/>
+          <w:tab w:val="left" w:pos="13740"/>
+          <w:tab w:val="left" w:pos="14656"/>
+        </w:tabs>
+        <w:spacing w:after="0" w:line="240" w:lineRule="auto"/>
+        <w:rPr>
+          <w:rFonts w:ascii="Courier New" w:eastAsia="Times New Roman" w:hAnsi="Courier New" w:cs="Courier New"/>
+          <w:sz w:val="20"/>
+          <w:szCs w:val="20"/>
+        </w:rPr>
+      </w:pPr>
+      <w:proofErr w:type="gramStart"/>
+      <w:r>
+        <w:rPr>
+          <w:rFonts w:ascii="Courier New" w:eastAsia="Times New Roman" w:hAnsi="Courier New" w:cs="Courier New"/>
+          <w:sz w:val="20"/>
+          <w:szCs w:val="20"/>
+        </w:rPr>
+        <w:t>left</w:t>
+      </w:r>
+      <w:proofErr w:type="gramEnd"/>
+      <w:r>
+        <w:rPr>
+          <w:rFonts w:ascii="Courier New" w:eastAsia="Times New Roman" w:hAnsi="Courier New" w:cs="Courier New"/>
+          <w:sz w:val="20"/>
+          <w:szCs w:val="20"/>
+        </w:rPr>
+        <w:t xml:space="preserve"> += 1</w:t>
+      </w:r>
+    </w:p>
+    <w:p>
+      <w:pPr>
+        <w:tabs>
+          <w:tab w:val="left" w:pos="916"/>
+          <w:tab w:val="left" w:pos="1832"/>
+          <w:tab w:val="left" w:pos="2748"/>
+          <w:tab w:val="left" w:pos="3664"/>
+          <w:tab w:val="left" w:pos="4580"/>
+          <w:tab w:val="left" w:pos="5496"/>
+          <w:tab w:val="left" w:pos="6412"/>
+          <w:tab w:val="left" w:pos="7328"/>
+          <w:tab w:val="left" w:pos="8244"/>
+          <w:tab w:val="left" w:pos="9160"/>
+          <w:tab w:val="left" w:pos="10076"/>
+          <w:tab w:val="left" w:pos="10992"/>
+          <w:tab w:val="left" w:pos="11908"/>
+          <w:tab w:val="left" w:pos="12824"/>
+          <w:tab w:val="left" w:pos="13740"/>
+          <w:tab w:val="left" w:pos="14656"/>
+        </w:tabs>
+        <w:spacing w:after="0" w:line="240" w:lineRule="auto"/>
+        <w:rPr>
+          <w:rFonts w:ascii="Courier New" w:eastAsia="Times New Roman" w:hAnsi="Courier New" w:cs="Courier New"/>
+          <w:sz w:val="20"/>
+          <w:szCs w:val="20"/>
+        </w:rPr>
+      </w:pPr>
+      <w:proofErr w:type="gramStart"/>
+      <w:r>
+        <w:rPr>
+          <w:rFonts w:ascii="Courier New" w:eastAsia="Times New Roman" w:hAnsi="Courier New" w:cs="Courier New"/>
+          <w:sz w:val="20"/>
+          <w:szCs w:val="20"/>
+        </w:rPr>
+        <w:t>right</w:t>
+      </w:r>
+      <w:proofErr w:type="gramEnd"/>
+      <w:r>
+        <w:rPr>
+          <w:rFonts w:ascii="Courier New" w:eastAsia="Times New Roman" w:hAnsi="Courier New" w:cs="Courier New"/>
+          <w:sz w:val="20"/>
+          <w:szCs w:val="20"/>
+        </w:rPr>
+        <w:t xml:space="preserve"> -= 1</w:t>
+      </w:r>
+    </w:p>
+    <w:p>
+      <w:pPr>
+        <w:spacing w:before="100" w:beforeAutospacing="1" w:after="100" w:afterAutospacing="1" w:line="240" w:lineRule="auto"/>
+        <w:rPr>
+          <w:rFonts w:ascii="Times New Roman" w:eastAsia="Times New Roman" w:hAnsi="Times New Roman" w:cs="Times New Roman"/>
+          <w:sz w:val="24"/>
+          <w:szCs w:val="24"/>
+        </w:rPr>
+      </w:pPr>
+      <w:proofErr w:type="gramStart"/>
+      <w:r>
+        <w:rPr>
+          <w:rFonts w:ascii="Times New Roman" w:eastAsia="Times New Roman" w:hAnsi="Times New Roman" w:cs="Times New Roman"/>
+          <w:sz w:val="24"/>
+          <w:szCs w:val="24"/>
+        </w:rPr>
+        <w:t>Don't</w:t>
+      </w:r>
+      <w:proofErr w:type="gramEnd"/>
+      <w:r>
+        <w:rPr>
+          <w:rFonts w:ascii="Times New Roman" w:eastAsia="Times New Roman" w:hAnsi="Times New Roman" w:cs="Times New Roman"/>
+          <w:sz w:val="24"/>
+          <w:szCs w:val="24"/>
+        </w:rPr>
+        <w:t xml:space="preserve"> do anything else yet.</w:t>
+      </w:r>
+    </w:p>
+    <w:p>
+      <w:pPr>
+        <w:spacing w:before="100" w:beforeAutospacing="1" w:after="100" w:afterAutospacing="1" w:line="240" w:lineRule="auto"/>
+        <w:rPr>
+          <w:rFonts w:ascii="Times New Roman" w:eastAsia="Times New Roman" w:hAnsi="Times New Roman" w:cs="Times New Roman"/>
+          <w:sz w:val="24"/>
+          <w:szCs w:val="24"/>
+        </w:rPr>
+      </w:pPr>
+      <w:r>
+        <w:rPr>
+          <w:rFonts w:ascii="Times New Roman" w:eastAsia="Times New Roman" w:hAnsi="Times New Roman" w:cs="Times New Roman"/>
+          <w:sz w:val="24"/>
+          <w:szCs w:val="24"/>
+        </w:rPr>
+        <w:t>Then print these variables temporarily:</w:t>
+      </w:r>
+    </w:p>
+    <w:p>
+      <w:pPr>
+        <w:tabs>
+          <w:tab w:val="left" w:pos="916"/>
+          <w:tab w:val="left" w:pos="1832"/>
+          <w:tab w:val="left" w:pos="2748"/>
+          <w:tab w:val="left" w:pos="3664"/>
+          <w:tab w:val="left" w:pos="4580"/>
+          <w:tab w:val="left" w:pos="5496"/>
+          <w:tab w:val="left" w:pos="6412"/>
+          <w:tab w:val="left" w:pos="7328"/>
+          <w:tab w:val="left" w:pos="8244"/>
+          <w:tab w:val="left" w:pos="9160"/>
+          <w:tab w:val="left" w:pos="10076"/>
+          <w:tab w:val="left" w:pos="10992"/>
+          <w:tab w:val="left" w:pos="11908"/>
+          <w:tab w:val="left" w:pos="12824"/>
+          <w:tab w:val="left" w:pos="13740"/>
+          <w:tab w:val="left" w:pos="14656"/>
+        </w:tabs>
+        <w:spacing w:after="0" w:line="240" w:lineRule="auto"/>
+        <w:rPr>
+          <w:rFonts w:ascii="Courier New" w:eastAsia="Times New Roman" w:hAnsi="Courier New" w:cs="Courier New"/>
+          <w:sz w:val="20"/>
+          <w:szCs w:val="20"/>
+        </w:rPr>
+      </w:pPr>
+      <w:proofErr w:type="gramStart"/>
+      <w:r>
+        <w:rPr>
+          <w:rFonts w:ascii="Courier New" w:eastAsia="Times New Roman" w:hAnsi="Courier New" w:cs="Courier New"/>
+          <w:sz w:val="20"/>
+          <w:szCs w:val="20"/>
+        </w:rPr>
+        <w:t>print(</w:t>
+      </w:r>
+      <w:proofErr w:type="gramEnd"/>
+      <w:r>
+        <w:rPr>
+          <w:rFonts w:ascii="Courier New" w:eastAsia="Times New Roman" w:hAnsi="Courier New" w:cs="Courier New"/>
+          <w:sz w:val="20"/>
+          <w:szCs w:val="20"/>
+        </w:rPr>
+        <w:t>top, bottom, left, right)</w:t>
+      </w:r>
+    </w:p>
+    <w:p>
+      <w:pPr>
+        <w:spacing w:before="100" w:beforeAutospacing="1" w:after="100" w:afterAutospacing="1" w:line="240" w:lineRule="auto"/>
+        <w:rPr>
+          <w:rFonts w:ascii="Times New Roman" w:eastAsia="Times New Roman" w:hAnsi="Times New Roman" w:cs="Times New Roman"/>
+          <w:sz w:val="24"/>
+          <w:szCs w:val="24"/>
+        </w:rPr>
+      </w:pPr>
+      <w:r>
+        <w:rPr>
+          <w:rFonts w:ascii="Times New Roman" w:eastAsia="Times New Roman" w:hAnsi="Times New Roman" w:cs="Times New Roman"/>
+          <w:sz w:val="24"/>
+          <w:szCs w:val="24"/>
+        </w:rPr>
+        <w:t>You should get:</w:t>
+      </w:r>
+    </w:p>
+    <w:p>
+      <w:pPr>
+        <w:tabs>
+          <w:tab w:val="left" w:pos="916"/>
+          <w:tab w:val="left" w:pos="1832"/>
+          <w:tab w:val="left" w:pos="2748"/>
+          <w:tab w:val="left" w:pos="3664"/>
+          <w:tab w:val="left" w:pos="4580"/>
+          <w:tab w:val="left" w:pos="5496"/>
+          <w:tab w:val="left" w:pos="6412"/>
+          <w:tab w:val="left" w:pos="7328"/>
+          <w:tab w:val="left" w:pos="8244"/>
+          <w:tab w:val="left" w:pos="9160"/>
+          <w:tab w:val="left" w:pos="10076"/>
+          <w:tab w:val="left" w:pos="10992"/>
+          <w:tab w:val="left" w:pos="11908"/>
+          <w:tab w:val="left" w:pos="12824"/>
+          <w:tab w:val="left" w:pos="13740"/>
+          <w:tab w:val="left" w:pos="14656"/>
+        </w:tabs>
+        <w:spacing w:after="0" w:line="240" w:lineRule="auto"/>
+        <w:rPr>
+          <w:rFonts w:ascii="Courier New" w:eastAsia="Times New Roman" w:hAnsi="Courier New" w:cs="Courier New"/>
+          <w:sz w:val="20"/>
+          <w:szCs w:val="20"/>
+        </w:rPr>
+      </w:pPr>
+      <w:r>
+        <w:rPr>
+          <w:rFonts w:ascii="Courier New" w:eastAsia="Times New Roman" w:hAnsi="Courier New" w:cs="Courier New"/>
+          <w:sz w:val="20"/>
+          <w:szCs w:val="20"/>
+        </w:rPr>
+        <w:t>1 1 1 1</w:t>
+      </w:r>
+    </w:p>
+    <w:p>
       <w:bookmarkStart w:id="0" w:name="_GoBack"/>
       <w:bookmarkEnd w:id="0"/>
     </w:p>
-    <w:p/>
     <w:sectPr>
       <w:pgSz w:w="12240" w:h="15840"/>
       <w:pgMar w:top="1417" w:right="1417" w:bottom="1417" w:left="1417" w:header="708" w:footer="708" w:gutter="0"/>
@@ -5685,6 +9925,34 @@
       <w:szCs w:val="32"/>
     </w:rPr>
   </w:style>
+  <w:style w:type="paragraph" w:customStyle="1" w:styleId="pdq2pgselectionanchorcontainer">
+    <w:name w:val="pdq2pg_selectionanchorcontainer"/>
+    <w:basedOn w:val="Normal"/>
+    <w:rsid w:val="00A314FE"/>
+    <w:pPr>
+      <w:spacing w:before="100" w:beforeAutospacing="1" w:after="100" w:afterAutospacing="1" w:line="240" w:lineRule="auto"/>
+    </w:pPr>
+    <w:rPr>
+      <w:rFonts w:ascii="Times New Roman" w:eastAsia="Times New Roman" w:hAnsi="Times New Roman" w:cs="Times New Roman"/>
+      <w:sz w:val="24"/>
+      <w:szCs w:val="24"/>
+    </w:rPr>
+  </w:style>
+  <w:style w:type="character" w:customStyle="1" w:styleId="11">
+    <w:name w:val="ͼ11"/>
+    <w:basedOn w:val="DefaultParagraphFont"/>
+    <w:rsid w:val="00B13F47"/>
+  </w:style>
+  <w:style w:type="character" w:customStyle="1" w:styleId="v">
+    <w:name w:val="ͼv"/>
+    <w:basedOn w:val="DefaultParagraphFont"/>
+    <w:rsid w:val="00B13F47"/>
+  </w:style>
+  <w:style w:type="character" w:customStyle="1" w:styleId="y">
+    <w:name w:val="ͼy"/>
+    <w:basedOn w:val="DefaultParagraphFont"/>
+    <w:rsid w:val="00B13F47"/>
+  </w:style>
 </w:styles>
 </file>
 

--- a/ARRAY/Hint For doing array question deep question.docx
+++ b/ARRAY/Hint For doing array question deep question.docx
@@ -3916,6 +3916,49 @@
     </w:p>
     <w:p>
       <w:r>
+        <w:t xml:space="preserve">We </w:t>
+      </w:r>
+      <w:proofErr w:type="gramStart"/>
+      <w:r>
+        <w:t xml:space="preserve">assume </w:t>
+      </w:r>
+      <w:r>
+        <w:t xml:space="preserve"> every</w:t>
+      </w:r>
+      <w:proofErr w:type="gramEnd"/>
+      <w:r>
+        <w:t xml:space="preserve"> row has the same number of columns.</w:t>
+      </w:r>
+    </w:p>
+    <w:p>
+      <w:pPr>
+        <w:rPr>
+          <w:color w:val="FF0000"/>
+        </w:rPr>
+      </w:pPr>
+      <w:r>
+        <w:rPr>
+          <w:color w:val="FF0000"/>
+        </w:rPr>
+        <w:t xml:space="preserve">The important rule </w:t>
+      </w:r>
+      <w:proofErr w:type="gramStart"/>
+      <w:r>
+        <w:rPr>
+          <w:color w:val="FF0000"/>
+        </w:rPr>
+        <w:t>is:</w:t>
+      </w:r>
+      <w:proofErr w:type="gramEnd"/>
+      <w:r>
+        <w:rPr>
+          <w:color w:val="FF0000"/>
+        </w:rPr>
+        <w:t xml:space="preserve"> every row should have the same number of columns.</w:t>
+      </w:r>
+    </w:p>
+    <w:p>
+      <w:r>
         <w:t xml:space="preserve">The </w:t>
       </w:r>
       <w:r>
@@ -4766,6 +4809,7 @@
           <w:sz w:val="24"/>
           <w:szCs w:val="24"/>
         </w:rPr>
+        <w:lastRenderedPageBreak/>
         <w:t>First</w:t>
       </w:r>
       <w:proofErr w:type="gramEnd"/>
@@ -4812,7 +4856,6 @@
           <w:sz w:val="20"/>
           <w:szCs w:val="20"/>
         </w:rPr>
-        <w:lastRenderedPageBreak/>
         <w:t>1</w:t>
       </w:r>
       <w:proofErr w:type="gramEnd"/>
@@ -6893,6 +6936,7 @@
           <w:sz w:val="20"/>
           <w:szCs w:val="20"/>
         </w:rPr>
+        <w:lastRenderedPageBreak/>
         <w:t>left</w:t>
       </w:r>
       <w:proofErr w:type="gramEnd"/>
@@ -6966,7 +7010,6 @@
           <w:sz w:val="24"/>
           <w:szCs w:val="24"/>
         </w:rPr>
-        <w:lastRenderedPageBreak/>
         <w:t>For your 3×3 matrix, before shrinking:</w:t>
       </w:r>
     </w:p>
@@ -8102,6 +8145,141 @@
           <w:szCs w:val="20"/>
         </w:rPr>
         <w:t>1 1 1 1</w:t>
+      </w:r>
+    </w:p>
+    <w:p/>
+    <w:p>
+      <w:pPr>
+        <w:pStyle w:val="Heading1"/>
+        <w:shd w:val="clear" w:color="auto" w:fill="FFFFFF"/>
+        <w:spacing w:before="0"/>
+        <w:rPr>
+          <w:rFonts w:ascii="Segoe UI" w:hAnsi="Segoe UI" w:cs="Segoe UI"/>
+          <w:color w:val="1A3D3C"/>
+          <w:spacing w:val="2"/>
+        </w:rPr>
+      </w:pPr>
+      <w:r>
+        <w:lastRenderedPageBreak/>
+        <w:t xml:space="preserve">Question 3 </w:t>
+      </w:r>
+      <w:r>
+        <w:rPr>
+          <w:rFonts w:ascii="Segoe UI" w:hAnsi="Segoe UI" w:cs="Segoe UI"/>
+          <w:color w:val="1A3D3C"/>
+          <w:spacing w:val="2"/>
+        </w:rPr>
+        <w:t xml:space="preserve">Max Non Negative </w:t>
+      </w:r>
+      <w:proofErr w:type="spellStart"/>
+      <w:r>
+        <w:rPr>
+          <w:rFonts w:ascii="Segoe UI" w:hAnsi="Segoe UI" w:cs="Segoe UI"/>
+          <w:color w:val="1A3D3C"/>
+          <w:spacing w:val="2"/>
+        </w:rPr>
+        <w:t>SubArray</w:t>
+      </w:r>
+      <w:proofErr w:type="spellEnd"/>
+    </w:p>
+    <w:p>
+      <w:pPr>
+        <w:spacing w:before="100" w:beforeAutospacing="1" w:after="100" w:afterAutospacing="1" w:line="240" w:lineRule="auto"/>
+        <w:rPr>
+          <w:rFonts w:ascii="Times New Roman" w:eastAsia="Times New Roman" w:hAnsi="Times New Roman" w:cs="Times New Roman"/>
+          <w:sz w:val="24"/>
+          <w:szCs w:val="24"/>
+        </w:rPr>
+      </w:pPr>
+      <w:r>
+        <w:rPr>
+          <w:rFonts w:ascii="Times New Roman" w:eastAsia="Times New Roman" w:hAnsi="Times New Roman" w:cs="Times New Roman"/>
+          <w:sz w:val="24"/>
+          <w:szCs w:val="24"/>
+        </w:rPr>
+        <w:t xml:space="preserve">This problem is asking you to find a </w:t>
+      </w:r>
+      <w:r>
+        <w:rPr>
+          <w:rFonts w:ascii="Times New Roman" w:eastAsia="Times New Roman" w:hAnsi="Times New Roman" w:cs="Times New Roman"/>
+          <w:b/>
+          <w:bCs/>
+          <w:sz w:val="24"/>
+          <w:szCs w:val="24"/>
+        </w:rPr>
+        <w:t>contiguous group of non-negative numbers</w:t>
+      </w:r>
+      <w:r>
+        <w:rPr>
+          <w:rFonts w:ascii="Times New Roman" w:eastAsia="Times New Roman" w:hAnsi="Times New Roman" w:cs="Times New Roman"/>
+          <w:sz w:val="24"/>
+          <w:szCs w:val="24"/>
+        </w:rPr>
+        <w:t xml:space="preserve"> whose sum is as large as possible.</w:t>
+      </w:r>
+    </w:p>
+    <w:p>
+      <w:pPr>
+        <w:spacing w:before="100" w:beforeAutospacing="1" w:after="100" w:afterAutospacing="1" w:line="240" w:lineRule="auto"/>
+        <w:rPr>
+          <w:rFonts w:ascii="Times New Roman" w:eastAsia="Times New Roman" w:hAnsi="Times New Roman" w:cs="Times New Roman"/>
+          <w:sz w:val="24"/>
+          <w:szCs w:val="24"/>
+        </w:rPr>
+      </w:pPr>
+      <w:r>
+        <w:rPr>
+          <w:rFonts w:ascii="Times New Roman" w:eastAsia="Times New Roman" w:hAnsi="Times New Roman" w:cs="Times New Roman"/>
+          <w:sz w:val="24"/>
+          <w:szCs w:val="24"/>
+        </w:rPr>
+        <w:t>The important phrase is:</w:t>
+      </w:r>
+    </w:p>
+    <w:p>
+      <w:pPr>
+        <w:spacing w:beforeAutospacing="1" w:after="100" w:afterAutospacing="1" w:line="240" w:lineRule="auto"/>
+        <w:rPr>
+          <w:rFonts w:ascii="Times New Roman" w:eastAsia="Times New Roman" w:hAnsi="Times New Roman" w:cs="Times New Roman"/>
+          <w:sz w:val="24"/>
+          <w:szCs w:val="24"/>
+        </w:rPr>
+      </w:pPr>
+      <w:proofErr w:type="gramStart"/>
+      <w:r>
+        <w:rPr>
+          <w:rFonts w:ascii="Times New Roman" w:eastAsia="Times New Roman" w:hAnsi="Times New Roman" w:cs="Times New Roman"/>
+          <w:sz w:val="24"/>
+          <w:szCs w:val="24"/>
+        </w:rPr>
+        <w:t>non-negative</w:t>
+      </w:r>
+      <w:proofErr w:type="gramEnd"/>
+      <w:r>
+        <w:rPr>
+          <w:rFonts w:ascii="Times New Roman" w:eastAsia="Times New Roman" w:hAnsi="Times New Roman" w:cs="Times New Roman"/>
+          <w:sz w:val="24"/>
+          <w:szCs w:val="24"/>
+        </w:rPr>
+        <w:t xml:space="preserve"> numbers</w:t>
+      </w:r>
+    </w:p>
+    <w:p>
+      <w:pPr>
+        <w:spacing w:before="100" w:beforeAutospacing="1" w:after="100" w:afterAutospacing="1" w:line="240" w:lineRule="auto"/>
+        <w:rPr>
+          <w:rFonts w:ascii="Times New Roman" w:eastAsia="Times New Roman" w:hAnsi="Times New Roman" w:cs="Times New Roman"/>
+          <w:sz w:val="24"/>
+          <w:szCs w:val="24"/>
+        </w:rPr>
+      </w:pPr>
+      <w:r>
+        <w:rPr>
+          <w:rFonts w:ascii="Times New Roman" w:eastAsia="Times New Roman" w:hAnsi="Times New Roman" w:cs="Times New Roman"/>
+          <w:sz w:val="24"/>
+          <w:szCs w:val="24"/>
+        </w:rPr>
+        <w:t>That means the subarray cannot contain negative values.</w:t>
       </w:r>
     </w:p>
     <w:p>

--- a/ARRAY/Hint For doing array question deep question.docx
+++ b/ARRAY/Hint For doing array question deep question.docx
@@ -3916,18 +3916,7 @@
     </w:p>
     <w:p>
       <w:r>
-        <w:t xml:space="preserve">We </w:t>
-      </w:r>
-      <w:proofErr w:type="gramStart"/>
-      <w:r>
-        <w:t xml:space="preserve">assume </w:t>
-      </w:r>
-      <w:r>
-        <w:t xml:space="preserve"> every</w:t>
-      </w:r>
-      <w:proofErr w:type="gramEnd"/>
-      <w:r>
-        <w:t xml:space="preserve"> row has the same number of columns.</w:t>
+        <w:t>We assume every row has the same number of columns.</w:t>
       </w:r>
     </w:p>
     <w:p>
@@ -3982,15 +3971,19 @@
     </w:p>
     <w:p>
       <w:r>
-        <w:t xml:space="preserve">We search for the element like spiral or like onions, </w:t>
-      </w:r>
-      <w:proofErr w:type="gramStart"/>
-      <w:r>
-        <w:t>un</w:t>
-      </w:r>
-      <w:proofErr w:type="gramEnd"/>
-      <w:r>
-        <w:t xml:space="preserve"> tell there are no elements left. These are the constraints </w:t>
+        <w:t xml:space="preserve">We search for the element </w:t>
+      </w:r>
+      <w:r>
+        <w:t>in a</w:t>
+      </w:r>
+      <w:r>
+        <w:t xml:space="preserve"> spiral or like onions, </w:t>
+      </w:r>
+      <w:r>
+        <w:t>until</w:t>
+      </w:r>
+      <w:r>
+        <w:t xml:space="preserve"> there are no elements left. These are the constraints </w:t>
       </w:r>
     </w:p>
     <w:p>
@@ -8281,11 +8274,5989 @@
         </w:rPr>
         <w:t>That means the subarray cannot contain negative values.</w:t>
       </w:r>
-    </w:p>
-    <w:p>
+      <w:r>
+        <w:rPr>
+          <w:rFonts w:ascii="Times New Roman" w:eastAsia="Times New Roman" w:hAnsi="Times New Roman" w:cs="Times New Roman"/>
+          <w:sz w:val="24"/>
+          <w:szCs w:val="24"/>
+        </w:rPr>
+        <w:t xml:space="preserve"> </w:t>
+      </w:r>
+      <w:proofErr w:type="spellStart"/>
+      <w:r>
+        <w:rPr>
+          <w:rFonts w:ascii="Times New Roman" w:eastAsia="Times New Roman" w:hAnsi="Times New Roman" w:cs="Times New Roman"/>
+          <w:sz w:val="24"/>
+          <w:szCs w:val="24"/>
+        </w:rPr>
+        <w:t>Tommrow</w:t>
+      </w:r>
+      <w:proofErr w:type="spellEnd"/>
+    </w:p>
+    <w:p>
+      <w:pPr>
+        <w:spacing w:before="100" w:beforeAutospacing="1" w:after="100" w:afterAutospacing="1" w:line="240" w:lineRule="auto"/>
+        <w:rPr>
+          <w:rFonts w:ascii="Times New Roman" w:eastAsia="Times New Roman" w:hAnsi="Times New Roman" w:cs="Times New Roman"/>
+          <w:sz w:val="24"/>
+          <w:szCs w:val="24"/>
+        </w:rPr>
+      </w:pPr>
+    </w:p>
+    <w:p>
+      <w:pPr>
+        <w:spacing w:before="100" w:beforeAutospacing="1" w:after="100" w:afterAutospacing="1" w:line="240" w:lineRule="auto"/>
+        <w:rPr>
+          <w:rFonts w:ascii="Times New Roman" w:eastAsia="Times New Roman" w:hAnsi="Times New Roman" w:cs="Times New Roman"/>
+          <w:sz w:val="24"/>
+          <w:szCs w:val="24"/>
+        </w:rPr>
+      </w:pPr>
+    </w:p>
+    <w:p>
+      <w:pPr>
+        <w:spacing w:before="100" w:beforeAutospacing="1" w:after="100" w:afterAutospacing="1" w:line="240" w:lineRule="auto"/>
+        <w:rPr>
+          <w:rFonts w:ascii="Times New Roman" w:eastAsia="Times New Roman" w:hAnsi="Times New Roman" w:cs="Times New Roman"/>
+          <w:sz w:val="24"/>
+          <w:szCs w:val="24"/>
+        </w:rPr>
+      </w:pPr>
+    </w:p>
+    <w:p>
+      <w:pPr>
+        <w:spacing w:before="100" w:beforeAutospacing="1" w:after="100" w:afterAutospacing="1" w:line="240" w:lineRule="auto"/>
+        <w:rPr>
+          <w:rFonts w:ascii="Times New Roman" w:eastAsia="Times New Roman" w:hAnsi="Times New Roman" w:cs="Times New Roman"/>
+          <w:sz w:val="24"/>
+          <w:szCs w:val="24"/>
+        </w:rPr>
+      </w:pPr>
+    </w:p>
+    <w:p>
+      <w:pPr>
+        <w:spacing w:before="100" w:beforeAutospacing="1" w:after="100" w:afterAutospacing="1" w:line="240" w:lineRule="auto"/>
+        <w:rPr>
+          <w:rFonts w:ascii="Times New Roman" w:eastAsia="Times New Roman" w:hAnsi="Times New Roman" w:cs="Times New Roman"/>
+          <w:sz w:val="24"/>
+          <w:szCs w:val="24"/>
+        </w:rPr>
+      </w:pPr>
+    </w:p>
+    <w:p>
+      <w:pPr>
+        <w:spacing w:before="100" w:beforeAutospacing="1" w:after="100" w:afterAutospacing="1" w:line="240" w:lineRule="auto"/>
+        <w:rPr>
+          <w:rFonts w:ascii="Times New Roman" w:eastAsia="Times New Roman" w:hAnsi="Times New Roman" w:cs="Times New Roman"/>
+          <w:sz w:val="24"/>
+          <w:szCs w:val="24"/>
+        </w:rPr>
+      </w:pPr>
+    </w:p>
+    <w:p>
+      <w:pPr>
+        <w:spacing w:before="100" w:beforeAutospacing="1" w:after="100" w:afterAutospacing="1" w:line="240" w:lineRule="auto"/>
+        <w:rPr>
+          <w:rFonts w:ascii="Times New Roman" w:eastAsia="Times New Roman" w:hAnsi="Times New Roman" w:cs="Times New Roman"/>
+          <w:sz w:val="24"/>
+          <w:szCs w:val="24"/>
+        </w:rPr>
+      </w:pPr>
+    </w:p>
+    <w:p>
+      <w:pPr>
+        <w:spacing w:before="100" w:beforeAutospacing="1" w:after="100" w:afterAutospacing="1" w:line="240" w:lineRule="auto"/>
+        <w:rPr>
+          <w:rFonts w:ascii="Times New Roman" w:eastAsia="Times New Roman" w:hAnsi="Times New Roman" w:cs="Times New Roman"/>
+          <w:sz w:val="24"/>
+          <w:szCs w:val="24"/>
+        </w:rPr>
+      </w:pPr>
+    </w:p>
+    <w:p>
+      <w:pPr>
+        <w:spacing w:before="100" w:beforeAutospacing="1" w:after="100" w:afterAutospacing="1" w:line="240" w:lineRule="auto"/>
+        <w:rPr>
+          <w:rFonts w:ascii="Times New Roman" w:eastAsia="Times New Roman" w:hAnsi="Times New Roman" w:cs="Times New Roman"/>
+          <w:sz w:val="24"/>
+          <w:szCs w:val="24"/>
+        </w:rPr>
+      </w:pPr>
+    </w:p>
+    <w:p>
+      <w:pPr>
+        <w:spacing w:before="100" w:beforeAutospacing="1" w:after="100" w:afterAutospacing="1" w:line="240" w:lineRule="auto"/>
+        <w:rPr>
+          <w:rFonts w:ascii="Times New Roman" w:eastAsia="Times New Roman" w:hAnsi="Times New Roman" w:cs="Times New Roman"/>
+          <w:sz w:val="24"/>
+          <w:szCs w:val="24"/>
+        </w:rPr>
+      </w:pPr>
+    </w:p>
+    <w:p>
+      <w:pPr>
+        <w:spacing w:before="100" w:beforeAutospacing="1" w:after="100" w:afterAutospacing="1" w:line="240" w:lineRule="auto"/>
+        <w:rPr>
+          <w:rFonts w:ascii="Times New Roman" w:eastAsia="Times New Roman" w:hAnsi="Times New Roman" w:cs="Times New Roman"/>
+          <w:sz w:val="24"/>
+          <w:szCs w:val="24"/>
+        </w:rPr>
+      </w:pPr>
+    </w:p>
+    <w:p>
+      <w:pPr>
+        <w:spacing w:before="100" w:beforeAutospacing="1" w:after="100" w:afterAutospacing="1" w:line="240" w:lineRule="auto"/>
+        <w:rPr>
+          <w:rFonts w:ascii="Times New Roman" w:eastAsia="Times New Roman" w:hAnsi="Times New Roman" w:cs="Times New Roman"/>
+          <w:sz w:val="24"/>
+          <w:szCs w:val="24"/>
+        </w:rPr>
+      </w:pPr>
+    </w:p>
+    <w:p>
+      <w:pPr>
+        <w:spacing w:before="100" w:beforeAutospacing="1" w:after="100" w:afterAutospacing="1" w:line="240" w:lineRule="auto"/>
+        <w:rPr>
+          <w:rFonts w:ascii="Times New Roman" w:eastAsia="Times New Roman" w:hAnsi="Times New Roman" w:cs="Times New Roman"/>
+          <w:sz w:val="24"/>
+          <w:szCs w:val="24"/>
+        </w:rPr>
+      </w:pPr>
+    </w:p>
+    <w:p>
+      <w:pPr>
+        <w:spacing w:before="100" w:beforeAutospacing="1" w:after="100" w:afterAutospacing="1" w:line="240" w:lineRule="auto"/>
+        <w:rPr>
+          <w:rFonts w:ascii="Times New Roman" w:eastAsia="Times New Roman" w:hAnsi="Times New Roman" w:cs="Times New Roman"/>
+          <w:sz w:val="24"/>
+          <w:szCs w:val="24"/>
+        </w:rPr>
+      </w:pPr>
+    </w:p>
+    <w:p>
+      <w:pPr>
+        <w:spacing w:before="100" w:beforeAutospacing="1" w:after="100" w:afterAutospacing="1" w:line="240" w:lineRule="auto"/>
+        <w:rPr>
+          <w:rFonts w:ascii="Times New Roman" w:eastAsia="Times New Roman" w:hAnsi="Times New Roman" w:cs="Times New Roman"/>
+          <w:sz w:val="24"/>
+          <w:szCs w:val="24"/>
+        </w:rPr>
+      </w:pPr>
+    </w:p>
+    <w:p>
+      <w:pPr>
+        <w:spacing w:before="100" w:beforeAutospacing="1" w:after="100" w:afterAutospacing="1" w:line="240" w:lineRule="auto"/>
+        <w:rPr>
+          <w:rFonts w:ascii="Times New Roman" w:eastAsia="Times New Roman" w:hAnsi="Times New Roman" w:cs="Times New Roman"/>
+          <w:sz w:val="24"/>
+          <w:szCs w:val="24"/>
+        </w:rPr>
+      </w:pPr>
+    </w:p>
+    <w:p>
+      <w:pPr>
+        <w:spacing w:before="100" w:beforeAutospacing="1" w:after="100" w:afterAutospacing="1" w:line="240" w:lineRule="auto"/>
+        <w:rPr>
+          <w:rFonts w:ascii="Times New Roman" w:eastAsia="Times New Roman" w:hAnsi="Times New Roman" w:cs="Times New Roman"/>
+          <w:sz w:val="24"/>
+          <w:szCs w:val="24"/>
+        </w:rPr>
+      </w:pPr>
+    </w:p>
+    <w:p>
+      <w:pPr>
+        <w:spacing w:before="100" w:beforeAutospacing="1" w:after="100" w:afterAutospacing="1" w:line="240" w:lineRule="auto"/>
+        <w:rPr>
+          <w:rFonts w:ascii="Times New Roman" w:eastAsia="Times New Roman" w:hAnsi="Times New Roman" w:cs="Times New Roman"/>
+          <w:sz w:val="24"/>
+          <w:szCs w:val="24"/>
+        </w:rPr>
+      </w:pPr>
+    </w:p>
+    <w:p>
+      <w:pPr>
+        <w:pStyle w:val="Heading1"/>
+        <w:rPr>
+          <w:rFonts w:eastAsia="Times New Roman"/>
+        </w:rPr>
+      </w:pPr>
+      <w:r>
+        <w:rPr>
+          <w:rFonts w:eastAsia="Times New Roman"/>
+        </w:rPr>
+        <w:lastRenderedPageBreak/>
+        <w:t>Find the occurrence of any value</w:t>
+      </w:r>
+    </w:p>
+    <w:p>
+      <w:pPr>
+        <w:spacing w:before="100" w:beforeAutospacing="1" w:after="100" w:afterAutospacing="1" w:line="240" w:lineRule="auto"/>
+        <w:rPr>
+          <w:rFonts w:ascii="Times New Roman" w:eastAsia="Times New Roman" w:hAnsi="Times New Roman" w:cs="Times New Roman"/>
+          <w:sz w:val="24"/>
+          <w:szCs w:val="24"/>
+        </w:rPr>
+      </w:pPr>
+      <w:proofErr w:type="gramStart"/>
+      <w:r>
+        <w:rPr>
+          <w:rFonts w:ascii="Times New Roman" w:eastAsia="Times New Roman" w:hAnsi="Times New Roman" w:cs="Times New Roman"/>
+          <w:sz w:val="24"/>
+          <w:szCs w:val="24"/>
+        </w:rPr>
+        <w:t>function</w:t>
+      </w:r>
+      <w:proofErr w:type="gramEnd"/>
+      <w:r>
+        <w:rPr>
+          <w:rFonts w:ascii="Times New Roman" w:eastAsia="Times New Roman" w:hAnsi="Times New Roman" w:cs="Times New Roman"/>
+          <w:sz w:val="24"/>
+          <w:szCs w:val="24"/>
+        </w:rPr>
+        <w:t xml:space="preserve"> </w:t>
+      </w:r>
+      <w:proofErr w:type="spellStart"/>
+      <w:r>
+        <w:rPr>
+          <w:rFonts w:ascii="Times New Roman" w:eastAsia="Times New Roman" w:hAnsi="Times New Roman" w:cs="Times New Roman"/>
+          <w:sz w:val="24"/>
+          <w:szCs w:val="24"/>
+        </w:rPr>
+        <w:t>findOccurence</w:t>
+      </w:r>
+      <w:proofErr w:type="spellEnd"/>
+      <w:r>
+        <w:rPr>
+          <w:rFonts w:ascii="Times New Roman" w:eastAsia="Times New Roman" w:hAnsi="Times New Roman" w:cs="Times New Roman"/>
+          <w:sz w:val="24"/>
+          <w:szCs w:val="24"/>
+        </w:rPr>
+        <w:t>(</w:t>
+      </w:r>
+      <w:proofErr w:type="spellStart"/>
+      <w:r>
+        <w:rPr>
+          <w:rFonts w:ascii="Times New Roman" w:eastAsia="Times New Roman" w:hAnsi="Times New Roman" w:cs="Times New Roman"/>
+          <w:sz w:val="24"/>
+          <w:szCs w:val="24"/>
+        </w:rPr>
+        <w:t>num</w:t>
+      </w:r>
+      <w:proofErr w:type="spellEnd"/>
+      <w:r>
+        <w:rPr>
+          <w:rFonts w:ascii="Times New Roman" w:eastAsia="Times New Roman" w:hAnsi="Times New Roman" w:cs="Times New Roman"/>
+          <w:sz w:val="24"/>
+          <w:szCs w:val="24"/>
+        </w:rPr>
+        <w:t>) {</w:t>
+      </w:r>
+    </w:p>
+    <w:p>
+      <w:pPr>
+        <w:spacing w:before="100" w:beforeAutospacing="1" w:after="100" w:afterAutospacing="1" w:line="240" w:lineRule="auto"/>
+        <w:rPr>
+          <w:rFonts w:ascii="Times New Roman" w:eastAsia="Times New Roman" w:hAnsi="Times New Roman" w:cs="Times New Roman"/>
+          <w:sz w:val="24"/>
+          <w:szCs w:val="24"/>
+        </w:rPr>
+      </w:pPr>
+      <w:r>
+        <w:rPr>
+          <w:rFonts w:ascii="Times New Roman" w:eastAsia="Times New Roman" w:hAnsi="Times New Roman" w:cs="Times New Roman"/>
+          <w:sz w:val="24"/>
+          <w:szCs w:val="24"/>
+        </w:rPr>
+        <w:t xml:space="preserve">    </w:t>
+      </w:r>
+      <w:proofErr w:type="gramStart"/>
+      <w:r>
+        <w:rPr>
+          <w:rFonts w:ascii="Times New Roman" w:eastAsia="Times New Roman" w:hAnsi="Times New Roman" w:cs="Times New Roman"/>
+          <w:sz w:val="24"/>
+          <w:szCs w:val="24"/>
+        </w:rPr>
+        <w:t>let</w:t>
+      </w:r>
+      <w:proofErr w:type="gramEnd"/>
+      <w:r>
+        <w:rPr>
+          <w:rFonts w:ascii="Times New Roman" w:eastAsia="Times New Roman" w:hAnsi="Times New Roman" w:cs="Times New Roman"/>
+          <w:sz w:val="24"/>
+          <w:szCs w:val="24"/>
+        </w:rPr>
+        <w:t xml:space="preserve"> count = {};</w:t>
+      </w:r>
+    </w:p>
+    <w:p>
+      <w:pPr>
+        <w:spacing w:before="100" w:beforeAutospacing="1" w:after="100" w:afterAutospacing="1" w:line="240" w:lineRule="auto"/>
+        <w:rPr>
+          <w:rFonts w:ascii="Times New Roman" w:eastAsia="Times New Roman" w:hAnsi="Times New Roman" w:cs="Times New Roman"/>
+          <w:sz w:val="24"/>
+          <w:szCs w:val="24"/>
+        </w:rPr>
+      </w:pPr>
+      <w:r>
+        <w:rPr>
+          <w:rFonts w:ascii="Times New Roman" w:eastAsia="Times New Roman" w:hAnsi="Times New Roman" w:cs="Times New Roman"/>
+          <w:sz w:val="24"/>
+          <w:szCs w:val="24"/>
+        </w:rPr>
+        <w:t xml:space="preserve">    </w:t>
+      </w:r>
+      <w:proofErr w:type="gramStart"/>
+      <w:r>
+        <w:rPr>
+          <w:rFonts w:ascii="Times New Roman" w:eastAsia="Times New Roman" w:hAnsi="Times New Roman" w:cs="Times New Roman"/>
+          <w:sz w:val="24"/>
+          <w:szCs w:val="24"/>
+        </w:rPr>
+        <w:t>for</w:t>
+      </w:r>
+      <w:proofErr w:type="gramEnd"/>
+      <w:r>
+        <w:rPr>
+          <w:rFonts w:ascii="Times New Roman" w:eastAsia="Times New Roman" w:hAnsi="Times New Roman" w:cs="Times New Roman"/>
+          <w:sz w:val="24"/>
+          <w:szCs w:val="24"/>
+        </w:rPr>
+        <w:t xml:space="preserve"> (let </w:t>
+      </w:r>
+      <w:proofErr w:type="spellStart"/>
+      <w:r>
+        <w:rPr>
+          <w:rFonts w:ascii="Times New Roman" w:eastAsia="Times New Roman" w:hAnsi="Times New Roman" w:cs="Times New Roman"/>
+          <w:sz w:val="24"/>
+          <w:szCs w:val="24"/>
+        </w:rPr>
+        <w:t>i</w:t>
+      </w:r>
+      <w:proofErr w:type="spellEnd"/>
+      <w:r>
+        <w:rPr>
+          <w:rFonts w:ascii="Times New Roman" w:eastAsia="Times New Roman" w:hAnsi="Times New Roman" w:cs="Times New Roman"/>
+          <w:sz w:val="24"/>
+          <w:szCs w:val="24"/>
+        </w:rPr>
+        <w:t xml:space="preserve"> of </w:t>
+      </w:r>
+      <w:proofErr w:type="spellStart"/>
+      <w:r>
+        <w:rPr>
+          <w:rFonts w:ascii="Times New Roman" w:eastAsia="Times New Roman" w:hAnsi="Times New Roman" w:cs="Times New Roman"/>
+          <w:sz w:val="24"/>
+          <w:szCs w:val="24"/>
+        </w:rPr>
+        <w:t>num</w:t>
+      </w:r>
+      <w:proofErr w:type="spellEnd"/>
+      <w:r>
+        <w:rPr>
+          <w:rFonts w:ascii="Times New Roman" w:eastAsia="Times New Roman" w:hAnsi="Times New Roman" w:cs="Times New Roman"/>
+          <w:sz w:val="24"/>
+          <w:szCs w:val="24"/>
+        </w:rPr>
+        <w:t>) {</w:t>
+      </w:r>
+    </w:p>
+    <w:p>
+      <w:pPr>
+        <w:spacing w:before="100" w:beforeAutospacing="1" w:after="100" w:afterAutospacing="1" w:line="240" w:lineRule="auto"/>
+        <w:rPr>
+          <w:rFonts w:ascii="Times New Roman" w:eastAsia="Times New Roman" w:hAnsi="Times New Roman" w:cs="Times New Roman"/>
+          <w:sz w:val="24"/>
+          <w:szCs w:val="24"/>
+        </w:rPr>
+      </w:pPr>
+      <w:r>
+        <w:rPr>
+          <w:rFonts w:ascii="Times New Roman" w:eastAsia="Times New Roman" w:hAnsi="Times New Roman" w:cs="Times New Roman"/>
+          <w:sz w:val="24"/>
+          <w:szCs w:val="24"/>
+        </w:rPr>
+        <w:t xml:space="preserve">        </w:t>
+      </w:r>
+      <w:proofErr w:type="gramStart"/>
+      <w:r>
+        <w:rPr>
+          <w:rFonts w:ascii="Times New Roman" w:eastAsia="Times New Roman" w:hAnsi="Times New Roman" w:cs="Times New Roman"/>
+          <w:sz w:val="24"/>
+          <w:szCs w:val="24"/>
+        </w:rPr>
+        <w:t>if</w:t>
+      </w:r>
+      <w:proofErr w:type="gramEnd"/>
+      <w:r>
+        <w:rPr>
+          <w:rFonts w:ascii="Times New Roman" w:eastAsia="Times New Roman" w:hAnsi="Times New Roman" w:cs="Times New Roman"/>
+          <w:sz w:val="24"/>
+          <w:szCs w:val="24"/>
+        </w:rPr>
+        <w:t xml:space="preserve"> (count[</w:t>
+      </w:r>
+      <w:proofErr w:type="spellStart"/>
+      <w:r>
+        <w:rPr>
+          <w:rFonts w:ascii="Times New Roman" w:eastAsia="Times New Roman" w:hAnsi="Times New Roman" w:cs="Times New Roman"/>
+          <w:sz w:val="24"/>
+          <w:szCs w:val="24"/>
+        </w:rPr>
+        <w:t>i</w:t>
+      </w:r>
+      <w:proofErr w:type="spellEnd"/>
+      <w:r>
+        <w:rPr>
+          <w:rFonts w:ascii="Times New Roman" w:eastAsia="Times New Roman" w:hAnsi="Times New Roman" w:cs="Times New Roman"/>
+          <w:sz w:val="24"/>
+          <w:szCs w:val="24"/>
+        </w:rPr>
+        <w:t>] !== undefined) {</w:t>
+      </w:r>
+    </w:p>
+    <w:p>
+      <w:pPr>
+        <w:spacing w:before="100" w:beforeAutospacing="1" w:after="100" w:afterAutospacing="1" w:line="240" w:lineRule="auto"/>
+        <w:rPr>
+          <w:rFonts w:ascii="Times New Roman" w:eastAsia="Times New Roman" w:hAnsi="Times New Roman" w:cs="Times New Roman"/>
+          <w:sz w:val="24"/>
+          <w:szCs w:val="24"/>
+        </w:rPr>
+      </w:pPr>
+      <w:r>
+        <w:rPr>
+          <w:rFonts w:ascii="Times New Roman" w:eastAsia="Times New Roman" w:hAnsi="Times New Roman" w:cs="Times New Roman"/>
+          <w:sz w:val="24"/>
+          <w:szCs w:val="24"/>
+        </w:rPr>
+        <w:t xml:space="preserve">            </w:t>
+      </w:r>
+      <w:proofErr w:type="gramStart"/>
+      <w:r>
+        <w:rPr>
+          <w:rFonts w:ascii="Times New Roman" w:eastAsia="Times New Roman" w:hAnsi="Times New Roman" w:cs="Times New Roman"/>
+          <w:sz w:val="24"/>
+          <w:szCs w:val="24"/>
+        </w:rPr>
+        <w:t>count[</w:t>
+      </w:r>
+      <w:proofErr w:type="spellStart"/>
+      <w:proofErr w:type="gramEnd"/>
+      <w:r>
+        <w:rPr>
+          <w:rFonts w:ascii="Times New Roman" w:eastAsia="Times New Roman" w:hAnsi="Times New Roman" w:cs="Times New Roman"/>
+          <w:sz w:val="24"/>
+          <w:szCs w:val="24"/>
+        </w:rPr>
+        <w:t>i</w:t>
+      </w:r>
+      <w:proofErr w:type="spellEnd"/>
+      <w:r>
+        <w:rPr>
+          <w:rFonts w:ascii="Times New Roman" w:eastAsia="Times New Roman" w:hAnsi="Times New Roman" w:cs="Times New Roman"/>
+          <w:sz w:val="24"/>
+          <w:szCs w:val="24"/>
+        </w:rPr>
+        <w:t>] += 1;</w:t>
+      </w:r>
+    </w:p>
+    <w:p>
+      <w:pPr>
+        <w:spacing w:before="100" w:beforeAutospacing="1" w:after="100" w:afterAutospacing="1" w:line="240" w:lineRule="auto"/>
+        <w:rPr>
+          <w:rFonts w:ascii="Times New Roman" w:eastAsia="Times New Roman" w:hAnsi="Times New Roman" w:cs="Times New Roman"/>
+          <w:sz w:val="24"/>
+          <w:szCs w:val="24"/>
+        </w:rPr>
+      </w:pPr>
+      <w:r>
+        <w:rPr>
+          <w:rFonts w:ascii="Times New Roman" w:eastAsia="Times New Roman" w:hAnsi="Times New Roman" w:cs="Times New Roman"/>
+          <w:sz w:val="24"/>
+          <w:szCs w:val="24"/>
+        </w:rPr>
+        <w:t xml:space="preserve">        } else {</w:t>
+      </w:r>
+    </w:p>
+    <w:p>
+      <w:pPr>
+        <w:spacing w:before="100" w:beforeAutospacing="1" w:after="100" w:afterAutospacing="1" w:line="240" w:lineRule="auto"/>
+        <w:rPr>
+          <w:rFonts w:ascii="Times New Roman" w:eastAsia="Times New Roman" w:hAnsi="Times New Roman" w:cs="Times New Roman"/>
+          <w:sz w:val="24"/>
+          <w:szCs w:val="24"/>
+        </w:rPr>
+      </w:pPr>
+      <w:r>
+        <w:rPr>
+          <w:rFonts w:ascii="Times New Roman" w:eastAsia="Times New Roman" w:hAnsi="Times New Roman" w:cs="Times New Roman"/>
+          <w:sz w:val="24"/>
+          <w:szCs w:val="24"/>
+        </w:rPr>
+        <w:t xml:space="preserve">            </w:t>
+      </w:r>
+      <w:proofErr w:type="gramStart"/>
+      <w:r>
+        <w:rPr>
+          <w:rFonts w:ascii="Times New Roman" w:eastAsia="Times New Roman" w:hAnsi="Times New Roman" w:cs="Times New Roman"/>
+          <w:sz w:val="24"/>
+          <w:szCs w:val="24"/>
+        </w:rPr>
+        <w:t>count[</w:t>
+      </w:r>
+      <w:proofErr w:type="spellStart"/>
+      <w:proofErr w:type="gramEnd"/>
+      <w:r>
+        <w:rPr>
+          <w:rFonts w:ascii="Times New Roman" w:eastAsia="Times New Roman" w:hAnsi="Times New Roman" w:cs="Times New Roman"/>
+          <w:sz w:val="24"/>
+          <w:szCs w:val="24"/>
+        </w:rPr>
+        <w:t>i</w:t>
+      </w:r>
+      <w:proofErr w:type="spellEnd"/>
+      <w:r>
+        <w:rPr>
+          <w:rFonts w:ascii="Times New Roman" w:eastAsia="Times New Roman" w:hAnsi="Times New Roman" w:cs="Times New Roman"/>
+          <w:sz w:val="24"/>
+          <w:szCs w:val="24"/>
+        </w:rPr>
+        <w:t>] = 1;</w:t>
+      </w:r>
+    </w:p>
+    <w:p>
+      <w:pPr>
+        <w:spacing w:before="100" w:beforeAutospacing="1" w:after="100" w:afterAutospacing="1" w:line="240" w:lineRule="auto"/>
+        <w:rPr>
+          <w:rFonts w:ascii="Times New Roman" w:eastAsia="Times New Roman" w:hAnsi="Times New Roman" w:cs="Times New Roman"/>
+          <w:sz w:val="24"/>
+          <w:szCs w:val="24"/>
+        </w:rPr>
+      </w:pPr>
+      <w:r>
+        <w:rPr>
+          <w:rFonts w:ascii="Times New Roman" w:eastAsia="Times New Roman" w:hAnsi="Times New Roman" w:cs="Times New Roman"/>
+          <w:sz w:val="24"/>
+          <w:szCs w:val="24"/>
+        </w:rPr>
+        <w:t xml:space="preserve">        }</w:t>
+      </w:r>
+    </w:p>
+    <w:p>
+      <w:pPr>
+        <w:spacing w:before="100" w:beforeAutospacing="1" w:after="100" w:afterAutospacing="1" w:line="240" w:lineRule="auto"/>
+        <w:rPr>
+          <w:rFonts w:ascii="Times New Roman" w:eastAsia="Times New Roman" w:hAnsi="Times New Roman" w:cs="Times New Roman"/>
+          <w:sz w:val="24"/>
+          <w:szCs w:val="24"/>
+        </w:rPr>
+      </w:pPr>
+      <w:r>
+        <w:rPr>
+          <w:rFonts w:ascii="Times New Roman" w:eastAsia="Times New Roman" w:hAnsi="Times New Roman" w:cs="Times New Roman"/>
+          <w:sz w:val="24"/>
+          <w:szCs w:val="24"/>
+        </w:rPr>
+        <w:t xml:space="preserve">    }</w:t>
+      </w:r>
+    </w:p>
+    <w:p>
+      <w:pPr>
+        <w:spacing w:before="100" w:beforeAutospacing="1" w:after="100" w:afterAutospacing="1" w:line="240" w:lineRule="auto"/>
+        <w:rPr>
+          <w:rFonts w:ascii="Times New Roman" w:eastAsia="Times New Roman" w:hAnsi="Times New Roman" w:cs="Times New Roman"/>
+          <w:sz w:val="24"/>
+          <w:szCs w:val="24"/>
+        </w:rPr>
+      </w:pPr>
+      <w:r>
+        <w:rPr>
+          <w:rFonts w:ascii="Times New Roman" w:eastAsia="Times New Roman" w:hAnsi="Times New Roman" w:cs="Times New Roman"/>
+          <w:sz w:val="24"/>
+          <w:szCs w:val="24"/>
+        </w:rPr>
+        <w:t xml:space="preserve">    </w:t>
+      </w:r>
+      <w:proofErr w:type="gramStart"/>
+      <w:r>
+        <w:rPr>
+          <w:rFonts w:ascii="Times New Roman" w:eastAsia="Times New Roman" w:hAnsi="Times New Roman" w:cs="Times New Roman"/>
+          <w:sz w:val="24"/>
+          <w:szCs w:val="24"/>
+        </w:rPr>
+        <w:t>return</w:t>
+      </w:r>
+      <w:proofErr w:type="gramEnd"/>
+      <w:r>
+        <w:rPr>
+          <w:rFonts w:ascii="Times New Roman" w:eastAsia="Times New Roman" w:hAnsi="Times New Roman" w:cs="Times New Roman"/>
+          <w:sz w:val="24"/>
+          <w:szCs w:val="24"/>
+        </w:rPr>
+        <w:t xml:space="preserve"> </w:t>
+      </w:r>
+      <w:proofErr w:type="spellStart"/>
+      <w:r>
+        <w:rPr>
+          <w:rFonts w:ascii="Times New Roman" w:eastAsia="Times New Roman" w:hAnsi="Times New Roman" w:cs="Times New Roman"/>
+          <w:sz w:val="24"/>
+          <w:szCs w:val="24"/>
+        </w:rPr>
+        <w:t>Object.values</w:t>
+      </w:r>
+      <w:proofErr w:type="spellEnd"/>
+      <w:r>
+        <w:rPr>
+          <w:rFonts w:ascii="Times New Roman" w:eastAsia="Times New Roman" w:hAnsi="Times New Roman" w:cs="Times New Roman"/>
+          <w:sz w:val="24"/>
+          <w:szCs w:val="24"/>
+        </w:rPr>
+        <w:t>(count);</w:t>
+      </w:r>
+    </w:p>
+    <w:p>
+      <w:pPr>
+        <w:spacing w:before="100" w:beforeAutospacing="1" w:after="100" w:afterAutospacing="1" w:line="240" w:lineRule="auto"/>
+        <w:rPr>
+          <w:rFonts w:ascii="Times New Roman" w:eastAsia="Times New Roman" w:hAnsi="Times New Roman" w:cs="Times New Roman"/>
+          <w:sz w:val="24"/>
+          <w:szCs w:val="24"/>
+        </w:rPr>
+      </w:pPr>
+      <w:r>
+        <w:rPr>
+          <w:rFonts w:ascii="Times New Roman" w:eastAsia="Times New Roman" w:hAnsi="Times New Roman" w:cs="Times New Roman"/>
+          <w:sz w:val="24"/>
+          <w:szCs w:val="24"/>
+        </w:rPr>
+        <w:t>}</w:t>
+      </w:r>
+    </w:p>
+    <w:p>
+      <w:pPr>
+        <w:spacing w:before="100" w:beforeAutospacing="1" w:after="100" w:afterAutospacing="1" w:line="240" w:lineRule="auto"/>
+        <w:rPr>
+          <w:rFonts w:ascii="Times New Roman" w:eastAsia="Times New Roman" w:hAnsi="Times New Roman" w:cs="Times New Roman"/>
+          <w:sz w:val="24"/>
+          <w:szCs w:val="24"/>
+        </w:rPr>
+      </w:pPr>
+      <w:proofErr w:type="gramStart"/>
+      <w:r>
+        <w:rPr>
+          <w:rFonts w:ascii="Times New Roman" w:eastAsia="Times New Roman" w:hAnsi="Times New Roman" w:cs="Times New Roman"/>
+          <w:sz w:val="24"/>
+          <w:szCs w:val="24"/>
+        </w:rPr>
+        <w:t>console.log(</w:t>
+      </w:r>
+      <w:proofErr w:type="spellStart"/>
+      <w:proofErr w:type="gramEnd"/>
+      <w:r>
+        <w:rPr>
+          <w:rFonts w:ascii="Times New Roman" w:eastAsia="Times New Roman" w:hAnsi="Times New Roman" w:cs="Times New Roman"/>
+          <w:sz w:val="24"/>
+          <w:szCs w:val="24"/>
+        </w:rPr>
+        <w:t>findOccurence</w:t>
+      </w:r>
+      <w:proofErr w:type="spellEnd"/>
+      <w:r>
+        <w:rPr>
+          <w:rFonts w:ascii="Times New Roman" w:eastAsia="Times New Roman" w:hAnsi="Times New Roman" w:cs="Times New Roman"/>
+          <w:sz w:val="24"/>
+          <w:szCs w:val="24"/>
+        </w:rPr>
+        <w:t>([1, 2, 3, 4]));</w:t>
+      </w:r>
+    </w:p>
+    <w:p>
+      <w:pPr>
+        <w:spacing w:before="100" w:beforeAutospacing="1" w:after="100" w:afterAutospacing="1" w:line="240" w:lineRule="auto"/>
+        <w:rPr>
+          <w:rFonts w:ascii="Times New Roman" w:eastAsia="Times New Roman" w:hAnsi="Times New Roman" w:cs="Times New Roman"/>
+          <w:sz w:val="24"/>
+          <w:szCs w:val="24"/>
+        </w:rPr>
+      </w:pPr>
+    </w:p>
+    <w:p>
+      <w:pPr>
+        <w:spacing w:before="100" w:beforeAutospacing="1" w:after="100" w:afterAutospacing="1" w:line="240" w:lineRule="auto"/>
+        <w:rPr>
+          <w:rFonts w:ascii="Times New Roman" w:eastAsia="Times New Roman" w:hAnsi="Times New Roman" w:cs="Times New Roman"/>
+          <w:sz w:val="24"/>
+          <w:szCs w:val="24"/>
+        </w:rPr>
+      </w:pPr>
+    </w:p>
+    <w:p>
+      <w:pPr>
+        <w:spacing w:before="100" w:beforeAutospacing="1" w:after="100" w:afterAutospacing="1" w:line="240" w:lineRule="auto"/>
+        <w:rPr>
+          <w:rFonts w:ascii="Times New Roman" w:eastAsia="Times New Roman" w:hAnsi="Times New Roman" w:cs="Times New Roman"/>
+          <w:sz w:val="24"/>
+          <w:szCs w:val="24"/>
+        </w:rPr>
+      </w:pPr>
+    </w:p>
+    <w:p>
+      <w:pPr>
+        <w:spacing w:before="100" w:beforeAutospacing="1" w:after="100" w:afterAutospacing="1" w:line="240" w:lineRule="auto"/>
+        <w:rPr>
+          <w:rFonts w:ascii="Times New Roman" w:eastAsia="Times New Roman" w:hAnsi="Times New Roman" w:cs="Times New Roman"/>
+          <w:sz w:val="24"/>
+          <w:szCs w:val="24"/>
+        </w:rPr>
+      </w:pPr>
+    </w:p>
+    <w:p>
+      <w:pPr>
+        <w:spacing w:before="100" w:beforeAutospacing="1" w:after="100" w:afterAutospacing="1" w:line="240" w:lineRule="auto"/>
+        <w:rPr>
+          <w:rFonts w:ascii="Times New Roman" w:eastAsia="Times New Roman" w:hAnsi="Times New Roman" w:cs="Times New Roman"/>
+          <w:sz w:val="24"/>
+          <w:szCs w:val="24"/>
+        </w:rPr>
+      </w:pPr>
+    </w:p>
+    <w:p>
+      <w:pPr>
+        <w:spacing w:before="100" w:beforeAutospacing="1" w:after="100" w:afterAutospacing="1" w:line="240" w:lineRule="auto"/>
+        <w:rPr>
+          <w:rFonts w:ascii="Times New Roman" w:eastAsia="Times New Roman" w:hAnsi="Times New Roman" w:cs="Times New Roman"/>
+          <w:sz w:val="24"/>
+          <w:szCs w:val="24"/>
+        </w:rPr>
+      </w:pPr>
+    </w:p>
+    <w:p>
+      <w:pPr>
+        <w:spacing w:before="100" w:beforeAutospacing="1" w:after="100" w:afterAutospacing="1" w:line="240" w:lineRule="auto"/>
+        <w:rPr>
+          <w:rFonts w:ascii="Times New Roman" w:eastAsia="Times New Roman" w:hAnsi="Times New Roman" w:cs="Times New Roman"/>
+          <w:sz w:val="24"/>
+          <w:szCs w:val="24"/>
+        </w:rPr>
+      </w:pPr>
+    </w:p>
+    <w:p>
+      <w:pPr>
+        <w:spacing w:before="100" w:beforeAutospacing="1" w:after="100" w:afterAutospacing="1" w:line="240" w:lineRule="auto"/>
+        <w:rPr>
+          <w:rFonts w:ascii="Times New Roman" w:eastAsia="Times New Roman" w:hAnsi="Times New Roman" w:cs="Times New Roman"/>
+          <w:sz w:val="24"/>
+          <w:szCs w:val="24"/>
+        </w:rPr>
+      </w:pPr>
+    </w:p>
+    <w:p>
+      <w:pPr>
+        <w:spacing w:before="100" w:beforeAutospacing="1" w:after="100" w:afterAutospacing="1" w:line="240" w:lineRule="auto"/>
+        <w:rPr>
+          <w:rFonts w:ascii="Times New Roman" w:eastAsia="Times New Roman" w:hAnsi="Times New Roman" w:cs="Times New Roman"/>
+          <w:sz w:val="24"/>
+          <w:szCs w:val="24"/>
+        </w:rPr>
+      </w:pPr>
+    </w:p>
+    <w:p>
+      <w:pPr>
+        <w:spacing w:before="100" w:beforeAutospacing="1" w:after="100" w:afterAutospacing="1" w:line="240" w:lineRule="auto"/>
+        <w:rPr>
+          <w:rFonts w:ascii="Times New Roman" w:eastAsia="Times New Roman" w:hAnsi="Times New Roman" w:cs="Times New Roman"/>
+          <w:sz w:val="24"/>
+          <w:szCs w:val="24"/>
+        </w:rPr>
+      </w:pPr>
+    </w:p>
+    <w:p>
+      <w:pPr>
+        <w:spacing w:before="100" w:beforeAutospacing="1" w:after="100" w:afterAutospacing="1" w:line="240" w:lineRule="auto"/>
+        <w:rPr>
+          <w:rFonts w:ascii="Times New Roman" w:eastAsia="Times New Roman" w:hAnsi="Times New Roman" w:cs="Times New Roman"/>
+          <w:sz w:val="24"/>
+          <w:szCs w:val="24"/>
+        </w:rPr>
+      </w:pPr>
+      <w:r>
+        <w:rPr>
+          <w:rFonts w:ascii="Times New Roman" w:eastAsia="Times New Roman" w:hAnsi="Times New Roman" w:cs="Times New Roman"/>
+          <w:sz w:val="24"/>
+          <w:szCs w:val="24"/>
+        </w:rPr>
+        <w:lastRenderedPageBreak/>
+        <w:t xml:space="preserve">For DSA/interview practice in JavaScript, </w:t>
+      </w:r>
+      <w:proofErr w:type="gramStart"/>
+      <w:r>
+        <w:rPr>
+          <w:rFonts w:ascii="Times New Roman" w:eastAsia="Times New Roman" w:hAnsi="Times New Roman" w:cs="Times New Roman"/>
+          <w:sz w:val="24"/>
+          <w:szCs w:val="24"/>
+        </w:rPr>
+        <w:t>there are a few things you should know</w:t>
+      </w:r>
+      <w:proofErr w:type="gramEnd"/>
+      <w:r>
+        <w:rPr>
+          <w:rFonts w:ascii="Times New Roman" w:eastAsia="Times New Roman" w:hAnsi="Times New Roman" w:cs="Times New Roman"/>
+          <w:sz w:val="24"/>
+          <w:szCs w:val="24"/>
+        </w:rPr>
+        <w:t xml:space="preserve"> really well. You do </w:t>
+      </w:r>
+      <w:r>
+        <w:rPr>
+          <w:rFonts w:ascii="Times New Roman" w:eastAsia="Times New Roman" w:hAnsi="Times New Roman" w:cs="Times New Roman"/>
+          <w:b/>
+          <w:bCs/>
+          <w:sz w:val="24"/>
+          <w:szCs w:val="24"/>
+        </w:rPr>
+        <w:t>not</w:t>
+      </w:r>
+      <w:r>
+        <w:rPr>
+          <w:rFonts w:ascii="Times New Roman" w:eastAsia="Times New Roman" w:hAnsi="Times New Roman" w:cs="Times New Roman"/>
+          <w:sz w:val="24"/>
+          <w:szCs w:val="24"/>
+        </w:rPr>
+        <w:t xml:space="preserve"> need to learn all of JavaScript first.</w:t>
+      </w:r>
+    </w:p>
+    <w:p>
+      <w:pPr>
+        <w:spacing w:before="100" w:beforeAutospacing="1" w:after="100" w:afterAutospacing="1" w:line="240" w:lineRule="auto"/>
+        <w:rPr>
+          <w:rFonts w:ascii="Times New Roman" w:eastAsia="Times New Roman" w:hAnsi="Times New Roman" w:cs="Times New Roman"/>
+          <w:sz w:val="24"/>
+          <w:szCs w:val="24"/>
+        </w:rPr>
+      </w:pPr>
+      <w:r>
+        <w:rPr>
+          <w:rFonts w:ascii="Times New Roman" w:eastAsia="Times New Roman" w:hAnsi="Times New Roman" w:cs="Times New Roman"/>
+          <w:sz w:val="24"/>
+          <w:szCs w:val="24"/>
+        </w:rPr>
+        <w:t>The most important ones are:</w:t>
+      </w:r>
+    </w:p>
+    <w:p>
+      <w:pPr>
+        <w:numPr>
+          <w:ilvl w:val="0"/>
+          <w:numId w:val="9"/>
+        </w:numPr>
+        <w:spacing w:before="100" w:beforeAutospacing="1" w:after="100" w:afterAutospacing="1" w:line="240" w:lineRule="auto"/>
+        <w:rPr>
+          <w:rFonts w:ascii="Times New Roman" w:eastAsia="Times New Roman" w:hAnsi="Times New Roman" w:cs="Times New Roman"/>
+          <w:sz w:val="24"/>
+          <w:szCs w:val="24"/>
+        </w:rPr>
+      </w:pPr>
+      <w:r>
+        <w:rPr>
+          <w:rFonts w:ascii="Courier New" w:eastAsia="Times New Roman" w:hAnsi="Courier New" w:cs="Courier New"/>
+          <w:sz w:val="20"/>
+          <w:szCs w:val="20"/>
+        </w:rPr>
+        <w:t>let</w:t>
+      </w:r>
+      <w:r>
+        <w:rPr>
+          <w:rFonts w:ascii="Times New Roman" w:eastAsia="Times New Roman" w:hAnsi="Times New Roman" w:cs="Times New Roman"/>
+          <w:sz w:val="24"/>
+          <w:szCs w:val="24"/>
+        </w:rPr>
+        <w:t xml:space="preserve"> and </w:t>
+      </w:r>
+      <w:proofErr w:type="spellStart"/>
+      <w:r>
+        <w:rPr>
+          <w:rFonts w:ascii="Courier New" w:eastAsia="Times New Roman" w:hAnsi="Courier New" w:cs="Courier New"/>
+          <w:sz w:val="20"/>
+          <w:szCs w:val="20"/>
+        </w:rPr>
+        <w:t>const</w:t>
+      </w:r>
+      <w:proofErr w:type="spellEnd"/>
+      <w:r>
+        <w:rPr>
+          <w:rFonts w:ascii="Times New Roman" w:eastAsia="Times New Roman" w:hAnsi="Times New Roman" w:cs="Times New Roman"/>
+          <w:sz w:val="24"/>
+          <w:szCs w:val="24"/>
+        </w:rPr>
+        <w:t xml:space="preserve"> </w:t>
+      </w:r>
+    </w:p>
+    <w:p>
+      <w:pPr>
+        <w:numPr>
+          <w:ilvl w:val="0"/>
+          <w:numId w:val="9"/>
+        </w:numPr>
+        <w:spacing w:before="100" w:beforeAutospacing="1" w:after="100" w:afterAutospacing="1" w:line="240" w:lineRule="auto"/>
+        <w:rPr>
+          <w:rFonts w:ascii="Times New Roman" w:eastAsia="Times New Roman" w:hAnsi="Times New Roman" w:cs="Times New Roman"/>
+          <w:sz w:val="24"/>
+          <w:szCs w:val="24"/>
+        </w:rPr>
+      </w:pPr>
+      <w:r>
+        <w:rPr>
+          <w:rFonts w:ascii="Times New Roman" w:eastAsia="Times New Roman" w:hAnsi="Times New Roman" w:cs="Times New Roman"/>
+          <w:sz w:val="24"/>
+          <w:szCs w:val="24"/>
+        </w:rPr>
+        <w:t xml:space="preserve">Arrays </w:t>
+      </w:r>
+    </w:p>
+    <w:p>
+      <w:pPr>
+        <w:numPr>
+          <w:ilvl w:val="0"/>
+          <w:numId w:val="9"/>
+        </w:numPr>
+        <w:spacing w:before="100" w:beforeAutospacing="1" w:after="100" w:afterAutospacing="1" w:line="240" w:lineRule="auto"/>
+        <w:rPr>
+          <w:rFonts w:ascii="Times New Roman" w:eastAsia="Times New Roman" w:hAnsi="Times New Roman" w:cs="Times New Roman"/>
+          <w:sz w:val="24"/>
+          <w:szCs w:val="24"/>
+        </w:rPr>
+      </w:pPr>
+      <w:r>
+        <w:rPr>
+          <w:rFonts w:ascii="Times New Roman" w:eastAsia="Times New Roman" w:hAnsi="Times New Roman" w:cs="Times New Roman"/>
+          <w:sz w:val="24"/>
+          <w:szCs w:val="24"/>
+        </w:rPr>
+        <w:t xml:space="preserve">Objects </w:t>
+      </w:r>
+    </w:p>
+    <w:p>
+      <w:pPr>
+        <w:numPr>
+          <w:ilvl w:val="0"/>
+          <w:numId w:val="9"/>
+        </w:numPr>
+        <w:spacing w:before="100" w:beforeAutospacing="1" w:after="100" w:afterAutospacing="1" w:line="240" w:lineRule="auto"/>
+        <w:rPr>
+          <w:rFonts w:ascii="Times New Roman" w:eastAsia="Times New Roman" w:hAnsi="Times New Roman" w:cs="Times New Roman"/>
+          <w:sz w:val="24"/>
+          <w:szCs w:val="24"/>
+        </w:rPr>
+      </w:pPr>
+      <w:r>
+        <w:rPr>
+          <w:rFonts w:ascii="Courier New" w:eastAsia="Times New Roman" w:hAnsi="Courier New" w:cs="Courier New"/>
+          <w:sz w:val="20"/>
+          <w:szCs w:val="20"/>
+        </w:rPr>
+        <w:t>Map</w:t>
+      </w:r>
+      <w:r>
+        <w:rPr>
+          <w:rFonts w:ascii="Times New Roman" w:eastAsia="Times New Roman" w:hAnsi="Times New Roman" w:cs="Times New Roman"/>
+          <w:sz w:val="24"/>
+          <w:szCs w:val="24"/>
+        </w:rPr>
+        <w:t xml:space="preserve"> </w:t>
+      </w:r>
+    </w:p>
+    <w:p>
+      <w:pPr>
+        <w:numPr>
+          <w:ilvl w:val="0"/>
+          <w:numId w:val="9"/>
+        </w:numPr>
+        <w:spacing w:before="100" w:beforeAutospacing="1" w:after="100" w:afterAutospacing="1" w:line="240" w:lineRule="auto"/>
+        <w:rPr>
+          <w:rFonts w:ascii="Times New Roman" w:eastAsia="Times New Roman" w:hAnsi="Times New Roman" w:cs="Times New Roman"/>
+          <w:sz w:val="24"/>
+          <w:szCs w:val="24"/>
+        </w:rPr>
+      </w:pPr>
+      <w:r>
+        <w:rPr>
+          <w:rFonts w:ascii="Courier New" w:eastAsia="Times New Roman" w:hAnsi="Courier New" w:cs="Courier New"/>
+          <w:sz w:val="20"/>
+          <w:szCs w:val="20"/>
+        </w:rPr>
+        <w:t>Set</w:t>
+      </w:r>
+      <w:r>
+        <w:rPr>
+          <w:rFonts w:ascii="Times New Roman" w:eastAsia="Times New Roman" w:hAnsi="Times New Roman" w:cs="Times New Roman"/>
+          <w:sz w:val="24"/>
+          <w:szCs w:val="24"/>
+        </w:rPr>
+        <w:t xml:space="preserve"> </w:t>
+      </w:r>
+    </w:p>
+    <w:p>
+      <w:pPr>
+        <w:numPr>
+          <w:ilvl w:val="0"/>
+          <w:numId w:val="9"/>
+        </w:numPr>
+        <w:spacing w:before="100" w:beforeAutospacing="1" w:after="100" w:afterAutospacing="1" w:line="240" w:lineRule="auto"/>
+        <w:rPr>
+          <w:rFonts w:ascii="Times New Roman" w:eastAsia="Times New Roman" w:hAnsi="Times New Roman" w:cs="Times New Roman"/>
+          <w:sz w:val="24"/>
+          <w:szCs w:val="24"/>
+        </w:rPr>
+      </w:pPr>
+      <w:r>
+        <w:rPr>
+          <w:rFonts w:ascii="Times New Roman" w:eastAsia="Times New Roman" w:hAnsi="Times New Roman" w:cs="Times New Roman"/>
+          <w:sz w:val="24"/>
+          <w:szCs w:val="24"/>
+        </w:rPr>
+        <w:t xml:space="preserve">Loops </w:t>
+      </w:r>
+    </w:p>
+    <w:p>
+      <w:pPr>
+        <w:numPr>
+          <w:ilvl w:val="0"/>
+          <w:numId w:val="9"/>
+        </w:numPr>
+        <w:spacing w:before="100" w:beforeAutospacing="1" w:after="100" w:afterAutospacing="1" w:line="240" w:lineRule="auto"/>
+        <w:rPr>
+          <w:rFonts w:ascii="Times New Roman" w:eastAsia="Times New Roman" w:hAnsi="Times New Roman" w:cs="Times New Roman"/>
+          <w:sz w:val="24"/>
+          <w:szCs w:val="24"/>
+        </w:rPr>
+      </w:pPr>
+      <w:r>
+        <w:rPr>
+          <w:rFonts w:ascii="Times New Roman" w:eastAsia="Times New Roman" w:hAnsi="Times New Roman" w:cs="Times New Roman"/>
+          <w:sz w:val="24"/>
+          <w:szCs w:val="24"/>
+        </w:rPr>
+        <w:t xml:space="preserve">Functions </w:t>
+      </w:r>
+    </w:p>
+    <w:p>
+      <w:pPr>
+        <w:numPr>
+          <w:ilvl w:val="0"/>
+          <w:numId w:val="9"/>
+        </w:numPr>
+        <w:spacing w:before="100" w:beforeAutospacing="1" w:after="100" w:afterAutospacing="1" w:line="240" w:lineRule="auto"/>
+        <w:rPr>
+          <w:rFonts w:ascii="Times New Roman" w:eastAsia="Times New Roman" w:hAnsi="Times New Roman" w:cs="Times New Roman"/>
+          <w:sz w:val="24"/>
+          <w:szCs w:val="24"/>
+        </w:rPr>
+      </w:pPr>
+      <w:r>
+        <w:rPr>
+          <w:rFonts w:ascii="Courier New" w:eastAsia="Times New Roman" w:hAnsi="Courier New" w:cs="Courier New"/>
+          <w:sz w:val="20"/>
+          <w:szCs w:val="20"/>
+        </w:rPr>
+        <w:t>undefined</w:t>
+      </w:r>
+      <w:r>
+        <w:rPr>
+          <w:rFonts w:ascii="Times New Roman" w:eastAsia="Times New Roman" w:hAnsi="Times New Roman" w:cs="Times New Roman"/>
+          <w:sz w:val="24"/>
+          <w:szCs w:val="24"/>
+        </w:rPr>
+        <w:t xml:space="preserve"> and </w:t>
+      </w:r>
+      <w:r>
+        <w:rPr>
+          <w:rFonts w:ascii="Courier New" w:eastAsia="Times New Roman" w:hAnsi="Courier New" w:cs="Courier New"/>
+          <w:sz w:val="20"/>
+          <w:szCs w:val="20"/>
+        </w:rPr>
+        <w:t>null</w:t>
+      </w:r>
+      <w:r>
+        <w:rPr>
+          <w:rFonts w:ascii="Times New Roman" w:eastAsia="Times New Roman" w:hAnsi="Times New Roman" w:cs="Times New Roman"/>
+          <w:sz w:val="24"/>
+          <w:szCs w:val="24"/>
+        </w:rPr>
+        <w:t xml:space="preserve"> </w:t>
+      </w:r>
+    </w:p>
+    <w:p>
+      <w:pPr>
+        <w:numPr>
+          <w:ilvl w:val="0"/>
+          <w:numId w:val="9"/>
+        </w:numPr>
+        <w:spacing w:before="100" w:beforeAutospacing="1" w:after="100" w:afterAutospacing="1" w:line="240" w:lineRule="auto"/>
+        <w:rPr>
+          <w:rFonts w:ascii="Times New Roman" w:eastAsia="Times New Roman" w:hAnsi="Times New Roman" w:cs="Times New Roman"/>
+          <w:sz w:val="24"/>
+          <w:szCs w:val="24"/>
+        </w:rPr>
+      </w:pPr>
+      <w:r>
+        <w:rPr>
+          <w:rFonts w:ascii="Courier New" w:eastAsia="Times New Roman" w:hAnsi="Courier New" w:cs="Courier New"/>
+          <w:sz w:val="20"/>
+          <w:szCs w:val="20"/>
+        </w:rPr>
+        <w:t>===</w:t>
+      </w:r>
+      <w:r>
+        <w:rPr>
+          <w:rFonts w:ascii="Times New Roman" w:eastAsia="Times New Roman" w:hAnsi="Times New Roman" w:cs="Times New Roman"/>
+          <w:sz w:val="24"/>
+          <w:szCs w:val="24"/>
+        </w:rPr>
+        <w:t xml:space="preserve"> vs </w:t>
+      </w:r>
+      <w:r>
+        <w:rPr>
+          <w:rFonts w:ascii="Courier New" w:eastAsia="Times New Roman" w:hAnsi="Courier New" w:cs="Courier New"/>
+          <w:sz w:val="20"/>
+          <w:szCs w:val="20"/>
+        </w:rPr>
+        <w:t>==</w:t>
+      </w:r>
+      <w:r>
+        <w:rPr>
+          <w:rFonts w:ascii="Times New Roman" w:eastAsia="Times New Roman" w:hAnsi="Times New Roman" w:cs="Times New Roman"/>
+          <w:sz w:val="24"/>
+          <w:szCs w:val="24"/>
+        </w:rPr>
+        <w:t xml:space="preserve"> </w:t>
+      </w:r>
+    </w:p>
+    <w:p>
+      <w:pPr>
+        <w:numPr>
+          <w:ilvl w:val="0"/>
+          <w:numId w:val="9"/>
+        </w:numPr>
+        <w:spacing w:before="100" w:beforeAutospacing="1" w:after="100" w:afterAutospacing="1" w:line="240" w:lineRule="auto"/>
+        <w:rPr>
+          <w:rFonts w:ascii="Times New Roman" w:eastAsia="Times New Roman" w:hAnsi="Times New Roman" w:cs="Times New Roman"/>
+          <w:sz w:val="24"/>
+          <w:szCs w:val="24"/>
+        </w:rPr>
+      </w:pPr>
+      <w:r>
+        <w:rPr>
+          <w:rFonts w:ascii="Times New Roman" w:eastAsia="Times New Roman" w:hAnsi="Times New Roman" w:cs="Times New Roman"/>
+          <w:sz w:val="24"/>
+          <w:szCs w:val="24"/>
+        </w:rPr>
+        <w:t xml:space="preserve">Array methods like </w:t>
+      </w:r>
+      <w:r>
+        <w:rPr>
+          <w:rFonts w:ascii="Courier New" w:eastAsia="Times New Roman" w:hAnsi="Courier New" w:cs="Courier New"/>
+          <w:sz w:val="20"/>
+          <w:szCs w:val="20"/>
+        </w:rPr>
+        <w:t>push</w:t>
+      </w:r>
+      <w:r>
+        <w:rPr>
+          <w:rFonts w:ascii="Times New Roman" w:eastAsia="Times New Roman" w:hAnsi="Times New Roman" w:cs="Times New Roman"/>
+          <w:sz w:val="24"/>
+          <w:szCs w:val="24"/>
+        </w:rPr>
+        <w:t xml:space="preserve">, </w:t>
+      </w:r>
+      <w:r>
+        <w:rPr>
+          <w:rFonts w:ascii="Courier New" w:eastAsia="Times New Roman" w:hAnsi="Courier New" w:cs="Courier New"/>
+          <w:sz w:val="20"/>
+          <w:szCs w:val="20"/>
+        </w:rPr>
+        <w:t>pop</w:t>
+      </w:r>
+      <w:r>
+        <w:rPr>
+          <w:rFonts w:ascii="Times New Roman" w:eastAsia="Times New Roman" w:hAnsi="Times New Roman" w:cs="Times New Roman"/>
+          <w:sz w:val="24"/>
+          <w:szCs w:val="24"/>
+        </w:rPr>
+        <w:t xml:space="preserve">, </w:t>
+      </w:r>
+      <w:r>
+        <w:rPr>
+          <w:rFonts w:ascii="Courier New" w:eastAsia="Times New Roman" w:hAnsi="Courier New" w:cs="Courier New"/>
+          <w:sz w:val="20"/>
+          <w:szCs w:val="20"/>
+        </w:rPr>
+        <w:t>shift</w:t>
+      </w:r>
+      <w:r>
+        <w:rPr>
+          <w:rFonts w:ascii="Times New Roman" w:eastAsia="Times New Roman" w:hAnsi="Times New Roman" w:cs="Times New Roman"/>
+          <w:sz w:val="24"/>
+          <w:szCs w:val="24"/>
+        </w:rPr>
+        <w:t xml:space="preserve">, </w:t>
+      </w:r>
+      <w:r>
+        <w:rPr>
+          <w:rFonts w:ascii="Courier New" w:eastAsia="Times New Roman" w:hAnsi="Courier New" w:cs="Courier New"/>
+          <w:sz w:val="20"/>
+          <w:szCs w:val="20"/>
+        </w:rPr>
+        <w:t>slice</w:t>
+      </w:r>
+      <w:r>
+        <w:rPr>
+          <w:rFonts w:ascii="Times New Roman" w:eastAsia="Times New Roman" w:hAnsi="Times New Roman" w:cs="Times New Roman"/>
+          <w:sz w:val="24"/>
+          <w:szCs w:val="24"/>
+        </w:rPr>
+        <w:t xml:space="preserve"> </w:t>
+      </w:r>
+    </w:p>
+    <w:p>
+      <w:pPr>
+        <w:numPr>
+          <w:ilvl w:val="0"/>
+          <w:numId w:val="9"/>
+        </w:numPr>
+        <w:spacing w:before="100" w:beforeAutospacing="1" w:after="100" w:afterAutospacing="1" w:line="240" w:lineRule="auto"/>
+        <w:rPr>
+          <w:rFonts w:ascii="Times New Roman" w:eastAsia="Times New Roman" w:hAnsi="Times New Roman" w:cs="Times New Roman"/>
+          <w:sz w:val="24"/>
+          <w:szCs w:val="24"/>
+        </w:rPr>
+      </w:pPr>
+      <w:r>
+        <w:rPr>
+          <w:rFonts w:ascii="Times New Roman" w:eastAsia="Times New Roman" w:hAnsi="Times New Roman" w:cs="Times New Roman"/>
+          <w:sz w:val="24"/>
+          <w:szCs w:val="24"/>
+        </w:rPr>
+        <w:t xml:space="preserve">Sorting numbers correctly </w:t>
+      </w:r>
+    </w:p>
+    <w:p>
+      <w:pPr>
+        <w:numPr>
+          <w:ilvl w:val="0"/>
+          <w:numId w:val="9"/>
+        </w:numPr>
+        <w:spacing w:before="100" w:beforeAutospacing="1" w:after="100" w:afterAutospacing="1" w:line="240" w:lineRule="auto"/>
+        <w:rPr>
+          <w:rFonts w:ascii="Times New Roman" w:eastAsia="Times New Roman" w:hAnsi="Times New Roman" w:cs="Times New Roman"/>
+          <w:sz w:val="24"/>
+          <w:szCs w:val="24"/>
+        </w:rPr>
+      </w:pPr>
+      <w:r>
+        <w:rPr>
+          <w:rFonts w:ascii="Times New Roman" w:eastAsia="Times New Roman" w:hAnsi="Times New Roman" w:cs="Times New Roman"/>
+          <w:sz w:val="24"/>
+          <w:szCs w:val="24"/>
+        </w:rPr>
+        <w:t xml:space="preserve">Strings </w:t>
+      </w:r>
+    </w:p>
+    <w:p>
+      <w:pPr>
+        <w:numPr>
+          <w:ilvl w:val="0"/>
+          <w:numId w:val="9"/>
+        </w:numPr>
+        <w:spacing w:before="100" w:beforeAutospacing="1" w:after="100" w:afterAutospacing="1" w:line="240" w:lineRule="auto"/>
+        <w:rPr>
+          <w:rFonts w:ascii="Times New Roman" w:eastAsia="Times New Roman" w:hAnsi="Times New Roman" w:cs="Times New Roman"/>
+          <w:sz w:val="24"/>
+          <w:szCs w:val="24"/>
+        </w:rPr>
+      </w:pPr>
+      <w:r>
+        <w:rPr>
+          <w:rFonts w:ascii="Times New Roman" w:eastAsia="Times New Roman" w:hAnsi="Times New Roman" w:cs="Times New Roman"/>
+          <w:sz w:val="24"/>
+          <w:szCs w:val="24"/>
+        </w:rPr>
+        <w:t xml:space="preserve">Indexing </w:t>
+      </w:r>
+    </w:p>
+    <w:p>
+      <w:pPr>
+        <w:spacing w:before="100" w:beforeAutospacing="1" w:after="100" w:afterAutospacing="1" w:line="240" w:lineRule="auto"/>
+        <w:rPr>
+          <w:rFonts w:ascii="Times New Roman" w:eastAsia="Times New Roman" w:hAnsi="Times New Roman" w:cs="Times New Roman"/>
+          <w:sz w:val="24"/>
+          <w:szCs w:val="24"/>
+        </w:rPr>
+      </w:pPr>
+      <w:r>
+        <w:rPr>
+          <w:rFonts w:ascii="Times New Roman" w:eastAsia="Times New Roman" w:hAnsi="Times New Roman" w:cs="Times New Roman"/>
+          <w:sz w:val="24"/>
+          <w:szCs w:val="24"/>
+        </w:rPr>
+        <w:t>For example, arrays:</w:t>
+      </w:r>
+    </w:p>
+    <w:p>
+      <w:pPr>
+        <w:tabs>
+          <w:tab w:val="left" w:pos="916"/>
+          <w:tab w:val="left" w:pos="1832"/>
+          <w:tab w:val="left" w:pos="2748"/>
+          <w:tab w:val="left" w:pos="3664"/>
+          <w:tab w:val="left" w:pos="4580"/>
+          <w:tab w:val="left" w:pos="5496"/>
+          <w:tab w:val="left" w:pos="6412"/>
+          <w:tab w:val="left" w:pos="7328"/>
+          <w:tab w:val="left" w:pos="8244"/>
+          <w:tab w:val="left" w:pos="9160"/>
+          <w:tab w:val="left" w:pos="10076"/>
+          <w:tab w:val="left" w:pos="10992"/>
+          <w:tab w:val="left" w:pos="11908"/>
+          <w:tab w:val="left" w:pos="12824"/>
+          <w:tab w:val="left" w:pos="13740"/>
+          <w:tab w:val="left" w:pos="14656"/>
+        </w:tabs>
+        <w:spacing w:after="0" w:line="240" w:lineRule="auto"/>
+        <w:rPr>
+          <w:rFonts w:ascii="Courier New" w:eastAsia="Times New Roman" w:hAnsi="Courier New" w:cs="Courier New"/>
+          <w:sz w:val="20"/>
+          <w:szCs w:val="20"/>
+        </w:rPr>
+      </w:pPr>
+      <w:proofErr w:type="gramStart"/>
+      <w:r>
+        <w:rPr>
+          <w:rFonts w:ascii="Courier New" w:eastAsia="Times New Roman" w:hAnsi="Courier New" w:cs="Courier New"/>
+          <w:sz w:val="20"/>
+          <w:szCs w:val="20"/>
+        </w:rPr>
+        <w:t>let</w:t>
+      </w:r>
+      <w:proofErr w:type="gramEnd"/>
+      <w:r>
+        <w:rPr>
+          <w:rFonts w:ascii="Courier New" w:eastAsia="Times New Roman" w:hAnsi="Courier New" w:cs="Courier New"/>
+          <w:sz w:val="20"/>
+          <w:szCs w:val="20"/>
+        </w:rPr>
+        <w:t xml:space="preserve"> </w:t>
+      </w:r>
+      <w:proofErr w:type="spellStart"/>
+      <w:r>
+        <w:rPr>
+          <w:rFonts w:ascii="Courier New" w:eastAsia="Times New Roman" w:hAnsi="Courier New" w:cs="Courier New"/>
+          <w:sz w:val="20"/>
+          <w:szCs w:val="20"/>
+        </w:rPr>
+        <w:t>arr</w:t>
+      </w:r>
+      <w:proofErr w:type="spellEnd"/>
+      <w:r>
+        <w:rPr>
+          <w:rFonts w:ascii="Courier New" w:eastAsia="Times New Roman" w:hAnsi="Courier New" w:cs="Courier New"/>
+          <w:sz w:val="20"/>
+          <w:szCs w:val="20"/>
+        </w:rPr>
+        <w:t xml:space="preserve"> = [10, 20, 30];</w:t>
+      </w:r>
+    </w:p>
+    <w:p>
+      <w:pPr>
+        <w:tabs>
+          <w:tab w:val="left" w:pos="916"/>
+          <w:tab w:val="left" w:pos="1832"/>
+          <w:tab w:val="left" w:pos="2748"/>
+          <w:tab w:val="left" w:pos="3664"/>
+          <w:tab w:val="left" w:pos="4580"/>
+          <w:tab w:val="left" w:pos="5496"/>
+          <w:tab w:val="left" w:pos="6412"/>
+          <w:tab w:val="left" w:pos="7328"/>
+          <w:tab w:val="left" w:pos="8244"/>
+          <w:tab w:val="left" w:pos="9160"/>
+          <w:tab w:val="left" w:pos="10076"/>
+          <w:tab w:val="left" w:pos="10992"/>
+          <w:tab w:val="left" w:pos="11908"/>
+          <w:tab w:val="left" w:pos="12824"/>
+          <w:tab w:val="left" w:pos="13740"/>
+          <w:tab w:val="left" w:pos="14656"/>
+        </w:tabs>
+        <w:spacing w:after="0" w:line="240" w:lineRule="auto"/>
+        <w:rPr>
+          <w:rFonts w:ascii="Courier New" w:eastAsia="Times New Roman" w:hAnsi="Courier New" w:cs="Courier New"/>
+          <w:sz w:val="20"/>
+          <w:szCs w:val="20"/>
+        </w:rPr>
+      </w:pPr>
+    </w:p>
+    <w:p>
+      <w:pPr>
+        <w:tabs>
+          <w:tab w:val="left" w:pos="916"/>
+          <w:tab w:val="left" w:pos="1832"/>
+          <w:tab w:val="left" w:pos="2748"/>
+          <w:tab w:val="left" w:pos="3664"/>
+          <w:tab w:val="left" w:pos="4580"/>
+          <w:tab w:val="left" w:pos="5496"/>
+          <w:tab w:val="left" w:pos="6412"/>
+          <w:tab w:val="left" w:pos="7328"/>
+          <w:tab w:val="left" w:pos="8244"/>
+          <w:tab w:val="left" w:pos="9160"/>
+          <w:tab w:val="left" w:pos="10076"/>
+          <w:tab w:val="left" w:pos="10992"/>
+          <w:tab w:val="left" w:pos="11908"/>
+          <w:tab w:val="left" w:pos="12824"/>
+          <w:tab w:val="left" w:pos="13740"/>
+          <w:tab w:val="left" w:pos="14656"/>
+        </w:tabs>
+        <w:spacing w:after="0" w:line="240" w:lineRule="auto"/>
+        <w:rPr>
+          <w:rFonts w:ascii="Courier New" w:eastAsia="Times New Roman" w:hAnsi="Courier New" w:cs="Courier New"/>
+          <w:sz w:val="20"/>
+          <w:szCs w:val="20"/>
+        </w:rPr>
+      </w:pPr>
+      <w:proofErr w:type="spellStart"/>
+      <w:proofErr w:type="gramStart"/>
+      <w:r>
+        <w:rPr>
+          <w:rFonts w:ascii="Courier New" w:eastAsia="Times New Roman" w:hAnsi="Courier New" w:cs="Courier New"/>
+          <w:sz w:val="20"/>
+          <w:szCs w:val="20"/>
+        </w:rPr>
+        <w:t>arr.push</w:t>
+      </w:r>
+      <w:proofErr w:type="spellEnd"/>
+      <w:r>
+        <w:rPr>
+          <w:rFonts w:ascii="Courier New" w:eastAsia="Times New Roman" w:hAnsi="Courier New" w:cs="Courier New"/>
+          <w:sz w:val="20"/>
+          <w:szCs w:val="20"/>
+        </w:rPr>
+        <w:t>(</w:t>
+      </w:r>
+      <w:proofErr w:type="gramEnd"/>
+      <w:r>
+        <w:rPr>
+          <w:rFonts w:ascii="Courier New" w:eastAsia="Times New Roman" w:hAnsi="Courier New" w:cs="Courier New"/>
+          <w:sz w:val="20"/>
+          <w:szCs w:val="20"/>
+        </w:rPr>
+        <w:t>40);   // add at end</w:t>
+      </w:r>
+    </w:p>
+    <w:p>
+      <w:pPr>
+        <w:tabs>
+          <w:tab w:val="left" w:pos="916"/>
+          <w:tab w:val="left" w:pos="1832"/>
+          <w:tab w:val="left" w:pos="2748"/>
+          <w:tab w:val="left" w:pos="3664"/>
+          <w:tab w:val="left" w:pos="4580"/>
+          <w:tab w:val="left" w:pos="5496"/>
+          <w:tab w:val="left" w:pos="6412"/>
+          <w:tab w:val="left" w:pos="7328"/>
+          <w:tab w:val="left" w:pos="8244"/>
+          <w:tab w:val="left" w:pos="9160"/>
+          <w:tab w:val="left" w:pos="10076"/>
+          <w:tab w:val="left" w:pos="10992"/>
+          <w:tab w:val="left" w:pos="11908"/>
+          <w:tab w:val="left" w:pos="12824"/>
+          <w:tab w:val="left" w:pos="13740"/>
+          <w:tab w:val="left" w:pos="14656"/>
+        </w:tabs>
+        <w:spacing w:after="0" w:line="240" w:lineRule="auto"/>
+        <w:rPr>
+          <w:rFonts w:ascii="Courier New" w:eastAsia="Times New Roman" w:hAnsi="Courier New" w:cs="Courier New"/>
+          <w:sz w:val="20"/>
+          <w:szCs w:val="20"/>
+        </w:rPr>
+      </w:pPr>
+      <w:proofErr w:type="spellStart"/>
+      <w:proofErr w:type="gramStart"/>
+      <w:r>
+        <w:rPr>
+          <w:rFonts w:ascii="Courier New" w:eastAsia="Times New Roman" w:hAnsi="Courier New" w:cs="Courier New"/>
+          <w:sz w:val="20"/>
+          <w:szCs w:val="20"/>
+        </w:rPr>
+        <w:t>arr.pop</w:t>
+      </w:r>
+      <w:proofErr w:type="spellEnd"/>
+      <w:r>
+        <w:rPr>
+          <w:rFonts w:ascii="Courier New" w:eastAsia="Times New Roman" w:hAnsi="Courier New" w:cs="Courier New"/>
+          <w:sz w:val="20"/>
+          <w:szCs w:val="20"/>
+        </w:rPr>
+        <w:t>(</w:t>
+      </w:r>
+      <w:proofErr w:type="gramEnd"/>
+      <w:r>
+        <w:rPr>
+          <w:rFonts w:ascii="Courier New" w:eastAsia="Times New Roman" w:hAnsi="Courier New" w:cs="Courier New"/>
+          <w:sz w:val="20"/>
+          <w:szCs w:val="20"/>
+        </w:rPr>
+        <w:t>);      // remove from end</w:t>
+      </w:r>
       <w:bookmarkStart w:id="0" w:name="_GoBack"/>
       <w:bookmarkEnd w:id="0"/>
     </w:p>
+    <w:p>
+      <w:pPr>
+        <w:tabs>
+          <w:tab w:val="left" w:pos="916"/>
+          <w:tab w:val="left" w:pos="1832"/>
+          <w:tab w:val="left" w:pos="2748"/>
+          <w:tab w:val="left" w:pos="3664"/>
+          <w:tab w:val="left" w:pos="4580"/>
+          <w:tab w:val="left" w:pos="5496"/>
+          <w:tab w:val="left" w:pos="6412"/>
+          <w:tab w:val="left" w:pos="7328"/>
+          <w:tab w:val="left" w:pos="8244"/>
+          <w:tab w:val="left" w:pos="9160"/>
+          <w:tab w:val="left" w:pos="10076"/>
+          <w:tab w:val="left" w:pos="10992"/>
+          <w:tab w:val="left" w:pos="11908"/>
+          <w:tab w:val="left" w:pos="12824"/>
+          <w:tab w:val="left" w:pos="13740"/>
+          <w:tab w:val="left" w:pos="14656"/>
+        </w:tabs>
+        <w:spacing w:after="0" w:line="240" w:lineRule="auto"/>
+        <w:rPr>
+          <w:rFonts w:ascii="Courier New" w:eastAsia="Times New Roman" w:hAnsi="Courier New" w:cs="Courier New"/>
+          <w:sz w:val="20"/>
+          <w:szCs w:val="20"/>
+        </w:rPr>
+      </w:pPr>
+      <w:proofErr w:type="spellStart"/>
+      <w:proofErr w:type="gramStart"/>
+      <w:r>
+        <w:rPr>
+          <w:rFonts w:ascii="Courier New" w:eastAsia="Times New Roman" w:hAnsi="Courier New" w:cs="Courier New"/>
+          <w:sz w:val="20"/>
+          <w:szCs w:val="20"/>
+        </w:rPr>
+        <w:t>arr.shift</w:t>
+      </w:r>
+      <w:proofErr w:type="spellEnd"/>
+      <w:r>
+        <w:rPr>
+          <w:rFonts w:ascii="Courier New" w:eastAsia="Times New Roman" w:hAnsi="Courier New" w:cs="Courier New"/>
+          <w:sz w:val="20"/>
+          <w:szCs w:val="20"/>
+        </w:rPr>
+        <w:t>(</w:t>
+      </w:r>
+      <w:proofErr w:type="gramEnd"/>
+      <w:r>
+        <w:rPr>
+          <w:rFonts w:ascii="Courier New" w:eastAsia="Times New Roman" w:hAnsi="Courier New" w:cs="Courier New"/>
+          <w:sz w:val="20"/>
+          <w:szCs w:val="20"/>
+        </w:rPr>
+        <w:t>);    // remove from beginning</w:t>
+      </w:r>
+    </w:p>
+    <w:p>
+      <w:pPr>
+        <w:tabs>
+          <w:tab w:val="left" w:pos="916"/>
+          <w:tab w:val="left" w:pos="1832"/>
+          <w:tab w:val="left" w:pos="2748"/>
+          <w:tab w:val="left" w:pos="3664"/>
+          <w:tab w:val="left" w:pos="4580"/>
+          <w:tab w:val="left" w:pos="5496"/>
+          <w:tab w:val="left" w:pos="6412"/>
+          <w:tab w:val="left" w:pos="7328"/>
+          <w:tab w:val="left" w:pos="8244"/>
+          <w:tab w:val="left" w:pos="9160"/>
+          <w:tab w:val="left" w:pos="10076"/>
+          <w:tab w:val="left" w:pos="10992"/>
+          <w:tab w:val="left" w:pos="11908"/>
+          <w:tab w:val="left" w:pos="12824"/>
+          <w:tab w:val="left" w:pos="13740"/>
+          <w:tab w:val="left" w:pos="14656"/>
+        </w:tabs>
+        <w:spacing w:after="0" w:line="240" w:lineRule="auto"/>
+        <w:rPr>
+          <w:rFonts w:ascii="Courier New" w:eastAsia="Times New Roman" w:hAnsi="Courier New" w:cs="Courier New"/>
+          <w:sz w:val="20"/>
+          <w:szCs w:val="20"/>
+        </w:rPr>
+      </w:pPr>
+      <w:proofErr w:type="spellStart"/>
+      <w:proofErr w:type="gramStart"/>
+      <w:r>
+        <w:rPr>
+          <w:rFonts w:ascii="Courier New" w:eastAsia="Times New Roman" w:hAnsi="Courier New" w:cs="Courier New"/>
+          <w:sz w:val="20"/>
+          <w:szCs w:val="20"/>
+        </w:rPr>
+        <w:t>arr.unshift</w:t>
+      </w:r>
+      <w:proofErr w:type="spellEnd"/>
+      <w:r>
+        <w:rPr>
+          <w:rFonts w:ascii="Courier New" w:eastAsia="Times New Roman" w:hAnsi="Courier New" w:cs="Courier New"/>
+          <w:sz w:val="20"/>
+          <w:szCs w:val="20"/>
+        </w:rPr>
+        <w:t>(</w:t>
+      </w:r>
+      <w:proofErr w:type="gramEnd"/>
+      <w:r>
+        <w:rPr>
+          <w:rFonts w:ascii="Courier New" w:eastAsia="Times New Roman" w:hAnsi="Courier New" w:cs="Courier New"/>
+          <w:sz w:val="20"/>
+          <w:szCs w:val="20"/>
+        </w:rPr>
+        <w:t>5); // add at beginning</w:t>
+      </w:r>
+    </w:p>
+    <w:p>
+      <w:pPr>
+        <w:spacing w:before="100" w:beforeAutospacing="1" w:after="100" w:afterAutospacing="1" w:line="240" w:lineRule="auto"/>
+        <w:rPr>
+          <w:rFonts w:ascii="Times New Roman" w:eastAsia="Times New Roman" w:hAnsi="Times New Roman" w:cs="Times New Roman"/>
+          <w:sz w:val="24"/>
+          <w:szCs w:val="24"/>
+        </w:rPr>
+      </w:pPr>
+      <w:r>
+        <w:rPr>
+          <w:rFonts w:ascii="Times New Roman" w:eastAsia="Times New Roman" w:hAnsi="Times New Roman" w:cs="Times New Roman"/>
+          <w:sz w:val="24"/>
+          <w:szCs w:val="24"/>
+        </w:rPr>
+        <w:t xml:space="preserve">For DSA, </w:t>
+      </w:r>
+      <w:proofErr w:type="gramStart"/>
+      <w:r>
+        <w:rPr>
+          <w:rFonts w:ascii="Courier New" w:eastAsia="Times New Roman" w:hAnsi="Courier New" w:cs="Courier New"/>
+          <w:sz w:val="20"/>
+          <w:szCs w:val="20"/>
+        </w:rPr>
+        <w:t>push(</w:t>
+      </w:r>
+      <w:proofErr w:type="gramEnd"/>
+      <w:r>
+        <w:rPr>
+          <w:rFonts w:ascii="Courier New" w:eastAsia="Times New Roman" w:hAnsi="Courier New" w:cs="Courier New"/>
+          <w:sz w:val="20"/>
+          <w:szCs w:val="20"/>
+        </w:rPr>
+        <w:t>)</w:t>
+      </w:r>
+      <w:r>
+        <w:rPr>
+          <w:rFonts w:ascii="Times New Roman" w:eastAsia="Times New Roman" w:hAnsi="Times New Roman" w:cs="Times New Roman"/>
+          <w:sz w:val="24"/>
+          <w:szCs w:val="24"/>
+        </w:rPr>
+        <w:t xml:space="preserve"> and </w:t>
+      </w:r>
+      <w:r>
+        <w:rPr>
+          <w:rFonts w:ascii="Courier New" w:eastAsia="Times New Roman" w:hAnsi="Courier New" w:cs="Courier New"/>
+          <w:sz w:val="20"/>
+          <w:szCs w:val="20"/>
+        </w:rPr>
+        <w:t>pop()</w:t>
+      </w:r>
+      <w:r>
+        <w:rPr>
+          <w:rFonts w:ascii="Times New Roman" w:eastAsia="Times New Roman" w:hAnsi="Times New Roman" w:cs="Times New Roman"/>
+          <w:sz w:val="24"/>
+          <w:szCs w:val="24"/>
+        </w:rPr>
+        <w:t xml:space="preserve"> are especially important because they are commonly used for stacks.</w:t>
+      </w:r>
+    </w:p>
+    <w:p>
+      <w:pPr>
+        <w:spacing w:before="100" w:beforeAutospacing="1" w:after="100" w:afterAutospacing="1" w:line="240" w:lineRule="auto"/>
+        <w:rPr>
+          <w:rFonts w:ascii="Times New Roman" w:eastAsia="Times New Roman" w:hAnsi="Times New Roman" w:cs="Times New Roman"/>
+          <w:sz w:val="24"/>
+          <w:szCs w:val="24"/>
+        </w:rPr>
+      </w:pPr>
+      <w:r>
+        <w:rPr>
+          <w:rFonts w:ascii="Times New Roman" w:eastAsia="Times New Roman" w:hAnsi="Times New Roman" w:cs="Times New Roman"/>
+          <w:sz w:val="24"/>
+          <w:szCs w:val="24"/>
+        </w:rPr>
+        <w:t>Objects are useful for counting:</w:t>
+      </w:r>
+    </w:p>
+    <w:p>
+      <w:pPr>
+        <w:tabs>
+          <w:tab w:val="left" w:pos="916"/>
+          <w:tab w:val="left" w:pos="1832"/>
+          <w:tab w:val="left" w:pos="2748"/>
+          <w:tab w:val="left" w:pos="3664"/>
+          <w:tab w:val="left" w:pos="4580"/>
+          <w:tab w:val="left" w:pos="5496"/>
+          <w:tab w:val="left" w:pos="6412"/>
+          <w:tab w:val="left" w:pos="7328"/>
+          <w:tab w:val="left" w:pos="8244"/>
+          <w:tab w:val="left" w:pos="9160"/>
+          <w:tab w:val="left" w:pos="10076"/>
+          <w:tab w:val="left" w:pos="10992"/>
+          <w:tab w:val="left" w:pos="11908"/>
+          <w:tab w:val="left" w:pos="12824"/>
+          <w:tab w:val="left" w:pos="13740"/>
+          <w:tab w:val="left" w:pos="14656"/>
+        </w:tabs>
+        <w:spacing w:after="0" w:line="240" w:lineRule="auto"/>
+        <w:rPr>
+          <w:rFonts w:ascii="Courier New" w:eastAsia="Times New Roman" w:hAnsi="Courier New" w:cs="Courier New"/>
+          <w:sz w:val="20"/>
+          <w:szCs w:val="20"/>
+        </w:rPr>
+      </w:pPr>
+      <w:proofErr w:type="gramStart"/>
+      <w:r>
+        <w:rPr>
+          <w:rFonts w:ascii="Courier New" w:eastAsia="Times New Roman" w:hAnsi="Courier New" w:cs="Courier New"/>
+          <w:sz w:val="20"/>
+          <w:szCs w:val="20"/>
+        </w:rPr>
+        <w:t>let</w:t>
+      </w:r>
+      <w:proofErr w:type="gramEnd"/>
+      <w:r>
+        <w:rPr>
+          <w:rFonts w:ascii="Courier New" w:eastAsia="Times New Roman" w:hAnsi="Courier New" w:cs="Courier New"/>
+          <w:sz w:val="20"/>
+          <w:szCs w:val="20"/>
+        </w:rPr>
+        <w:t xml:space="preserve"> count = {};</w:t>
+      </w:r>
+    </w:p>
+    <w:p>
+      <w:pPr>
+        <w:tabs>
+          <w:tab w:val="left" w:pos="916"/>
+          <w:tab w:val="left" w:pos="1832"/>
+          <w:tab w:val="left" w:pos="2748"/>
+          <w:tab w:val="left" w:pos="3664"/>
+          <w:tab w:val="left" w:pos="4580"/>
+          <w:tab w:val="left" w:pos="5496"/>
+          <w:tab w:val="left" w:pos="6412"/>
+          <w:tab w:val="left" w:pos="7328"/>
+          <w:tab w:val="left" w:pos="8244"/>
+          <w:tab w:val="left" w:pos="9160"/>
+          <w:tab w:val="left" w:pos="10076"/>
+          <w:tab w:val="left" w:pos="10992"/>
+          <w:tab w:val="left" w:pos="11908"/>
+          <w:tab w:val="left" w:pos="12824"/>
+          <w:tab w:val="left" w:pos="13740"/>
+          <w:tab w:val="left" w:pos="14656"/>
+        </w:tabs>
+        <w:spacing w:after="0" w:line="240" w:lineRule="auto"/>
+        <w:rPr>
+          <w:rFonts w:ascii="Courier New" w:eastAsia="Times New Roman" w:hAnsi="Courier New" w:cs="Courier New"/>
+          <w:sz w:val="20"/>
+          <w:szCs w:val="20"/>
+        </w:rPr>
+      </w:pPr>
+    </w:p>
+    <w:p>
+      <w:pPr>
+        <w:tabs>
+          <w:tab w:val="left" w:pos="916"/>
+          <w:tab w:val="left" w:pos="1832"/>
+          <w:tab w:val="left" w:pos="2748"/>
+          <w:tab w:val="left" w:pos="3664"/>
+          <w:tab w:val="left" w:pos="4580"/>
+          <w:tab w:val="left" w:pos="5496"/>
+          <w:tab w:val="left" w:pos="6412"/>
+          <w:tab w:val="left" w:pos="7328"/>
+          <w:tab w:val="left" w:pos="8244"/>
+          <w:tab w:val="left" w:pos="9160"/>
+          <w:tab w:val="left" w:pos="10076"/>
+          <w:tab w:val="left" w:pos="10992"/>
+          <w:tab w:val="left" w:pos="11908"/>
+          <w:tab w:val="left" w:pos="12824"/>
+          <w:tab w:val="left" w:pos="13740"/>
+          <w:tab w:val="left" w:pos="14656"/>
+        </w:tabs>
+        <w:spacing w:after="0" w:line="240" w:lineRule="auto"/>
+        <w:rPr>
+          <w:rFonts w:ascii="Courier New" w:eastAsia="Times New Roman" w:hAnsi="Courier New" w:cs="Courier New"/>
+          <w:sz w:val="20"/>
+          <w:szCs w:val="20"/>
+        </w:rPr>
+      </w:pPr>
+      <w:proofErr w:type="gramStart"/>
+      <w:r>
+        <w:rPr>
+          <w:rFonts w:ascii="Courier New" w:eastAsia="Times New Roman" w:hAnsi="Courier New" w:cs="Courier New"/>
+          <w:sz w:val="20"/>
+          <w:szCs w:val="20"/>
+        </w:rPr>
+        <w:t>count[</w:t>
+      </w:r>
+      <w:proofErr w:type="gramEnd"/>
+      <w:r>
+        <w:rPr>
+          <w:rFonts w:ascii="Courier New" w:eastAsia="Times New Roman" w:hAnsi="Courier New" w:cs="Courier New"/>
+          <w:sz w:val="20"/>
+          <w:szCs w:val="20"/>
+        </w:rPr>
+        <w:t>5] = 1;</w:t>
+      </w:r>
+    </w:p>
+    <w:p>
+      <w:pPr>
+        <w:tabs>
+          <w:tab w:val="left" w:pos="916"/>
+          <w:tab w:val="left" w:pos="1832"/>
+          <w:tab w:val="left" w:pos="2748"/>
+          <w:tab w:val="left" w:pos="3664"/>
+          <w:tab w:val="left" w:pos="4580"/>
+          <w:tab w:val="left" w:pos="5496"/>
+          <w:tab w:val="left" w:pos="6412"/>
+          <w:tab w:val="left" w:pos="7328"/>
+          <w:tab w:val="left" w:pos="8244"/>
+          <w:tab w:val="left" w:pos="9160"/>
+          <w:tab w:val="left" w:pos="10076"/>
+          <w:tab w:val="left" w:pos="10992"/>
+          <w:tab w:val="left" w:pos="11908"/>
+          <w:tab w:val="left" w:pos="12824"/>
+          <w:tab w:val="left" w:pos="13740"/>
+          <w:tab w:val="left" w:pos="14656"/>
+        </w:tabs>
+        <w:spacing w:after="0" w:line="240" w:lineRule="auto"/>
+        <w:rPr>
+          <w:rFonts w:ascii="Courier New" w:eastAsia="Times New Roman" w:hAnsi="Courier New" w:cs="Courier New"/>
+          <w:sz w:val="20"/>
+          <w:szCs w:val="20"/>
+        </w:rPr>
+      </w:pPr>
+      <w:proofErr w:type="gramStart"/>
+      <w:r>
+        <w:rPr>
+          <w:rFonts w:ascii="Courier New" w:eastAsia="Times New Roman" w:hAnsi="Courier New" w:cs="Courier New"/>
+          <w:sz w:val="20"/>
+          <w:szCs w:val="20"/>
+        </w:rPr>
+        <w:t>count[</w:t>
+      </w:r>
+      <w:proofErr w:type="gramEnd"/>
+      <w:r>
+        <w:rPr>
+          <w:rFonts w:ascii="Courier New" w:eastAsia="Times New Roman" w:hAnsi="Courier New" w:cs="Courier New"/>
+          <w:sz w:val="20"/>
+          <w:szCs w:val="20"/>
+        </w:rPr>
+        <w:t>5] += 1;</w:t>
+      </w:r>
+    </w:p>
+    <w:p>
+      <w:pPr>
+        <w:spacing w:before="100" w:beforeAutospacing="1" w:after="100" w:afterAutospacing="1" w:line="240" w:lineRule="auto"/>
+        <w:rPr>
+          <w:rFonts w:ascii="Times New Roman" w:eastAsia="Times New Roman" w:hAnsi="Times New Roman" w:cs="Times New Roman"/>
+          <w:sz w:val="24"/>
+          <w:szCs w:val="24"/>
+        </w:rPr>
+      </w:pPr>
+      <w:proofErr w:type="gramStart"/>
+      <w:r>
+        <w:rPr>
+          <w:rFonts w:ascii="Times New Roman" w:eastAsia="Times New Roman" w:hAnsi="Times New Roman" w:cs="Times New Roman"/>
+          <w:sz w:val="24"/>
+          <w:szCs w:val="24"/>
+        </w:rPr>
+        <w:t>which</w:t>
+      </w:r>
+      <w:proofErr w:type="gramEnd"/>
+      <w:r>
+        <w:rPr>
+          <w:rFonts w:ascii="Times New Roman" w:eastAsia="Times New Roman" w:hAnsi="Times New Roman" w:cs="Times New Roman"/>
+          <w:sz w:val="24"/>
+          <w:szCs w:val="24"/>
+        </w:rPr>
+        <w:t xml:space="preserve"> gives:</w:t>
+      </w:r>
+    </w:p>
+    <w:p>
+      <w:pPr>
+        <w:tabs>
+          <w:tab w:val="left" w:pos="916"/>
+          <w:tab w:val="left" w:pos="1832"/>
+          <w:tab w:val="left" w:pos="2748"/>
+          <w:tab w:val="left" w:pos="3664"/>
+          <w:tab w:val="left" w:pos="4580"/>
+          <w:tab w:val="left" w:pos="5496"/>
+          <w:tab w:val="left" w:pos="6412"/>
+          <w:tab w:val="left" w:pos="7328"/>
+          <w:tab w:val="left" w:pos="8244"/>
+          <w:tab w:val="left" w:pos="9160"/>
+          <w:tab w:val="left" w:pos="10076"/>
+          <w:tab w:val="left" w:pos="10992"/>
+          <w:tab w:val="left" w:pos="11908"/>
+          <w:tab w:val="left" w:pos="12824"/>
+          <w:tab w:val="left" w:pos="13740"/>
+          <w:tab w:val="left" w:pos="14656"/>
+        </w:tabs>
+        <w:spacing w:after="0" w:line="240" w:lineRule="auto"/>
+        <w:rPr>
+          <w:rFonts w:ascii="Courier New" w:eastAsia="Times New Roman" w:hAnsi="Courier New" w:cs="Courier New"/>
+          <w:sz w:val="20"/>
+          <w:szCs w:val="20"/>
+        </w:rPr>
+      </w:pPr>
+      <w:r>
+        <w:rPr>
+          <w:rFonts w:ascii="Courier New" w:eastAsia="Times New Roman" w:hAnsi="Courier New" w:cs="Courier New"/>
+          <w:sz w:val="20"/>
+          <w:szCs w:val="20"/>
+        </w:rPr>
+        <w:t>{</w:t>
+      </w:r>
+    </w:p>
+    <w:p>
+      <w:pPr>
+        <w:tabs>
+          <w:tab w:val="left" w:pos="916"/>
+          <w:tab w:val="left" w:pos="1832"/>
+          <w:tab w:val="left" w:pos="2748"/>
+          <w:tab w:val="left" w:pos="3664"/>
+          <w:tab w:val="left" w:pos="4580"/>
+          <w:tab w:val="left" w:pos="5496"/>
+          <w:tab w:val="left" w:pos="6412"/>
+          <w:tab w:val="left" w:pos="7328"/>
+          <w:tab w:val="left" w:pos="8244"/>
+          <w:tab w:val="left" w:pos="9160"/>
+          <w:tab w:val="left" w:pos="10076"/>
+          <w:tab w:val="left" w:pos="10992"/>
+          <w:tab w:val="left" w:pos="11908"/>
+          <w:tab w:val="left" w:pos="12824"/>
+          <w:tab w:val="left" w:pos="13740"/>
+          <w:tab w:val="left" w:pos="14656"/>
+        </w:tabs>
+        <w:spacing w:after="0" w:line="240" w:lineRule="auto"/>
+        <w:rPr>
+          <w:rFonts w:ascii="Courier New" w:eastAsia="Times New Roman" w:hAnsi="Courier New" w:cs="Courier New"/>
+          <w:sz w:val="20"/>
+          <w:szCs w:val="20"/>
+        </w:rPr>
+      </w:pPr>
+      <w:r>
+        <w:rPr>
+          <w:rFonts w:ascii="Courier New" w:eastAsia="Times New Roman" w:hAnsi="Courier New" w:cs="Courier New"/>
+          <w:sz w:val="20"/>
+          <w:szCs w:val="20"/>
+        </w:rPr>
+        <w:t xml:space="preserve">    5: 2</w:t>
+      </w:r>
+    </w:p>
+    <w:p>
+      <w:pPr>
+        <w:tabs>
+          <w:tab w:val="left" w:pos="916"/>
+          <w:tab w:val="left" w:pos="1832"/>
+          <w:tab w:val="left" w:pos="2748"/>
+          <w:tab w:val="left" w:pos="3664"/>
+          <w:tab w:val="left" w:pos="4580"/>
+          <w:tab w:val="left" w:pos="5496"/>
+          <w:tab w:val="left" w:pos="6412"/>
+          <w:tab w:val="left" w:pos="7328"/>
+          <w:tab w:val="left" w:pos="8244"/>
+          <w:tab w:val="left" w:pos="9160"/>
+          <w:tab w:val="left" w:pos="10076"/>
+          <w:tab w:val="left" w:pos="10992"/>
+          <w:tab w:val="left" w:pos="11908"/>
+          <w:tab w:val="left" w:pos="12824"/>
+          <w:tab w:val="left" w:pos="13740"/>
+          <w:tab w:val="left" w:pos="14656"/>
+        </w:tabs>
+        <w:spacing w:after="0" w:line="240" w:lineRule="auto"/>
+        <w:rPr>
+          <w:rFonts w:ascii="Courier New" w:eastAsia="Times New Roman" w:hAnsi="Courier New" w:cs="Courier New"/>
+          <w:sz w:val="20"/>
+          <w:szCs w:val="20"/>
+        </w:rPr>
+      </w:pPr>
+      <w:r>
+        <w:rPr>
+          <w:rFonts w:ascii="Courier New" w:eastAsia="Times New Roman" w:hAnsi="Courier New" w:cs="Courier New"/>
+          <w:sz w:val="20"/>
+          <w:szCs w:val="20"/>
+        </w:rPr>
+        <w:t>}</w:t>
+      </w:r>
+    </w:p>
+    <w:p>
+      <w:pPr>
+        <w:spacing w:before="100" w:beforeAutospacing="1" w:after="100" w:afterAutospacing="1" w:line="240" w:lineRule="auto"/>
+        <w:rPr>
+          <w:rFonts w:ascii="Times New Roman" w:eastAsia="Times New Roman" w:hAnsi="Times New Roman" w:cs="Times New Roman"/>
+          <w:sz w:val="24"/>
+          <w:szCs w:val="24"/>
+        </w:rPr>
+      </w:pPr>
+      <w:proofErr w:type="gramStart"/>
+      <w:r>
+        <w:rPr>
+          <w:rFonts w:ascii="Times New Roman" w:eastAsia="Times New Roman" w:hAnsi="Times New Roman" w:cs="Times New Roman"/>
+          <w:sz w:val="24"/>
+          <w:szCs w:val="24"/>
+        </w:rPr>
+        <w:t>But</w:t>
+      </w:r>
+      <w:proofErr w:type="gramEnd"/>
+      <w:r>
+        <w:rPr>
+          <w:rFonts w:ascii="Times New Roman" w:eastAsia="Times New Roman" w:hAnsi="Times New Roman" w:cs="Times New Roman"/>
+          <w:sz w:val="24"/>
+          <w:szCs w:val="24"/>
+        </w:rPr>
+        <w:t xml:space="preserve"> you should also learn </w:t>
+      </w:r>
+      <w:r>
+        <w:rPr>
+          <w:rFonts w:ascii="Courier New" w:eastAsia="Times New Roman" w:hAnsi="Courier New" w:cs="Courier New"/>
+          <w:sz w:val="20"/>
+          <w:szCs w:val="20"/>
+        </w:rPr>
+        <w:t>Map</w:t>
+      </w:r>
+      <w:r>
+        <w:rPr>
+          <w:rFonts w:ascii="Times New Roman" w:eastAsia="Times New Roman" w:hAnsi="Times New Roman" w:cs="Times New Roman"/>
+          <w:sz w:val="24"/>
+          <w:szCs w:val="24"/>
+        </w:rPr>
+        <w:t>, because it's often cleaner for DSA:</w:t>
+      </w:r>
+    </w:p>
+    <w:p>
+      <w:pPr>
+        <w:tabs>
+          <w:tab w:val="left" w:pos="916"/>
+          <w:tab w:val="left" w:pos="1832"/>
+          <w:tab w:val="left" w:pos="2748"/>
+          <w:tab w:val="left" w:pos="3664"/>
+          <w:tab w:val="left" w:pos="4580"/>
+          <w:tab w:val="left" w:pos="5496"/>
+          <w:tab w:val="left" w:pos="6412"/>
+          <w:tab w:val="left" w:pos="7328"/>
+          <w:tab w:val="left" w:pos="8244"/>
+          <w:tab w:val="left" w:pos="9160"/>
+          <w:tab w:val="left" w:pos="10076"/>
+          <w:tab w:val="left" w:pos="10992"/>
+          <w:tab w:val="left" w:pos="11908"/>
+          <w:tab w:val="left" w:pos="12824"/>
+          <w:tab w:val="left" w:pos="13740"/>
+          <w:tab w:val="left" w:pos="14656"/>
+        </w:tabs>
+        <w:spacing w:after="0" w:line="240" w:lineRule="auto"/>
+        <w:rPr>
+          <w:rFonts w:ascii="Courier New" w:eastAsia="Times New Roman" w:hAnsi="Courier New" w:cs="Courier New"/>
+          <w:sz w:val="20"/>
+          <w:szCs w:val="20"/>
+        </w:rPr>
+      </w:pPr>
+      <w:proofErr w:type="gramStart"/>
+      <w:r>
+        <w:rPr>
+          <w:rFonts w:ascii="Courier New" w:eastAsia="Times New Roman" w:hAnsi="Courier New" w:cs="Courier New"/>
+          <w:sz w:val="20"/>
+          <w:szCs w:val="20"/>
+        </w:rPr>
+        <w:t>let</w:t>
+      </w:r>
+      <w:proofErr w:type="gramEnd"/>
+      <w:r>
+        <w:rPr>
+          <w:rFonts w:ascii="Courier New" w:eastAsia="Times New Roman" w:hAnsi="Courier New" w:cs="Courier New"/>
+          <w:sz w:val="20"/>
+          <w:szCs w:val="20"/>
+        </w:rPr>
+        <w:t xml:space="preserve"> count = new Map();</w:t>
+      </w:r>
+    </w:p>
+    <w:p>
+      <w:pPr>
+        <w:tabs>
+          <w:tab w:val="left" w:pos="916"/>
+          <w:tab w:val="left" w:pos="1832"/>
+          <w:tab w:val="left" w:pos="2748"/>
+          <w:tab w:val="left" w:pos="3664"/>
+          <w:tab w:val="left" w:pos="4580"/>
+          <w:tab w:val="left" w:pos="5496"/>
+          <w:tab w:val="left" w:pos="6412"/>
+          <w:tab w:val="left" w:pos="7328"/>
+          <w:tab w:val="left" w:pos="8244"/>
+          <w:tab w:val="left" w:pos="9160"/>
+          <w:tab w:val="left" w:pos="10076"/>
+          <w:tab w:val="left" w:pos="10992"/>
+          <w:tab w:val="left" w:pos="11908"/>
+          <w:tab w:val="left" w:pos="12824"/>
+          <w:tab w:val="left" w:pos="13740"/>
+          <w:tab w:val="left" w:pos="14656"/>
+        </w:tabs>
+        <w:spacing w:after="0" w:line="240" w:lineRule="auto"/>
+        <w:rPr>
+          <w:rFonts w:ascii="Courier New" w:eastAsia="Times New Roman" w:hAnsi="Courier New" w:cs="Courier New"/>
+          <w:sz w:val="20"/>
+          <w:szCs w:val="20"/>
+        </w:rPr>
+      </w:pPr>
+    </w:p>
+    <w:p>
+      <w:pPr>
+        <w:tabs>
+          <w:tab w:val="left" w:pos="916"/>
+          <w:tab w:val="left" w:pos="1832"/>
+          <w:tab w:val="left" w:pos="2748"/>
+          <w:tab w:val="left" w:pos="3664"/>
+          <w:tab w:val="left" w:pos="4580"/>
+          <w:tab w:val="left" w:pos="5496"/>
+          <w:tab w:val="left" w:pos="6412"/>
+          <w:tab w:val="left" w:pos="7328"/>
+          <w:tab w:val="left" w:pos="8244"/>
+          <w:tab w:val="left" w:pos="9160"/>
+          <w:tab w:val="left" w:pos="10076"/>
+          <w:tab w:val="left" w:pos="10992"/>
+          <w:tab w:val="left" w:pos="11908"/>
+          <w:tab w:val="left" w:pos="12824"/>
+          <w:tab w:val="left" w:pos="13740"/>
+          <w:tab w:val="left" w:pos="14656"/>
+        </w:tabs>
+        <w:spacing w:after="0" w:line="240" w:lineRule="auto"/>
+        <w:rPr>
+          <w:rFonts w:ascii="Courier New" w:eastAsia="Times New Roman" w:hAnsi="Courier New" w:cs="Courier New"/>
+          <w:sz w:val="20"/>
+          <w:szCs w:val="20"/>
+        </w:rPr>
+      </w:pPr>
+      <w:proofErr w:type="spellStart"/>
+      <w:proofErr w:type="gramStart"/>
+      <w:r>
+        <w:rPr>
+          <w:rFonts w:ascii="Courier New" w:eastAsia="Times New Roman" w:hAnsi="Courier New" w:cs="Courier New"/>
+          <w:sz w:val="20"/>
+          <w:szCs w:val="20"/>
+        </w:rPr>
+        <w:t>count.set</w:t>
+      </w:r>
+      <w:proofErr w:type="spellEnd"/>
+      <w:r>
+        <w:rPr>
+          <w:rFonts w:ascii="Courier New" w:eastAsia="Times New Roman" w:hAnsi="Courier New" w:cs="Courier New"/>
+          <w:sz w:val="20"/>
+          <w:szCs w:val="20"/>
+        </w:rPr>
+        <w:t>(</w:t>
+      </w:r>
+      <w:proofErr w:type="gramEnd"/>
+      <w:r>
+        <w:rPr>
+          <w:rFonts w:ascii="Courier New" w:eastAsia="Times New Roman" w:hAnsi="Courier New" w:cs="Courier New"/>
+          <w:sz w:val="20"/>
+          <w:szCs w:val="20"/>
+        </w:rPr>
+        <w:t>5, 1);</w:t>
+      </w:r>
+    </w:p>
+    <w:p>
+      <w:pPr>
+        <w:tabs>
+          <w:tab w:val="left" w:pos="916"/>
+          <w:tab w:val="left" w:pos="1832"/>
+          <w:tab w:val="left" w:pos="2748"/>
+          <w:tab w:val="left" w:pos="3664"/>
+          <w:tab w:val="left" w:pos="4580"/>
+          <w:tab w:val="left" w:pos="5496"/>
+          <w:tab w:val="left" w:pos="6412"/>
+          <w:tab w:val="left" w:pos="7328"/>
+          <w:tab w:val="left" w:pos="8244"/>
+          <w:tab w:val="left" w:pos="9160"/>
+          <w:tab w:val="left" w:pos="10076"/>
+          <w:tab w:val="left" w:pos="10992"/>
+          <w:tab w:val="left" w:pos="11908"/>
+          <w:tab w:val="left" w:pos="12824"/>
+          <w:tab w:val="left" w:pos="13740"/>
+          <w:tab w:val="left" w:pos="14656"/>
+        </w:tabs>
+        <w:spacing w:after="0" w:line="240" w:lineRule="auto"/>
+        <w:rPr>
+          <w:rFonts w:ascii="Courier New" w:eastAsia="Times New Roman" w:hAnsi="Courier New" w:cs="Courier New"/>
+          <w:sz w:val="20"/>
+          <w:szCs w:val="20"/>
+        </w:rPr>
+      </w:pPr>
+      <w:proofErr w:type="spellStart"/>
+      <w:proofErr w:type="gramStart"/>
+      <w:r>
+        <w:rPr>
+          <w:rFonts w:ascii="Courier New" w:eastAsia="Times New Roman" w:hAnsi="Courier New" w:cs="Courier New"/>
+          <w:sz w:val="20"/>
+          <w:szCs w:val="20"/>
+        </w:rPr>
+        <w:lastRenderedPageBreak/>
+        <w:t>count.set</w:t>
+      </w:r>
+      <w:proofErr w:type="spellEnd"/>
+      <w:r>
+        <w:rPr>
+          <w:rFonts w:ascii="Courier New" w:eastAsia="Times New Roman" w:hAnsi="Courier New" w:cs="Courier New"/>
+          <w:sz w:val="20"/>
+          <w:szCs w:val="20"/>
+        </w:rPr>
+        <w:t>(</w:t>
+      </w:r>
+      <w:proofErr w:type="gramEnd"/>
+      <w:r>
+        <w:rPr>
+          <w:rFonts w:ascii="Courier New" w:eastAsia="Times New Roman" w:hAnsi="Courier New" w:cs="Courier New"/>
+          <w:sz w:val="20"/>
+          <w:szCs w:val="20"/>
+        </w:rPr>
+        <w:t xml:space="preserve">5, </w:t>
+      </w:r>
+      <w:proofErr w:type="spellStart"/>
+      <w:r>
+        <w:rPr>
+          <w:rFonts w:ascii="Courier New" w:eastAsia="Times New Roman" w:hAnsi="Courier New" w:cs="Courier New"/>
+          <w:sz w:val="20"/>
+          <w:szCs w:val="20"/>
+        </w:rPr>
+        <w:t>count.get</w:t>
+      </w:r>
+      <w:proofErr w:type="spellEnd"/>
+      <w:r>
+        <w:rPr>
+          <w:rFonts w:ascii="Courier New" w:eastAsia="Times New Roman" w:hAnsi="Courier New" w:cs="Courier New"/>
+          <w:sz w:val="20"/>
+          <w:szCs w:val="20"/>
+        </w:rPr>
+        <w:t>(5) + 1);</w:t>
+      </w:r>
+    </w:p>
+    <w:p>
+      <w:pPr>
+        <w:spacing w:before="100" w:beforeAutospacing="1" w:after="100" w:afterAutospacing="1" w:line="240" w:lineRule="auto"/>
+        <w:rPr>
+          <w:rFonts w:ascii="Times New Roman" w:eastAsia="Times New Roman" w:hAnsi="Times New Roman" w:cs="Times New Roman"/>
+          <w:sz w:val="24"/>
+          <w:szCs w:val="24"/>
+        </w:rPr>
+      </w:pPr>
+      <w:r>
+        <w:rPr>
+          <w:rFonts w:ascii="Times New Roman" w:eastAsia="Times New Roman" w:hAnsi="Times New Roman" w:cs="Times New Roman"/>
+          <w:sz w:val="24"/>
+          <w:szCs w:val="24"/>
+        </w:rPr>
+        <w:t>Reading:</w:t>
+      </w:r>
+    </w:p>
+    <w:p>
+      <w:pPr>
+        <w:tabs>
+          <w:tab w:val="left" w:pos="916"/>
+          <w:tab w:val="left" w:pos="1832"/>
+          <w:tab w:val="left" w:pos="2748"/>
+          <w:tab w:val="left" w:pos="3664"/>
+          <w:tab w:val="left" w:pos="4580"/>
+          <w:tab w:val="left" w:pos="5496"/>
+          <w:tab w:val="left" w:pos="6412"/>
+          <w:tab w:val="left" w:pos="7328"/>
+          <w:tab w:val="left" w:pos="8244"/>
+          <w:tab w:val="left" w:pos="9160"/>
+          <w:tab w:val="left" w:pos="10076"/>
+          <w:tab w:val="left" w:pos="10992"/>
+          <w:tab w:val="left" w:pos="11908"/>
+          <w:tab w:val="left" w:pos="12824"/>
+          <w:tab w:val="left" w:pos="13740"/>
+          <w:tab w:val="left" w:pos="14656"/>
+        </w:tabs>
+        <w:spacing w:after="0" w:line="240" w:lineRule="auto"/>
+        <w:rPr>
+          <w:rFonts w:ascii="Courier New" w:eastAsia="Times New Roman" w:hAnsi="Courier New" w:cs="Courier New"/>
+          <w:sz w:val="20"/>
+          <w:szCs w:val="20"/>
+        </w:rPr>
+      </w:pPr>
+      <w:proofErr w:type="spellStart"/>
+      <w:proofErr w:type="gramStart"/>
+      <w:r>
+        <w:rPr>
+          <w:rFonts w:ascii="Courier New" w:eastAsia="Times New Roman" w:hAnsi="Courier New" w:cs="Courier New"/>
+          <w:sz w:val="20"/>
+          <w:szCs w:val="20"/>
+        </w:rPr>
+        <w:t>count.get</w:t>
+      </w:r>
+      <w:proofErr w:type="spellEnd"/>
+      <w:r>
+        <w:rPr>
+          <w:rFonts w:ascii="Courier New" w:eastAsia="Times New Roman" w:hAnsi="Courier New" w:cs="Courier New"/>
+          <w:sz w:val="20"/>
+          <w:szCs w:val="20"/>
+        </w:rPr>
+        <w:t>(</w:t>
+      </w:r>
+      <w:proofErr w:type="gramEnd"/>
+      <w:r>
+        <w:rPr>
+          <w:rFonts w:ascii="Courier New" w:eastAsia="Times New Roman" w:hAnsi="Courier New" w:cs="Courier New"/>
+          <w:sz w:val="20"/>
+          <w:szCs w:val="20"/>
+        </w:rPr>
+        <w:t>5);</w:t>
+      </w:r>
+    </w:p>
+    <w:p>
+      <w:pPr>
+        <w:spacing w:before="100" w:beforeAutospacing="1" w:after="100" w:afterAutospacing="1" w:line="240" w:lineRule="auto"/>
+        <w:rPr>
+          <w:rFonts w:ascii="Times New Roman" w:eastAsia="Times New Roman" w:hAnsi="Times New Roman" w:cs="Times New Roman"/>
+          <w:sz w:val="24"/>
+          <w:szCs w:val="24"/>
+        </w:rPr>
+      </w:pPr>
+      <w:r>
+        <w:rPr>
+          <w:rFonts w:ascii="Times New Roman" w:eastAsia="Times New Roman" w:hAnsi="Times New Roman" w:cs="Times New Roman"/>
+          <w:sz w:val="24"/>
+          <w:szCs w:val="24"/>
+        </w:rPr>
+        <w:t>Checking if it exists:</w:t>
+      </w:r>
+    </w:p>
+    <w:p>
+      <w:pPr>
+        <w:tabs>
+          <w:tab w:val="left" w:pos="916"/>
+          <w:tab w:val="left" w:pos="1832"/>
+          <w:tab w:val="left" w:pos="2748"/>
+          <w:tab w:val="left" w:pos="3664"/>
+          <w:tab w:val="left" w:pos="4580"/>
+          <w:tab w:val="left" w:pos="5496"/>
+          <w:tab w:val="left" w:pos="6412"/>
+          <w:tab w:val="left" w:pos="7328"/>
+          <w:tab w:val="left" w:pos="8244"/>
+          <w:tab w:val="left" w:pos="9160"/>
+          <w:tab w:val="left" w:pos="10076"/>
+          <w:tab w:val="left" w:pos="10992"/>
+          <w:tab w:val="left" w:pos="11908"/>
+          <w:tab w:val="left" w:pos="12824"/>
+          <w:tab w:val="left" w:pos="13740"/>
+          <w:tab w:val="left" w:pos="14656"/>
+        </w:tabs>
+        <w:spacing w:after="0" w:line="240" w:lineRule="auto"/>
+        <w:rPr>
+          <w:rFonts w:ascii="Courier New" w:eastAsia="Times New Roman" w:hAnsi="Courier New" w:cs="Courier New"/>
+          <w:sz w:val="20"/>
+          <w:szCs w:val="20"/>
+        </w:rPr>
+      </w:pPr>
+      <w:proofErr w:type="spellStart"/>
+      <w:proofErr w:type="gramStart"/>
+      <w:r>
+        <w:rPr>
+          <w:rFonts w:ascii="Courier New" w:eastAsia="Times New Roman" w:hAnsi="Courier New" w:cs="Courier New"/>
+          <w:sz w:val="20"/>
+          <w:szCs w:val="20"/>
+        </w:rPr>
+        <w:t>count.has</w:t>
+      </w:r>
+      <w:proofErr w:type="spellEnd"/>
+      <w:r>
+        <w:rPr>
+          <w:rFonts w:ascii="Courier New" w:eastAsia="Times New Roman" w:hAnsi="Courier New" w:cs="Courier New"/>
+          <w:sz w:val="20"/>
+          <w:szCs w:val="20"/>
+        </w:rPr>
+        <w:t>(</w:t>
+      </w:r>
+      <w:proofErr w:type="gramEnd"/>
+      <w:r>
+        <w:rPr>
+          <w:rFonts w:ascii="Courier New" w:eastAsia="Times New Roman" w:hAnsi="Courier New" w:cs="Courier New"/>
+          <w:sz w:val="20"/>
+          <w:szCs w:val="20"/>
+        </w:rPr>
+        <w:t>5);</w:t>
+      </w:r>
+    </w:p>
+    <w:p>
+      <w:pPr>
+        <w:spacing w:before="100" w:beforeAutospacing="1" w:after="100" w:afterAutospacing="1" w:line="240" w:lineRule="auto"/>
+        <w:rPr>
+          <w:rFonts w:ascii="Times New Roman" w:eastAsia="Times New Roman" w:hAnsi="Times New Roman" w:cs="Times New Roman"/>
+          <w:sz w:val="24"/>
+          <w:szCs w:val="24"/>
+        </w:rPr>
+      </w:pPr>
+      <w:r>
+        <w:rPr>
+          <w:rFonts w:ascii="Times New Roman" w:eastAsia="Times New Roman" w:hAnsi="Times New Roman" w:cs="Times New Roman"/>
+          <w:sz w:val="24"/>
+          <w:szCs w:val="24"/>
+        </w:rPr>
+        <w:t xml:space="preserve">You should also know </w:t>
+      </w:r>
+      <w:r>
+        <w:rPr>
+          <w:rFonts w:ascii="Courier New" w:eastAsia="Times New Roman" w:hAnsi="Courier New" w:cs="Courier New"/>
+          <w:sz w:val="20"/>
+          <w:szCs w:val="20"/>
+        </w:rPr>
+        <w:t>Set</w:t>
+      </w:r>
+      <w:r>
+        <w:rPr>
+          <w:rFonts w:ascii="Times New Roman" w:eastAsia="Times New Roman" w:hAnsi="Times New Roman" w:cs="Times New Roman"/>
+          <w:sz w:val="24"/>
+          <w:szCs w:val="24"/>
+        </w:rPr>
+        <w:t xml:space="preserve"> for unique values:</w:t>
+      </w:r>
+    </w:p>
+    <w:p>
+      <w:pPr>
+        <w:tabs>
+          <w:tab w:val="left" w:pos="916"/>
+          <w:tab w:val="left" w:pos="1832"/>
+          <w:tab w:val="left" w:pos="2748"/>
+          <w:tab w:val="left" w:pos="3664"/>
+          <w:tab w:val="left" w:pos="4580"/>
+          <w:tab w:val="left" w:pos="5496"/>
+          <w:tab w:val="left" w:pos="6412"/>
+          <w:tab w:val="left" w:pos="7328"/>
+          <w:tab w:val="left" w:pos="8244"/>
+          <w:tab w:val="left" w:pos="9160"/>
+          <w:tab w:val="left" w:pos="10076"/>
+          <w:tab w:val="left" w:pos="10992"/>
+          <w:tab w:val="left" w:pos="11908"/>
+          <w:tab w:val="left" w:pos="12824"/>
+          <w:tab w:val="left" w:pos="13740"/>
+          <w:tab w:val="left" w:pos="14656"/>
+        </w:tabs>
+        <w:spacing w:after="0" w:line="240" w:lineRule="auto"/>
+        <w:rPr>
+          <w:rFonts w:ascii="Courier New" w:eastAsia="Times New Roman" w:hAnsi="Courier New" w:cs="Courier New"/>
+          <w:sz w:val="20"/>
+          <w:szCs w:val="20"/>
+        </w:rPr>
+      </w:pPr>
+      <w:proofErr w:type="gramStart"/>
+      <w:r>
+        <w:rPr>
+          <w:rFonts w:ascii="Courier New" w:eastAsia="Times New Roman" w:hAnsi="Courier New" w:cs="Courier New"/>
+          <w:sz w:val="20"/>
+          <w:szCs w:val="20"/>
+        </w:rPr>
+        <w:t>let</w:t>
+      </w:r>
+      <w:proofErr w:type="gramEnd"/>
+      <w:r>
+        <w:rPr>
+          <w:rFonts w:ascii="Courier New" w:eastAsia="Times New Roman" w:hAnsi="Courier New" w:cs="Courier New"/>
+          <w:sz w:val="20"/>
+          <w:szCs w:val="20"/>
+        </w:rPr>
+        <w:t xml:space="preserve"> seen = new Set();</w:t>
+      </w:r>
+    </w:p>
+    <w:p>
+      <w:pPr>
+        <w:tabs>
+          <w:tab w:val="left" w:pos="916"/>
+          <w:tab w:val="left" w:pos="1832"/>
+          <w:tab w:val="left" w:pos="2748"/>
+          <w:tab w:val="left" w:pos="3664"/>
+          <w:tab w:val="left" w:pos="4580"/>
+          <w:tab w:val="left" w:pos="5496"/>
+          <w:tab w:val="left" w:pos="6412"/>
+          <w:tab w:val="left" w:pos="7328"/>
+          <w:tab w:val="left" w:pos="8244"/>
+          <w:tab w:val="left" w:pos="9160"/>
+          <w:tab w:val="left" w:pos="10076"/>
+          <w:tab w:val="left" w:pos="10992"/>
+          <w:tab w:val="left" w:pos="11908"/>
+          <w:tab w:val="left" w:pos="12824"/>
+          <w:tab w:val="left" w:pos="13740"/>
+          <w:tab w:val="left" w:pos="14656"/>
+        </w:tabs>
+        <w:spacing w:after="0" w:line="240" w:lineRule="auto"/>
+        <w:rPr>
+          <w:rFonts w:ascii="Courier New" w:eastAsia="Times New Roman" w:hAnsi="Courier New" w:cs="Courier New"/>
+          <w:sz w:val="20"/>
+          <w:szCs w:val="20"/>
+        </w:rPr>
+      </w:pPr>
+    </w:p>
+    <w:p>
+      <w:pPr>
+        <w:tabs>
+          <w:tab w:val="left" w:pos="916"/>
+          <w:tab w:val="left" w:pos="1832"/>
+          <w:tab w:val="left" w:pos="2748"/>
+          <w:tab w:val="left" w:pos="3664"/>
+          <w:tab w:val="left" w:pos="4580"/>
+          <w:tab w:val="left" w:pos="5496"/>
+          <w:tab w:val="left" w:pos="6412"/>
+          <w:tab w:val="left" w:pos="7328"/>
+          <w:tab w:val="left" w:pos="8244"/>
+          <w:tab w:val="left" w:pos="9160"/>
+          <w:tab w:val="left" w:pos="10076"/>
+          <w:tab w:val="left" w:pos="10992"/>
+          <w:tab w:val="left" w:pos="11908"/>
+          <w:tab w:val="left" w:pos="12824"/>
+          <w:tab w:val="left" w:pos="13740"/>
+          <w:tab w:val="left" w:pos="14656"/>
+        </w:tabs>
+        <w:spacing w:after="0" w:line="240" w:lineRule="auto"/>
+        <w:rPr>
+          <w:rFonts w:ascii="Courier New" w:eastAsia="Times New Roman" w:hAnsi="Courier New" w:cs="Courier New"/>
+          <w:sz w:val="20"/>
+          <w:szCs w:val="20"/>
+        </w:rPr>
+      </w:pPr>
+      <w:proofErr w:type="spellStart"/>
+      <w:proofErr w:type="gramStart"/>
+      <w:r>
+        <w:rPr>
+          <w:rFonts w:ascii="Courier New" w:eastAsia="Times New Roman" w:hAnsi="Courier New" w:cs="Courier New"/>
+          <w:sz w:val="20"/>
+          <w:szCs w:val="20"/>
+        </w:rPr>
+        <w:t>seen.add</w:t>
+      </w:r>
+      <w:proofErr w:type="spellEnd"/>
+      <w:r>
+        <w:rPr>
+          <w:rFonts w:ascii="Courier New" w:eastAsia="Times New Roman" w:hAnsi="Courier New" w:cs="Courier New"/>
+          <w:sz w:val="20"/>
+          <w:szCs w:val="20"/>
+        </w:rPr>
+        <w:t>(</w:t>
+      </w:r>
+      <w:proofErr w:type="gramEnd"/>
+      <w:r>
+        <w:rPr>
+          <w:rFonts w:ascii="Courier New" w:eastAsia="Times New Roman" w:hAnsi="Courier New" w:cs="Courier New"/>
+          <w:sz w:val="20"/>
+          <w:szCs w:val="20"/>
+        </w:rPr>
+        <w:t>5);</w:t>
+      </w:r>
+    </w:p>
+    <w:p>
+      <w:pPr>
+        <w:tabs>
+          <w:tab w:val="left" w:pos="916"/>
+          <w:tab w:val="left" w:pos="1832"/>
+          <w:tab w:val="left" w:pos="2748"/>
+          <w:tab w:val="left" w:pos="3664"/>
+          <w:tab w:val="left" w:pos="4580"/>
+          <w:tab w:val="left" w:pos="5496"/>
+          <w:tab w:val="left" w:pos="6412"/>
+          <w:tab w:val="left" w:pos="7328"/>
+          <w:tab w:val="left" w:pos="8244"/>
+          <w:tab w:val="left" w:pos="9160"/>
+          <w:tab w:val="left" w:pos="10076"/>
+          <w:tab w:val="left" w:pos="10992"/>
+          <w:tab w:val="left" w:pos="11908"/>
+          <w:tab w:val="left" w:pos="12824"/>
+          <w:tab w:val="left" w:pos="13740"/>
+          <w:tab w:val="left" w:pos="14656"/>
+        </w:tabs>
+        <w:spacing w:after="0" w:line="240" w:lineRule="auto"/>
+        <w:rPr>
+          <w:rFonts w:ascii="Courier New" w:eastAsia="Times New Roman" w:hAnsi="Courier New" w:cs="Courier New"/>
+          <w:sz w:val="20"/>
+          <w:szCs w:val="20"/>
+        </w:rPr>
+      </w:pPr>
+      <w:proofErr w:type="spellStart"/>
+      <w:proofErr w:type="gramStart"/>
+      <w:r>
+        <w:rPr>
+          <w:rFonts w:ascii="Courier New" w:eastAsia="Times New Roman" w:hAnsi="Courier New" w:cs="Courier New"/>
+          <w:sz w:val="20"/>
+          <w:szCs w:val="20"/>
+        </w:rPr>
+        <w:t>seen.add</w:t>
+      </w:r>
+      <w:proofErr w:type="spellEnd"/>
+      <w:r>
+        <w:rPr>
+          <w:rFonts w:ascii="Courier New" w:eastAsia="Times New Roman" w:hAnsi="Courier New" w:cs="Courier New"/>
+          <w:sz w:val="20"/>
+          <w:szCs w:val="20"/>
+        </w:rPr>
+        <w:t>(</w:t>
+      </w:r>
+      <w:proofErr w:type="gramEnd"/>
+      <w:r>
+        <w:rPr>
+          <w:rFonts w:ascii="Courier New" w:eastAsia="Times New Roman" w:hAnsi="Courier New" w:cs="Courier New"/>
+          <w:sz w:val="20"/>
+          <w:szCs w:val="20"/>
+        </w:rPr>
+        <w:t>10);</w:t>
+      </w:r>
+    </w:p>
+    <w:p>
+      <w:pPr>
+        <w:tabs>
+          <w:tab w:val="left" w:pos="916"/>
+          <w:tab w:val="left" w:pos="1832"/>
+          <w:tab w:val="left" w:pos="2748"/>
+          <w:tab w:val="left" w:pos="3664"/>
+          <w:tab w:val="left" w:pos="4580"/>
+          <w:tab w:val="left" w:pos="5496"/>
+          <w:tab w:val="left" w:pos="6412"/>
+          <w:tab w:val="left" w:pos="7328"/>
+          <w:tab w:val="left" w:pos="8244"/>
+          <w:tab w:val="left" w:pos="9160"/>
+          <w:tab w:val="left" w:pos="10076"/>
+          <w:tab w:val="left" w:pos="10992"/>
+          <w:tab w:val="left" w:pos="11908"/>
+          <w:tab w:val="left" w:pos="12824"/>
+          <w:tab w:val="left" w:pos="13740"/>
+          <w:tab w:val="left" w:pos="14656"/>
+        </w:tabs>
+        <w:spacing w:after="0" w:line="240" w:lineRule="auto"/>
+        <w:rPr>
+          <w:rFonts w:ascii="Courier New" w:eastAsia="Times New Roman" w:hAnsi="Courier New" w:cs="Courier New"/>
+          <w:sz w:val="20"/>
+          <w:szCs w:val="20"/>
+        </w:rPr>
+      </w:pPr>
+    </w:p>
+    <w:p>
+      <w:pPr>
+        <w:tabs>
+          <w:tab w:val="left" w:pos="916"/>
+          <w:tab w:val="left" w:pos="1832"/>
+          <w:tab w:val="left" w:pos="2748"/>
+          <w:tab w:val="left" w:pos="3664"/>
+          <w:tab w:val="left" w:pos="4580"/>
+          <w:tab w:val="left" w:pos="5496"/>
+          <w:tab w:val="left" w:pos="6412"/>
+          <w:tab w:val="left" w:pos="7328"/>
+          <w:tab w:val="left" w:pos="8244"/>
+          <w:tab w:val="left" w:pos="9160"/>
+          <w:tab w:val="left" w:pos="10076"/>
+          <w:tab w:val="left" w:pos="10992"/>
+          <w:tab w:val="left" w:pos="11908"/>
+          <w:tab w:val="left" w:pos="12824"/>
+          <w:tab w:val="left" w:pos="13740"/>
+          <w:tab w:val="left" w:pos="14656"/>
+        </w:tabs>
+        <w:spacing w:after="0" w:line="240" w:lineRule="auto"/>
+        <w:rPr>
+          <w:rFonts w:ascii="Courier New" w:eastAsia="Times New Roman" w:hAnsi="Courier New" w:cs="Courier New"/>
+          <w:sz w:val="20"/>
+          <w:szCs w:val="20"/>
+        </w:rPr>
+      </w:pPr>
+      <w:proofErr w:type="gramStart"/>
+      <w:r>
+        <w:rPr>
+          <w:rFonts w:ascii="Courier New" w:eastAsia="Times New Roman" w:hAnsi="Courier New" w:cs="Courier New"/>
+          <w:sz w:val="20"/>
+          <w:szCs w:val="20"/>
+        </w:rPr>
+        <w:t>console.log(</w:t>
+      </w:r>
+      <w:proofErr w:type="spellStart"/>
+      <w:proofErr w:type="gramEnd"/>
+      <w:r>
+        <w:rPr>
+          <w:rFonts w:ascii="Courier New" w:eastAsia="Times New Roman" w:hAnsi="Courier New" w:cs="Courier New"/>
+          <w:sz w:val="20"/>
+          <w:szCs w:val="20"/>
+        </w:rPr>
+        <w:t>seen.has</w:t>
+      </w:r>
+      <w:proofErr w:type="spellEnd"/>
+      <w:r>
+        <w:rPr>
+          <w:rFonts w:ascii="Courier New" w:eastAsia="Times New Roman" w:hAnsi="Courier New" w:cs="Courier New"/>
+          <w:sz w:val="20"/>
+          <w:szCs w:val="20"/>
+        </w:rPr>
+        <w:t>(5)); // true</w:t>
+      </w:r>
+    </w:p>
+    <w:p>
+      <w:pPr>
+        <w:spacing w:before="100" w:beforeAutospacing="1" w:after="100" w:afterAutospacing="1" w:line="240" w:lineRule="auto"/>
+        <w:rPr>
+          <w:rFonts w:ascii="Times New Roman" w:eastAsia="Times New Roman" w:hAnsi="Times New Roman" w:cs="Times New Roman"/>
+          <w:sz w:val="24"/>
+          <w:szCs w:val="24"/>
+        </w:rPr>
+      </w:pPr>
+      <w:r>
+        <w:rPr>
+          <w:rFonts w:ascii="Times New Roman" w:eastAsia="Times New Roman" w:hAnsi="Times New Roman" w:cs="Times New Roman"/>
+          <w:sz w:val="24"/>
+          <w:szCs w:val="24"/>
+        </w:rPr>
+        <w:t>This is very useful for questions like:</w:t>
+      </w:r>
+    </w:p>
+    <w:p>
+      <w:pPr>
+        <w:spacing w:beforeAutospacing="1" w:after="100" w:afterAutospacing="1" w:line="240" w:lineRule="auto"/>
+        <w:rPr>
+          <w:rFonts w:ascii="Times New Roman" w:eastAsia="Times New Roman" w:hAnsi="Times New Roman" w:cs="Times New Roman"/>
+          <w:sz w:val="24"/>
+          <w:szCs w:val="24"/>
+        </w:rPr>
+      </w:pPr>
+      <w:r>
+        <w:rPr>
+          <w:rFonts w:ascii="Times New Roman" w:eastAsia="Times New Roman" w:hAnsi="Times New Roman" w:cs="Times New Roman"/>
+          <w:sz w:val="24"/>
+          <w:szCs w:val="24"/>
+        </w:rPr>
+        <w:t>Have I already seen this number?</w:t>
+      </w:r>
+    </w:p>
+    <w:p>
+      <w:pPr>
+        <w:spacing w:before="100" w:beforeAutospacing="1" w:after="100" w:afterAutospacing="1" w:line="240" w:lineRule="auto"/>
+        <w:rPr>
+          <w:rFonts w:ascii="Times New Roman" w:eastAsia="Times New Roman" w:hAnsi="Times New Roman" w:cs="Times New Roman"/>
+          <w:sz w:val="24"/>
+          <w:szCs w:val="24"/>
+        </w:rPr>
+      </w:pPr>
+      <w:r>
+        <w:rPr>
+          <w:rFonts w:ascii="Times New Roman" w:eastAsia="Times New Roman" w:hAnsi="Times New Roman" w:cs="Times New Roman"/>
+          <w:sz w:val="24"/>
+          <w:szCs w:val="24"/>
+        </w:rPr>
+        <w:t xml:space="preserve">One JavaScript thing that causes </w:t>
+      </w:r>
+      <w:proofErr w:type="gramStart"/>
+      <w:r>
+        <w:rPr>
+          <w:rFonts w:ascii="Times New Roman" w:eastAsia="Times New Roman" w:hAnsi="Times New Roman" w:cs="Times New Roman"/>
+          <w:sz w:val="24"/>
+          <w:szCs w:val="24"/>
+        </w:rPr>
+        <w:t>a lot of</w:t>
+      </w:r>
+      <w:proofErr w:type="gramEnd"/>
+      <w:r>
+        <w:rPr>
+          <w:rFonts w:ascii="Times New Roman" w:eastAsia="Times New Roman" w:hAnsi="Times New Roman" w:cs="Times New Roman"/>
+          <w:sz w:val="24"/>
+          <w:szCs w:val="24"/>
+        </w:rPr>
+        <w:t xml:space="preserve"> bugs is equality.</w:t>
+      </w:r>
+    </w:p>
+    <w:p>
+      <w:pPr>
+        <w:spacing w:before="100" w:beforeAutospacing="1" w:after="100" w:afterAutospacing="1" w:line="240" w:lineRule="auto"/>
+        <w:rPr>
+          <w:rFonts w:ascii="Times New Roman" w:eastAsia="Times New Roman" w:hAnsi="Times New Roman" w:cs="Times New Roman"/>
+          <w:sz w:val="24"/>
+          <w:szCs w:val="24"/>
+        </w:rPr>
+      </w:pPr>
+      <w:r>
+        <w:rPr>
+          <w:rFonts w:ascii="Times New Roman" w:eastAsia="Times New Roman" w:hAnsi="Times New Roman" w:cs="Times New Roman"/>
+          <w:sz w:val="24"/>
+          <w:szCs w:val="24"/>
+        </w:rPr>
+        <w:t>Prefer:</w:t>
+      </w:r>
+    </w:p>
+    <w:p>
+      <w:pPr>
+        <w:tabs>
+          <w:tab w:val="left" w:pos="916"/>
+          <w:tab w:val="left" w:pos="1832"/>
+          <w:tab w:val="left" w:pos="2748"/>
+          <w:tab w:val="left" w:pos="3664"/>
+          <w:tab w:val="left" w:pos="4580"/>
+          <w:tab w:val="left" w:pos="5496"/>
+          <w:tab w:val="left" w:pos="6412"/>
+          <w:tab w:val="left" w:pos="7328"/>
+          <w:tab w:val="left" w:pos="8244"/>
+          <w:tab w:val="left" w:pos="9160"/>
+          <w:tab w:val="left" w:pos="10076"/>
+          <w:tab w:val="left" w:pos="10992"/>
+          <w:tab w:val="left" w:pos="11908"/>
+          <w:tab w:val="left" w:pos="12824"/>
+          <w:tab w:val="left" w:pos="13740"/>
+          <w:tab w:val="left" w:pos="14656"/>
+        </w:tabs>
+        <w:spacing w:after="0" w:line="240" w:lineRule="auto"/>
+        <w:rPr>
+          <w:rFonts w:ascii="Courier New" w:eastAsia="Times New Roman" w:hAnsi="Courier New" w:cs="Courier New"/>
+          <w:sz w:val="20"/>
+          <w:szCs w:val="20"/>
+        </w:rPr>
+      </w:pPr>
+      <w:r>
+        <w:rPr>
+          <w:rFonts w:ascii="Courier New" w:eastAsia="Times New Roman" w:hAnsi="Courier New" w:cs="Courier New"/>
+          <w:sz w:val="20"/>
+          <w:szCs w:val="20"/>
+        </w:rPr>
+        <w:t>===</w:t>
+      </w:r>
+    </w:p>
+    <w:p>
+      <w:pPr>
+        <w:spacing w:before="100" w:beforeAutospacing="1" w:after="100" w:afterAutospacing="1" w:line="240" w:lineRule="auto"/>
+        <w:rPr>
+          <w:rFonts w:ascii="Times New Roman" w:eastAsia="Times New Roman" w:hAnsi="Times New Roman" w:cs="Times New Roman"/>
+          <w:sz w:val="24"/>
+          <w:szCs w:val="24"/>
+        </w:rPr>
+      </w:pPr>
+      <w:proofErr w:type="gramStart"/>
+      <w:r>
+        <w:rPr>
+          <w:rFonts w:ascii="Times New Roman" w:eastAsia="Times New Roman" w:hAnsi="Times New Roman" w:cs="Times New Roman"/>
+          <w:sz w:val="24"/>
+          <w:szCs w:val="24"/>
+        </w:rPr>
+        <w:t>instead</w:t>
+      </w:r>
+      <w:proofErr w:type="gramEnd"/>
+      <w:r>
+        <w:rPr>
+          <w:rFonts w:ascii="Times New Roman" w:eastAsia="Times New Roman" w:hAnsi="Times New Roman" w:cs="Times New Roman"/>
+          <w:sz w:val="24"/>
+          <w:szCs w:val="24"/>
+        </w:rPr>
+        <w:t xml:space="preserve"> of:</w:t>
+      </w:r>
+    </w:p>
+    <w:p>
+      <w:pPr>
+        <w:tabs>
+          <w:tab w:val="left" w:pos="916"/>
+          <w:tab w:val="left" w:pos="1832"/>
+          <w:tab w:val="left" w:pos="2748"/>
+          <w:tab w:val="left" w:pos="3664"/>
+          <w:tab w:val="left" w:pos="4580"/>
+          <w:tab w:val="left" w:pos="5496"/>
+          <w:tab w:val="left" w:pos="6412"/>
+          <w:tab w:val="left" w:pos="7328"/>
+          <w:tab w:val="left" w:pos="8244"/>
+          <w:tab w:val="left" w:pos="9160"/>
+          <w:tab w:val="left" w:pos="10076"/>
+          <w:tab w:val="left" w:pos="10992"/>
+          <w:tab w:val="left" w:pos="11908"/>
+          <w:tab w:val="left" w:pos="12824"/>
+          <w:tab w:val="left" w:pos="13740"/>
+          <w:tab w:val="left" w:pos="14656"/>
+        </w:tabs>
+        <w:spacing w:after="0" w:line="240" w:lineRule="auto"/>
+        <w:rPr>
+          <w:rFonts w:ascii="Courier New" w:eastAsia="Times New Roman" w:hAnsi="Courier New" w:cs="Courier New"/>
+          <w:sz w:val="20"/>
+          <w:szCs w:val="20"/>
+        </w:rPr>
+      </w:pPr>
+      <w:r>
+        <w:rPr>
+          <w:rFonts w:ascii="Courier New" w:eastAsia="Times New Roman" w:hAnsi="Courier New" w:cs="Courier New"/>
+          <w:sz w:val="20"/>
+          <w:szCs w:val="20"/>
+        </w:rPr>
+        <w:t>==</w:t>
+      </w:r>
+    </w:p>
+    <w:p>
+      <w:pPr>
+        <w:spacing w:before="100" w:beforeAutospacing="1" w:after="100" w:afterAutospacing="1" w:line="240" w:lineRule="auto"/>
+        <w:rPr>
+          <w:rFonts w:ascii="Times New Roman" w:eastAsia="Times New Roman" w:hAnsi="Times New Roman" w:cs="Times New Roman"/>
+          <w:sz w:val="24"/>
+          <w:szCs w:val="24"/>
+        </w:rPr>
+      </w:pPr>
+      <w:r>
+        <w:rPr>
+          <w:rFonts w:ascii="Times New Roman" w:eastAsia="Times New Roman" w:hAnsi="Times New Roman" w:cs="Times New Roman"/>
+          <w:sz w:val="24"/>
+          <w:szCs w:val="24"/>
+        </w:rPr>
+        <w:t>Example:</w:t>
+      </w:r>
+    </w:p>
+    <w:p>
+      <w:pPr>
+        <w:tabs>
+          <w:tab w:val="left" w:pos="916"/>
+          <w:tab w:val="left" w:pos="1832"/>
+          <w:tab w:val="left" w:pos="2748"/>
+          <w:tab w:val="left" w:pos="3664"/>
+          <w:tab w:val="left" w:pos="4580"/>
+          <w:tab w:val="left" w:pos="5496"/>
+          <w:tab w:val="left" w:pos="6412"/>
+          <w:tab w:val="left" w:pos="7328"/>
+          <w:tab w:val="left" w:pos="8244"/>
+          <w:tab w:val="left" w:pos="9160"/>
+          <w:tab w:val="left" w:pos="10076"/>
+          <w:tab w:val="left" w:pos="10992"/>
+          <w:tab w:val="left" w:pos="11908"/>
+          <w:tab w:val="left" w:pos="12824"/>
+          <w:tab w:val="left" w:pos="13740"/>
+          <w:tab w:val="left" w:pos="14656"/>
+        </w:tabs>
+        <w:spacing w:after="0" w:line="240" w:lineRule="auto"/>
+        <w:rPr>
+          <w:rFonts w:ascii="Courier New" w:eastAsia="Times New Roman" w:hAnsi="Courier New" w:cs="Courier New"/>
+          <w:sz w:val="20"/>
+          <w:szCs w:val="20"/>
+        </w:rPr>
+      </w:pPr>
+      <w:r>
+        <w:rPr>
+          <w:rFonts w:ascii="Courier New" w:eastAsia="Times New Roman" w:hAnsi="Courier New" w:cs="Courier New"/>
+          <w:sz w:val="20"/>
+          <w:szCs w:val="20"/>
+        </w:rPr>
+        <w:t>5 === 5      // true</w:t>
+      </w:r>
+    </w:p>
+    <w:p>
+      <w:pPr>
+        <w:tabs>
+          <w:tab w:val="left" w:pos="916"/>
+          <w:tab w:val="left" w:pos="1832"/>
+          <w:tab w:val="left" w:pos="2748"/>
+          <w:tab w:val="left" w:pos="3664"/>
+          <w:tab w:val="left" w:pos="4580"/>
+          <w:tab w:val="left" w:pos="5496"/>
+          <w:tab w:val="left" w:pos="6412"/>
+          <w:tab w:val="left" w:pos="7328"/>
+          <w:tab w:val="left" w:pos="8244"/>
+          <w:tab w:val="left" w:pos="9160"/>
+          <w:tab w:val="left" w:pos="10076"/>
+          <w:tab w:val="left" w:pos="10992"/>
+          <w:tab w:val="left" w:pos="11908"/>
+          <w:tab w:val="left" w:pos="12824"/>
+          <w:tab w:val="left" w:pos="13740"/>
+          <w:tab w:val="left" w:pos="14656"/>
+        </w:tabs>
+        <w:spacing w:after="0" w:line="240" w:lineRule="auto"/>
+        <w:rPr>
+          <w:rFonts w:ascii="Courier New" w:eastAsia="Times New Roman" w:hAnsi="Courier New" w:cs="Courier New"/>
+          <w:sz w:val="20"/>
+          <w:szCs w:val="20"/>
+        </w:rPr>
+      </w:pPr>
+      <w:r>
+        <w:rPr>
+          <w:rFonts w:ascii="Courier New" w:eastAsia="Times New Roman" w:hAnsi="Courier New" w:cs="Courier New"/>
+          <w:sz w:val="20"/>
+          <w:szCs w:val="20"/>
+        </w:rPr>
+        <w:t>5 === "5"    // false</w:t>
+      </w:r>
+    </w:p>
+    <w:p>
+      <w:pPr>
+        <w:tabs>
+          <w:tab w:val="left" w:pos="916"/>
+          <w:tab w:val="left" w:pos="1832"/>
+          <w:tab w:val="left" w:pos="2748"/>
+          <w:tab w:val="left" w:pos="3664"/>
+          <w:tab w:val="left" w:pos="4580"/>
+          <w:tab w:val="left" w:pos="5496"/>
+          <w:tab w:val="left" w:pos="6412"/>
+          <w:tab w:val="left" w:pos="7328"/>
+          <w:tab w:val="left" w:pos="8244"/>
+          <w:tab w:val="left" w:pos="9160"/>
+          <w:tab w:val="left" w:pos="10076"/>
+          <w:tab w:val="left" w:pos="10992"/>
+          <w:tab w:val="left" w:pos="11908"/>
+          <w:tab w:val="left" w:pos="12824"/>
+          <w:tab w:val="left" w:pos="13740"/>
+          <w:tab w:val="left" w:pos="14656"/>
+        </w:tabs>
+        <w:spacing w:after="0" w:line="240" w:lineRule="auto"/>
+        <w:rPr>
+          <w:rFonts w:ascii="Courier New" w:eastAsia="Times New Roman" w:hAnsi="Courier New" w:cs="Courier New"/>
+          <w:sz w:val="20"/>
+          <w:szCs w:val="20"/>
+        </w:rPr>
+      </w:pPr>
+    </w:p>
+    <w:p>
+      <w:pPr>
+        <w:tabs>
+          <w:tab w:val="left" w:pos="916"/>
+          <w:tab w:val="left" w:pos="1832"/>
+          <w:tab w:val="left" w:pos="2748"/>
+          <w:tab w:val="left" w:pos="3664"/>
+          <w:tab w:val="left" w:pos="4580"/>
+          <w:tab w:val="left" w:pos="5496"/>
+          <w:tab w:val="left" w:pos="6412"/>
+          <w:tab w:val="left" w:pos="7328"/>
+          <w:tab w:val="left" w:pos="8244"/>
+          <w:tab w:val="left" w:pos="9160"/>
+          <w:tab w:val="left" w:pos="10076"/>
+          <w:tab w:val="left" w:pos="10992"/>
+          <w:tab w:val="left" w:pos="11908"/>
+          <w:tab w:val="left" w:pos="12824"/>
+          <w:tab w:val="left" w:pos="13740"/>
+          <w:tab w:val="left" w:pos="14656"/>
+        </w:tabs>
+        <w:spacing w:after="0" w:line="240" w:lineRule="auto"/>
+        <w:rPr>
+          <w:rFonts w:ascii="Courier New" w:eastAsia="Times New Roman" w:hAnsi="Courier New" w:cs="Courier New"/>
+          <w:sz w:val="20"/>
+          <w:szCs w:val="20"/>
+        </w:rPr>
+      </w:pPr>
+      <w:r>
+        <w:rPr>
+          <w:rFonts w:ascii="Courier New" w:eastAsia="Times New Roman" w:hAnsi="Courier New" w:cs="Courier New"/>
+          <w:sz w:val="20"/>
+          <w:szCs w:val="20"/>
+        </w:rPr>
+        <w:t>5 == "5"     // true</w:t>
+      </w:r>
+    </w:p>
+    <w:p>
+      <w:pPr>
+        <w:spacing w:before="100" w:beforeAutospacing="1" w:after="100" w:afterAutospacing="1" w:line="240" w:lineRule="auto"/>
+        <w:rPr>
+          <w:rFonts w:ascii="Times New Roman" w:eastAsia="Times New Roman" w:hAnsi="Times New Roman" w:cs="Times New Roman"/>
+          <w:sz w:val="24"/>
+          <w:szCs w:val="24"/>
+        </w:rPr>
+      </w:pPr>
+      <w:r>
+        <w:rPr>
+          <w:rFonts w:ascii="Times New Roman" w:eastAsia="Times New Roman" w:hAnsi="Times New Roman" w:cs="Times New Roman"/>
+          <w:sz w:val="24"/>
+          <w:szCs w:val="24"/>
+        </w:rPr>
+        <w:t xml:space="preserve">For DSA, use </w:t>
+      </w:r>
+      <w:r>
+        <w:rPr>
+          <w:rFonts w:ascii="Courier New" w:eastAsia="Times New Roman" w:hAnsi="Courier New" w:cs="Courier New"/>
+          <w:sz w:val="20"/>
+          <w:szCs w:val="20"/>
+        </w:rPr>
+        <w:t>===</w:t>
+      </w:r>
+      <w:r>
+        <w:rPr>
+          <w:rFonts w:ascii="Times New Roman" w:eastAsia="Times New Roman" w:hAnsi="Times New Roman" w:cs="Times New Roman"/>
+          <w:sz w:val="24"/>
+          <w:szCs w:val="24"/>
+        </w:rPr>
+        <w:t xml:space="preserve"> almost all the time.</w:t>
+      </w:r>
+    </w:p>
+    <w:p>
+      <w:pPr>
+        <w:spacing w:before="100" w:beforeAutospacing="1" w:after="100" w:afterAutospacing="1" w:line="240" w:lineRule="auto"/>
+        <w:rPr>
+          <w:rFonts w:ascii="Times New Roman" w:eastAsia="Times New Roman" w:hAnsi="Times New Roman" w:cs="Times New Roman"/>
+          <w:sz w:val="24"/>
+          <w:szCs w:val="24"/>
+        </w:rPr>
+      </w:pPr>
+      <w:proofErr w:type="gramStart"/>
+      <w:r>
+        <w:rPr>
+          <w:rFonts w:ascii="Times New Roman" w:eastAsia="Times New Roman" w:hAnsi="Times New Roman" w:cs="Times New Roman"/>
+          <w:sz w:val="24"/>
+          <w:szCs w:val="24"/>
+        </w:rPr>
+        <w:t>Also</w:t>
+      </w:r>
+      <w:proofErr w:type="gramEnd"/>
+      <w:r>
+        <w:rPr>
+          <w:rFonts w:ascii="Times New Roman" w:eastAsia="Times New Roman" w:hAnsi="Times New Roman" w:cs="Times New Roman"/>
+          <w:sz w:val="24"/>
+          <w:szCs w:val="24"/>
+        </w:rPr>
+        <w:t xml:space="preserve"> remember the difference between:</w:t>
+      </w:r>
+    </w:p>
+    <w:p>
+      <w:pPr>
+        <w:tabs>
+          <w:tab w:val="left" w:pos="916"/>
+          <w:tab w:val="left" w:pos="1832"/>
+          <w:tab w:val="left" w:pos="2748"/>
+          <w:tab w:val="left" w:pos="3664"/>
+          <w:tab w:val="left" w:pos="4580"/>
+          <w:tab w:val="left" w:pos="5496"/>
+          <w:tab w:val="left" w:pos="6412"/>
+          <w:tab w:val="left" w:pos="7328"/>
+          <w:tab w:val="left" w:pos="8244"/>
+          <w:tab w:val="left" w:pos="9160"/>
+          <w:tab w:val="left" w:pos="10076"/>
+          <w:tab w:val="left" w:pos="10992"/>
+          <w:tab w:val="left" w:pos="11908"/>
+          <w:tab w:val="left" w:pos="12824"/>
+          <w:tab w:val="left" w:pos="13740"/>
+          <w:tab w:val="left" w:pos="14656"/>
+        </w:tabs>
+        <w:spacing w:after="0" w:line="240" w:lineRule="auto"/>
+        <w:rPr>
+          <w:rFonts w:ascii="Courier New" w:eastAsia="Times New Roman" w:hAnsi="Courier New" w:cs="Courier New"/>
+          <w:sz w:val="20"/>
+          <w:szCs w:val="20"/>
+        </w:rPr>
+      </w:pPr>
+      <w:proofErr w:type="gramStart"/>
+      <w:r>
+        <w:rPr>
+          <w:rFonts w:ascii="Courier New" w:eastAsia="Times New Roman" w:hAnsi="Courier New" w:cs="Courier New"/>
+          <w:sz w:val="20"/>
+          <w:szCs w:val="20"/>
+        </w:rPr>
+        <w:t>undefined</w:t>
+      </w:r>
+      <w:proofErr w:type="gramEnd"/>
+    </w:p>
+    <w:p>
+      <w:pPr>
+        <w:tabs>
+          <w:tab w:val="left" w:pos="916"/>
+          <w:tab w:val="left" w:pos="1832"/>
+          <w:tab w:val="left" w:pos="2748"/>
+          <w:tab w:val="left" w:pos="3664"/>
+          <w:tab w:val="left" w:pos="4580"/>
+          <w:tab w:val="left" w:pos="5496"/>
+          <w:tab w:val="left" w:pos="6412"/>
+          <w:tab w:val="left" w:pos="7328"/>
+          <w:tab w:val="left" w:pos="8244"/>
+          <w:tab w:val="left" w:pos="9160"/>
+          <w:tab w:val="left" w:pos="10076"/>
+          <w:tab w:val="left" w:pos="10992"/>
+          <w:tab w:val="left" w:pos="11908"/>
+          <w:tab w:val="left" w:pos="12824"/>
+          <w:tab w:val="left" w:pos="13740"/>
+          <w:tab w:val="left" w:pos="14656"/>
+        </w:tabs>
+        <w:spacing w:after="0" w:line="240" w:lineRule="auto"/>
+        <w:rPr>
+          <w:rFonts w:ascii="Courier New" w:eastAsia="Times New Roman" w:hAnsi="Courier New" w:cs="Courier New"/>
+          <w:sz w:val="20"/>
+          <w:szCs w:val="20"/>
+        </w:rPr>
+      </w:pPr>
+      <w:proofErr w:type="gramStart"/>
+      <w:r>
+        <w:rPr>
+          <w:rFonts w:ascii="Courier New" w:eastAsia="Times New Roman" w:hAnsi="Courier New" w:cs="Courier New"/>
+          <w:sz w:val="20"/>
+          <w:szCs w:val="20"/>
+        </w:rPr>
+        <w:t>null</w:t>
+      </w:r>
+      <w:proofErr w:type="gramEnd"/>
+    </w:p>
+    <w:p>
+      <w:pPr>
+        <w:spacing w:before="100" w:beforeAutospacing="1" w:after="100" w:afterAutospacing="1" w:line="240" w:lineRule="auto"/>
+        <w:rPr>
+          <w:rFonts w:ascii="Times New Roman" w:eastAsia="Times New Roman" w:hAnsi="Times New Roman" w:cs="Times New Roman"/>
+          <w:sz w:val="24"/>
+          <w:szCs w:val="24"/>
+        </w:rPr>
+      </w:pPr>
+      <w:proofErr w:type="gramStart"/>
+      <w:r>
+        <w:rPr>
+          <w:rFonts w:ascii="Courier New" w:eastAsia="Times New Roman" w:hAnsi="Courier New" w:cs="Courier New"/>
+          <w:sz w:val="20"/>
+          <w:szCs w:val="20"/>
+        </w:rPr>
+        <w:t>undefined</w:t>
+      </w:r>
+      <w:proofErr w:type="gramEnd"/>
+      <w:r>
+        <w:rPr>
+          <w:rFonts w:ascii="Times New Roman" w:eastAsia="Times New Roman" w:hAnsi="Times New Roman" w:cs="Times New Roman"/>
+          <w:sz w:val="24"/>
+          <w:szCs w:val="24"/>
+        </w:rPr>
+        <w:t xml:space="preserve"> usually means:</w:t>
+      </w:r>
+    </w:p>
+    <w:p>
+      <w:pPr>
+        <w:spacing w:beforeAutospacing="1" w:after="100" w:afterAutospacing="1" w:line="240" w:lineRule="auto"/>
+        <w:rPr>
+          <w:rFonts w:ascii="Times New Roman" w:eastAsia="Times New Roman" w:hAnsi="Times New Roman" w:cs="Times New Roman"/>
+          <w:sz w:val="24"/>
+          <w:szCs w:val="24"/>
+        </w:rPr>
+      </w:pPr>
+      <w:proofErr w:type="gramStart"/>
+      <w:r>
+        <w:rPr>
+          <w:rFonts w:ascii="Times New Roman" w:eastAsia="Times New Roman" w:hAnsi="Times New Roman" w:cs="Times New Roman"/>
+          <w:sz w:val="24"/>
+          <w:szCs w:val="24"/>
+        </w:rPr>
+        <w:lastRenderedPageBreak/>
+        <w:t>there</w:t>
+      </w:r>
+      <w:proofErr w:type="gramEnd"/>
+      <w:r>
+        <w:rPr>
+          <w:rFonts w:ascii="Times New Roman" w:eastAsia="Times New Roman" w:hAnsi="Times New Roman" w:cs="Times New Roman"/>
+          <w:sz w:val="24"/>
+          <w:szCs w:val="24"/>
+        </w:rPr>
+        <w:t xml:space="preserve"> is currently no value here.</w:t>
+      </w:r>
+    </w:p>
+    <w:p>
+      <w:pPr>
+        <w:spacing w:before="100" w:beforeAutospacing="1" w:after="100" w:afterAutospacing="1" w:line="240" w:lineRule="auto"/>
+        <w:rPr>
+          <w:rFonts w:ascii="Times New Roman" w:eastAsia="Times New Roman" w:hAnsi="Times New Roman" w:cs="Times New Roman"/>
+          <w:sz w:val="24"/>
+          <w:szCs w:val="24"/>
+        </w:rPr>
+      </w:pPr>
+      <w:r>
+        <w:rPr>
+          <w:rFonts w:ascii="Times New Roman" w:eastAsia="Times New Roman" w:hAnsi="Times New Roman" w:cs="Times New Roman"/>
+          <w:sz w:val="24"/>
+          <w:szCs w:val="24"/>
+        </w:rPr>
+        <w:t>Example:</w:t>
+      </w:r>
+    </w:p>
+    <w:p>
+      <w:pPr>
+        <w:tabs>
+          <w:tab w:val="left" w:pos="916"/>
+          <w:tab w:val="left" w:pos="1832"/>
+          <w:tab w:val="left" w:pos="2748"/>
+          <w:tab w:val="left" w:pos="3664"/>
+          <w:tab w:val="left" w:pos="4580"/>
+          <w:tab w:val="left" w:pos="5496"/>
+          <w:tab w:val="left" w:pos="6412"/>
+          <w:tab w:val="left" w:pos="7328"/>
+          <w:tab w:val="left" w:pos="8244"/>
+          <w:tab w:val="left" w:pos="9160"/>
+          <w:tab w:val="left" w:pos="10076"/>
+          <w:tab w:val="left" w:pos="10992"/>
+          <w:tab w:val="left" w:pos="11908"/>
+          <w:tab w:val="left" w:pos="12824"/>
+          <w:tab w:val="left" w:pos="13740"/>
+          <w:tab w:val="left" w:pos="14656"/>
+        </w:tabs>
+        <w:spacing w:after="0" w:line="240" w:lineRule="auto"/>
+        <w:rPr>
+          <w:rFonts w:ascii="Courier New" w:eastAsia="Times New Roman" w:hAnsi="Courier New" w:cs="Courier New"/>
+          <w:sz w:val="20"/>
+          <w:szCs w:val="20"/>
+        </w:rPr>
+      </w:pPr>
+      <w:proofErr w:type="gramStart"/>
+      <w:r>
+        <w:rPr>
+          <w:rFonts w:ascii="Courier New" w:eastAsia="Times New Roman" w:hAnsi="Courier New" w:cs="Courier New"/>
+          <w:sz w:val="20"/>
+          <w:szCs w:val="20"/>
+        </w:rPr>
+        <w:t>let</w:t>
+      </w:r>
+      <w:proofErr w:type="gramEnd"/>
+      <w:r>
+        <w:rPr>
+          <w:rFonts w:ascii="Courier New" w:eastAsia="Times New Roman" w:hAnsi="Courier New" w:cs="Courier New"/>
+          <w:sz w:val="20"/>
+          <w:szCs w:val="20"/>
+        </w:rPr>
+        <w:t xml:space="preserve"> </w:t>
+      </w:r>
+      <w:proofErr w:type="spellStart"/>
+      <w:r>
+        <w:rPr>
+          <w:rFonts w:ascii="Courier New" w:eastAsia="Times New Roman" w:hAnsi="Courier New" w:cs="Courier New"/>
+          <w:sz w:val="20"/>
+          <w:szCs w:val="20"/>
+        </w:rPr>
+        <w:t>obj</w:t>
+      </w:r>
+      <w:proofErr w:type="spellEnd"/>
+      <w:r>
+        <w:rPr>
+          <w:rFonts w:ascii="Courier New" w:eastAsia="Times New Roman" w:hAnsi="Courier New" w:cs="Courier New"/>
+          <w:sz w:val="20"/>
+          <w:szCs w:val="20"/>
+        </w:rPr>
+        <w:t xml:space="preserve"> = {};</w:t>
+      </w:r>
+    </w:p>
+    <w:p>
+      <w:pPr>
+        <w:tabs>
+          <w:tab w:val="left" w:pos="916"/>
+          <w:tab w:val="left" w:pos="1832"/>
+          <w:tab w:val="left" w:pos="2748"/>
+          <w:tab w:val="left" w:pos="3664"/>
+          <w:tab w:val="left" w:pos="4580"/>
+          <w:tab w:val="left" w:pos="5496"/>
+          <w:tab w:val="left" w:pos="6412"/>
+          <w:tab w:val="left" w:pos="7328"/>
+          <w:tab w:val="left" w:pos="8244"/>
+          <w:tab w:val="left" w:pos="9160"/>
+          <w:tab w:val="left" w:pos="10076"/>
+          <w:tab w:val="left" w:pos="10992"/>
+          <w:tab w:val="left" w:pos="11908"/>
+          <w:tab w:val="left" w:pos="12824"/>
+          <w:tab w:val="left" w:pos="13740"/>
+          <w:tab w:val="left" w:pos="14656"/>
+        </w:tabs>
+        <w:spacing w:after="0" w:line="240" w:lineRule="auto"/>
+        <w:rPr>
+          <w:rFonts w:ascii="Courier New" w:eastAsia="Times New Roman" w:hAnsi="Courier New" w:cs="Courier New"/>
+          <w:sz w:val="20"/>
+          <w:szCs w:val="20"/>
+        </w:rPr>
+      </w:pPr>
+    </w:p>
+    <w:p>
+      <w:pPr>
+        <w:tabs>
+          <w:tab w:val="left" w:pos="916"/>
+          <w:tab w:val="left" w:pos="1832"/>
+          <w:tab w:val="left" w:pos="2748"/>
+          <w:tab w:val="left" w:pos="3664"/>
+          <w:tab w:val="left" w:pos="4580"/>
+          <w:tab w:val="left" w:pos="5496"/>
+          <w:tab w:val="left" w:pos="6412"/>
+          <w:tab w:val="left" w:pos="7328"/>
+          <w:tab w:val="left" w:pos="8244"/>
+          <w:tab w:val="left" w:pos="9160"/>
+          <w:tab w:val="left" w:pos="10076"/>
+          <w:tab w:val="left" w:pos="10992"/>
+          <w:tab w:val="left" w:pos="11908"/>
+          <w:tab w:val="left" w:pos="12824"/>
+          <w:tab w:val="left" w:pos="13740"/>
+          <w:tab w:val="left" w:pos="14656"/>
+        </w:tabs>
+        <w:spacing w:after="0" w:line="240" w:lineRule="auto"/>
+        <w:rPr>
+          <w:rFonts w:ascii="Courier New" w:eastAsia="Times New Roman" w:hAnsi="Courier New" w:cs="Courier New"/>
+          <w:sz w:val="20"/>
+          <w:szCs w:val="20"/>
+        </w:rPr>
+      </w:pPr>
+      <w:proofErr w:type="gramStart"/>
+      <w:r>
+        <w:rPr>
+          <w:rFonts w:ascii="Courier New" w:eastAsia="Times New Roman" w:hAnsi="Courier New" w:cs="Courier New"/>
+          <w:sz w:val="20"/>
+          <w:szCs w:val="20"/>
+        </w:rPr>
+        <w:t>console.log(</w:t>
+      </w:r>
+      <w:proofErr w:type="spellStart"/>
+      <w:proofErr w:type="gramEnd"/>
+      <w:r>
+        <w:rPr>
+          <w:rFonts w:ascii="Courier New" w:eastAsia="Times New Roman" w:hAnsi="Courier New" w:cs="Courier New"/>
+          <w:sz w:val="20"/>
+          <w:szCs w:val="20"/>
+        </w:rPr>
+        <w:t>obj</w:t>
+      </w:r>
+      <w:proofErr w:type="spellEnd"/>
+      <w:r>
+        <w:rPr>
+          <w:rFonts w:ascii="Courier New" w:eastAsia="Times New Roman" w:hAnsi="Courier New" w:cs="Courier New"/>
+          <w:sz w:val="20"/>
+          <w:szCs w:val="20"/>
+        </w:rPr>
+        <w:t>[5]);</w:t>
+      </w:r>
+    </w:p>
+    <w:p>
+      <w:pPr>
+        <w:spacing w:before="100" w:beforeAutospacing="1" w:after="100" w:afterAutospacing="1" w:line="240" w:lineRule="auto"/>
+        <w:rPr>
+          <w:rFonts w:ascii="Times New Roman" w:eastAsia="Times New Roman" w:hAnsi="Times New Roman" w:cs="Times New Roman"/>
+          <w:sz w:val="24"/>
+          <w:szCs w:val="24"/>
+        </w:rPr>
+      </w:pPr>
+      <w:proofErr w:type="gramStart"/>
+      <w:r>
+        <w:rPr>
+          <w:rFonts w:ascii="Times New Roman" w:eastAsia="Times New Roman" w:hAnsi="Times New Roman" w:cs="Times New Roman"/>
+          <w:sz w:val="24"/>
+          <w:szCs w:val="24"/>
+        </w:rPr>
+        <w:t>gives</w:t>
+      </w:r>
+      <w:proofErr w:type="gramEnd"/>
+      <w:r>
+        <w:rPr>
+          <w:rFonts w:ascii="Times New Roman" w:eastAsia="Times New Roman" w:hAnsi="Times New Roman" w:cs="Times New Roman"/>
+          <w:sz w:val="24"/>
+          <w:szCs w:val="24"/>
+        </w:rPr>
+        <w:t>:</w:t>
+      </w:r>
+    </w:p>
+    <w:p>
+      <w:pPr>
+        <w:tabs>
+          <w:tab w:val="left" w:pos="916"/>
+          <w:tab w:val="left" w:pos="1832"/>
+          <w:tab w:val="left" w:pos="2748"/>
+          <w:tab w:val="left" w:pos="3664"/>
+          <w:tab w:val="left" w:pos="4580"/>
+          <w:tab w:val="left" w:pos="5496"/>
+          <w:tab w:val="left" w:pos="6412"/>
+          <w:tab w:val="left" w:pos="7328"/>
+          <w:tab w:val="left" w:pos="8244"/>
+          <w:tab w:val="left" w:pos="9160"/>
+          <w:tab w:val="left" w:pos="10076"/>
+          <w:tab w:val="left" w:pos="10992"/>
+          <w:tab w:val="left" w:pos="11908"/>
+          <w:tab w:val="left" w:pos="12824"/>
+          <w:tab w:val="left" w:pos="13740"/>
+          <w:tab w:val="left" w:pos="14656"/>
+        </w:tabs>
+        <w:spacing w:after="0" w:line="240" w:lineRule="auto"/>
+        <w:rPr>
+          <w:rFonts w:ascii="Courier New" w:eastAsia="Times New Roman" w:hAnsi="Courier New" w:cs="Courier New"/>
+          <w:sz w:val="20"/>
+          <w:szCs w:val="20"/>
+        </w:rPr>
+      </w:pPr>
+      <w:proofErr w:type="gramStart"/>
+      <w:r>
+        <w:rPr>
+          <w:rFonts w:ascii="Courier New" w:eastAsia="Times New Roman" w:hAnsi="Courier New" w:cs="Courier New"/>
+          <w:sz w:val="20"/>
+          <w:szCs w:val="20"/>
+        </w:rPr>
+        <w:t>undefined</w:t>
+      </w:r>
+      <w:proofErr w:type="gramEnd"/>
+    </w:p>
+    <w:p>
+      <w:pPr>
+        <w:spacing w:before="100" w:beforeAutospacing="1" w:after="100" w:afterAutospacing="1" w:line="240" w:lineRule="auto"/>
+        <w:rPr>
+          <w:rFonts w:ascii="Times New Roman" w:eastAsia="Times New Roman" w:hAnsi="Times New Roman" w:cs="Times New Roman"/>
+          <w:sz w:val="24"/>
+          <w:szCs w:val="24"/>
+        </w:rPr>
+      </w:pPr>
+      <w:proofErr w:type="gramStart"/>
+      <w:r>
+        <w:rPr>
+          <w:rFonts w:ascii="Courier New" w:eastAsia="Times New Roman" w:hAnsi="Courier New" w:cs="Courier New"/>
+          <w:sz w:val="20"/>
+          <w:szCs w:val="20"/>
+        </w:rPr>
+        <w:t>null</w:t>
+      </w:r>
+      <w:proofErr w:type="gramEnd"/>
+      <w:r>
+        <w:rPr>
+          <w:rFonts w:ascii="Times New Roman" w:eastAsia="Times New Roman" w:hAnsi="Times New Roman" w:cs="Times New Roman"/>
+          <w:sz w:val="24"/>
+          <w:szCs w:val="24"/>
+        </w:rPr>
+        <w:t xml:space="preserve"> is usually something you intentionally assign:</w:t>
+      </w:r>
+    </w:p>
+    <w:p>
+      <w:pPr>
+        <w:tabs>
+          <w:tab w:val="left" w:pos="916"/>
+          <w:tab w:val="left" w:pos="1832"/>
+          <w:tab w:val="left" w:pos="2748"/>
+          <w:tab w:val="left" w:pos="3664"/>
+          <w:tab w:val="left" w:pos="4580"/>
+          <w:tab w:val="left" w:pos="5496"/>
+          <w:tab w:val="left" w:pos="6412"/>
+          <w:tab w:val="left" w:pos="7328"/>
+          <w:tab w:val="left" w:pos="8244"/>
+          <w:tab w:val="left" w:pos="9160"/>
+          <w:tab w:val="left" w:pos="10076"/>
+          <w:tab w:val="left" w:pos="10992"/>
+          <w:tab w:val="left" w:pos="11908"/>
+          <w:tab w:val="left" w:pos="12824"/>
+          <w:tab w:val="left" w:pos="13740"/>
+          <w:tab w:val="left" w:pos="14656"/>
+        </w:tabs>
+        <w:spacing w:after="0" w:line="240" w:lineRule="auto"/>
+        <w:rPr>
+          <w:rFonts w:ascii="Courier New" w:eastAsia="Times New Roman" w:hAnsi="Courier New" w:cs="Courier New"/>
+          <w:sz w:val="20"/>
+          <w:szCs w:val="20"/>
+        </w:rPr>
+      </w:pPr>
+      <w:proofErr w:type="gramStart"/>
+      <w:r>
+        <w:rPr>
+          <w:rFonts w:ascii="Courier New" w:eastAsia="Times New Roman" w:hAnsi="Courier New" w:cs="Courier New"/>
+          <w:sz w:val="20"/>
+          <w:szCs w:val="20"/>
+        </w:rPr>
+        <w:t>let</w:t>
+      </w:r>
+      <w:proofErr w:type="gramEnd"/>
+      <w:r>
+        <w:rPr>
+          <w:rFonts w:ascii="Courier New" w:eastAsia="Times New Roman" w:hAnsi="Courier New" w:cs="Courier New"/>
+          <w:sz w:val="20"/>
+          <w:szCs w:val="20"/>
+        </w:rPr>
+        <w:t xml:space="preserve"> node = null;</w:t>
+      </w:r>
+    </w:p>
+    <w:p>
+      <w:pPr>
+        <w:spacing w:before="100" w:beforeAutospacing="1" w:after="100" w:afterAutospacing="1" w:line="240" w:lineRule="auto"/>
+        <w:rPr>
+          <w:rFonts w:ascii="Times New Roman" w:eastAsia="Times New Roman" w:hAnsi="Times New Roman" w:cs="Times New Roman"/>
+          <w:sz w:val="24"/>
+          <w:szCs w:val="24"/>
+        </w:rPr>
+      </w:pPr>
+      <w:r>
+        <w:rPr>
+          <w:rFonts w:ascii="Times New Roman" w:eastAsia="Times New Roman" w:hAnsi="Times New Roman" w:cs="Times New Roman"/>
+          <w:sz w:val="24"/>
+          <w:szCs w:val="24"/>
+        </w:rPr>
+        <w:t>Sorting is another very important JavaScript trap.</w:t>
+      </w:r>
+    </w:p>
+    <w:p>
+      <w:pPr>
+        <w:spacing w:before="100" w:beforeAutospacing="1" w:after="100" w:afterAutospacing="1" w:line="240" w:lineRule="auto"/>
+        <w:rPr>
+          <w:rFonts w:ascii="Times New Roman" w:eastAsia="Times New Roman" w:hAnsi="Times New Roman" w:cs="Times New Roman"/>
+          <w:sz w:val="24"/>
+          <w:szCs w:val="24"/>
+        </w:rPr>
+      </w:pPr>
+      <w:r>
+        <w:rPr>
+          <w:rFonts w:ascii="Times New Roman" w:eastAsia="Times New Roman" w:hAnsi="Times New Roman" w:cs="Times New Roman"/>
+          <w:sz w:val="24"/>
+          <w:szCs w:val="24"/>
+        </w:rPr>
+        <w:t>This:</w:t>
+      </w:r>
+    </w:p>
+    <w:p>
+      <w:pPr>
+        <w:tabs>
+          <w:tab w:val="left" w:pos="916"/>
+          <w:tab w:val="left" w:pos="1832"/>
+          <w:tab w:val="left" w:pos="2748"/>
+          <w:tab w:val="left" w:pos="3664"/>
+          <w:tab w:val="left" w:pos="4580"/>
+          <w:tab w:val="left" w:pos="5496"/>
+          <w:tab w:val="left" w:pos="6412"/>
+          <w:tab w:val="left" w:pos="7328"/>
+          <w:tab w:val="left" w:pos="8244"/>
+          <w:tab w:val="left" w:pos="9160"/>
+          <w:tab w:val="left" w:pos="10076"/>
+          <w:tab w:val="left" w:pos="10992"/>
+          <w:tab w:val="left" w:pos="11908"/>
+          <w:tab w:val="left" w:pos="12824"/>
+          <w:tab w:val="left" w:pos="13740"/>
+          <w:tab w:val="left" w:pos="14656"/>
+        </w:tabs>
+        <w:spacing w:after="0" w:line="240" w:lineRule="auto"/>
+        <w:rPr>
+          <w:rFonts w:ascii="Courier New" w:eastAsia="Times New Roman" w:hAnsi="Courier New" w:cs="Courier New"/>
+          <w:sz w:val="20"/>
+          <w:szCs w:val="20"/>
+        </w:rPr>
+      </w:pPr>
+      <w:proofErr w:type="gramStart"/>
+      <w:r>
+        <w:rPr>
+          <w:rFonts w:ascii="Courier New" w:eastAsia="Times New Roman" w:hAnsi="Courier New" w:cs="Courier New"/>
+          <w:sz w:val="20"/>
+          <w:szCs w:val="20"/>
+        </w:rPr>
+        <w:t>let</w:t>
+      </w:r>
+      <w:proofErr w:type="gramEnd"/>
+      <w:r>
+        <w:rPr>
+          <w:rFonts w:ascii="Courier New" w:eastAsia="Times New Roman" w:hAnsi="Courier New" w:cs="Courier New"/>
+          <w:sz w:val="20"/>
+          <w:szCs w:val="20"/>
+        </w:rPr>
+        <w:t xml:space="preserve"> </w:t>
+      </w:r>
+      <w:proofErr w:type="spellStart"/>
+      <w:r>
+        <w:rPr>
+          <w:rFonts w:ascii="Courier New" w:eastAsia="Times New Roman" w:hAnsi="Courier New" w:cs="Courier New"/>
+          <w:sz w:val="20"/>
+          <w:szCs w:val="20"/>
+        </w:rPr>
+        <w:t>nums</w:t>
+      </w:r>
+      <w:proofErr w:type="spellEnd"/>
+      <w:r>
+        <w:rPr>
+          <w:rFonts w:ascii="Courier New" w:eastAsia="Times New Roman" w:hAnsi="Courier New" w:cs="Courier New"/>
+          <w:sz w:val="20"/>
+          <w:szCs w:val="20"/>
+        </w:rPr>
+        <w:t xml:space="preserve"> = [10, 2, 5];</w:t>
+      </w:r>
+    </w:p>
+    <w:p>
+      <w:pPr>
+        <w:tabs>
+          <w:tab w:val="left" w:pos="916"/>
+          <w:tab w:val="left" w:pos="1832"/>
+          <w:tab w:val="left" w:pos="2748"/>
+          <w:tab w:val="left" w:pos="3664"/>
+          <w:tab w:val="left" w:pos="4580"/>
+          <w:tab w:val="left" w:pos="5496"/>
+          <w:tab w:val="left" w:pos="6412"/>
+          <w:tab w:val="left" w:pos="7328"/>
+          <w:tab w:val="left" w:pos="8244"/>
+          <w:tab w:val="left" w:pos="9160"/>
+          <w:tab w:val="left" w:pos="10076"/>
+          <w:tab w:val="left" w:pos="10992"/>
+          <w:tab w:val="left" w:pos="11908"/>
+          <w:tab w:val="left" w:pos="12824"/>
+          <w:tab w:val="left" w:pos="13740"/>
+          <w:tab w:val="left" w:pos="14656"/>
+        </w:tabs>
+        <w:spacing w:after="0" w:line="240" w:lineRule="auto"/>
+        <w:rPr>
+          <w:rFonts w:ascii="Courier New" w:eastAsia="Times New Roman" w:hAnsi="Courier New" w:cs="Courier New"/>
+          <w:sz w:val="20"/>
+          <w:szCs w:val="20"/>
+        </w:rPr>
+      </w:pPr>
+    </w:p>
+    <w:p>
+      <w:pPr>
+        <w:tabs>
+          <w:tab w:val="left" w:pos="916"/>
+          <w:tab w:val="left" w:pos="1832"/>
+          <w:tab w:val="left" w:pos="2748"/>
+          <w:tab w:val="left" w:pos="3664"/>
+          <w:tab w:val="left" w:pos="4580"/>
+          <w:tab w:val="left" w:pos="5496"/>
+          <w:tab w:val="left" w:pos="6412"/>
+          <w:tab w:val="left" w:pos="7328"/>
+          <w:tab w:val="left" w:pos="8244"/>
+          <w:tab w:val="left" w:pos="9160"/>
+          <w:tab w:val="left" w:pos="10076"/>
+          <w:tab w:val="left" w:pos="10992"/>
+          <w:tab w:val="left" w:pos="11908"/>
+          <w:tab w:val="left" w:pos="12824"/>
+          <w:tab w:val="left" w:pos="13740"/>
+          <w:tab w:val="left" w:pos="14656"/>
+        </w:tabs>
+        <w:spacing w:after="0" w:line="240" w:lineRule="auto"/>
+        <w:rPr>
+          <w:rFonts w:ascii="Courier New" w:eastAsia="Times New Roman" w:hAnsi="Courier New" w:cs="Courier New"/>
+          <w:sz w:val="20"/>
+          <w:szCs w:val="20"/>
+        </w:rPr>
+      </w:pPr>
+      <w:proofErr w:type="spellStart"/>
+      <w:proofErr w:type="gramStart"/>
+      <w:r>
+        <w:rPr>
+          <w:rFonts w:ascii="Courier New" w:eastAsia="Times New Roman" w:hAnsi="Courier New" w:cs="Courier New"/>
+          <w:sz w:val="20"/>
+          <w:szCs w:val="20"/>
+        </w:rPr>
+        <w:t>nums.sort</w:t>
+      </w:r>
+      <w:proofErr w:type="spellEnd"/>
+      <w:r>
+        <w:rPr>
+          <w:rFonts w:ascii="Courier New" w:eastAsia="Times New Roman" w:hAnsi="Courier New" w:cs="Courier New"/>
+          <w:sz w:val="20"/>
+          <w:szCs w:val="20"/>
+        </w:rPr>
+        <w:t>(</w:t>
+      </w:r>
+      <w:proofErr w:type="gramEnd"/>
+      <w:r>
+        <w:rPr>
+          <w:rFonts w:ascii="Courier New" w:eastAsia="Times New Roman" w:hAnsi="Courier New" w:cs="Courier New"/>
+          <w:sz w:val="20"/>
+          <w:szCs w:val="20"/>
+        </w:rPr>
+        <w:t>);</w:t>
+      </w:r>
+    </w:p>
+    <w:p>
+      <w:pPr>
+        <w:spacing w:before="100" w:beforeAutospacing="1" w:after="100" w:afterAutospacing="1" w:line="240" w:lineRule="auto"/>
+        <w:rPr>
+          <w:rFonts w:ascii="Times New Roman" w:eastAsia="Times New Roman" w:hAnsi="Times New Roman" w:cs="Times New Roman"/>
+          <w:sz w:val="24"/>
+          <w:szCs w:val="24"/>
+        </w:rPr>
+      </w:pPr>
+      <w:proofErr w:type="gramStart"/>
+      <w:r>
+        <w:rPr>
+          <w:rFonts w:ascii="Times New Roman" w:eastAsia="Times New Roman" w:hAnsi="Times New Roman" w:cs="Times New Roman"/>
+          <w:sz w:val="24"/>
+          <w:szCs w:val="24"/>
+        </w:rPr>
+        <w:t>can</w:t>
+      </w:r>
+      <w:proofErr w:type="gramEnd"/>
+      <w:r>
+        <w:rPr>
+          <w:rFonts w:ascii="Times New Roman" w:eastAsia="Times New Roman" w:hAnsi="Times New Roman" w:cs="Times New Roman"/>
+          <w:sz w:val="24"/>
+          <w:szCs w:val="24"/>
+        </w:rPr>
+        <w:t xml:space="preserve"> give:</w:t>
+      </w:r>
+    </w:p>
+    <w:p>
+      <w:pPr>
+        <w:tabs>
+          <w:tab w:val="left" w:pos="916"/>
+          <w:tab w:val="left" w:pos="1832"/>
+          <w:tab w:val="left" w:pos="2748"/>
+          <w:tab w:val="left" w:pos="3664"/>
+          <w:tab w:val="left" w:pos="4580"/>
+          <w:tab w:val="left" w:pos="5496"/>
+          <w:tab w:val="left" w:pos="6412"/>
+          <w:tab w:val="left" w:pos="7328"/>
+          <w:tab w:val="left" w:pos="8244"/>
+          <w:tab w:val="left" w:pos="9160"/>
+          <w:tab w:val="left" w:pos="10076"/>
+          <w:tab w:val="left" w:pos="10992"/>
+          <w:tab w:val="left" w:pos="11908"/>
+          <w:tab w:val="left" w:pos="12824"/>
+          <w:tab w:val="left" w:pos="13740"/>
+          <w:tab w:val="left" w:pos="14656"/>
+        </w:tabs>
+        <w:spacing w:after="0" w:line="240" w:lineRule="auto"/>
+        <w:rPr>
+          <w:rFonts w:ascii="Courier New" w:eastAsia="Times New Roman" w:hAnsi="Courier New" w:cs="Courier New"/>
+          <w:sz w:val="20"/>
+          <w:szCs w:val="20"/>
+        </w:rPr>
+      </w:pPr>
+      <w:r>
+        <w:rPr>
+          <w:rFonts w:ascii="Courier New" w:eastAsia="Times New Roman" w:hAnsi="Courier New" w:cs="Courier New"/>
+          <w:sz w:val="20"/>
+          <w:szCs w:val="20"/>
+        </w:rPr>
+        <w:t>[10, 2, 5]</w:t>
+      </w:r>
+    </w:p>
+    <w:p>
+      <w:pPr>
+        <w:spacing w:before="100" w:beforeAutospacing="1" w:after="100" w:afterAutospacing="1" w:line="240" w:lineRule="auto"/>
+        <w:rPr>
+          <w:rFonts w:ascii="Times New Roman" w:eastAsia="Times New Roman" w:hAnsi="Times New Roman" w:cs="Times New Roman"/>
+          <w:sz w:val="24"/>
+          <w:szCs w:val="24"/>
+        </w:rPr>
+      </w:pPr>
+      <w:proofErr w:type="gramStart"/>
+      <w:r>
+        <w:rPr>
+          <w:rFonts w:ascii="Times New Roman" w:eastAsia="Times New Roman" w:hAnsi="Times New Roman" w:cs="Times New Roman"/>
+          <w:sz w:val="24"/>
+          <w:szCs w:val="24"/>
+        </w:rPr>
+        <w:t>because</w:t>
+      </w:r>
+      <w:proofErr w:type="gramEnd"/>
+      <w:r>
+        <w:rPr>
+          <w:rFonts w:ascii="Times New Roman" w:eastAsia="Times New Roman" w:hAnsi="Times New Roman" w:cs="Times New Roman"/>
+          <w:sz w:val="24"/>
+          <w:szCs w:val="24"/>
+        </w:rPr>
+        <w:t xml:space="preserve"> JavaScript sorts as strings by default.</w:t>
+      </w:r>
+    </w:p>
+    <w:p>
+      <w:pPr>
+        <w:spacing w:before="100" w:beforeAutospacing="1" w:after="100" w:afterAutospacing="1" w:line="240" w:lineRule="auto"/>
+        <w:rPr>
+          <w:rFonts w:ascii="Times New Roman" w:eastAsia="Times New Roman" w:hAnsi="Times New Roman" w:cs="Times New Roman"/>
+          <w:sz w:val="24"/>
+          <w:szCs w:val="24"/>
+        </w:rPr>
+      </w:pPr>
+      <w:r>
+        <w:rPr>
+          <w:rFonts w:ascii="Times New Roman" w:eastAsia="Times New Roman" w:hAnsi="Times New Roman" w:cs="Times New Roman"/>
+          <w:sz w:val="24"/>
+          <w:szCs w:val="24"/>
+        </w:rPr>
+        <w:t>For numbers, use:</w:t>
+      </w:r>
+    </w:p>
+    <w:p>
+      <w:pPr>
+        <w:tabs>
+          <w:tab w:val="left" w:pos="916"/>
+          <w:tab w:val="left" w:pos="1832"/>
+          <w:tab w:val="left" w:pos="2748"/>
+          <w:tab w:val="left" w:pos="3664"/>
+          <w:tab w:val="left" w:pos="4580"/>
+          <w:tab w:val="left" w:pos="5496"/>
+          <w:tab w:val="left" w:pos="6412"/>
+          <w:tab w:val="left" w:pos="7328"/>
+          <w:tab w:val="left" w:pos="8244"/>
+          <w:tab w:val="left" w:pos="9160"/>
+          <w:tab w:val="left" w:pos="10076"/>
+          <w:tab w:val="left" w:pos="10992"/>
+          <w:tab w:val="left" w:pos="11908"/>
+          <w:tab w:val="left" w:pos="12824"/>
+          <w:tab w:val="left" w:pos="13740"/>
+          <w:tab w:val="left" w:pos="14656"/>
+        </w:tabs>
+        <w:spacing w:after="0" w:line="240" w:lineRule="auto"/>
+        <w:rPr>
+          <w:rFonts w:ascii="Courier New" w:eastAsia="Times New Roman" w:hAnsi="Courier New" w:cs="Courier New"/>
+          <w:sz w:val="20"/>
+          <w:szCs w:val="20"/>
+        </w:rPr>
+      </w:pPr>
+      <w:proofErr w:type="spellStart"/>
+      <w:proofErr w:type="gramStart"/>
+      <w:r>
+        <w:rPr>
+          <w:rFonts w:ascii="Courier New" w:eastAsia="Times New Roman" w:hAnsi="Courier New" w:cs="Courier New"/>
+          <w:sz w:val="20"/>
+          <w:szCs w:val="20"/>
+        </w:rPr>
+        <w:t>nums.sort</w:t>
+      </w:r>
+      <w:proofErr w:type="spellEnd"/>
+      <w:r>
+        <w:rPr>
+          <w:rFonts w:ascii="Courier New" w:eastAsia="Times New Roman" w:hAnsi="Courier New" w:cs="Courier New"/>
+          <w:sz w:val="20"/>
+          <w:szCs w:val="20"/>
+        </w:rPr>
+        <w:t>(</w:t>
+      </w:r>
+      <w:proofErr w:type="gramEnd"/>
+      <w:r>
+        <w:rPr>
+          <w:rFonts w:ascii="Courier New" w:eastAsia="Times New Roman" w:hAnsi="Courier New" w:cs="Courier New"/>
+          <w:sz w:val="20"/>
+          <w:szCs w:val="20"/>
+        </w:rPr>
+        <w:t>(a, b) =&gt; a - b);</w:t>
+      </w:r>
+    </w:p>
+    <w:p>
+      <w:pPr>
+        <w:spacing w:before="100" w:beforeAutospacing="1" w:after="100" w:afterAutospacing="1" w:line="240" w:lineRule="auto"/>
+        <w:rPr>
+          <w:rFonts w:ascii="Times New Roman" w:eastAsia="Times New Roman" w:hAnsi="Times New Roman" w:cs="Times New Roman"/>
+          <w:sz w:val="24"/>
+          <w:szCs w:val="24"/>
+        </w:rPr>
+      </w:pPr>
+      <w:r>
+        <w:rPr>
+          <w:rFonts w:ascii="Times New Roman" w:eastAsia="Times New Roman" w:hAnsi="Times New Roman" w:cs="Times New Roman"/>
+          <w:sz w:val="24"/>
+          <w:szCs w:val="24"/>
+        </w:rPr>
+        <w:t>Ascending:</w:t>
+      </w:r>
+    </w:p>
+    <w:p>
+      <w:pPr>
+        <w:tabs>
+          <w:tab w:val="left" w:pos="916"/>
+          <w:tab w:val="left" w:pos="1832"/>
+          <w:tab w:val="left" w:pos="2748"/>
+          <w:tab w:val="left" w:pos="3664"/>
+          <w:tab w:val="left" w:pos="4580"/>
+          <w:tab w:val="left" w:pos="5496"/>
+          <w:tab w:val="left" w:pos="6412"/>
+          <w:tab w:val="left" w:pos="7328"/>
+          <w:tab w:val="left" w:pos="8244"/>
+          <w:tab w:val="left" w:pos="9160"/>
+          <w:tab w:val="left" w:pos="10076"/>
+          <w:tab w:val="left" w:pos="10992"/>
+          <w:tab w:val="left" w:pos="11908"/>
+          <w:tab w:val="left" w:pos="12824"/>
+          <w:tab w:val="left" w:pos="13740"/>
+          <w:tab w:val="left" w:pos="14656"/>
+        </w:tabs>
+        <w:spacing w:after="0" w:line="240" w:lineRule="auto"/>
+        <w:rPr>
+          <w:rFonts w:ascii="Courier New" w:eastAsia="Times New Roman" w:hAnsi="Courier New" w:cs="Courier New"/>
+          <w:sz w:val="20"/>
+          <w:szCs w:val="20"/>
+        </w:rPr>
+      </w:pPr>
+      <w:r>
+        <w:rPr>
+          <w:rFonts w:ascii="Courier New" w:eastAsia="Times New Roman" w:hAnsi="Courier New" w:cs="Courier New"/>
+          <w:sz w:val="20"/>
+          <w:szCs w:val="20"/>
+        </w:rPr>
+        <w:t>(</w:t>
+      </w:r>
+      <w:proofErr w:type="gramStart"/>
+      <w:r>
+        <w:rPr>
+          <w:rFonts w:ascii="Courier New" w:eastAsia="Times New Roman" w:hAnsi="Courier New" w:cs="Courier New"/>
+          <w:sz w:val="20"/>
+          <w:szCs w:val="20"/>
+        </w:rPr>
+        <w:t>a</w:t>
+      </w:r>
+      <w:proofErr w:type="gramEnd"/>
+      <w:r>
+        <w:rPr>
+          <w:rFonts w:ascii="Courier New" w:eastAsia="Times New Roman" w:hAnsi="Courier New" w:cs="Courier New"/>
+          <w:sz w:val="20"/>
+          <w:szCs w:val="20"/>
+        </w:rPr>
+        <w:t>, b) =&gt; a - b</w:t>
+      </w:r>
+    </w:p>
+    <w:p>
+      <w:pPr>
+        <w:spacing w:before="100" w:beforeAutospacing="1" w:after="100" w:afterAutospacing="1" w:line="240" w:lineRule="auto"/>
+        <w:rPr>
+          <w:rFonts w:ascii="Times New Roman" w:eastAsia="Times New Roman" w:hAnsi="Times New Roman" w:cs="Times New Roman"/>
+          <w:sz w:val="24"/>
+          <w:szCs w:val="24"/>
+        </w:rPr>
+      </w:pPr>
+      <w:r>
+        <w:rPr>
+          <w:rFonts w:ascii="Times New Roman" w:eastAsia="Times New Roman" w:hAnsi="Times New Roman" w:cs="Times New Roman"/>
+          <w:sz w:val="24"/>
+          <w:szCs w:val="24"/>
+        </w:rPr>
+        <w:t>Descending:</w:t>
+      </w:r>
+    </w:p>
+    <w:p>
+      <w:pPr>
+        <w:tabs>
+          <w:tab w:val="left" w:pos="916"/>
+          <w:tab w:val="left" w:pos="1832"/>
+          <w:tab w:val="left" w:pos="2748"/>
+          <w:tab w:val="left" w:pos="3664"/>
+          <w:tab w:val="left" w:pos="4580"/>
+          <w:tab w:val="left" w:pos="5496"/>
+          <w:tab w:val="left" w:pos="6412"/>
+          <w:tab w:val="left" w:pos="7328"/>
+          <w:tab w:val="left" w:pos="8244"/>
+          <w:tab w:val="left" w:pos="9160"/>
+          <w:tab w:val="left" w:pos="10076"/>
+          <w:tab w:val="left" w:pos="10992"/>
+          <w:tab w:val="left" w:pos="11908"/>
+          <w:tab w:val="left" w:pos="12824"/>
+          <w:tab w:val="left" w:pos="13740"/>
+          <w:tab w:val="left" w:pos="14656"/>
+        </w:tabs>
+        <w:spacing w:after="0" w:line="240" w:lineRule="auto"/>
+        <w:rPr>
+          <w:rFonts w:ascii="Courier New" w:eastAsia="Times New Roman" w:hAnsi="Courier New" w:cs="Courier New"/>
+          <w:sz w:val="20"/>
+          <w:szCs w:val="20"/>
+        </w:rPr>
+      </w:pPr>
+      <w:r>
+        <w:rPr>
+          <w:rFonts w:ascii="Courier New" w:eastAsia="Times New Roman" w:hAnsi="Courier New" w:cs="Courier New"/>
+          <w:sz w:val="20"/>
+          <w:szCs w:val="20"/>
+        </w:rPr>
+        <w:t>(</w:t>
+      </w:r>
+      <w:proofErr w:type="gramStart"/>
+      <w:r>
+        <w:rPr>
+          <w:rFonts w:ascii="Courier New" w:eastAsia="Times New Roman" w:hAnsi="Courier New" w:cs="Courier New"/>
+          <w:sz w:val="20"/>
+          <w:szCs w:val="20"/>
+        </w:rPr>
+        <w:t>a</w:t>
+      </w:r>
+      <w:proofErr w:type="gramEnd"/>
+      <w:r>
+        <w:rPr>
+          <w:rFonts w:ascii="Courier New" w:eastAsia="Times New Roman" w:hAnsi="Courier New" w:cs="Courier New"/>
+          <w:sz w:val="20"/>
+          <w:szCs w:val="20"/>
+        </w:rPr>
+        <w:t>, b) =&gt; b - a</w:t>
+      </w:r>
+    </w:p>
+    <w:p>
+      <w:pPr>
+        <w:spacing w:before="100" w:beforeAutospacing="1" w:after="100" w:afterAutospacing="1" w:line="240" w:lineRule="auto"/>
+        <w:rPr>
+          <w:rFonts w:ascii="Times New Roman" w:eastAsia="Times New Roman" w:hAnsi="Times New Roman" w:cs="Times New Roman"/>
+          <w:sz w:val="24"/>
+          <w:szCs w:val="24"/>
+        </w:rPr>
+      </w:pPr>
+      <w:r>
+        <w:rPr>
+          <w:rFonts w:ascii="Times New Roman" w:eastAsia="Times New Roman" w:hAnsi="Times New Roman" w:cs="Times New Roman"/>
+          <w:sz w:val="24"/>
+          <w:szCs w:val="24"/>
+        </w:rPr>
+        <w:t xml:space="preserve">You should also know </w:t>
+      </w:r>
+      <w:proofErr w:type="gramStart"/>
+      <w:r>
+        <w:rPr>
+          <w:rFonts w:ascii="Courier New" w:eastAsia="Times New Roman" w:hAnsi="Courier New" w:cs="Courier New"/>
+          <w:sz w:val="20"/>
+          <w:szCs w:val="20"/>
+        </w:rPr>
+        <w:t>slice(</w:t>
+      </w:r>
+      <w:proofErr w:type="gramEnd"/>
+      <w:r>
+        <w:rPr>
+          <w:rFonts w:ascii="Courier New" w:eastAsia="Times New Roman" w:hAnsi="Courier New" w:cs="Courier New"/>
+          <w:sz w:val="20"/>
+          <w:szCs w:val="20"/>
+        </w:rPr>
+        <w:t>)</w:t>
+      </w:r>
+      <w:r>
+        <w:rPr>
+          <w:rFonts w:ascii="Times New Roman" w:eastAsia="Times New Roman" w:hAnsi="Times New Roman" w:cs="Times New Roman"/>
+          <w:sz w:val="24"/>
+          <w:szCs w:val="24"/>
+        </w:rPr>
+        <w:t>:</w:t>
+      </w:r>
+    </w:p>
+    <w:p>
+      <w:pPr>
+        <w:tabs>
+          <w:tab w:val="left" w:pos="916"/>
+          <w:tab w:val="left" w:pos="1832"/>
+          <w:tab w:val="left" w:pos="2748"/>
+          <w:tab w:val="left" w:pos="3664"/>
+          <w:tab w:val="left" w:pos="4580"/>
+          <w:tab w:val="left" w:pos="5496"/>
+          <w:tab w:val="left" w:pos="6412"/>
+          <w:tab w:val="left" w:pos="7328"/>
+          <w:tab w:val="left" w:pos="8244"/>
+          <w:tab w:val="left" w:pos="9160"/>
+          <w:tab w:val="left" w:pos="10076"/>
+          <w:tab w:val="left" w:pos="10992"/>
+          <w:tab w:val="left" w:pos="11908"/>
+          <w:tab w:val="left" w:pos="12824"/>
+          <w:tab w:val="left" w:pos="13740"/>
+          <w:tab w:val="left" w:pos="14656"/>
+        </w:tabs>
+        <w:spacing w:after="0" w:line="240" w:lineRule="auto"/>
+        <w:rPr>
+          <w:rFonts w:ascii="Courier New" w:eastAsia="Times New Roman" w:hAnsi="Courier New" w:cs="Courier New"/>
+          <w:sz w:val="20"/>
+          <w:szCs w:val="20"/>
+        </w:rPr>
+      </w:pPr>
+      <w:proofErr w:type="gramStart"/>
+      <w:r>
+        <w:rPr>
+          <w:rFonts w:ascii="Courier New" w:eastAsia="Times New Roman" w:hAnsi="Courier New" w:cs="Courier New"/>
+          <w:sz w:val="20"/>
+          <w:szCs w:val="20"/>
+        </w:rPr>
+        <w:t>let</w:t>
+      </w:r>
+      <w:proofErr w:type="gramEnd"/>
+      <w:r>
+        <w:rPr>
+          <w:rFonts w:ascii="Courier New" w:eastAsia="Times New Roman" w:hAnsi="Courier New" w:cs="Courier New"/>
+          <w:sz w:val="20"/>
+          <w:szCs w:val="20"/>
+        </w:rPr>
+        <w:t xml:space="preserve"> </w:t>
+      </w:r>
+      <w:proofErr w:type="spellStart"/>
+      <w:r>
+        <w:rPr>
+          <w:rFonts w:ascii="Courier New" w:eastAsia="Times New Roman" w:hAnsi="Courier New" w:cs="Courier New"/>
+          <w:sz w:val="20"/>
+          <w:szCs w:val="20"/>
+        </w:rPr>
+        <w:t>arr</w:t>
+      </w:r>
+      <w:proofErr w:type="spellEnd"/>
+      <w:r>
+        <w:rPr>
+          <w:rFonts w:ascii="Courier New" w:eastAsia="Times New Roman" w:hAnsi="Courier New" w:cs="Courier New"/>
+          <w:sz w:val="20"/>
+          <w:szCs w:val="20"/>
+        </w:rPr>
+        <w:t xml:space="preserve"> = [1, 2, 3, 4, 5];</w:t>
+      </w:r>
+    </w:p>
+    <w:p>
+      <w:pPr>
+        <w:tabs>
+          <w:tab w:val="left" w:pos="916"/>
+          <w:tab w:val="left" w:pos="1832"/>
+          <w:tab w:val="left" w:pos="2748"/>
+          <w:tab w:val="left" w:pos="3664"/>
+          <w:tab w:val="left" w:pos="4580"/>
+          <w:tab w:val="left" w:pos="5496"/>
+          <w:tab w:val="left" w:pos="6412"/>
+          <w:tab w:val="left" w:pos="7328"/>
+          <w:tab w:val="left" w:pos="8244"/>
+          <w:tab w:val="left" w:pos="9160"/>
+          <w:tab w:val="left" w:pos="10076"/>
+          <w:tab w:val="left" w:pos="10992"/>
+          <w:tab w:val="left" w:pos="11908"/>
+          <w:tab w:val="left" w:pos="12824"/>
+          <w:tab w:val="left" w:pos="13740"/>
+          <w:tab w:val="left" w:pos="14656"/>
+        </w:tabs>
+        <w:spacing w:after="0" w:line="240" w:lineRule="auto"/>
+        <w:rPr>
+          <w:rFonts w:ascii="Courier New" w:eastAsia="Times New Roman" w:hAnsi="Courier New" w:cs="Courier New"/>
+          <w:sz w:val="20"/>
+          <w:szCs w:val="20"/>
+        </w:rPr>
+      </w:pPr>
+    </w:p>
+    <w:p>
+      <w:pPr>
+        <w:tabs>
+          <w:tab w:val="left" w:pos="916"/>
+          <w:tab w:val="left" w:pos="1832"/>
+          <w:tab w:val="left" w:pos="2748"/>
+          <w:tab w:val="left" w:pos="3664"/>
+          <w:tab w:val="left" w:pos="4580"/>
+          <w:tab w:val="left" w:pos="5496"/>
+          <w:tab w:val="left" w:pos="6412"/>
+          <w:tab w:val="left" w:pos="7328"/>
+          <w:tab w:val="left" w:pos="8244"/>
+          <w:tab w:val="left" w:pos="9160"/>
+          <w:tab w:val="left" w:pos="10076"/>
+          <w:tab w:val="left" w:pos="10992"/>
+          <w:tab w:val="left" w:pos="11908"/>
+          <w:tab w:val="left" w:pos="12824"/>
+          <w:tab w:val="left" w:pos="13740"/>
+          <w:tab w:val="left" w:pos="14656"/>
+        </w:tabs>
+        <w:spacing w:after="0" w:line="240" w:lineRule="auto"/>
+        <w:rPr>
+          <w:rFonts w:ascii="Courier New" w:eastAsia="Times New Roman" w:hAnsi="Courier New" w:cs="Courier New"/>
+          <w:sz w:val="20"/>
+          <w:szCs w:val="20"/>
+        </w:rPr>
+      </w:pPr>
+      <w:proofErr w:type="gramStart"/>
+      <w:r>
+        <w:rPr>
+          <w:rFonts w:ascii="Courier New" w:eastAsia="Times New Roman" w:hAnsi="Courier New" w:cs="Courier New"/>
+          <w:sz w:val="20"/>
+          <w:szCs w:val="20"/>
+        </w:rPr>
+        <w:t>console.log(</w:t>
+      </w:r>
+      <w:proofErr w:type="spellStart"/>
+      <w:proofErr w:type="gramEnd"/>
+      <w:r>
+        <w:rPr>
+          <w:rFonts w:ascii="Courier New" w:eastAsia="Times New Roman" w:hAnsi="Courier New" w:cs="Courier New"/>
+          <w:sz w:val="20"/>
+          <w:szCs w:val="20"/>
+        </w:rPr>
+        <w:t>arr.slice</w:t>
+      </w:r>
+      <w:proofErr w:type="spellEnd"/>
+      <w:r>
+        <w:rPr>
+          <w:rFonts w:ascii="Courier New" w:eastAsia="Times New Roman" w:hAnsi="Courier New" w:cs="Courier New"/>
+          <w:sz w:val="20"/>
+          <w:szCs w:val="20"/>
+        </w:rPr>
+        <w:t>(1, 4));</w:t>
+      </w:r>
+    </w:p>
+    <w:p>
+      <w:pPr>
+        <w:spacing w:before="100" w:beforeAutospacing="1" w:after="100" w:afterAutospacing="1" w:line="240" w:lineRule="auto"/>
+        <w:rPr>
+          <w:rFonts w:ascii="Times New Roman" w:eastAsia="Times New Roman" w:hAnsi="Times New Roman" w:cs="Times New Roman"/>
+          <w:sz w:val="24"/>
+          <w:szCs w:val="24"/>
+        </w:rPr>
+      </w:pPr>
+      <w:proofErr w:type="gramStart"/>
+      <w:r>
+        <w:rPr>
+          <w:rFonts w:ascii="Times New Roman" w:eastAsia="Times New Roman" w:hAnsi="Times New Roman" w:cs="Times New Roman"/>
+          <w:sz w:val="24"/>
+          <w:szCs w:val="24"/>
+        </w:rPr>
+        <w:t>gives</w:t>
+      </w:r>
+      <w:proofErr w:type="gramEnd"/>
+      <w:r>
+        <w:rPr>
+          <w:rFonts w:ascii="Times New Roman" w:eastAsia="Times New Roman" w:hAnsi="Times New Roman" w:cs="Times New Roman"/>
+          <w:sz w:val="24"/>
+          <w:szCs w:val="24"/>
+        </w:rPr>
+        <w:t>:</w:t>
+      </w:r>
+    </w:p>
+    <w:p>
+      <w:pPr>
+        <w:tabs>
+          <w:tab w:val="left" w:pos="916"/>
+          <w:tab w:val="left" w:pos="1832"/>
+          <w:tab w:val="left" w:pos="2748"/>
+          <w:tab w:val="left" w:pos="3664"/>
+          <w:tab w:val="left" w:pos="4580"/>
+          <w:tab w:val="left" w:pos="5496"/>
+          <w:tab w:val="left" w:pos="6412"/>
+          <w:tab w:val="left" w:pos="7328"/>
+          <w:tab w:val="left" w:pos="8244"/>
+          <w:tab w:val="left" w:pos="9160"/>
+          <w:tab w:val="left" w:pos="10076"/>
+          <w:tab w:val="left" w:pos="10992"/>
+          <w:tab w:val="left" w:pos="11908"/>
+          <w:tab w:val="left" w:pos="12824"/>
+          <w:tab w:val="left" w:pos="13740"/>
+          <w:tab w:val="left" w:pos="14656"/>
+        </w:tabs>
+        <w:spacing w:after="0" w:line="240" w:lineRule="auto"/>
+        <w:rPr>
+          <w:rFonts w:ascii="Courier New" w:eastAsia="Times New Roman" w:hAnsi="Courier New" w:cs="Courier New"/>
+          <w:sz w:val="20"/>
+          <w:szCs w:val="20"/>
+        </w:rPr>
+      </w:pPr>
+      <w:r>
+        <w:rPr>
+          <w:rFonts w:ascii="Courier New" w:eastAsia="Times New Roman" w:hAnsi="Courier New" w:cs="Courier New"/>
+          <w:sz w:val="20"/>
+          <w:szCs w:val="20"/>
+        </w:rPr>
+        <w:lastRenderedPageBreak/>
+        <w:t>[</w:t>
+      </w:r>
+      <w:proofErr w:type="gramStart"/>
+      <w:r>
+        <w:rPr>
+          <w:rFonts w:ascii="Courier New" w:eastAsia="Times New Roman" w:hAnsi="Courier New" w:cs="Courier New"/>
+          <w:sz w:val="20"/>
+          <w:szCs w:val="20"/>
+        </w:rPr>
+        <w:t>2</w:t>
+      </w:r>
+      <w:proofErr w:type="gramEnd"/>
+      <w:r>
+        <w:rPr>
+          <w:rFonts w:ascii="Courier New" w:eastAsia="Times New Roman" w:hAnsi="Courier New" w:cs="Courier New"/>
+          <w:sz w:val="20"/>
+          <w:szCs w:val="20"/>
+        </w:rPr>
+        <w:t>, 3, 4]</w:t>
+      </w:r>
+    </w:p>
+    <w:p>
+      <w:pPr>
+        <w:spacing w:before="100" w:beforeAutospacing="1" w:after="100" w:afterAutospacing="1" w:line="240" w:lineRule="auto"/>
+        <w:rPr>
+          <w:rFonts w:ascii="Times New Roman" w:eastAsia="Times New Roman" w:hAnsi="Times New Roman" w:cs="Times New Roman"/>
+          <w:sz w:val="24"/>
+          <w:szCs w:val="24"/>
+        </w:rPr>
+      </w:pPr>
+      <w:r>
+        <w:rPr>
+          <w:rFonts w:ascii="Times New Roman" w:eastAsia="Times New Roman" w:hAnsi="Times New Roman" w:cs="Times New Roman"/>
+          <w:sz w:val="24"/>
+          <w:szCs w:val="24"/>
+        </w:rPr>
+        <w:t xml:space="preserve">The ending index is </w:t>
+      </w:r>
+      <w:r>
+        <w:rPr>
+          <w:rFonts w:ascii="Times New Roman" w:eastAsia="Times New Roman" w:hAnsi="Times New Roman" w:cs="Times New Roman"/>
+          <w:b/>
+          <w:bCs/>
+          <w:sz w:val="24"/>
+          <w:szCs w:val="24"/>
+        </w:rPr>
+        <w:t>not included</w:t>
+      </w:r>
+      <w:r>
+        <w:rPr>
+          <w:rFonts w:ascii="Times New Roman" w:eastAsia="Times New Roman" w:hAnsi="Times New Roman" w:cs="Times New Roman"/>
+          <w:sz w:val="24"/>
+          <w:szCs w:val="24"/>
+        </w:rPr>
+        <w:t>.</w:t>
+      </w:r>
+    </w:p>
+    <w:p>
+      <w:pPr>
+        <w:spacing w:before="100" w:beforeAutospacing="1" w:after="100" w:afterAutospacing="1" w:line="240" w:lineRule="auto"/>
+        <w:rPr>
+          <w:rFonts w:ascii="Times New Roman" w:eastAsia="Times New Roman" w:hAnsi="Times New Roman" w:cs="Times New Roman"/>
+          <w:sz w:val="24"/>
+          <w:szCs w:val="24"/>
+        </w:rPr>
+      </w:pPr>
+      <w:proofErr w:type="gramStart"/>
+      <w:r>
+        <w:rPr>
+          <w:rFonts w:ascii="Times New Roman" w:eastAsia="Times New Roman" w:hAnsi="Times New Roman" w:cs="Times New Roman"/>
+          <w:sz w:val="24"/>
+          <w:szCs w:val="24"/>
+        </w:rPr>
+        <w:t>And</w:t>
+      </w:r>
+      <w:proofErr w:type="gramEnd"/>
+      <w:r>
+        <w:rPr>
+          <w:rFonts w:ascii="Times New Roman" w:eastAsia="Times New Roman" w:hAnsi="Times New Roman" w:cs="Times New Roman"/>
+          <w:sz w:val="24"/>
+          <w:szCs w:val="24"/>
+        </w:rPr>
+        <w:t xml:space="preserve"> for loops, be comfortable with all three common forms:</w:t>
+      </w:r>
+    </w:p>
+    <w:p>
+      <w:pPr>
+        <w:tabs>
+          <w:tab w:val="left" w:pos="916"/>
+          <w:tab w:val="left" w:pos="1832"/>
+          <w:tab w:val="left" w:pos="2748"/>
+          <w:tab w:val="left" w:pos="3664"/>
+          <w:tab w:val="left" w:pos="4580"/>
+          <w:tab w:val="left" w:pos="5496"/>
+          <w:tab w:val="left" w:pos="6412"/>
+          <w:tab w:val="left" w:pos="7328"/>
+          <w:tab w:val="left" w:pos="8244"/>
+          <w:tab w:val="left" w:pos="9160"/>
+          <w:tab w:val="left" w:pos="10076"/>
+          <w:tab w:val="left" w:pos="10992"/>
+          <w:tab w:val="left" w:pos="11908"/>
+          <w:tab w:val="left" w:pos="12824"/>
+          <w:tab w:val="left" w:pos="13740"/>
+          <w:tab w:val="left" w:pos="14656"/>
+        </w:tabs>
+        <w:spacing w:after="0" w:line="240" w:lineRule="auto"/>
+        <w:rPr>
+          <w:rFonts w:ascii="Courier New" w:eastAsia="Times New Roman" w:hAnsi="Courier New" w:cs="Courier New"/>
+          <w:sz w:val="20"/>
+          <w:szCs w:val="20"/>
+        </w:rPr>
+      </w:pPr>
+      <w:proofErr w:type="gramStart"/>
+      <w:r>
+        <w:rPr>
+          <w:rFonts w:ascii="Courier New" w:eastAsia="Times New Roman" w:hAnsi="Courier New" w:cs="Courier New"/>
+          <w:sz w:val="20"/>
+          <w:szCs w:val="20"/>
+        </w:rPr>
+        <w:t>for</w:t>
+      </w:r>
+      <w:proofErr w:type="gramEnd"/>
+      <w:r>
+        <w:rPr>
+          <w:rFonts w:ascii="Courier New" w:eastAsia="Times New Roman" w:hAnsi="Courier New" w:cs="Courier New"/>
+          <w:sz w:val="20"/>
+          <w:szCs w:val="20"/>
+        </w:rPr>
+        <w:t xml:space="preserve"> (let </w:t>
+      </w:r>
+      <w:proofErr w:type="spellStart"/>
+      <w:r>
+        <w:rPr>
+          <w:rFonts w:ascii="Courier New" w:eastAsia="Times New Roman" w:hAnsi="Courier New" w:cs="Courier New"/>
+          <w:sz w:val="20"/>
+          <w:szCs w:val="20"/>
+        </w:rPr>
+        <w:t>i</w:t>
+      </w:r>
+      <w:proofErr w:type="spellEnd"/>
+      <w:r>
+        <w:rPr>
+          <w:rFonts w:ascii="Courier New" w:eastAsia="Times New Roman" w:hAnsi="Courier New" w:cs="Courier New"/>
+          <w:sz w:val="20"/>
+          <w:szCs w:val="20"/>
+        </w:rPr>
+        <w:t xml:space="preserve"> = 0; </w:t>
+      </w:r>
+      <w:proofErr w:type="spellStart"/>
+      <w:r>
+        <w:rPr>
+          <w:rFonts w:ascii="Courier New" w:eastAsia="Times New Roman" w:hAnsi="Courier New" w:cs="Courier New"/>
+          <w:sz w:val="20"/>
+          <w:szCs w:val="20"/>
+        </w:rPr>
+        <w:t>i</w:t>
+      </w:r>
+      <w:proofErr w:type="spellEnd"/>
+      <w:r>
+        <w:rPr>
+          <w:rFonts w:ascii="Courier New" w:eastAsia="Times New Roman" w:hAnsi="Courier New" w:cs="Courier New"/>
+          <w:sz w:val="20"/>
+          <w:szCs w:val="20"/>
+        </w:rPr>
+        <w:t xml:space="preserve"> &lt; </w:t>
+      </w:r>
+      <w:proofErr w:type="spellStart"/>
+      <w:r>
+        <w:rPr>
+          <w:rFonts w:ascii="Courier New" w:eastAsia="Times New Roman" w:hAnsi="Courier New" w:cs="Courier New"/>
+          <w:sz w:val="20"/>
+          <w:szCs w:val="20"/>
+        </w:rPr>
+        <w:t>arr.length</w:t>
+      </w:r>
+      <w:proofErr w:type="spellEnd"/>
+      <w:r>
+        <w:rPr>
+          <w:rFonts w:ascii="Courier New" w:eastAsia="Times New Roman" w:hAnsi="Courier New" w:cs="Courier New"/>
+          <w:sz w:val="20"/>
+          <w:szCs w:val="20"/>
+        </w:rPr>
+        <w:t xml:space="preserve">; </w:t>
+      </w:r>
+      <w:proofErr w:type="spellStart"/>
+      <w:r>
+        <w:rPr>
+          <w:rFonts w:ascii="Courier New" w:eastAsia="Times New Roman" w:hAnsi="Courier New" w:cs="Courier New"/>
+          <w:sz w:val="20"/>
+          <w:szCs w:val="20"/>
+        </w:rPr>
+        <w:t>i</w:t>
+      </w:r>
+      <w:proofErr w:type="spellEnd"/>
+      <w:r>
+        <w:rPr>
+          <w:rFonts w:ascii="Courier New" w:eastAsia="Times New Roman" w:hAnsi="Courier New" w:cs="Courier New"/>
+          <w:sz w:val="20"/>
+          <w:szCs w:val="20"/>
+        </w:rPr>
+        <w:t>++) {</w:t>
+      </w:r>
+    </w:p>
+    <w:p>
+      <w:pPr>
+        <w:tabs>
+          <w:tab w:val="left" w:pos="916"/>
+          <w:tab w:val="left" w:pos="1832"/>
+          <w:tab w:val="left" w:pos="2748"/>
+          <w:tab w:val="left" w:pos="3664"/>
+          <w:tab w:val="left" w:pos="4580"/>
+          <w:tab w:val="left" w:pos="5496"/>
+          <w:tab w:val="left" w:pos="6412"/>
+          <w:tab w:val="left" w:pos="7328"/>
+          <w:tab w:val="left" w:pos="8244"/>
+          <w:tab w:val="left" w:pos="9160"/>
+          <w:tab w:val="left" w:pos="10076"/>
+          <w:tab w:val="left" w:pos="10992"/>
+          <w:tab w:val="left" w:pos="11908"/>
+          <w:tab w:val="left" w:pos="12824"/>
+          <w:tab w:val="left" w:pos="13740"/>
+          <w:tab w:val="left" w:pos="14656"/>
+        </w:tabs>
+        <w:spacing w:after="0" w:line="240" w:lineRule="auto"/>
+        <w:rPr>
+          <w:rFonts w:ascii="Courier New" w:eastAsia="Times New Roman" w:hAnsi="Courier New" w:cs="Courier New"/>
+          <w:sz w:val="20"/>
+          <w:szCs w:val="20"/>
+        </w:rPr>
+      </w:pPr>
+      <w:r>
+        <w:rPr>
+          <w:rFonts w:ascii="Courier New" w:eastAsia="Times New Roman" w:hAnsi="Courier New" w:cs="Courier New"/>
+          <w:sz w:val="20"/>
+          <w:szCs w:val="20"/>
+        </w:rPr>
+        <w:t>}</w:t>
+      </w:r>
+    </w:p>
+    <w:p>
+      <w:pPr>
+        <w:spacing w:before="100" w:beforeAutospacing="1" w:after="100" w:afterAutospacing="1" w:line="240" w:lineRule="auto"/>
+        <w:rPr>
+          <w:rFonts w:ascii="Times New Roman" w:eastAsia="Times New Roman" w:hAnsi="Times New Roman" w:cs="Times New Roman"/>
+          <w:sz w:val="24"/>
+          <w:szCs w:val="24"/>
+        </w:rPr>
+      </w:pPr>
+      <w:r>
+        <w:rPr>
+          <w:rFonts w:ascii="Times New Roman" w:eastAsia="Times New Roman" w:hAnsi="Times New Roman" w:cs="Times New Roman"/>
+          <w:sz w:val="24"/>
+          <w:szCs w:val="24"/>
+        </w:rPr>
+        <w:t>Use this when you need the index.</w:t>
+      </w:r>
+    </w:p>
+    <w:p>
+      <w:pPr>
+        <w:tabs>
+          <w:tab w:val="left" w:pos="916"/>
+          <w:tab w:val="left" w:pos="1832"/>
+          <w:tab w:val="left" w:pos="2748"/>
+          <w:tab w:val="left" w:pos="3664"/>
+          <w:tab w:val="left" w:pos="4580"/>
+          <w:tab w:val="left" w:pos="5496"/>
+          <w:tab w:val="left" w:pos="6412"/>
+          <w:tab w:val="left" w:pos="7328"/>
+          <w:tab w:val="left" w:pos="8244"/>
+          <w:tab w:val="left" w:pos="9160"/>
+          <w:tab w:val="left" w:pos="10076"/>
+          <w:tab w:val="left" w:pos="10992"/>
+          <w:tab w:val="left" w:pos="11908"/>
+          <w:tab w:val="left" w:pos="12824"/>
+          <w:tab w:val="left" w:pos="13740"/>
+          <w:tab w:val="left" w:pos="14656"/>
+        </w:tabs>
+        <w:spacing w:after="0" w:line="240" w:lineRule="auto"/>
+        <w:rPr>
+          <w:rFonts w:ascii="Courier New" w:eastAsia="Times New Roman" w:hAnsi="Courier New" w:cs="Courier New"/>
+          <w:sz w:val="20"/>
+          <w:szCs w:val="20"/>
+        </w:rPr>
+      </w:pPr>
+      <w:proofErr w:type="gramStart"/>
+      <w:r>
+        <w:rPr>
+          <w:rFonts w:ascii="Courier New" w:eastAsia="Times New Roman" w:hAnsi="Courier New" w:cs="Courier New"/>
+          <w:sz w:val="20"/>
+          <w:szCs w:val="20"/>
+        </w:rPr>
+        <w:t>for</w:t>
+      </w:r>
+      <w:proofErr w:type="gramEnd"/>
+      <w:r>
+        <w:rPr>
+          <w:rFonts w:ascii="Courier New" w:eastAsia="Times New Roman" w:hAnsi="Courier New" w:cs="Courier New"/>
+          <w:sz w:val="20"/>
+          <w:szCs w:val="20"/>
+        </w:rPr>
+        <w:t xml:space="preserve"> (let </w:t>
+      </w:r>
+      <w:proofErr w:type="spellStart"/>
+      <w:r>
+        <w:rPr>
+          <w:rFonts w:ascii="Courier New" w:eastAsia="Times New Roman" w:hAnsi="Courier New" w:cs="Courier New"/>
+          <w:sz w:val="20"/>
+          <w:szCs w:val="20"/>
+        </w:rPr>
+        <w:t>num</w:t>
+      </w:r>
+      <w:proofErr w:type="spellEnd"/>
+      <w:r>
+        <w:rPr>
+          <w:rFonts w:ascii="Courier New" w:eastAsia="Times New Roman" w:hAnsi="Courier New" w:cs="Courier New"/>
+          <w:sz w:val="20"/>
+          <w:szCs w:val="20"/>
+        </w:rPr>
+        <w:t xml:space="preserve"> of </w:t>
+      </w:r>
+      <w:proofErr w:type="spellStart"/>
+      <w:r>
+        <w:rPr>
+          <w:rFonts w:ascii="Courier New" w:eastAsia="Times New Roman" w:hAnsi="Courier New" w:cs="Courier New"/>
+          <w:sz w:val="20"/>
+          <w:szCs w:val="20"/>
+        </w:rPr>
+        <w:t>arr</w:t>
+      </w:r>
+      <w:proofErr w:type="spellEnd"/>
+      <w:r>
+        <w:rPr>
+          <w:rFonts w:ascii="Courier New" w:eastAsia="Times New Roman" w:hAnsi="Courier New" w:cs="Courier New"/>
+          <w:sz w:val="20"/>
+          <w:szCs w:val="20"/>
+        </w:rPr>
+        <w:t>) {</w:t>
+      </w:r>
+    </w:p>
+    <w:p>
+      <w:pPr>
+        <w:tabs>
+          <w:tab w:val="left" w:pos="916"/>
+          <w:tab w:val="left" w:pos="1832"/>
+          <w:tab w:val="left" w:pos="2748"/>
+          <w:tab w:val="left" w:pos="3664"/>
+          <w:tab w:val="left" w:pos="4580"/>
+          <w:tab w:val="left" w:pos="5496"/>
+          <w:tab w:val="left" w:pos="6412"/>
+          <w:tab w:val="left" w:pos="7328"/>
+          <w:tab w:val="left" w:pos="8244"/>
+          <w:tab w:val="left" w:pos="9160"/>
+          <w:tab w:val="left" w:pos="10076"/>
+          <w:tab w:val="left" w:pos="10992"/>
+          <w:tab w:val="left" w:pos="11908"/>
+          <w:tab w:val="left" w:pos="12824"/>
+          <w:tab w:val="left" w:pos="13740"/>
+          <w:tab w:val="left" w:pos="14656"/>
+        </w:tabs>
+        <w:spacing w:after="0" w:line="240" w:lineRule="auto"/>
+        <w:rPr>
+          <w:rFonts w:ascii="Courier New" w:eastAsia="Times New Roman" w:hAnsi="Courier New" w:cs="Courier New"/>
+          <w:sz w:val="20"/>
+          <w:szCs w:val="20"/>
+        </w:rPr>
+      </w:pPr>
+      <w:r>
+        <w:rPr>
+          <w:rFonts w:ascii="Courier New" w:eastAsia="Times New Roman" w:hAnsi="Courier New" w:cs="Courier New"/>
+          <w:sz w:val="20"/>
+          <w:szCs w:val="20"/>
+        </w:rPr>
+        <w:t>}</w:t>
+      </w:r>
+    </w:p>
+    <w:p>
+      <w:pPr>
+        <w:spacing w:before="100" w:beforeAutospacing="1" w:after="100" w:afterAutospacing="1" w:line="240" w:lineRule="auto"/>
+        <w:rPr>
+          <w:rFonts w:ascii="Times New Roman" w:eastAsia="Times New Roman" w:hAnsi="Times New Roman" w:cs="Times New Roman"/>
+          <w:sz w:val="24"/>
+          <w:szCs w:val="24"/>
+        </w:rPr>
+      </w:pPr>
+      <w:r>
+        <w:rPr>
+          <w:rFonts w:ascii="Times New Roman" w:eastAsia="Times New Roman" w:hAnsi="Times New Roman" w:cs="Times New Roman"/>
+          <w:sz w:val="24"/>
+          <w:szCs w:val="24"/>
+        </w:rPr>
+        <w:t>Use this when you only need the values.</w:t>
+      </w:r>
+    </w:p>
+    <w:p>
+      <w:pPr>
+        <w:spacing w:before="100" w:beforeAutospacing="1" w:after="100" w:afterAutospacing="1" w:line="240" w:lineRule="auto"/>
+        <w:rPr>
+          <w:rFonts w:ascii="Times New Roman" w:eastAsia="Times New Roman" w:hAnsi="Times New Roman" w:cs="Times New Roman"/>
+          <w:sz w:val="24"/>
+          <w:szCs w:val="24"/>
+        </w:rPr>
+      </w:pPr>
+      <w:proofErr w:type="gramStart"/>
+      <w:r>
+        <w:rPr>
+          <w:rFonts w:ascii="Times New Roman" w:eastAsia="Times New Roman" w:hAnsi="Times New Roman" w:cs="Times New Roman"/>
+          <w:sz w:val="24"/>
+          <w:szCs w:val="24"/>
+        </w:rPr>
+        <w:t>And</w:t>
+      </w:r>
+      <w:proofErr w:type="gramEnd"/>
+      <w:r>
+        <w:rPr>
+          <w:rFonts w:ascii="Times New Roman" w:eastAsia="Times New Roman" w:hAnsi="Times New Roman" w:cs="Times New Roman"/>
+          <w:sz w:val="24"/>
+          <w:szCs w:val="24"/>
+        </w:rPr>
+        <w:t>:</w:t>
+      </w:r>
+    </w:p>
+    <w:p>
+      <w:pPr>
+        <w:tabs>
+          <w:tab w:val="left" w:pos="916"/>
+          <w:tab w:val="left" w:pos="1832"/>
+          <w:tab w:val="left" w:pos="2748"/>
+          <w:tab w:val="left" w:pos="3664"/>
+          <w:tab w:val="left" w:pos="4580"/>
+          <w:tab w:val="left" w:pos="5496"/>
+          <w:tab w:val="left" w:pos="6412"/>
+          <w:tab w:val="left" w:pos="7328"/>
+          <w:tab w:val="left" w:pos="8244"/>
+          <w:tab w:val="left" w:pos="9160"/>
+          <w:tab w:val="left" w:pos="10076"/>
+          <w:tab w:val="left" w:pos="10992"/>
+          <w:tab w:val="left" w:pos="11908"/>
+          <w:tab w:val="left" w:pos="12824"/>
+          <w:tab w:val="left" w:pos="13740"/>
+          <w:tab w:val="left" w:pos="14656"/>
+        </w:tabs>
+        <w:spacing w:after="0" w:line="240" w:lineRule="auto"/>
+        <w:rPr>
+          <w:rFonts w:ascii="Courier New" w:eastAsia="Times New Roman" w:hAnsi="Courier New" w:cs="Courier New"/>
+          <w:sz w:val="20"/>
+          <w:szCs w:val="20"/>
+        </w:rPr>
+      </w:pPr>
+      <w:proofErr w:type="gramStart"/>
+      <w:r>
+        <w:rPr>
+          <w:rFonts w:ascii="Courier New" w:eastAsia="Times New Roman" w:hAnsi="Courier New" w:cs="Courier New"/>
+          <w:sz w:val="20"/>
+          <w:szCs w:val="20"/>
+        </w:rPr>
+        <w:t>while</w:t>
+      </w:r>
+      <w:proofErr w:type="gramEnd"/>
+      <w:r>
+        <w:rPr>
+          <w:rFonts w:ascii="Courier New" w:eastAsia="Times New Roman" w:hAnsi="Courier New" w:cs="Courier New"/>
+          <w:sz w:val="20"/>
+          <w:szCs w:val="20"/>
+        </w:rPr>
+        <w:t xml:space="preserve"> (condition) {</w:t>
+      </w:r>
+    </w:p>
+    <w:p>
+      <w:pPr>
+        <w:tabs>
+          <w:tab w:val="left" w:pos="916"/>
+          <w:tab w:val="left" w:pos="1832"/>
+          <w:tab w:val="left" w:pos="2748"/>
+          <w:tab w:val="left" w:pos="3664"/>
+          <w:tab w:val="left" w:pos="4580"/>
+          <w:tab w:val="left" w:pos="5496"/>
+          <w:tab w:val="left" w:pos="6412"/>
+          <w:tab w:val="left" w:pos="7328"/>
+          <w:tab w:val="left" w:pos="8244"/>
+          <w:tab w:val="left" w:pos="9160"/>
+          <w:tab w:val="left" w:pos="10076"/>
+          <w:tab w:val="left" w:pos="10992"/>
+          <w:tab w:val="left" w:pos="11908"/>
+          <w:tab w:val="left" w:pos="12824"/>
+          <w:tab w:val="left" w:pos="13740"/>
+          <w:tab w:val="left" w:pos="14656"/>
+        </w:tabs>
+        <w:spacing w:after="0" w:line="240" w:lineRule="auto"/>
+        <w:rPr>
+          <w:rFonts w:ascii="Courier New" w:eastAsia="Times New Roman" w:hAnsi="Courier New" w:cs="Courier New"/>
+          <w:sz w:val="20"/>
+          <w:szCs w:val="20"/>
+        </w:rPr>
+      </w:pPr>
+      <w:r>
+        <w:rPr>
+          <w:rFonts w:ascii="Courier New" w:eastAsia="Times New Roman" w:hAnsi="Courier New" w:cs="Courier New"/>
+          <w:sz w:val="20"/>
+          <w:szCs w:val="20"/>
+        </w:rPr>
+        <w:t>}</w:t>
+      </w:r>
+    </w:p>
+    <w:p>
+      <w:pPr>
+        <w:spacing w:before="100" w:beforeAutospacing="1" w:after="100" w:afterAutospacing="1" w:line="240" w:lineRule="auto"/>
+        <w:rPr>
+          <w:rFonts w:ascii="Times New Roman" w:eastAsia="Times New Roman" w:hAnsi="Times New Roman" w:cs="Times New Roman"/>
+          <w:sz w:val="24"/>
+          <w:szCs w:val="24"/>
+        </w:rPr>
+      </w:pPr>
+      <w:proofErr w:type="gramStart"/>
+      <w:r>
+        <w:rPr>
+          <w:rFonts w:ascii="Times New Roman" w:eastAsia="Times New Roman" w:hAnsi="Times New Roman" w:cs="Times New Roman"/>
+          <w:sz w:val="24"/>
+          <w:szCs w:val="24"/>
+        </w:rPr>
+        <w:t>which</w:t>
+      </w:r>
+      <w:proofErr w:type="gramEnd"/>
+      <w:r>
+        <w:rPr>
+          <w:rFonts w:ascii="Times New Roman" w:eastAsia="Times New Roman" w:hAnsi="Times New Roman" w:cs="Times New Roman"/>
+          <w:sz w:val="24"/>
+          <w:szCs w:val="24"/>
+        </w:rPr>
+        <w:t xml:space="preserve"> you've already been using.</w:t>
+      </w:r>
+    </w:p>
+    <w:p>
+      <w:pPr>
+        <w:spacing w:before="100" w:beforeAutospacing="1" w:after="100" w:afterAutospacing="1" w:line="240" w:lineRule="auto"/>
+        <w:rPr>
+          <w:rFonts w:ascii="Times New Roman" w:eastAsia="Times New Roman" w:hAnsi="Times New Roman" w:cs="Times New Roman"/>
+          <w:sz w:val="24"/>
+          <w:szCs w:val="24"/>
+        </w:rPr>
+      </w:pPr>
+      <w:r>
+        <w:rPr>
+          <w:rFonts w:ascii="Times New Roman" w:eastAsia="Times New Roman" w:hAnsi="Times New Roman" w:cs="Times New Roman"/>
+          <w:sz w:val="24"/>
+          <w:szCs w:val="24"/>
+        </w:rPr>
+        <w:t xml:space="preserve">Since </w:t>
+      </w:r>
+      <w:proofErr w:type="gramStart"/>
+      <w:r>
+        <w:rPr>
+          <w:rFonts w:ascii="Times New Roman" w:eastAsia="Times New Roman" w:hAnsi="Times New Roman" w:cs="Times New Roman"/>
+          <w:sz w:val="24"/>
+          <w:szCs w:val="24"/>
+        </w:rPr>
+        <w:t>you're</w:t>
+      </w:r>
+      <w:proofErr w:type="gramEnd"/>
+      <w:r>
+        <w:rPr>
+          <w:rFonts w:ascii="Times New Roman" w:eastAsia="Times New Roman" w:hAnsi="Times New Roman" w:cs="Times New Roman"/>
+          <w:sz w:val="24"/>
+          <w:szCs w:val="24"/>
+        </w:rPr>
+        <w:t xml:space="preserve"> coming from Python, I'd especially memorize these translations:</w:t>
+      </w:r>
+    </w:p>
+    <w:p>
+      <w:pPr>
+        <w:tabs>
+          <w:tab w:val="left" w:pos="916"/>
+          <w:tab w:val="left" w:pos="1832"/>
+          <w:tab w:val="left" w:pos="2748"/>
+          <w:tab w:val="left" w:pos="3664"/>
+          <w:tab w:val="left" w:pos="4580"/>
+          <w:tab w:val="left" w:pos="5496"/>
+          <w:tab w:val="left" w:pos="6412"/>
+          <w:tab w:val="left" w:pos="7328"/>
+          <w:tab w:val="left" w:pos="8244"/>
+          <w:tab w:val="left" w:pos="9160"/>
+          <w:tab w:val="left" w:pos="10076"/>
+          <w:tab w:val="left" w:pos="10992"/>
+          <w:tab w:val="left" w:pos="11908"/>
+          <w:tab w:val="left" w:pos="12824"/>
+          <w:tab w:val="left" w:pos="13740"/>
+          <w:tab w:val="left" w:pos="14656"/>
+        </w:tabs>
+        <w:spacing w:after="0" w:line="240" w:lineRule="auto"/>
+        <w:rPr>
+          <w:rFonts w:ascii="Courier New" w:eastAsia="Times New Roman" w:hAnsi="Courier New" w:cs="Courier New"/>
+          <w:sz w:val="20"/>
+          <w:szCs w:val="20"/>
+        </w:rPr>
+      </w:pPr>
+      <w:r>
+        <w:rPr>
+          <w:rFonts w:ascii="Courier New" w:eastAsia="Times New Roman" w:hAnsi="Courier New" w:cs="Courier New"/>
+          <w:sz w:val="20"/>
+          <w:szCs w:val="20"/>
+        </w:rPr>
+        <w:t>Python                 JavaScript</w:t>
+      </w:r>
+    </w:p>
+    <w:p>
+      <w:pPr>
+        <w:tabs>
+          <w:tab w:val="left" w:pos="916"/>
+          <w:tab w:val="left" w:pos="1832"/>
+          <w:tab w:val="left" w:pos="2748"/>
+          <w:tab w:val="left" w:pos="3664"/>
+          <w:tab w:val="left" w:pos="4580"/>
+          <w:tab w:val="left" w:pos="5496"/>
+          <w:tab w:val="left" w:pos="6412"/>
+          <w:tab w:val="left" w:pos="7328"/>
+          <w:tab w:val="left" w:pos="8244"/>
+          <w:tab w:val="left" w:pos="9160"/>
+          <w:tab w:val="left" w:pos="10076"/>
+          <w:tab w:val="left" w:pos="10992"/>
+          <w:tab w:val="left" w:pos="11908"/>
+          <w:tab w:val="left" w:pos="12824"/>
+          <w:tab w:val="left" w:pos="13740"/>
+          <w:tab w:val="left" w:pos="14656"/>
+        </w:tabs>
+        <w:spacing w:after="0" w:line="240" w:lineRule="auto"/>
+        <w:rPr>
+          <w:rFonts w:ascii="Courier New" w:eastAsia="Times New Roman" w:hAnsi="Courier New" w:cs="Courier New"/>
+          <w:sz w:val="20"/>
+          <w:szCs w:val="20"/>
+        </w:rPr>
+      </w:pPr>
+    </w:p>
+    <w:p>
+      <w:pPr>
+        <w:tabs>
+          <w:tab w:val="left" w:pos="916"/>
+          <w:tab w:val="left" w:pos="1832"/>
+          <w:tab w:val="left" w:pos="2748"/>
+          <w:tab w:val="left" w:pos="3664"/>
+          <w:tab w:val="left" w:pos="4580"/>
+          <w:tab w:val="left" w:pos="5496"/>
+          <w:tab w:val="left" w:pos="6412"/>
+          <w:tab w:val="left" w:pos="7328"/>
+          <w:tab w:val="left" w:pos="8244"/>
+          <w:tab w:val="left" w:pos="9160"/>
+          <w:tab w:val="left" w:pos="10076"/>
+          <w:tab w:val="left" w:pos="10992"/>
+          <w:tab w:val="left" w:pos="11908"/>
+          <w:tab w:val="left" w:pos="12824"/>
+          <w:tab w:val="left" w:pos="13740"/>
+          <w:tab w:val="left" w:pos="14656"/>
+        </w:tabs>
+        <w:spacing w:after="0" w:line="240" w:lineRule="auto"/>
+        <w:rPr>
+          <w:rFonts w:ascii="Courier New" w:eastAsia="Times New Roman" w:hAnsi="Courier New" w:cs="Courier New"/>
+          <w:sz w:val="20"/>
+          <w:szCs w:val="20"/>
+        </w:rPr>
+      </w:pPr>
+      <w:proofErr w:type="spellStart"/>
+      <w:proofErr w:type="gramStart"/>
+      <w:r>
+        <w:rPr>
+          <w:rFonts w:ascii="Courier New" w:eastAsia="Times New Roman" w:hAnsi="Courier New" w:cs="Courier New"/>
+          <w:sz w:val="20"/>
+          <w:szCs w:val="20"/>
+        </w:rPr>
+        <w:t>len</w:t>
+      </w:r>
+      <w:proofErr w:type="spellEnd"/>
+      <w:r>
+        <w:rPr>
+          <w:rFonts w:ascii="Courier New" w:eastAsia="Times New Roman" w:hAnsi="Courier New" w:cs="Courier New"/>
+          <w:sz w:val="20"/>
+          <w:szCs w:val="20"/>
+        </w:rPr>
+        <w:t>(</w:t>
+      </w:r>
+      <w:proofErr w:type="spellStart"/>
+      <w:proofErr w:type="gramEnd"/>
+      <w:r>
+        <w:rPr>
+          <w:rFonts w:ascii="Courier New" w:eastAsia="Times New Roman" w:hAnsi="Courier New" w:cs="Courier New"/>
+          <w:sz w:val="20"/>
+          <w:szCs w:val="20"/>
+        </w:rPr>
+        <w:t>arr</w:t>
+      </w:r>
+      <w:proofErr w:type="spellEnd"/>
+      <w:r>
+        <w:rPr>
+          <w:rFonts w:ascii="Courier New" w:eastAsia="Times New Roman" w:hAnsi="Courier New" w:cs="Courier New"/>
+          <w:sz w:val="20"/>
+          <w:szCs w:val="20"/>
+        </w:rPr>
+        <w:t xml:space="preserve">)                </w:t>
+      </w:r>
+      <w:proofErr w:type="spellStart"/>
+      <w:r>
+        <w:rPr>
+          <w:rFonts w:ascii="Courier New" w:eastAsia="Times New Roman" w:hAnsi="Courier New" w:cs="Courier New"/>
+          <w:sz w:val="20"/>
+          <w:szCs w:val="20"/>
+        </w:rPr>
+        <w:t>arr.length</w:t>
+      </w:r>
+      <w:proofErr w:type="spellEnd"/>
+    </w:p>
+    <w:p>
+      <w:pPr>
+        <w:tabs>
+          <w:tab w:val="left" w:pos="916"/>
+          <w:tab w:val="left" w:pos="1832"/>
+          <w:tab w:val="left" w:pos="2748"/>
+          <w:tab w:val="left" w:pos="3664"/>
+          <w:tab w:val="left" w:pos="4580"/>
+          <w:tab w:val="left" w:pos="5496"/>
+          <w:tab w:val="left" w:pos="6412"/>
+          <w:tab w:val="left" w:pos="7328"/>
+          <w:tab w:val="left" w:pos="8244"/>
+          <w:tab w:val="left" w:pos="9160"/>
+          <w:tab w:val="left" w:pos="10076"/>
+          <w:tab w:val="left" w:pos="10992"/>
+          <w:tab w:val="left" w:pos="11908"/>
+          <w:tab w:val="left" w:pos="12824"/>
+          <w:tab w:val="left" w:pos="13740"/>
+          <w:tab w:val="left" w:pos="14656"/>
+        </w:tabs>
+        <w:spacing w:after="0" w:line="240" w:lineRule="auto"/>
+        <w:rPr>
+          <w:rFonts w:ascii="Courier New" w:eastAsia="Times New Roman" w:hAnsi="Courier New" w:cs="Courier New"/>
+          <w:sz w:val="20"/>
+          <w:szCs w:val="20"/>
+        </w:rPr>
+      </w:pPr>
+      <w:proofErr w:type="spellStart"/>
+      <w:r>
+        <w:rPr>
+          <w:rFonts w:ascii="Courier New" w:eastAsia="Times New Roman" w:hAnsi="Courier New" w:cs="Courier New"/>
+          <w:sz w:val="20"/>
+          <w:szCs w:val="20"/>
+        </w:rPr>
+        <w:t>arr.append</w:t>
+      </w:r>
+      <w:proofErr w:type="spellEnd"/>
+      <w:r>
+        <w:rPr>
+          <w:rFonts w:ascii="Courier New" w:eastAsia="Times New Roman" w:hAnsi="Courier New" w:cs="Courier New"/>
+          <w:sz w:val="20"/>
+          <w:szCs w:val="20"/>
+        </w:rPr>
+        <w:t xml:space="preserve">(x)           </w:t>
+      </w:r>
+      <w:proofErr w:type="spellStart"/>
+      <w:r>
+        <w:rPr>
+          <w:rFonts w:ascii="Courier New" w:eastAsia="Times New Roman" w:hAnsi="Courier New" w:cs="Courier New"/>
+          <w:sz w:val="20"/>
+          <w:szCs w:val="20"/>
+        </w:rPr>
+        <w:t>arr.push</w:t>
+      </w:r>
+      <w:proofErr w:type="spellEnd"/>
+      <w:r>
+        <w:rPr>
+          <w:rFonts w:ascii="Courier New" w:eastAsia="Times New Roman" w:hAnsi="Courier New" w:cs="Courier New"/>
+          <w:sz w:val="20"/>
+          <w:szCs w:val="20"/>
+        </w:rPr>
+        <w:t>(x)</w:t>
+      </w:r>
+    </w:p>
+    <w:p>
+      <w:pPr>
+        <w:tabs>
+          <w:tab w:val="left" w:pos="916"/>
+          <w:tab w:val="left" w:pos="1832"/>
+          <w:tab w:val="left" w:pos="2748"/>
+          <w:tab w:val="left" w:pos="3664"/>
+          <w:tab w:val="left" w:pos="4580"/>
+          <w:tab w:val="left" w:pos="5496"/>
+          <w:tab w:val="left" w:pos="6412"/>
+          <w:tab w:val="left" w:pos="7328"/>
+          <w:tab w:val="left" w:pos="8244"/>
+          <w:tab w:val="left" w:pos="9160"/>
+          <w:tab w:val="left" w:pos="10076"/>
+          <w:tab w:val="left" w:pos="10992"/>
+          <w:tab w:val="left" w:pos="11908"/>
+          <w:tab w:val="left" w:pos="12824"/>
+          <w:tab w:val="left" w:pos="13740"/>
+          <w:tab w:val="left" w:pos="14656"/>
+        </w:tabs>
+        <w:spacing w:after="0" w:line="240" w:lineRule="auto"/>
+        <w:rPr>
+          <w:rFonts w:ascii="Courier New" w:eastAsia="Times New Roman" w:hAnsi="Courier New" w:cs="Courier New"/>
+          <w:sz w:val="20"/>
+          <w:szCs w:val="20"/>
+        </w:rPr>
+      </w:pPr>
+      <w:proofErr w:type="spellStart"/>
+      <w:proofErr w:type="gramStart"/>
+      <w:r>
+        <w:rPr>
+          <w:rFonts w:ascii="Courier New" w:eastAsia="Times New Roman" w:hAnsi="Courier New" w:cs="Courier New"/>
+          <w:sz w:val="20"/>
+          <w:szCs w:val="20"/>
+        </w:rPr>
+        <w:t>arr.pop</w:t>
+      </w:r>
+      <w:proofErr w:type="spellEnd"/>
+      <w:r>
+        <w:rPr>
+          <w:rFonts w:ascii="Courier New" w:eastAsia="Times New Roman" w:hAnsi="Courier New" w:cs="Courier New"/>
+          <w:sz w:val="20"/>
+          <w:szCs w:val="20"/>
+        </w:rPr>
+        <w:t>(</w:t>
+      </w:r>
+      <w:proofErr w:type="gramEnd"/>
+      <w:r>
+        <w:rPr>
+          <w:rFonts w:ascii="Courier New" w:eastAsia="Times New Roman" w:hAnsi="Courier New" w:cs="Courier New"/>
+          <w:sz w:val="20"/>
+          <w:szCs w:val="20"/>
+        </w:rPr>
+        <w:t xml:space="preserve">)               </w:t>
+      </w:r>
+      <w:proofErr w:type="spellStart"/>
+      <w:r>
+        <w:rPr>
+          <w:rFonts w:ascii="Courier New" w:eastAsia="Times New Roman" w:hAnsi="Courier New" w:cs="Courier New"/>
+          <w:sz w:val="20"/>
+          <w:szCs w:val="20"/>
+        </w:rPr>
+        <w:t>arr.pop</w:t>
+      </w:r>
+      <w:proofErr w:type="spellEnd"/>
+      <w:r>
+        <w:rPr>
+          <w:rFonts w:ascii="Courier New" w:eastAsia="Times New Roman" w:hAnsi="Courier New" w:cs="Courier New"/>
+          <w:sz w:val="20"/>
+          <w:szCs w:val="20"/>
+        </w:rPr>
+        <w:t>()</w:t>
+      </w:r>
+    </w:p>
+    <w:p>
+      <w:pPr>
+        <w:tabs>
+          <w:tab w:val="left" w:pos="916"/>
+          <w:tab w:val="left" w:pos="1832"/>
+          <w:tab w:val="left" w:pos="2748"/>
+          <w:tab w:val="left" w:pos="3664"/>
+          <w:tab w:val="left" w:pos="4580"/>
+          <w:tab w:val="left" w:pos="5496"/>
+          <w:tab w:val="left" w:pos="6412"/>
+          <w:tab w:val="left" w:pos="7328"/>
+          <w:tab w:val="left" w:pos="8244"/>
+          <w:tab w:val="left" w:pos="9160"/>
+          <w:tab w:val="left" w:pos="10076"/>
+          <w:tab w:val="left" w:pos="10992"/>
+          <w:tab w:val="left" w:pos="11908"/>
+          <w:tab w:val="left" w:pos="12824"/>
+          <w:tab w:val="left" w:pos="13740"/>
+          <w:tab w:val="left" w:pos="14656"/>
+        </w:tabs>
+        <w:spacing w:after="0" w:line="240" w:lineRule="auto"/>
+        <w:rPr>
+          <w:rFonts w:ascii="Courier New" w:eastAsia="Times New Roman" w:hAnsi="Courier New" w:cs="Courier New"/>
+          <w:sz w:val="20"/>
+          <w:szCs w:val="20"/>
+        </w:rPr>
+      </w:pPr>
+      <w:proofErr w:type="gramStart"/>
+      <w:r>
+        <w:rPr>
+          <w:rFonts w:ascii="Courier New" w:eastAsia="Times New Roman" w:hAnsi="Courier New" w:cs="Courier New"/>
+          <w:sz w:val="20"/>
+          <w:szCs w:val="20"/>
+        </w:rPr>
+        <w:t>x</w:t>
+      </w:r>
+      <w:proofErr w:type="gramEnd"/>
+      <w:r>
+        <w:rPr>
+          <w:rFonts w:ascii="Courier New" w:eastAsia="Times New Roman" w:hAnsi="Courier New" w:cs="Courier New"/>
+          <w:sz w:val="20"/>
+          <w:szCs w:val="20"/>
+        </w:rPr>
+        <w:t xml:space="preserve"> in dictionary         </w:t>
+      </w:r>
+      <w:proofErr w:type="spellStart"/>
+      <w:r>
+        <w:rPr>
+          <w:rFonts w:ascii="Courier New" w:eastAsia="Times New Roman" w:hAnsi="Courier New" w:cs="Courier New"/>
+          <w:sz w:val="20"/>
+          <w:szCs w:val="20"/>
+        </w:rPr>
+        <w:t>obj</w:t>
+      </w:r>
+      <w:proofErr w:type="spellEnd"/>
+      <w:r>
+        <w:rPr>
+          <w:rFonts w:ascii="Courier New" w:eastAsia="Times New Roman" w:hAnsi="Courier New" w:cs="Courier New"/>
+          <w:sz w:val="20"/>
+          <w:szCs w:val="20"/>
+        </w:rPr>
+        <w:t>[x] !== undefined</w:t>
+      </w:r>
+    </w:p>
+    <w:p>
+      <w:pPr>
+        <w:tabs>
+          <w:tab w:val="left" w:pos="916"/>
+          <w:tab w:val="left" w:pos="1832"/>
+          <w:tab w:val="left" w:pos="2748"/>
+          <w:tab w:val="left" w:pos="3664"/>
+          <w:tab w:val="left" w:pos="4580"/>
+          <w:tab w:val="left" w:pos="5496"/>
+          <w:tab w:val="left" w:pos="6412"/>
+          <w:tab w:val="left" w:pos="7328"/>
+          <w:tab w:val="left" w:pos="8244"/>
+          <w:tab w:val="left" w:pos="9160"/>
+          <w:tab w:val="left" w:pos="10076"/>
+          <w:tab w:val="left" w:pos="10992"/>
+          <w:tab w:val="left" w:pos="11908"/>
+          <w:tab w:val="left" w:pos="12824"/>
+          <w:tab w:val="left" w:pos="13740"/>
+          <w:tab w:val="left" w:pos="14656"/>
+        </w:tabs>
+        <w:spacing w:after="0" w:line="240" w:lineRule="auto"/>
+        <w:rPr>
+          <w:rFonts w:ascii="Courier New" w:eastAsia="Times New Roman" w:hAnsi="Courier New" w:cs="Courier New"/>
+          <w:sz w:val="20"/>
+          <w:szCs w:val="20"/>
+        </w:rPr>
+      </w:pPr>
+      <w:proofErr w:type="spellStart"/>
+      <w:proofErr w:type="gramStart"/>
+      <w:r>
+        <w:rPr>
+          <w:rFonts w:ascii="Courier New" w:eastAsia="Times New Roman" w:hAnsi="Courier New" w:cs="Courier New"/>
+          <w:sz w:val="20"/>
+          <w:szCs w:val="20"/>
+        </w:rPr>
+        <w:t>dictionary.values</w:t>
+      </w:r>
+      <w:proofErr w:type="spellEnd"/>
+      <w:r>
+        <w:rPr>
+          <w:rFonts w:ascii="Courier New" w:eastAsia="Times New Roman" w:hAnsi="Courier New" w:cs="Courier New"/>
+          <w:sz w:val="20"/>
+          <w:szCs w:val="20"/>
+        </w:rPr>
+        <w:t>(</w:t>
+      </w:r>
+      <w:proofErr w:type="gramEnd"/>
+      <w:r>
+        <w:rPr>
+          <w:rFonts w:ascii="Courier New" w:eastAsia="Times New Roman" w:hAnsi="Courier New" w:cs="Courier New"/>
+          <w:sz w:val="20"/>
+          <w:szCs w:val="20"/>
+        </w:rPr>
+        <w:t xml:space="preserve">)     </w:t>
+      </w:r>
+      <w:proofErr w:type="spellStart"/>
+      <w:r>
+        <w:rPr>
+          <w:rFonts w:ascii="Courier New" w:eastAsia="Times New Roman" w:hAnsi="Courier New" w:cs="Courier New"/>
+          <w:sz w:val="20"/>
+          <w:szCs w:val="20"/>
+        </w:rPr>
+        <w:t>Object.values</w:t>
+      </w:r>
+      <w:proofErr w:type="spellEnd"/>
+      <w:r>
+        <w:rPr>
+          <w:rFonts w:ascii="Courier New" w:eastAsia="Times New Roman" w:hAnsi="Courier New" w:cs="Courier New"/>
+          <w:sz w:val="20"/>
+          <w:szCs w:val="20"/>
+        </w:rPr>
+        <w:t>(</w:t>
+      </w:r>
+      <w:proofErr w:type="spellStart"/>
+      <w:r>
+        <w:rPr>
+          <w:rFonts w:ascii="Courier New" w:eastAsia="Times New Roman" w:hAnsi="Courier New" w:cs="Courier New"/>
+          <w:sz w:val="20"/>
+          <w:szCs w:val="20"/>
+        </w:rPr>
+        <w:t>obj</w:t>
+      </w:r>
+      <w:proofErr w:type="spellEnd"/>
+      <w:r>
+        <w:rPr>
+          <w:rFonts w:ascii="Courier New" w:eastAsia="Times New Roman" w:hAnsi="Courier New" w:cs="Courier New"/>
+          <w:sz w:val="20"/>
+          <w:szCs w:val="20"/>
+        </w:rPr>
+        <w:t>)</w:t>
+      </w:r>
+    </w:p>
+    <w:p>
+      <w:pPr>
+        <w:tabs>
+          <w:tab w:val="left" w:pos="916"/>
+          <w:tab w:val="left" w:pos="1832"/>
+          <w:tab w:val="left" w:pos="2748"/>
+          <w:tab w:val="left" w:pos="3664"/>
+          <w:tab w:val="left" w:pos="4580"/>
+          <w:tab w:val="left" w:pos="5496"/>
+          <w:tab w:val="left" w:pos="6412"/>
+          <w:tab w:val="left" w:pos="7328"/>
+          <w:tab w:val="left" w:pos="8244"/>
+          <w:tab w:val="left" w:pos="9160"/>
+          <w:tab w:val="left" w:pos="10076"/>
+          <w:tab w:val="left" w:pos="10992"/>
+          <w:tab w:val="left" w:pos="11908"/>
+          <w:tab w:val="left" w:pos="12824"/>
+          <w:tab w:val="left" w:pos="13740"/>
+          <w:tab w:val="left" w:pos="14656"/>
+        </w:tabs>
+        <w:spacing w:after="0" w:line="240" w:lineRule="auto"/>
+        <w:rPr>
+          <w:rFonts w:ascii="Courier New" w:eastAsia="Times New Roman" w:hAnsi="Courier New" w:cs="Courier New"/>
+          <w:sz w:val="20"/>
+          <w:szCs w:val="20"/>
+        </w:rPr>
+      </w:pPr>
+      <w:proofErr w:type="spellStart"/>
+      <w:proofErr w:type="gramStart"/>
+      <w:r>
+        <w:rPr>
+          <w:rFonts w:ascii="Courier New" w:eastAsia="Times New Roman" w:hAnsi="Courier New" w:cs="Courier New"/>
+          <w:sz w:val="20"/>
+          <w:szCs w:val="20"/>
+        </w:rPr>
+        <w:t>dictionary.keys</w:t>
+      </w:r>
+      <w:proofErr w:type="spellEnd"/>
+      <w:r>
+        <w:rPr>
+          <w:rFonts w:ascii="Courier New" w:eastAsia="Times New Roman" w:hAnsi="Courier New" w:cs="Courier New"/>
+          <w:sz w:val="20"/>
+          <w:szCs w:val="20"/>
+        </w:rPr>
+        <w:t>(</w:t>
+      </w:r>
+      <w:proofErr w:type="gramEnd"/>
+      <w:r>
+        <w:rPr>
+          <w:rFonts w:ascii="Courier New" w:eastAsia="Times New Roman" w:hAnsi="Courier New" w:cs="Courier New"/>
+          <w:sz w:val="20"/>
+          <w:szCs w:val="20"/>
+        </w:rPr>
+        <w:t xml:space="preserve">)       </w:t>
+      </w:r>
+      <w:proofErr w:type="spellStart"/>
+      <w:r>
+        <w:rPr>
+          <w:rFonts w:ascii="Courier New" w:eastAsia="Times New Roman" w:hAnsi="Courier New" w:cs="Courier New"/>
+          <w:sz w:val="20"/>
+          <w:szCs w:val="20"/>
+        </w:rPr>
+        <w:t>Object.keys</w:t>
+      </w:r>
+      <w:proofErr w:type="spellEnd"/>
+      <w:r>
+        <w:rPr>
+          <w:rFonts w:ascii="Courier New" w:eastAsia="Times New Roman" w:hAnsi="Courier New" w:cs="Courier New"/>
+          <w:sz w:val="20"/>
+          <w:szCs w:val="20"/>
+        </w:rPr>
+        <w:t>(</w:t>
+      </w:r>
+      <w:proofErr w:type="spellStart"/>
+      <w:r>
+        <w:rPr>
+          <w:rFonts w:ascii="Courier New" w:eastAsia="Times New Roman" w:hAnsi="Courier New" w:cs="Courier New"/>
+          <w:sz w:val="20"/>
+          <w:szCs w:val="20"/>
+        </w:rPr>
+        <w:t>obj</w:t>
+      </w:r>
+      <w:proofErr w:type="spellEnd"/>
+      <w:r>
+        <w:rPr>
+          <w:rFonts w:ascii="Courier New" w:eastAsia="Times New Roman" w:hAnsi="Courier New" w:cs="Courier New"/>
+          <w:sz w:val="20"/>
+          <w:szCs w:val="20"/>
+        </w:rPr>
+        <w:t>)</w:t>
+      </w:r>
+    </w:p>
+    <w:p>
+      <w:pPr>
+        <w:tabs>
+          <w:tab w:val="left" w:pos="916"/>
+          <w:tab w:val="left" w:pos="1832"/>
+          <w:tab w:val="left" w:pos="2748"/>
+          <w:tab w:val="left" w:pos="3664"/>
+          <w:tab w:val="left" w:pos="4580"/>
+          <w:tab w:val="left" w:pos="5496"/>
+          <w:tab w:val="left" w:pos="6412"/>
+          <w:tab w:val="left" w:pos="7328"/>
+          <w:tab w:val="left" w:pos="8244"/>
+          <w:tab w:val="left" w:pos="9160"/>
+          <w:tab w:val="left" w:pos="10076"/>
+          <w:tab w:val="left" w:pos="10992"/>
+          <w:tab w:val="left" w:pos="11908"/>
+          <w:tab w:val="left" w:pos="12824"/>
+          <w:tab w:val="left" w:pos="13740"/>
+          <w:tab w:val="left" w:pos="14656"/>
+        </w:tabs>
+        <w:spacing w:after="0" w:line="240" w:lineRule="auto"/>
+        <w:rPr>
+          <w:rFonts w:ascii="Courier New" w:eastAsia="Times New Roman" w:hAnsi="Courier New" w:cs="Courier New"/>
+          <w:sz w:val="20"/>
+          <w:szCs w:val="20"/>
+        </w:rPr>
+      </w:pPr>
+      <w:proofErr w:type="gramStart"/>
+      <w:r>
+        <w:rPr>
+          <w:rFonts w:ascii="Courier New" w:eastAsia="Times New Roman" w:hAnsi="Courier New" w:cs="Courier New"/>
+          <w:sz w:val="20"/>
+          <w:szCs w:val="20"/>
+        </w:rPr>
+        <w:t>range(</w:t>
+      </w:r>
+      <w:proofErr w:type="spellStart"/>
+      <w:proofErr w:type="gramEnd"/>
+      <w:r>
+        <w:rPr>
+          <w:rFonts w:ascii="Courier New" w:eastAsia="Times New Roman" w:hAnsi="Courier New" w:cs="Courier New"/>
+          <w:sz w:val="20"/>
+          <w:szCs w:val="20"/>
+        </w:rPr>
+        <w:t>len</w:t>
+      </w:r>
+      <w:proofErr w:type="spellEnd"/>
+      <w:r>
+        <w:rPr>
+          <w:rFonts w:ascii="Courier New" w:eastAsia="Times New Roman" w:hAnsi="Courier New" w:cs="Courier New"/>
+          <w:sz w:val="20"/>
+          <w:szCs w:val="20"/>
+        </w:rPr>
+        <w:t>(</w:t>
+      </w:r>
+      <w:proofErr w:type="spellStart"/>
+      <w:r>
+        <w:rPr>
+          <w:rFonts w:ascii="Courier New" w:eastAsia="Times New Roman" w:hAnsi="Courier New" w:cs="Courier New"/>
+          <w:sz w:val="20"/>
+          <w:szCs w:val="20"/>
+        </w:rPr>
+        <w:t>arr</w:t>
+      </w:r>
+      <w:proofErr w:type="spellEnd"/>
+      <w:r>
+        <w:rPr>
+          <w:rFonts w:ascii="Courier New" w:eastAsia="Times New Roman" w:hAnsi="Courier New" w:cs="Courier New"/>
+          <w:sz w:val="20"/>
+          <w:szCs w:val="20"/>
+        </w:rPr>
+        <w:t xml:space="preserve">))         for (let </w:t>
+      </w:r>
+      <w:proofErr w:type="spellStart"/>
+      <w:r>
+        <w:rPr>
+          <w:rFonts w:ascii="Courier New" w:eastAsia="Times New Roman" w:hAnsi="Courier New" w:cs="Courier New"/>
+          <w:sz w:val="20"/>
+          <w:szCs w:val="20"/>
+        </w:rPr>
+        <w:t>i</w:t>
+      </w:r>
+      <w:proofErr w:type="spellEnd"/>
+      <w:r>
+        <w:rPr>
+          <w:rFonts w:ascii="Courier New" w:eastAsia="Times New Roman" w:hAnsi="Courier New" w:cs="Courier New"/>
+          <w:sz w:val="20"/>
+          <w:szCs w:val="20"/>
+        </w:rPr>
+        <w:t xml:space="preserve"> = 0; </w:t>
+      </w:r>
+      <w:proofErr w:type="spellStart"/>
+      <w:r>
+        <w:rPr>
+          <w:rFonts w:ascii="Courier New" w:eastAsia="Times New Roman" w:hAnsi="Courier New" w:cs="Courier New"/>
+          <w:sz w:val="20"/>
+          <w:szCs w:val="20"/>
+        </w:rPr>
+        <w:t>i</w:t>
+      </w:r>
+      <w:proofErr w:type="spellEnd"/>
+      <w:r>
+        <w:rPr>
+          <w:rFonts w:ascii="Courier New" w:eastAsia="Times New Roman" w:hAnsi="Courier New" w:cs="Courier New"/>
+          <w:sz w:val="20"/>
+          <w:szCs w:val="20"/>
+        </w:rPr>
+        <w:t xml:space="preserve"> &lt; </w:t>
+      </w:r>
+      <w:proofErr w:type="spellStart"/>
+      <w:r>
+        <w:rPr>
+          <w:rFonts w:ascii="Courier New" w:eastAsia="Times New Roman" w:hAnsi="Courier New" w:cs="Courier New"/>
+          <w:sz w:val="20"/>
+          <w:szCs w:val="20"/>
+        </w:rPr>
+        <w:t>arr.length</w:t>
+      </w:r>
+      <w:proofErr w:type="spellEnd"/>
+      <w:r>
+        <w:rPr>
+          <w:rFonts w:ascii="Courier New" w:eastAsia="Times New Roman" w:hAnsi="Courier New" w:cs="Courier New"/>
+          <w:sz w:val="20"/>
+          <w:szCs w:val="20"/>
+        </w:rPr>
+        <w:t xml:space="preserve">; </w:t>
+      </w:r>
+      <w:proofErr w:type="spellStart"/>
+      <w:r>
+        <w:rPr>
+          <w:rFonts w:ascii="Courier New" w:eastAsia="Times New Roman" w:hAnsi="Courier New" w:cs="Courier New"/>
+          <w:sz w:val="20"/>
+          <w:szCs w:val="20"/>
+        </w:rPr>
+        <w:t>i</w:t>
+      </w:r>
+      <w:proofErr w:type="spellEnd"/>
+      <w:r>
+        <w:rPr>
+          <w:rFonts w:ascii="Courier New" w:eastAsia="Times New Roman" w:hAnsi="Courier New" w:cs="Courier New"/>
+          <w:sz w:val="20"/>
+          <w:szCs w:val="20"/>
+        </w:rPr>
+        <w:t>++)</w:t>
+      </w:r>
+    </w:p>
+    <w:p>
+      <w:pPr>
+        <w:tabs>
+          <w:tab w:val="left" w:pos="916"/>
+          <w:tab w:val="left" w:pos="1832"/>
+          <w:tab w:val="left" w:pos="2748"/>
+          <w:tab w:val="left" w:pos="3664"/>
+          <w:tab w:val="left" w:pos="4580"/>
+          <w:tab w:val="left" w:pos="5496"/>
+          <w:tab w:val="left" w:pos="6412"/>
+          <w:tab w:val="left" w:pos="7328"/>
+          <w:tab w:val="left" w:pos="8244"/>
+          <w:tab w:val="left" w:pos="9160"/>
+          <w:tab w:val="left" w:pos="10076"/>
+          <w:tab w:val="left" w:pos="10992"/>
+          <w:tab w:val="left" w:pos="11908"/>
+          <w:tab w:val="left" w:pos="12824"/>
+          <w:tab w:val="left" w:pos="13740"/>
+          <w:tab w:val="left" w:pos="14656"/>
+        </w:tabs>
+        <w:spacing w:after="0" w:line="240" w:lineRule="auto"/>
+        <w:rPr>
+          <w:rFonts w:ascii="Courier New" w:eastAsia="Times New Roman" w:hAnsi="Courier New" w:cs="Courier New"/>
+          <w:sz w:val="20"/>
+          <w:szCs w:val="20"/>
+        </w:rPr>
+      </w:pPr>
+      <w:proofErr w:type="gramStart"/>
+      <w:r>
+        <w:rPr>
+          <w:rFonts w:ascii="Courier New" w:eastAsia="Times New Roman" w:hAnsi="Courier New" w:cs="Courier New"/>
+          <w:sz w:val="20"/>
+          <w:szCs w:val="20"/>
+        </w:rPr>
+        <w:t>for</w:t>
+      </w:r>
+      <w:proofErr w:type="gramEnd"/>
+      <w:r>
+        <w:rPr>
+          <w:rFonts w:ascii="Courier New" w:eastAsia="Times New Roman" w:hAnsi="Courier New" w:cs="Courier New"/>
+          <w:sz w:val="20"/>
+          <w:szCs w:val="20"/>
+        </w:rPr>
+        <w:t xml:space="preserve"> x in </w:t>
+      </w:r>
+      <w:proofErr w:type="spellStart"/>
+      <w:r>
+        <w:rPr>
+          <w:rFonts w:ascii="Courier New" w:eastAsia="Times New Roman" w:hAnsi="Courier New" w:cs="Courier New"/>
+          <w:sz w:val="20"/>
+          <w:szCs w:val="20"/>
+        </w:rPr>
+        <w:t>arr</w:t>
+      </w:r>
+      <w:proofErr w:type="spellEnd"/>
+      <w:r>
+        <w:rPr>
+          <w:rFonts w:ascii="Courier New" w:eastAsia="Times New Roman" w:hAnsi="Courier New" w:cs="Courier New"/>
+          <w:sz w:val="20"/>
+          <w:szCs w:val="20"/>
+        </w:rPr>
+        <w:t xml:space="preserve">            for (let x of </w:t>
+      </w:r>
+      <w:proofErr w:type="spellStart"/>
+      <w:r>
+        <w:rPr>
+          <w:rFonts w:ascii="Courier New" w:eastAsia="Times New Roman" w:hAnsi="Courier New" w:cs="Courier New"/>
+          <w:sz w:val="20"/>
+          <w:szCs w:val="20"/>
+        </w:rPr>
+        <w:t>arr</w:t>
+      </w:r>
+      <w:proofErr w:type="spellEnd"/>
+      <w:r>
+        <w:rPr>
+          <w:rFonts w:ascii="Courier New" w:eastAsia="Times New Roman" w:hAnsi="Courier New" w:cs="Courier New"/>
+          <w:sz w:val="20"/>
+          <w:szCs w:val="20"/>
+        </w:rPr>
+        <w:t>)</w:t>
+      </w:r>
+    </w:p>
+    <w:p>
+      <w:pPr>
+        <w:tabs>
+          <w:tab w:val="left" w:pos="916"/>
+          <w:tab w:val="left" w:pos="1832"/>
+          <w:tab w:val="left" w:pos="2748"/>
+          <w:tab w:val="left" w:pos="3664"/>
+          <w:tab w:val="left" w:pos="4580"/>
+          <w:tab w:val="left" w:pos="5496"/>
+          <w:tab w:val="left" w:pos="6412"/>
+          <w:tab w:val="left" w:pos="7328"/>
+          <w:tab w:val="left" w:pos="8244"/>
+          <w:tab w:val="left" w:pos="9160"/>
+          <w:tab w:val="left" w:pos="10076"/>
+          <w:tab w:val="left" w:pos="10992"/>
+          <w:tab w:val="left" w:pos="11908"/>
+          <w:tab w:val="left" w:pos="12824"/>
+          <w:tab w:val="left" w:pos="13740"/>
+          <w:tab w:val="left" w:pos="14656"/>
+        </w:tabs>
+        <w:spacing w:after="0" w:line="240" w:lineRule="auto"/>
+        <w:rPr>
+          <w:rFonts w:ascii="Courier New" w:eastAsia="Times New Roman" w:hAnsi="Courier New" w:cs="Courier New"/>
+          <w:sz w:val="20"/>
+          <w:szCs w:val="20"/>
+        </w:rPr>
+      </w:pPr>
+      <w:r>
+        <w:rPr>
+          <w:rFonts w:ascii="Courier New" w:eastAsia="Times New Roman" w:hAnsi="Courier New" w:cs="Courier New"/>
+          <w:sz w:val="20"/>
+          <w:szCs w:val="20"/>
+        </w:rPr>
+        <w:t>None                    null / undefined</w:t>
+      </w:r>
+    </w:p>
+    <w:p>
+      <w:pPr>
+        <w:tabs>
+          <w:tab w:val="left" w:pos="916"/>
+          <w:tab w:val="left" w:pos="1832"/>
+          <w:tab w:val="left" w:pos="2748"/>
+          <w:tab w:val="left" w:pos="3664"/>
+          <w:tab w:val="left" w:pos="4580"/>
+          <w:tab w:val="left" w:pos="5496"/>
+          <w:tab w:val="left" w:pos="6412"/>
+          <w:tab w:val="left" w:pos="7328"/>
+          <w:tab w:val="left" w:pos="8244"/>
+          <w:tab w:val="left" w:pos="9160"/>
+          <w:tab w:val="left" w:pos="10076"/>
+          <w:tab w:val="left" w:pos="10992"/>
+          <w:tab w:val="left" w:pos="11908"/>
+          <w:tab w:val="left" w:pos="12824"/>
+          <w:tab w:val="left" w:pos="13740"/>
+          <w:tab w:val="left" w:pos="14656"/>
+        </w:tabs>
+        <w:spacing w:after="0" w:line="240" w:lineRule="auto"/>
+        <w:rPr>
+          <w:rFonts w:ascii="Courier New" w:eastAsia="Times New Roman" w:hAnsi="Courier New" w:cs="Courier New"/>
+          <w:sz w:val="20"/>
+          <w:szCs w:val="20"/>
+        </w:rPr>
+      </w:pPr>
+      <w:proofErr w:type="gramStart"/>
+      <w:r>
+        <w:rPr>
+          <w:rFonts w:ascii="Courier New" w:eastAsia="Times New Roman" w:hAnsi="Courier New" w:cs="Courier New"/>
+          <w:sz w:val="20"/>
+          <w:szCs w:val="20"/>
+        </w:rPr>
+        <w:t>and</w:t>
+      </w:r>
+      <w:proofErr w:type="gramEnd"/>
+      <w:r>
+        <w:rPr>
+          <w:rFonts w:ascii="Courier New" w:eastAsia="Times New Roman" w:hAnsi="Courier New" w:cs="Courier New"/>
+          <w:sz w:val="20"/>
+          <w:szCs w:val="20"/>
+        </w:rPr>
+        <w:t xml:space="preserve">                     &amp;&amp;</w:t>
+      </w:r>
+    </w:p>
+    <w:p>
+      <w:pPr>
+        <w:tabs>
+          <w:tab w:val="left" w:pos="916"/>
+          <w:tab w:val="left" w:pos="1832"/>
+          <w:tab w:val="left" w:pos="2748"/>
+          <w:tab w:val="left" w:pos="3664"/>
+          <w:tab w:val="left" w:pos="4580"/>
+          <w:tab w:val="left" w:pos="5496"/>
+          <w:tab w:val="left" w:pos="6412"/>
+          <w:tab w:val="left" w:pos="7328"/>
+          <w:tab w:val="left" w:pos="8244"/>
+          <w:tab w:val="left" w:pos="9160"/>
+          <w:tab w:val="left" w:pos="10076"/>
+          <w:tab w:val="left" w:pos="10992"/>
+          <w:tab w:val="left" w:pos="11908"/>
+          <w:tab w:val="left" w:pos="12824"/>
+          <w:tab w:val="left" w:pos="13740"/>
+          <w:tab w:val="left" w:pos="14656"/>
+        </w:tabs>
+        <w:spacing w:after="0" w:line="240" w:lineRule="auto"/>
+        <w:rPr>
+          <w:rFonts w:ascii="Courier New" w:eastAsia="Times New Roman" w:hAnsi="Courier New" w:cs="Courier New"/>
+          <w:sz w:val="20"/>
+          <w:szCs w:val="20"/>
+        </w:rPr>
+      </w:pPr>
+      <w:proofErr w:type="gramStart"/>
+      <w:r>
+        <w:rPr>
+          <w:rFonts w:ascii="Courier New" w:eastAsia="Times New Roman" w:hAnsi="Courier New" w:cs="Courier New"/>
+          <w:sz w:val="20"/>
+          <w:szCs w:val="20"/>
+        </w:rPr>
+        <w:t>or</w:t>
+      </w:r>
+      <w:proofErr w:type="gramEnd"/>
+      <w:r>
+        <w:rPr>
+          <w:rFonts w:ascii="Courier New" w:eastAsia="Times New Roman" w:hAnsi="Courier New" w:cs="Courier New"/>
+          <w:sz w:val="20"/>
+          <w:szCs w:val="20"/>
+        </w:rPr>
+        <w:t xml:space="preserve">                      ||</w:t>
+      </w:r>
+    </w:p>
+    <w:p>
+      <w:pPr>
+        <w:tabs>
+          <w:tab w:val="left" w:pos="916"/>
+          <w:tab w:val="left" w:pos="1832"/>
+          <w:tab w:val="left" w:pos="2748"/>
+          <w:tab w:val="left" w:pos="3664"/>
+          <w:tab w:val="left" w:pos="4580"/>
+          <w:tab w:val="left" w:pos="5496"/>
+          <w:tab w:val="left" w:pos="6412"/>
+          <w:tab w:val="left" w:pos="7328"/>
+          <w:tab w:val="left" w:pos="8244"/>
+          <w:tab w:val="left" w:pos="9160"/>
+          <w:tab w:val="left" w:pos="10076"/>
+          <w:tab w:val="left" w:pos="10992"/>
+          <w:tab w:val="left" w:pos="11908"/>
+          <w:tab w:val="left" w:pos="12824"/>
+          <w:tab w:val="left" w:pos="13740"/>
+          <w:tab w:val="left" w:pos="14656"/>
+        </w:tabs>
+        <w:spacing w:after="0" w:line="240" w:lineRule="auto"/>
+        <w:rPr>
+          <w:rFonts w:ascii="Courier New" w:eastAsia="Times New Roman" w:hAnsi="Courier New" w:cs="Courier New"/>
+          <w:sz w:val="20"/>
+          <w:szCs w:val="20"/>
+        </w:rPr>
+      </w:pPr>
+      <w:proofErr w:type="gramStart"/>
+      <w:r>
+        <w:rPr>
+          <w:rFonts w:ascii="Courier New" w:eastAsia="Times New Roman" w:hAnsi="Courier New" w:cs="Courier New"/>
+          <w:sz w:val="20"/>
+          <w:szCs w:val="20"/>
+        </w:rPr>
+        <w:t>not</w:t>
+      </w:r>
+      <w:proofErr w:type="gramEnd"/>
+      <w:r>
+        <w:rPr>
+          <w:rFonts w:ascii="Courier New" w:eastAsia="Times New Roman" w:hAnsi="Courier New" w:cs="Courier New"/>
+          <w:sz w:val="20"/>
+          <w:szCs w:val="20"/>
+        </w:rPr>
+        <w:t xml:space="preserve">                     !</w:t>
+      </w:r>
+    </w:p>
+    <w:p>
+      <w:pPr>
+        <w:tabs>
+          <w:tab w:val="left" w:pos="916"/>
+          <w:tab w:val="left" w:pos="1832"/>
+          <w:tab w:val="left" w:pos="2748"/>
+          <w:tab w:val="left" w:pos="3664"/>
+          <w:tab w:val="left" w:pos="4580"/>
+          <w:tab w:val="left" w:pos="5496"/>
+          <w:tab w:val="left" w:pos="6412"/>
+          <w:tab w:val="left" w:pos="7328"/>
+          <w:tab w:val="left" w:pos="8244"/>
+          <w:tab w:val="left" w:pos="9160"/>
+          <w:tab w:val="left" w:pos="10076"/>
+          <w:tab w:val="left" w:pos="10992"/>
+          <w:tab w:val="left" w:pos="11908"/>
+          <w:tab w:val="left" w:pos="12824"/>
+          <w:tab w:val="left" w:pos="13740"/>
+          <w:tab w:val="left" w:pos="14656"/>
+        </w:tabs>
+        <w:spacing w:after="0" w:line="240" w:lineRule="auto"/>
+        <w:rPr>
+          <w:rFonts w:ascii="Courier New" w:eastAsia="Times New Roman" w:hAnsi="Courier New" w:cs="Courier New"/>
+          <w:sz w:val="20"/>
+          <w:szCs w:val="20"/>
+        </w:rPr>
+      </w:pPr>
+      <w:r>
+        <w:rPr>
+          <w:rFonts w:ascii="Courier New" w:eastAsia="Times New Roman" w:hAnsi="Courier New" w:cs="Courier New"/>
+          <w:sz w:val="20"/>
+          <w:szCs w:val="20"/>
+        </w:rPr>
+        <w:t xml:space="preserve">True                    </w:t>
+      </w:r>
+      <w:proofErr w:type="spellStart"/>
+      <w:r>
+        <w:rPr>
+          <w:rFonts w:ascii="Courier New" w:eastAsia="Times New Roman" w:hAnsi="Courier New" w:cs="Courier New"/>
+          <w:sz w:val="20"/>
+          <w:szCs w:val="20"/>
+        </w:rPr>
+        <w:t>true</w:t>
+      </w:r>
+      <w:proofErr w:type="spellEnd"/>
+    </w:p>
+    <w:p>
+      <w:pPr>
+        <w:tabs>
+          <w:tab w:val="left" w:pos="916"/>
+          <w:tab w:val="left" w:pos="1832"/>
+          <w:tab w:val="left" w:pos="2748"/>
+          <w:tab w:val="left" w:pos="3664"/>
+          <w:tab w:val="left" w:pos="4580"/>
+          <w:tab w:val="left" w:pos="5496"/>
+          <w:tab w:val="left" w:pos="6412"/>
+          <w:tab w:val="left" w:pos="7328"/>
+          <w:tab w:val="left" w:pos="8244"/>
+          <w:tab w:val="left" w:pos="9160"/>
+          <w:tab w:val="left" w:pos="10076"/>
+          <w:tab w:val="left" w:pos="10992"/>
+          <w:tab w:val="left" w:pos="11908"/>
+          <w:tab w:val="left" w:pos="12824"/>
+          <w:tab w:val="left" w:pos="13740"/>
+          <w:tab w:val="left" w:pos="14656"/>
+        </w:tabs>
+        <w:spacing w:after="0" w:line="240" w:lineRule="auto"/>
+        <w:rPr>
+          <w:rFonts w:ascii="Courier New" w:eastAsia="Times New Roman" w:hAnsi="Courier New" w:cs="Courier New"/>
+          <w:sz w:val="20"/>
+          <w:szCs w:val="20"/>
+        </w:rPr>
+      </w:pPr>
+      <w:r>
+        <w:rPr>
+          <w:rFonts w:ascii="Courier New" w:eastAsia="Times New Roman" w:hAnsi="Courier New" w:cs="Courier New"/>
+          <w:sz w:val="20"/>
+          <w:szCs w:val="20"/>
+        </w:rPr>
+        <w:t xml:space="preserve">False                   </w:t>
+      </w:r>
+      <w:proofErr w:type="spellStart"/>
+      <w:r>
+        <w:rPr>
+          <w:rFonts w:ascii="Courier New" w:eastAsia="Times New Roman" w:hAnsi="Courier New" w:cs="Courier New"/>
+          <w:sz w:val="20"/>
+          <w:szCs w:val="20"/>
+        </w:rPr>
+        <w:t>false</w:t>
+      </w:r>
+      <w:proofErr w:type="spellEnd"/>
+    </w:p>
+    <w:p>
+      <w:pPr>
+        <w:spacing w:before="100" w:beforeAutospacing="1" w:after="100" w:afterAutospacing="1" w:line="240" w:lineRule="auto"/>
+        <w:rPr>
+          <w:rFonts w:ascii="Times New Roman" w:eastAsia="Times New Roman" w:hAnsi="Times New Roman" w:cs="Times New Roman"/>
+          <w:sz w:val="24"/>
+          <w:szCs w:val="24"/>
+        </w:rPr>
+      </w:pPr>
+      <w:r>
+        <w:rPr>
+          <w:rFonts w:ascii="Times New Roman" w:eastAsia="Times New Roman" w:hAnsi="Times New Roman" w:cs="Times New Roman"/>
+          <w:sz w:val="24"/>
+          <w:szCs w:val="24"/>
+        </w:rPr>
+        <w:t xml:space="preserve">For your current level, I would focus heavily on </w:t>
+      </w:r>
+      <w:r>
+        <w:rPr>
+          <w:rFonts w:ascii="Times New Roman" w:eastAsia="Times New Roman" w:hAnsi="Times New Roman" w:cs="Times New Roman"/>
+          <w:b/>
+          <w:bCs/>
+          <w:sz w:val="24"/>
+          <w:szCs w:val="24"/>
+        </w:rPr>
+        <w:t xml:space="preserve">arrays, objects/Map, </w:t>
+      </w:r>
+      <w:r>
+        <w:rPr>
+          <w:rFonts w:ascii="Times New Roman" w:eastAsia="Times New Roman" w:hAnsi="Times New Roman" w:cs="Times New Roman"/>
+          <w:b/>
+          <w:bCs/>
+          <w:sz w:val="24"/>
+          <w:szCs w:val="24"/>
+        </w:rPr>
+        <w:t>Sets</w:t>
+      </w:r>
+      <w:r>
+        <w:rPr>
+          <w:rFonts w:ascii="Times New Roman" w:eastAsia="Times New Roman" w:hAnsi="Times New Roman" w:cs="Times New Roman"/>
+          <w:b/>
+          <w:bCs/>
+          <w:sz w:val="24"/>
+          <w:szCs w:val="24"/>
+        </w:rPr>
+        <w:t>, loops, indexing, sorting, and functions</w:t>
+      </w:r>
+      <w:r>
+        <w:rPr>
+          <w:rFonts w:ascii="Times New Roman" w:eastAsia="Times New Roman" w:hAnsi="Times New Roman" w:cs="Times New Roman"/>
+          <w:sz w:val="24"/>
+          <w:szCs w:val="24"/>
+        </w:rPr>
+        <w:t>. Those will cover a huge percentage of beginner-to-medium DSA questions.</w:t>
+      </w:r>
+    </w:p>
+    <w:p>
+      <w:pPr>
+        <w:spacing w:before="100" w:beforeAutospacing="1" w:after="100" w:afterAutospacing="1" w:line="240" w:lineRule="auto"/>
+        <w:rPr>
+          <w:rFonts w:ascii="Times New Roman" w:eastAsia="Times New Roman" w:hAnsi="Times New Roman" w:cs="Times New Roman"/>
+          <w:sz w:val="24"/>
+          <w:szCs w:val="24"/>
+        </w:rPr>
+      </w:pPr>
+    </w:p>
+    <w:p>
+      <w:pPr>
+        <w:spacing w:before="100" w:beforeAutospacing="1" w:after="100" w:afterAutospacing="1" w:line="240" w:lineRule="auto"/>
+        <w:rPr>
+          <w:rFonts w:ascii="Times New Roman" w:eastAsia="Times New Roman" w:hAnsi="Times New Roman" w:cs="Times New Roman"/>
+          <w:sz w:val="24"/>
+          <w:szCs w:val="24"/>
+        </w:rPr>
+      </w:pPr>
+    </w:p>
+    <w:p/>
     <w:sectPr>
       <w:pgSz w:w="12240" w:h="15840"/>
       <w:pgMar w:top="1417" w:right="1417" w:bottom="1417" w:left="1417" w:header="708" w:footer="708" w:gutter="0"/>
@@ -9044,9 +15015,9 @@
     </w:lvl>
   </w:abstractNum>
   <w:abstractNum w:abstractNumId="5" w15:restartNumberingAfterBreak="0">
-    <w:nsid w:val="6FE91A1E"/>
+    <w:nsid w:val="590C6A4A"/>
     <w:multiLevelType w:val="multilevel"/>
-    <w:tmpl w:val="31226DFC"/>
+    <w:tmpl w:val="D0BEB712"/>
     <w:lvl w:ilvl="0">
       <w:start w:val="1"/>
       <w:numFmt w:val="bullet"/>
@@ -9193,9 +15164,9 @@
     </w:lvl>
   </w:abstractNum>
   <w:abstractNum w:abstractNumId="6" w15:restartNumberingAfterBreak="0">
-    <w:nsid w:val="79952709"/>
+    <w:nsid w:val="6FE91A1E"/>
     <w:multiLevelType w:val="multilevel"/>
-    <w:tmpl w:val="5F8C1104"/>
+    <w:tmpl w:val="31226DFC"/>
     <w:lvl w:ilvl="0">
       <w:start w:val="1"/>
       <w:numFmt w:val="bullet"/>
@@ -9342,9 +15313,9 @@
     </w:lvl>
   </w:abstractNum>
   <w:abstractNum w:abstractNumId="7" w15:restartNumberingAfterBreak="0">
-    <w:nsid w:val="7ADB689A"/>
+    <w:nsid w:val="79952709"/>
     <w:multiLevelType w:val="multilevel"/>
-    <w:tmpl w:val="55C845B8"/>
+    <w:tmpl w:val="5F8C1104"/>
     <w:lvl w:ilvl="0">
       <w:start w:val="1"/>
       <w:numFmt w:val="bullet"/>
@@ -9490,20 +15461,169 @@
       </w:rPr>
     </w:lvl>
   </w:abstractNum>
+  <w:abstractNum w:abstractNumId="8" w15:restartNumberingAfterBreak="0">
+    <w:nsid w:val="7ADB689A"/>
+    <w:multiLevelType w:val="multilevel"/>
+    <w:tmpl w:val="55C845B8"/>
+    <w:lvl w:ilvl="0">
+      <w:start w:val="1"/>
+      <w:numFmt w:val="bullet"/>
+      <w:lvlText w:val=""/>
+      <w:lvlJc w:val="left"/>
+      <w:pPr>
+        <w:tabs>
+          <w:tab w:val="num" w:pos="720"/>
+        </w:tabs>
+        <w:ind w:left="720" w:hanging="360"/>
+      </w:pPr>
+      <w:rPr>
+        <w:rFonts w:ascii="Symbol" w:hAnsi="Symbol" w:hint="default"/>
+        <w:sz w:val="20"/>
+      </w:rPr>
+    </w:lvl>
+    <w:lvl w:ilvl="1" w:tentative="1">
+      <w:start w:val="1"/>
+      <w:numFmt w:val="bullet"/>
+      <w:lvlText w:val="o"/>
+      <w:lvlJc w:val="left"/>
+      <w:pPr>
+        <w:tabs>
+          <w:tab w:val="num" w:pos="1440"/>
+        </w:tabs>
+        <w:ind w:left="1440" w:hanging="360"/>
+      </w:pPr>
+      <w:rPr>
+        <w:rFonts w:ascii="Courier New" w:hAnsi="Courier New" w:hint="default"/>
+        <w:sz w:val="20"/>
+      </w:rPr>
+    </w:lvl>
+    <w:lvl w:ilvl="2" w:tentative="1">
+      <w:start w:val="1"/>
+      <w:numFmt w:val="bullet"/>
+      <w:lvlText w:val=""/>
+      <w:lvlJc w:val="left"/>
+      <w:pPr>
+        <w:tabs>
+          <w:tab w:val="num" w:pos="2160"/>
+        </w:tabs>
+        <w:ind w:left="2160" w:hanging="360"/>
+      </w:pPr>
+      <w:rPr>
+        <w:rFonts w:ascii="Wingdings" w:hAnsi="Wingdings" w:hint="default"/>
+        <w:sz w:val="20"/>
+      </w:rPr>
+    </w:lvl>
+    <w:lvl w:ilvl="3" w:tentative="1">
+      <w:start w:val="1"/>
+      <w:numFmt w:val="bullet"/>
+      <w:lvlText w:val=""/>
+      <w:lvlJc w:val="left"/>
+      <w:pPr>
+        <w:tabs>
+          <w:tab w:val="num" w:pos="2880"/>
+        </w:tabs>
+        <w:ind w:left="2880" w:hanging="360"/>
+      </w:pPr>
+      <w:rPr>
+        <w:rFonts w:ascii="Wingdings" w:hAnsi="Wingdings" w:hint="default"/>
+        <w:sz w:val="20"/>
+      </w:rPr>
+    </w:lvl>
+    <w:lvl w:ilvl="4" w:tentative="1">
+      <w:start w:val="1"/>
+      <w:numFmt w:val="bullet"/>
+      <w:lvlText w:val=""/>
+      <w:lvlJc w:val="left"/>
+      <w:pPr>
+        <w:tabs>
+          <w:tab w:val="num" w:pos="3600"/>
+        </w:tabs>
+        <w:ind w:left="3600" w:hanging="360"/>
+      </w:pPr>
+      <w:rPr>
+        <w:rFonts w:ascii="Wingdings" w:hAnsi="Wingdings" w:hint="default"/>
+        <w:sz w:val="20"/>
+      </w:rPr>
+    </w:lvl>
+    <w:lvl w:ilvl="5" w:tentative="1">
+      <w:start w:val="1"/>
+      <w:numFmt w:val="bullet"/>
+      <w:lvlText w:val=""/>
+      <w:lvlJc w:val="left"/>
+      <w:pPr>
+        <w:tabs>
+          <w:tab w:val="num" w:pos="4320"/>
+        </w:tabs>
+        <w:ind w:left="4320" w:hanging="360"/>
+      </w:pPr>
+      <w:rPr>
+        <w:rFonts w:ascii="Wingdings" w:hAnsi="Wingdings" w:hint="default"/>
+        <w:sz w:val="20"/>
+      </w:rPr>
+    </w:lvl>
+    <w:lvl w:ilvl="6" w:tentative="1">
+      <w:start w:val="1"/>
+      <w:numFmt w:val="bullet"/>
+      <w:lvlText w:val=""/>
+      <w:lvlJc w:val="left"/>
+      <w:pPr>
+        <w:tabs>
+          <w:tab w:val="num" w:pos="5040"/>
+        </w:tabs>
+        <w:ind w:left="5040" w:hanging="360"/>
+      </w:pPr>
+      <w:rPr>
+        <w:rFonts w:ascii="Wingdings" w:hAnsi="Wingdings" w:hint="default"/>
+        <w:sz w:val="20"/>
+      </w:rPr>
+    </w:lvl>
+    <w:lvl w:ilvl="7" w:tentative="1">
+      <w:start w:val="1"/>
+      <w:numFmt w:val="bullet"/>
+      <w:lvlText w:val=""/>
+      <w:lvlJc w:val="left"/>
+      <w:pPr>
+        <w:tabs>
+          <w:tab w:val="num" w:pos="5760"/>
+        </w:tabs>
+        <w:ind w:left="5760" w:hanging="360"/>
+      </w:pPr>
+      <w:rPr>
+        <w:rFonts w:ascii="Wingdings" w:hAnsi="Wingdings" w:hint="default"/>
+        <w:sz w:val="20"/>
+      </w:rPr>
+    </w:lvl>
+    <w:lvl w:ilvl="8" w:tentative="1">
+      <w:start w:val="1"/>
+      <w:numFmt w:val="bullet"/>
+      <w:lvlText w:val=""/>
+      <w:lvlJc w:val="left"/>
+      <w:pPr>
+        <w:tabs>
+          <w:tab w:val="num" w:pos="6480"/>
+        </w:tabs>
+        <w:ind w:left="6480" w:hanging="360"/>
+      </w:pPr>
+      <w:rPr>
+        <w:rFonts w:ascii="Wingdings" w:hAnsi="Wingdings" w:hint="default"/>
+        <w:sz w:val="20"/>
+      </w:rPr>
+    </w:lvl>
+  </w:abstractNum>
   <w:num w:numId="1">
     <w:abstractNumId w:val="3"/>
   </w:num>
   <w:num w:numId="2">
-    <w:abstractNumId w:val="5"/>
+    <w:abstractNumId w:val="6"/>
   </w:num>
   <w:num w:numId="3">
-    <w:abstractNumId w:val="7"/>
+    <w:abstractNumId w:val="8"/>
   </w:num>
   <w:num w:numId="4">
     <w:abstractNumId w:val="0"/>
   </w:num>
   <w:num w:numId="5">
-    <w:abstractNumId w:val="6"/>
+    <w:abstractNumId w:val="7"/>
   </w:num>
   <w:num w:numId="6">
     <w:abstractNumId w:val="2"/>
@@ -9513,6 +15633,9 @@
   </w:num>
   <w:num w:numId="8">
     <w:abstractNumId w:val="4"/>
+  </w:num>
+  <w:num w:numId="9">
+    <w:abstractNumId w:val="5"/>
   </w:num>
 </w:numbering>
 </file>
@@ -10131,6 +16254,16 @@
     <w:basedOn w:val="DefaultParagraphFont"/>
     <w:rsid w:val="00B13F47"/>
   </w:style>
+  <w:style w:type="character" w:customStyle="1" w:styleId="t">
+    <w:name w:val="ͼt"/>
+    <w:basedOn w:val="DefaultParagraphFont"/>
+    <w:rsid w:val="00953025"/>
+  </w:style>
+  <w:style w:type="character" w:customStyle="1" w:styleId="z">
+    <w:name w:val="ͼz"/>
+    <w:basedOn w:val="DefaultParagraphFont"/>
+    <w:rsid w:val="00953025"/>
+  </w:style>
 </w:styles>
 </file>
 
